--- a/server/docs/templates/ofertaOOOBalashovIP.docx
+++ b/server/docs/templates/ofertaOOOBalashovIP.docx
@@ -19,8 +19,18 @@
           <w:b/>
           <w:sz w:val="22"/>
           <w:szCs w:val="22"/>
-        </w:rPr>
-        <w:t>Договор-оферта на оказание услуг</w:t>
+          <w:lang w:val="en-US"/>
+        </w:rPr>
+        <w:t>Д</w:t>
+      </w:r>
+      <w:r>
+        <w:rPr>
+          <w:rFonts w:ascii="Arial" w:eastAsia="Arial" w:hAnsi="Arial" w:cs="Arial"/>
+          <w:b/>
+          <w:sz w:val="22"/>
+          <w:szCs w:val="22"/>
+        </w:rPr>
+        <w:t>оговор-оферта на оказание услуг</w:t>
       </w:r>
     </w:p>
     <w:p>
@@ -72,6 +82,131 @@
           <w:szCs w:val="22"/>
         </w:rPr>
         <w:t xml:space="preserve">»), расположенной по адресу: </w:t>
+      </w:r>
+      <w:r>
+        <w:fldChar w:fldCharType="begin"/>
+      </w:r>
+      <w:r>
+        <w:instrText>HYPERLINK "http://www.harmex.ru/" \h</w:instrText>
+      </w:r>
+      <w:r>
+        <w:fldChar w:fldCharType="separate"/>
+      </w:r>
+      <w:r>
+        <w:rPr>
+          <w:rStyle w:val="ListLabel1"/>
+        </w:rPr>
+        <w:t>www.harmex.ru</w:t>
+      </w:r>
+      <w:r>
+        <w:fldChar w:fldCharType="end"/>
+      </w:r>
+      <w:r>
+        <w:rPr>
+          <w:rFonts w:ascii="Arial" w:eastAsia="Arial" w:hAnsi="Arial" w:cs="Arial"/>
+          <w:color w:val="000000"/>
+          <w:sz w:val="22"/>
+          <w:szCs w:val="22"/>
+        </w:rPr>
+        <w:t xml:space="preserve"> заключить договор (далее - «</w:t>
+      </w:r>
+      <w:r>
+        <w:rPr>
+          <w:rFonts w:ascii="Arial" w:eastAsia="Arial" w:hAnsi="Arial" w:cs="Arial"/>
+          <w:b/>
+          <w:color w:val="000000"/>
+          <w:sz w:val="22"/>
+          <w:szCs w:val="22"/>
+        </w:rPr>
+        <w:t>Договор</w:t>
+      </w:r>
+      <w:r>
+        <w:rPr>
+          <w:rFonts w:ascii="Arial" w:eastAsia="Arial" w:hAnsi="Arial" w:cs="Arial"/>
+          <w:color w:val="000000"/>
+          <w:sz w:val="22"/>
+          <w:szCs w:val="22"/>
+        </w:rPr>
+        <w:t xml:space="preserve">») между </w:t>
+      </w:r>
+      <w:bookmarkStart w:id="0" w:name="__DdeLink__1359_3915630491"/>
+      <w:r>
+        <w:rPr>
+          <w:rFonts w:ascii="Arial" w:eastAsia="Arial" w:hAnsi="Arial" w:cs="Arial"/>
+          <w:color w:val="000000"/>
+          <w:sz w:val="22"/>
+          <w:szCs w:val="22"/>
+        </w:rPr>
+        <w:t>исполнителем</w:t>
+      </w:r>
+      <w:bookmarkEnd w:id="0"/>
+      <w:r>
+        <w:rPr>
+          <w:rFonts w:ascii="Arial" w:eastAsia="Arial" w:hAnsi="Arial" w:cs="Arial"/>
+          <w:color w:val="000000"/>
+          <w:sz w:val="22"/>
+          <w:szCs w:val="22"/>
+        </w:rPr>
+        <w:t xml:space="preserve"> Платформы </w:t>
+      </w:r>
+      <w:r>
+        <w:rPr>
+          <w:rFonts w:ascii="Arial" w:eastAsia="Arial" w:hAnsi="Arial" w:cs="Arial"/>
+          <w:sz w:val="22"/>
+          <w:szCs w:val="22"/>
+        </w:rPr>
+        <w:t>Индивидуальный предприниматель Балашов Андрей Эдуардович (ИНН: 644651000810, ОГРНИП: 323645700117862)</w:t>
+      </w:r>
+      <w:r>
+        <w:rPr>
+          <w:rFonts w:ascii="Arial" w:eastAsia="Arial" w:hAnsi="Arial" w:cs="Arial"/>
+          <w:color w:val="000000"/>
+          <w:sz w:val="22"/>
+          <w:szCs w:val="22"/>
+        </w:rPr>
+        <w:t xml:space="preserve"> (далее – «</w:t>
+      </w:r>
+      <w:r>
+        <w:rPr>
+          <w:rFonts w:ascii="Arial" w:eastAsia="Arial" w:hAnsi="Arial" w:cs="Arial"/>
+          <w:b/>
+          <w:color w:val="000000"/>
+          <w:sz w:val="22"/>
+          <w:szCs w:val="22"/>
+        </w:rPr>
+        <w:t>Исполнитель</w:t>
+      </w:r>
+      <w:r>
+        <w:rPr>
+          <w:rFonts w:ascii="Arial" w:eastAsia="Arial" w:hAnsi="Arial" w:cs="Arial"/>
+          <w:color w:val="000000"/>
+          <w:sz w:val="22"/>
+          <w:szCs w:val="22"/>
+        </w:rPr>
+        <w:t>»), на указанных ниже условиях.</w:t>
+      </w:r>
+    </w:p>
+    <w:p>
+      <w:pPr>
+        <w:spacing w:after="120"/>
+        <w:ind w:left="-566"/>
+      </w:pPr>
+      <w:r>
+        <w:rPr>
+          <w:rFonts w:ascii="Arial" w:eastAsia="Arial" w:hAnsi="Arial" w:cs="Arial"/>
+          <w:color w:val="000000"/>
+          <w:sz w:val="22"/>
+          <w:szCs w:val="22"/>
+        </w:rPr>
+        <w:t>Безусловным принятием (акцептом) условий настоящего Договора считается регистрация на веб-сайт</w:t>
+      </w:r>
+      <w:r>
+        <w:rPr>
+          <w:rFonts w:ascii="Arial" w:eastAsia="Arial" w:hAnsi="Arial" w:cs="Arial"/>
+          <w:sz w:val="22"/>
+          <w:szCs w:val="22"/>
+        </w:rPr>
+        <w:t xml:space="preserve">е </w:t>
       </w:r>
       <w:hyperlink r:id="rId8">
         <w:r>
@@ -88,128 +223,13 @@
           <w:sz w:val="22"/>
           <w:szCs w:val="22"/>
         </w:rPr>
-        <w:t xml:space="preserve"> заключить договор (далее - «</w:t>
-      </w:r>
-      <w:r>
-        <w:rPr>
-          <w:rFonts w:ascii="Arial" w:eastAsia="Arial" w:hAnsi="Arial" w:cs="Arial"/>
-          <w:b/>
-          <w:color w:val="000000"/>
-          <w:sz w:val="22"/>
-          <w:szCs w:val="22"/>
-        </w:rPr>
-        <w:t>Договор</w:t>
-      </w:r>
-      <w:r>
-        <w:rPr>
-          <w:rFonts w:ascii="Arial" w:eastAsia="Arial" w:hAnsi="Arial" w:cs="Arial"/>
-          <w:color w:val="000000"/>
-          <w:sz w:val="22"/>
-          <w:szCs w:val="22"/>
-        </w:rPr>
-        <w:t xml:space="preserve">») между </w:t>
-      </w:r>
-      <w:bookmarkStart w:id="0" w:name="__DdeLink__1359_3915630491"/>
-      <w:r>
-        <w:rPr>
-          <w:rFonts w:ascii="Arial" w:eastAsia="Arial" w:hAnsi="Arial" w:cs="Arial"/>
-          <w:color w:val="000000"/>
-          <w:sz w:val="22"/>
-          <w:szCs w:val="22"/>
-        </w:rPr>
-        <w:t>исполнителем</w:t>
-      </w:r>
-      <w:bookmarkEnd w:id="0"/>
-      <w:r>
-        <w:rPr>
-          <w:rFonts w:ascii="Arial" w:eastAsia="Arial" w:hAnsi="Arial" w:cs="Arial"/>
-          <w:color w:val="000000"/>
-          <w:sz w:val="22"/>
-          <w:szCs w:val="22"/>
-        </w:rPr>
-        <w:t xml:space="preserve"> Платформы </w:t>
-      </w:r>
-      <w:r>
-        <w:rPr>
-          <w:rFonts w:ascii="Arial" w:eastAsia="Arial" w:hAnsi="Arial" w:cs="Arial"/>
-          <w:sz w:val="22"/>
-          <w:szCs w:val="22"/>
-        </w:rPr>
-        <w:t>Индивидуальный предприниматель Балашов Андрей Эдуардович (ИНН: 644651000810, ОГРНИП: 323645700117862)</w:t>
-      </w:r>
-      <w:r>
-        <w:rPr>
-          <w:rFonts w:ascii="Arial" w:eastAsia="Arial" w:hAnsi="Arial" w:cs="Arial"/>
-          <w:color w:val="000000"/>
-          <w:sz w:val="22"/>
-          <w:szCs w:val="22"/>
-        </w:rPr>
-        <w:t xml:space="preserve"> (далее – «</w:t>
-      </w:r>
-      <w:r>
-        <w:rPr>
-          <w:rFonts w:ascii="Arial" w:eastAsia="Arial" w:hAnsi="Arial" w:cs="Arial"/>
-          <w:b/>
-          <w:color w:val="000000"/>
-          <w:sz w:val="22"/>
-          <w:szCs w:val="22"/>
-        </w:rPr>
-        <w:t>Исполнитель</w:t>
-      </w:r>
-      <w:r>
-        <w:rPr>
-          <w:rFonts w:ascii="Arial" w:eastAsia="Arial" w:hAnsi="Arial" w:cs="Arial"/>
-          <w:color w:val="000000"/>
-          <w:sz w:val="22"/>
-          <w:szCs w:val="22"/>
-        </w:rPr>
-        <w:t>»), на указанных ниже условиях.</w:t>
+        <w:t xml:space="preserve"> и любые последующие действия по использованию Платформы. Акцепт настоящего Договора на иных условиях, отличных от тех, что указаны в настоящем Договоре, либо акцепт под условием, не допускается.</w:t>
       </w:r>
     </w:p>
     <w:p>
       <w:pPr>
         <w:spacing w:after="120"/>
         <w:ind w:left="-566"/>
-      </w:pPr>
-      <w:r>
-        <w:rPr>
-          <w:rFonts w:ascii="Arial" w:eastAsia="Arial" w:hAnsi="Arial" w:cs="Arial"/>
-          <w:color w:val="000000"/>
-          <w:sz w:val="22"/>
-          <w:szCs w:val="22"/>
-        </w:rPr>
-        <w:t>Безусловным принятием (акцептом) условий настоящего Договора считается регистрация на веб-сайт</w:t>
-      </w:r>
-      <w:r>
-        <w:rPr>
-          <w:rFonts w:ascii="Arial" w:eastAsia="Arial" w:hAnsi="Arial" w:cs="Arial"/>
-          <w:sz w:val="22"/>
-          <w:szCs w:val="22"/>
-        </w:rPr>
-        <w:t xml:space="preserve">е </w:t>
-      </w:r>
-      <w:hyperlink r:id="rId9">
-        <w:r>
-          <w:rPr>
-            <w:rStyle w:val="ListLabel1"/>
-          </w:rPr>
-          <w:t>www.harmex.ru</w:t>
-        </w:r>
-      </w:hyperlink>
-      <w:r>
-        <w:rPr>
-          <w:rFonts w:ascii="Arial" w:eastAsia="Arial" w:hAnsi="Arial" w:cs="Arial"/>
-          <w:color w:val="000000"/>
-          <w:sz w:val="22"/>
-          <w:szCs w:val="22"/>
-        </w:rPr>
-        <w:t xml:space="preserve"> и любые последующие действия по использованию Платформы. Акцепт настоящего Договора на иных условиях, отличных от тех, что указаны в настоящем Договоре, либо акцепт под условием, не допускается.</w:t>
-      </w:r>
-    </w:p>
-    <w:p>
-      <w:pPr>
-        <w:spacing w:after="120"/>
-        <w:ind w:left="-566"/>
         <w:rPr>
           <w:rFonts w:ascii="Arial" w:eastAsia="Arial" w:hAnsi="Arial" w:cs="Arial"/>
           <w:color w:val="000000"/>
@@ -243,16 +263,7 @@
           <w:sz w:val="22"/>
           <w:szCs w:val="22"/>
         </w:rPr>
-        <w:t xml:space="preserve">», Исполнитель и </w:t>
-      </w:r>
-      <w:r>
-        <w:rPr>
-          <w:rFonts w:ascii="Arial" w:eastAsia="Arial" w:hAnsi="Arial" w:cs="Arial"/>
-          <w:color w:val="000000"/>
-          <w:sz w:val="22"/>
-          <w:szCs w:val="22"/>
-        </w:rPr>
-        <w:t>Пользователь совместно именуются «</w:t>
+        <w:t>», Исполнитель и Пользователь совместно именуются «</w:t>
       </w:r>
       <w:r>
         <w:rPr>
@@ -1212,16 +1223,7 @@
           <w:sz w:val="22"/>
           <w:szCs w:val="22"/>
         </w:rPr>
-        <w:t> Используя материалы Исполнителя, а также используя Платформу, Пользователь признает и соглашается с тем, что все содержимое Платформы, алгоритмы, дизайн, логотипы, контент и структура содержимого Платформы защищены авторским правом, правом на товарный знак и другими правами на результаты интеллектуальной деятельности и что указанные права являются действительными и охраняются во всех формах, на всех носителях и в отношении всех технологий, как существующих в настоящее время, так и разработанных или созданн</w:t>
-      </w:r>
-      <w:r>
-        <w:rPr>
-          <w:rFonts w:ascii="Arial" w:eastAsia="Arial" w:hAnsi="Arial" w:cs="Arial"/>
-          <w:color w:val="000000"/>
-          <w:sz w:val="22"/>
-          <w:szCs w:val="22"/>
-        </w:rPr>
-        <w:t>ых впоследствии. Никакие права на любое содержимое материалов и Платформы, принадлежащих Исполнителю, включая, помимо прочего, аудиовизуальные произведения, текстовые и графические материалы, программы для ЭВМ, товарные знаки не переходят к Пользователю в результате пользования материалами и Платформой и заключения Договора.</w:t>
+        <w:t> Используя материалы Исполнителя, а также используя Платформу, Пользователь признает и соглашается с тем, что все содержимое Платформы, алгоритмы, дизайн, логотипы, контент и структура содержимого Платформы защищены авторским правом, правом на товарный знак и другими правами на результаты интеллектуальной деятельности и что указанные права являются действительными и охраняются во всех формах, на всех носителях и в отношении всех технологий, как существующих в настоящее время, так и разработанных или созданных впоследствии. Никакие права на любое содержимое материалов и Платформы, принадлежащих Исполнителю, включая, помимо прочего, аудиовизуальные произведения, текстовые и графические материалы, программы для ЭВМ, товарные знаки не переходят к Пользователю в результате пользования материалами и Платформой и заключения Договора.</w:t>
       </w:r>
     </w:p>
     <w:p>
@@ -1536,16 +1538,7 @@
           <w:sz w:val="22"/>
           <w:szCs w:val="22"/>
         </w:rPr>
-        <w:t xml:space="preserve">соблюдать условия настоящего Договора, с вносимыми время от время изменениями, а в случае несогласия с такими изменениями прекратить </w:t>
-      </w:r>
-      <w:r>
-        <w:rPr>
-          <w:rFonts w:ascii="Arial" w:eastAsia="Arial" w:hAnsi="Arial" w:cs="Arial"/>
-          <w:color w:val="000000"/>
-          <w:sz w:val="22"/>
-          <w:szCs w:val="22"/>
-        </w:rPr>
-        <w:t>использование Платформы.</w:t>
+        <w:t>соблюдать условия настоящего Договора, с вносимыми время от время изменениями, а в случае несогласия с такими изменениями прекратить использование Платформы.</w:t>
       </w:r>
     </w:p>
     <w:p>
@@ -2118,16 +2111,7 @@
           <w:sz w:val="22"/>
           <w:szCs w:val="22"/>
         </w:rPr>
-        <w:t xml:space="preserve">Пользователь может связаться с Исполнителем в форме обратной связи, чат-боте поддержки или с помощью адреса электронной почты Исполнителя, </w:t>
-      </w:r>
-      <w:r>
-        <w:rPr>
-          <w:rFonts w:ascii="Arial" w:eastAsia="Arial" w:hAnsi="Arial" w:cs="Arial"/>
-          <w:color w:val="000000"/>
-          <w:sz w:val="22"/>
-          <w:szCs w:val="22"/>
-        </w:rPr>
-        <w:t>указанного на Платформе.</w:t>
+        <w:t>Пользователь может связаться с Исполнителем в форме обратной связи, чат-боте поддержки или с помощью адреса электронной почты Исполнителя, указанного на Платформе.</w:t>
       </w:r>
     </w:p>
     <w:p>
@@ -2934,7 +2918,7 @@
               <w:shd w:val="clear" w:color="auto" w:fill="FFFFFF"/>
               <w:spacing w:after="0"/>
             </w:pPr>
-            <w:hyperlink r:id="rId10">
+            <w:hyperlink r:id="rId9">
               <w:r>
                 <w:rPr>
                   <w:rStyle w:val="ListLabel2"/>
@@ -3064,6 +3048,7 @@
               <w:t>{{</w:t>
             </w:r>
             <w:bookmarkStart w:id="3" w:name="__DdeLink__502_18922726291"/>
+            <w:proofErr w:type="spellStart"/>
             <w:r>
               <w:rPr>
                 <w:b/>
@@ -3074,6 +3059,7 @@
               <w:t>fioFirst</w:t>
             </w:r>
             <w:bookmarkEnd w:id="3"/>
+            <w:proofErr w:type="spellEnd"/>
             <w:r>
               <w:rPr>
                 <w:b/>
@@ -3130,7 +3116,23 @@
                 <w:highlight w:val="white"/>
                 <w:lang w:val="en-US"/>
               </w:rPr>
-              <w:t>{{ogrn}}</w:t>
+              <w:t>{{</w:t>
+            </w:r>
+            <w:proofErr w:type="spellStart"/>
+            <w:r>
+              <w:rPr>
+                <w:highlight w:val="white"/>
+                <w:lang w:val="en-US"/>
+              </w:rPr>
+              <w:t>ogrn</w:t>
+            </w:r>
+            <w:proofErr w:type="spellEnd"/>
+            <w:r>
+              <w:rPr>
+                <w:highlight w:val="white"/>
+                <w:lang w:val="en-US"/>
+              </w:rPr>
+              <w:t>}}</w:t>
             </w:r>
           </w:p>
         </w:tc>
@@ -3314,7 +3316,23 @@
                 <w:highlight w:val="white"/>
                 <w:lang w:val="en-US"/>
               </w:rPr>
-              <w:t>{{bik}}</w:t>
+              <w:t>{{</w:t>
+            </w:r>
+            <w:proofErr w:type="spellStart"/>
+            <w:r>
+              <w:rPr>
+                <w:highlight w:val="white"/>
+                <w:lang w:val="en-US"/>
+              </w:rPr>
+              <w:t>bik</w:t>
+            </w:r>
+            <w:proofErr w:type="spellEnd"/>
+            <w:r>
+              <w:rPr>
+                <w:highlight w:val="white"/>
+                <w:lang w:val="en-US"/>
+              </w:rPr>
+              <w:t>}}</w:t>
             </w:r>
           </w:p>
         </w:tc>
@@ -3360,7 +3378,23 @@
                 <w:highlight w:val="white"/>
                 <w:lang w:val="en-US"/>
               </w:rPr>
-              <w:t>{{rs}}</w:t>
+              <w:t>{{</w:t>
+            </w:r>
+            <w:proofErr w:type="spellStart"/>
+            <w:r>
+              <w:rPr>
+                <w:highlight w:val="white"/>
+                <w:lang w:val="en-US"/>
+              </w:rPr>
+              <w:t>rs</w:t>
+            </w:r>
+            <w:proofErr w:type="spellEnd"/>
+            <w:r>
+              <w:rPr>
+                <w:highlight w:val="white"/>
+                <w:lang w:val="en-US"/>
+              </w:rPr>
+              <w:t>}}</w:t>
             </w:r>
           </w:p>
         </w:tc>
@@ -3406,7 +3440,23 @@
                 <w:highlight w:val="white"/>
                 <w:lang w:val="en-US"/>
               </w:rPr>
-              <w:t>{{ks}}</w:t>
+              <w:t>{{</w:t>
+            </w:r>
+            <w:proofErr w:type="spellStart"/>
+            <w:r>
+              <w:rPr>
+                <w:highlight w:val="white"/>
+                <w:lang w:val="en-US"/>
+              </w:rPr>
+              <w:t>ks</w:t>
+            </w:r>
+            <w:proofErr w:type="spellEnd"/>
+            <w:r>
+              <w:rPr>
+                <w:highlight w:val="white"/>
+                <w:lang w:val="en-US"/>
+              </w:rPr>
+              <w:t>}}</w:t>
             </w:r>
           </w:p>
         </w:tc>
@@ -3644,13 +3694,45 @@
               <w:spacing w:after="0"/>
               <w:jc w:val="center"/>
             </w:pPr>
+            <w:proofErr w:type="spellStart"/>
             <w:r>
               <w:rPr>
                 <w:sz w:val="20"/>
                 <w:szCs w:val="20"/>
                 <w:highlight w:val="white"/>
-              </w:rPr>
-              <w:t>Новиков Андрей Валерьевич</w:t>
+                <w:lang w:val="en-US"/>
+              </w:rPr>
+              <w:t>Балашов</w:t>
+            </w:r>
+            <w:proofErr w:type="spellEnd"/>
+            <w:r>
+              <w:rPr>
+                <w:sz w:val="20"/>
+                <w:szCs w:val="20"/>
+                <w:highlight w:val="white"/>
+                <w:lang w:val="en-US"/>
+              </w:rPr>
+              <w:t xml:space="preserve"> </w:t>
+            </w:r>
+            <w:proofErr w:type="spellStart"/>
+            <w:r>
+              <w:rPr>
+                <w:sz w:val="20"/>
+                <w:szCs w:val="20"/>
+                <w:highlight w:val="white"/>
+                <w:lang w:val="en-US"/>
+              </w:rPr>
+              <w:t>Андрей</w:t>
+            </w:r>
+            <w:proofErr w:type="spellEnd"/>
+            <w:r>
+              <w:rPr>
+                <w:sz w:val="20"/>
+                <w:szCs w:val="20"/>
+                <w:highlight w:val="white"/>
+                <w:lang w:val="en-US"/>
+              </w:rPr>
+              <w:t xml:space="preserve"> Эдуардович</w:t>
             </w:r>
           </w:p>
         </w:tc>
@@ -3693,6 +3775,7 @@
               </w:rPr>
               <w:t>{{</w:t>
             </w:r>
+            <w:proofErr w:type="spellStart"/>
             <w:r>
               <w:rPr>
                 <w:sz w:val="20"/>
@@ -3701,6 +3784,7 @@
               </w:rPr>
               <w:t>fio</w:t>
             </w:r>
+            <w:proofErr w:type="spellEnd"/>
             <w:r>
               <w:rPr>
                 <w:sz w:val="18"/>
@@ -3785,7 +3869,7 @@
     </w:tbl>
     <w:p/>
     <w:sectPr>
-      <w:headerReference w:type="default" r:id="rId11"/>
+      <w:headerReference w:type="default" r:id="rId10"/>
       <w:pgSz w:w="11906" w:h="16838"/>
       <w:pgMar w:top="1134" w:right="850" w:bottom="1134" w:left="1701" w:header="708" w:footer="0" w:gutter="0"/>
       <w:pgNumType w:start="1"/>
@@ -3864,15 +3948,7 @@
         <w:sz w:val="22"/>
         <w:szCs w:val="22"/>
       </w:rPr>
-      <w:t xml:space="preserve">Редакция от 15.11. 2024 </w:t>
-    </w:r>
-    <w:r>
-      <w:rPr>
-        <w:rFonts w:ascii="Arial" w:eastAsia="Arial" w:hAnsi="Arial" w:cs="Arial"/>
-        <w:sz w:val="22"/>
-        <w:szCs w:val="22"/>
-      </w:rPr>
-      <w:t>г.</w:t>
+      <w:t>Редакция от 15.11. 2024 г.</w:t>
     </w:r>
   </w:p>
 </w:hdr>
@@ -4938,7 +5014,6 @@
     <w:rPr>
       <w:color w:val="000080"/>
       <w:u w:val="single"/>
-      <w:lang/>
     </w:rPr>
   </w:style>
   <w:style w:type="character" w:customStyle="1" w:styleId="ListLabel2">

--- a/server/docs/templates/ofertaOOOBalashovIP.docx
+++ b/server/docs/templates/ofertaOOOBalashovIP.docx
@@ -1,31 +1,33 @@
 
 <file path=word/document.xml><?xml version="1.0" encoding="utf-8"?>
-<w:document xmlns:wpc="http://schemas.microsoft.com/office/word/2010/wordprocessingCanvas" xmlns:cx="http://schemas.microsoft.com/office/drawing/2014/chartex" xmlns:cx1="http://schemas.microsoft.com/office/drawing/2015/9/8/chartex" xmlns:cx2="http://schemas.microsoft.com/office/drawing/2015/10/21/chartex" xmlns:cx3="http://schemas.microsoft.com/office/drawing/2016/5/9/chartex" xmlns:cx4="http://schemas.microsoft.com/office/drawing/2016/5/10/chartex" xmlns:cx5="http://schemas.microsoft.com/office/drawing/2016/5/11/chartex" xmlns:cx6="http://schemas.microsoft.com/office/drawing/2016/5/12/chartex" xmlns:cx7="http://schemas.microsoft.com/office/drawing/2016/5/13/chartex" xmlns:cx8="http://schemas.microsoft.com/office/drawing/2016/5/14/chartex" xmlns:mc="http://schemas.openxmlformats.org/markup-compatibility/2006" xmlns:aink="http://schemas.microsoft.com/office/drawing/2016/ink" xmlns:am3d="http://schemas.microsoft.com/office/drawing/2017/model3d" xmlns:o="urn:schemas-microsoft-com:office:office" xmlns:oel="http://schemas.microsoft.com/office/2019/extlst" xmlns:r="http://schemas.openxmlformats.org/officeDocument/2006/relationships" xmlns:m="http://schemas.openxmlformats.org/officeDocument/2006/math" xmlns:v="urn:schemas-microsoft-com:vml" xmlns:wp14="http://schemas.microsoft.com/office/word/2010/wordprocessingDrawing" xmlns:wp="http://schemas.openxmlformats.org/drawingml/2006/wordprocessingDrawing" xmlns:w10="urn:schemas-microsoft-com:office:word" xmlns:w="http://schemas.openxmlformats.org/wordprocessingml/2006/main" xmlns:w14="http://schemas.microsoft.com/office/word/2010/wordml" xmlns:w15="http://schemas.microsoft.com/office/word/2012/wordml" xmlns:w16cex="http://schemas.microsoft.com/office/word/2018/wordml/cex" xmlns:w16cid="http://schemas.microsoft.com/office/word/2016/wordml/cid" xmlns:w16="http://schemas.microsoft.com/office/word/2018/wordml" xmlns:w16du="http://schemas.microsoft.com/office/word/2023/wordml/word16du" xmlns:w16sdtdh="http://schemas.microsoft.com/office/word/2020/wordml/sdtdatahash" xmlns:w16se="http://schemas.microsoft.com/office/word/2015/wordml/symex" xmlns:wpg="http://schemas.microsoft.com/office/word/2010/wordprocessingGroup" xmlns:wpi="http://schemas.microsoft.com/office/word/2010/wordprocessingInk" xmlns:wne="http://schemas.microsoft.com/office/word/2006/wordml" xmlns:wps="http://schemas.microsoft.com/office/word/2010/wordprocessingShape" mc:Ignorable="w14 w15 w16se w16cid w16 w16cex w16sdtdh w16du wp14">
+<w:document xmlns:o="urn:schemas-microsoft-com:office:office" xmlns:r="http://schemas.openxmlformats.org/officeDocument/2006/relationships" xmlns:v="urn:schemas-microsoft-com:vml" xmlns:w="http://schemas.openxmlformats.org/wordprocessingml/2006/main" xmlns:w10="urn:schemas-microsoft-com:office:word" xmlns:wp="http://schemas.openxmlformats.org/drawingml/2006/wordprocessingDrawing" xmlns:wps="http://schemas.microsoft.com/office/word/2010/wordprocessingShape" xmlns:wpg="http://schemas.microsoft.com/office/word/2010/wordprocessingGroup" xmlns:mc="http://schemas.openxmlformats.org/markup-compatibility/2006" xmlns:wp14="http://schemas.microsoft.com/office/word/2010/wordprocessingDrawing" xmlns:w14="http://schemas.microsoft.com/office/word/2010/wordml" mc:Ignorable="w14 wp14">
   <w:body>
     <w:p>
       <w:pPr>
-        <w:ind w:left="-566"/>
+        <w:pStyle w:val="Normal"/>
+        <w:ind w:left="-566" w:hanging="0"/>
         <w:jc w:val="center"/>
         <w:rPr>
-          <w:rFonts w:ascii="Arial" w:eastAsia="Arial" w:hAnsi="Arial" w:cs="Arial"/>
+          <w:rFonts w:ascii="Arial" w:hAnsi="Arial" w:eastAsia="Arial" w:cs="Arial"/>
           <w:b/>
-          <w:sz w:val="22"/>
-          <w:szCs w:val="22"/>
-        </w:rPr>
-      </w:pPr>
-      <w:r>
-        <w:rPr>
-          <w:rFonts w:ascii="Arial" w:eastAsia="Arial" w:hAnsi="Arial" w:cs="Arial"/>
           <w:b/>
           <w:sz w:val="22"/>
           <w:szCs w:val="22"/>
+        </w:rPr>
+      </w:pPr>
+      <w:r>
+        <w:rPr>
+          <w:rFonts w:eastAsia="Arial" w:cs="Arial" w:ascii="Arial" w:hAnsi="Arial"/>
+          <w:b/>
+          <w:sz w:val="22"/>
+          <w:szCs w:val="22"/>
           <w:lang w:val="en-US"/>
         </w:rPr>
         <w:t>Д</w:t>
       </w:r>
       <w:r>
         <w:rPr>
-          <w:rFonts w:ascii="Arial" w:eastAsia="Arial" w:hAnsi="Arial" w:cs="Arial"/>
+          <w:rFonts w:eastAsia="Arial" w:cs="Arial" w:ascii="Arial" w:hAnsi="Arial"/>
           <w:b/>
           <w:sz w:val="22"/>
           <w:szCs w:val="22"/>
@@ -35,12 +37,14 @@
     </w:p>
     <w:p>
       <w:pPr>
-        <w:spacing w:after="120"/>
-        <w:ind w:left="-566"/>
-      </w:pPr>
-      <w:r>
-        <w:rPr>
-          <w:rFonts w:ascii="Arial" w:eastAsia="Arial" w:hAnsi="Arial" w:cs="Arial"/>
+        <w:pStyle w:val="Normal"/>
+        <w:spacing w:before="0" w:after="120"/>
+        <w:ind w:left="-566" w:hanging="0"/>
+        <w:rPr/>
+      </w:pPr>
+      <w:r>
+        <w:rPr>
+          <w:rFonts w:eastAsia="Arial" w:cs="Arial" w:ascii="Arial" w:hAnsi="Arial"/>
           <w:color w:val="000000"/>
           <w:sz w:val="22"/>
           <w:szCs w:val="22"/>
@@ -49,7 +53,7 @@
       </w:r>
       <w:r>
         <w:rPr>
-          <w:rFonts w:ascii="Arial" w:eastAsia="Arial" w:hAnsi="Arial" w:cs="Arial"/>
+          <w:rFonts w:eastAsia="Arial" w:cs="Arial" w:ascii="Arial" w:hAnsi="Arial"/>
           <w:sz w:val="22"/>
           <w:szCs w:val="22"/>
         </w:rPr>
@@ -57,7 +61,7 @@
       </w:r>
       <w:r>
         <w:rPr>
-          <w:rFonts w:ascii="Arial" w:eastAsia="Arial" w:hAnsi="Arial" w:cs="Arial"/>
+          <w:rFonts w:eastAsia="Arial" w:cs="Arial" w:ascii="Arial" w:hAnsi="Arial"/>
           <w:color w:val="000000"/>
           <w:sz w:val="22"/>
           <w:szCs w:val="22"/>
@@ -66,7 +70,7 @@
       </w:r>
       <w:r>
         <w:rPr>
-          <w:rFonts w:ascii="Arial" w:eastAsia="Arial" w:hAnsi="Arial" w:cs="Arial"/>
+          <w:rFonts w:eastAsia="Arial" w:cs="Arial" w:ascii="Arial" w:hAnsi="Arial"/>
           <w:b/>
           <w:color w:val="000000"/>
           <w:sz w:val="22"/>
@@ -76,139 +80,14 @@
       </w:r>
       <w:r>
         <w:rPr>
-          <w:rFonts w:ascii="Arial" w:eastAsia="Arial" w:hAnsi="Arial" w:cs="Arial"/>
+          <w:rFonts w:eastAsia="Arial" w:cs="Arial" w:ascii="Arial" w:hAnsi="Arial"/>
           <w:color w:val="000000"/>
           <w:sz w:val="22"/>
           <w:szCs w:val="22"/>
         </w:rPr>
         <w:t xml:space="preserve">»), расположенной по адресу: </w:t>
       </w:r>
-      <w:r>
-        <w:fldChar w:fldCharType="begin"/>
-      </w:r>
-      <w:r>
-        <w:instrText>HYPERLINK "http://www.harmex.ru/" \h</w:instrText>
-      </w:r>
-      <w:r>
-        <w:fldChar w:fldCharType="separate"/>
-      </w:r>
-      <w:r>
-        <w:rPr>
-          <w:rStyle w:val="ListLabel1"/>
-        </w:rPr>
-        <w:t>www.harmex.ru</w:t>
-      </w:r>
-      <w:r>
-        <w:fldChar w:fldCharType="end"/>
-      </w:r>
-      <w:r>
-        <w:rPr>
-          <w:rFonts w:ascii="Arial" w:eastAsia="Arial" w:hAnsi="Arial" w:cs="Arial"/>
-          <w:color w:val="000000"/>
-          <w:sz w:val="22"/>
-          <w:szCs w:val="22"/>
-        </w:rPr>
-        <w:t xml:space="preserve"> заключить договор (далее - «</w:t>
-      </w:r>
-      <w:r>
-        <w:rPr>
-          <w:rFonts w:ascii="Arial" w:eastAsia="Arial" w:hAnsi="Arial" w:cs="Arial"/>
-          <w:b/>
-          <w:color w:val="000000"/>
-          <w:sz w:val="22"/>
-          <w:szCs w:val="22"/>
-        </w:rPr>
-        <w:t>Договор</w:t>
-      </w:r>
-      <w:r>
-        <w:rPr>
-          <w:rFonts w:ascii="Arial" w:eastAsia="Arial" w:hAnsi="Arial" w:cs="Arial"/>
-          <w:color w:val="000000"/>
-          <w:sz w:val="22"/>
-          <w:szCs w:val="22"/>
-        </w:rPr>
-        <w:t xml:space="preserve">») между </w:t>
-      </w:r>
-      <w:bookmarkStart w:id="0" w:name="__DdeLink__1359_3915630491"/>
-      <w:r>
-        <w:rPr>
-          <w:rFonts w:ascii="Arial" w:eastAsia="Arial" w:hAnsi="Arial" w:cs="Arial"/>
-          <w:color w:val="000000"/>
-          <w:sz w:val="22"/>
-          <w:szCs w:val="22"/>
-        </w:rPr>
-        <w:t>исполнителем</w:t>
-      </w:r>
-      <w:bookmarkEnd w:id="0"/>
-      <w:r>
-        <w:rPr>
-          <w:rFonts w:ascii="Arial" w:eastAsia="Arial" w:hAnsi="Arial" w:cs="Arial"/>
-          <w:color w:val="000000"/>
-          <w:sz w:val="22"/>
-          <w:szCs w:val="22"/>
-        </w:rPr>
-        <w:t xml:space="preserve"> Платформы </w:t>
-      </w:r>
-      <w:r>
-        <w:rPr>
-          <w:rFonts w:ascii="Arial" w:eastAsia="Arial" w:hAnsi="Arial" w:cs="Arial"/>
-          <w:sz w:val="22"/>
-          <w:szCs w:val="22"/>
-        </w:rPr>
-        <w:t>Индивидуальный предприниматель Балашов Андрей Эдуардович (ИНН: 644651000810, ОГРНИП: 323645700117862)</w:t>
-      </w:r>
-      <w:r>
-        <w:rPr>
-          <w:rFonts w:ascii="Arial" w:eastAsia="Arial" w:hAnsi="Arial" w:cs="Arial"/>
-          <w:color w:val="000000"/>
-          <w:sz w:val="22"/>
-          <w:szCs w:val="22"/>
-        </w:rPr>
-        <w:t xml:space="preserve"> (далее – «</w:t>
-      </w:r>
-      <w:r>
-        <w:rPr>
-          <w:rFonts w:ascii="Arial" w:eastAsia="Arial" w:hAnsi="Arial" w:cs="Arial"/>
-          <w:b/>
-          <w:color w:val="000000"/>
-          <w:sz w:val="22"/>
-          <w:szCs w:val="22"/>
-        </w:rPr>
-        <w:t>Исполнитель</w:t>
-      </w:r>
-      <w:r>
-        <w:rPr>
-          <w:rFonts w:ascii="Arial" w:eastAsia="Arial" w:hAnsi="Arial" w:cs="Arial"/>
-          <w:color w:val="000000"/>
-          <w:sz w:val="22"/>
-          <w:szCs w:val="22"/>
-        </w:rPr>
-        <w:t>»), на указанных ниже условиях.</w:t>
-      </w:r>
-    </w:p>
-    <w:p>
-      <w:pPr>
-        <w:spacing w:after="120"/>
-        <w:ind w:left="-566"/>
-      </w:pPr>
-      <w:r>
-        <w:rPr>
-          <w:rFonts w:ascii="Arial" w:eastAsia="Arial" w:hAnsi="Arial" w:cs="Arial"/>
-          <w:color w:val="000000"/>
-          <w:sz w:val="22"/>
-          <w:szCs w:val="22"/>
-        </w:rPr>
-        <w:t>Безусловным принятием (акцептом) условий настоящего Договора считается регистрация на веб-сайт</w:t>
-      </w:r>
-      <w:r>
-        <w:rPr>
-          <w:rFonts w:ascii="Arial" w:eastAsia="Arial" w:hAnsi="Arial" w:cs="Arial"/>
-          <w:sz w:val="22"/>
-          <w:szCs w:val="22"/>
-        </w:rPr>
-        <w:t xml:space="preserve">е </w:t>
-      </w:r>
-      <w:hyperlink r:id="rId8">
+      <w:hyperlink r:id="rId2">
         <w:r>
           <w:rPr>
             <w:rStyle w:val="ListLabel1"/>
@@ -218,7 +97,124 @@
       </w:hyperlink>
       <w:r>
         <w:rPr>
-          <w:rFonts w:ascii="Arial" w:eastAsia="Arial" w:hAnsi="Arial" w:cs="Arial"/>
+          <w:rFonts w:eastAsia="Arial" w:cs="Arial" w:ascii="Arial" w:hAnsi="Arial"/>
+          <w:color w:val="000000"/>
+          <w:sz w:val="22"/>
+          <w:szCs w:val="22"/>
+        </w:rPr>
+        <w:t xml:space="preserve"> заключить договор (далее - «</w:t>
+      </w:r>
+      <w:r>
+        <w:rPr>
+          <w:rFonts w:eastAsia="Arial" w:cs="Arial" w:ascii="Arial" w:hAnsi="Arial"/>
+          <w:b/>
+          <w:color w:val="000000"/>
+          <w:sz w:val="22"/>
+          <w:szCs w:val="22"/>
+        </w:rPr>
+        <w:t>Договор</w:t>
+      </w:r>
+      <w:r>
+        <w:rPr>
+          <w:rFonts w:eastAsia="Arial" w:cs="Arial" w:ascii="Arial" w:hAnsi="Arial"/>
+          <w:color w:val="000000"/>
+          <w:sz w:val="22"/>
+          <w:szCs w:val="22"/>
+        </w:rPr>
+        <w:t xml:space="preserve">») между </w:t>
+      </w:r>
+      <w:bookmarkStart w:id="0" w:name="__DdeLink__1359_3915630491"/>
+      <w:r>
+        <w:rPr>
+          <w:rFonts w:eastAsia="Arial" w:cs="Arial" w:ascii="Arial" w:hAnsi="Arial"/>
+          <w:color w:val="000000"/>
+          <w:sz w:val="22"/>
+          <w:szCs w:val="22"/>
+        </w:rPr>
+        <w:t>исполнителем</w:t>
+      </w:r>
+      <w:bookmarkEnd w:id="0"/>
+      <w:r>
+        <w:rPr>
+          <w:rFonts w:eastAsia="Arial" w:cs="Arial" w:ascii="Arial" w:hAnsi="Arial"/>
+          <w:color w:val="000000"/>
+          <w:sz w:val="22"/>
+          <w:szCs w:val="22"/>
+        </w:rPr>
+        <w:t xml:space="preserve"> Платформы </w:t>
+      </w:r>
+      <w:r>
+        <w:rPr>
+          <w:rFonts w:eastAsia="Arial" w:cs="Arial" w:ascii="Arial" w:hAnsi="Arial"/>
+          <w:sz w:val="22"/>
+          <w:szCs w:val="22"/>
+        </w:rPr>
+        <w:t>Индивидуальный предприниматель Балашов Андрей Эдуардович (ИНН: 644651000810, ОГРНИП: 323645700117862)</w:t>
+      </w:r>
+      <w:r>
+        <w:rPr>
+          <w:rFonts w:eastAsia="Arial" w:cs="Arial" w:ascii="Arial" w:hAnsi="Arial"/>
+          <w:color w:val="000000"/>
+          <w:sz w:val="22"/>
+          <w:szCs w:val="22"/>
+        </w:rPr>
+        <w:t xml:space="preserve"> (далее – «</w:t>
+      </w:r>
+      <w:r>
+        <w:rPr>
+          <w:rFonts w:eastAsia="Arial" w:cs="Arial" w:ascii="Arial" w:hAnsi="Arial"/>
+          <w:b/>
+          <w:color w:val="000000"/>
+          <w:sz w:val="22"/>
+          <w:szCs w:val="22"/>
+        </w:rPr>
+        <w:t>Исполнитель</w:t>
+      </w:r>
+      <w:r>
+        <w:rPr>
+          <w:rFonts w:eastAsia="Arial" w:cs="Arial" w:ascii="Arial" w:hAnsi="Arial"/>
+          <w:color w:val="000000"/>
+          <w:sz w:val="22"/>
+          <w:szCs w:val="22"/>
+        </w:rPr>
+        <w:t>»), на указанных ниже условиях.</w:t>
+      </w:r>
+    </w:p>
+    <w:p>
+      <w:pPr>
+        <w:pStyle w:val="Normal"/>
+        <w:spacing w:before="0" w:after="120"/>
+        <w:ind w:left="-566" w:hanging="0"/>
+        <w:rPr/>
+      </w:pPr>
+      <w:r>
+        <w:rPr>
+          <w:rFonts w:eastAsia="Arial" w:cs="Arial" w:ascii="Arial" w:hAnsi="Arial"/>
+          <w:color w:val="000000"/>
+          <w:sz w:val="22"/>
+          <w:szCs w:val="22"/>
+        </w:rPr>
+        <w:t>Безусловным принятием (акцептом) условий настоящего Договора считается регистрация на веб-сайт</w:t>
+      </w:r>
+      <w:r>
+        <w:rPr>
+          <w:rFonts w:eastAsia="Arial" w:cs="Arial" w:ascii="Arial" w:hAnsi="Arial"/>
+          <w:sz w:val="22"/>
+          <w:szCs w:val="22"/>
+        </w:rPr>
+        <w:t xml:space="preserve">е </w:t>
+      </w:r>
+      <w:hyperlink r:id="rId3">
+        <w:r>
+          <w:rPr>
+            <w:rStyle w:val="ListLabel1"/>
+          </w:rPr>
+          <w:t>www.harmex.ru</w:t>
+        </w:r>
+      </w:hyperlink>
+      <w:r>
+        <w:rPr>
+          <w:rFonts w:eastAsia="Arial" w:cs="Arial" w:ascii="Arial" w:hAnsi="Arial"/>
           <w:color w:val="000000"/>
           <w:sz w:val="22"/>
           <w:szCs w:val="22"/>
@@ -228,18 +224,19 @@
     </w:p>
     <w:p>
       <w:pPr>
-        <w:spacing w:after="120"/>
-        <w:ind w:left="-566"/>
-        <w:rPr>
-          <w:rFonts w:ascii="Arial" w:eastAsia="Arial" w:hAnsi="Arial" w:cs="Arial"/>
-          <w:color w:val="000000"/>
-          <w:sz w:val="22"/>
-          <w:szCs w:val="22"/>
-        </w:rPr>
-      </w:pPr>
-      <w:r>
-        <w:rPr>
-          <w:rFonts w:ascii="Arial" w:eastAsia="Arial" w:hAnsi="Arial" w:cs="Arial"/>
+        <w:pStyle w:val="Normal"/>
+        <w:spacing w:before="0" w:after="120"/>
+        <w:ind w:left="-566" w:hanging="0"/>
+        <w:rPr>
+          <w:rFonts w:ascii="Arial" w:hAnsi="Arial" w:eastAsia="Arial" w:cs="Arial"/>
+          <w:color w:val="000000"/>
+          <w:sz w:val="22"/>
+          <w:szCs w:val="22"/>
+        </w:rPr>
+      </w:pPr>
+      <w:r>
+        <w:rPr>
+          <w:rFonts w:eastAsia="Arial" w:cs="Arial" w:ascii="Arial" w:hAnsi="Arial"/>
           <w:color w:val="000000"/>
           <w:sz w:val="22"/>
           <w:szCs w:val="22"/>
@@ -248,7 +245,7 @@
       </w:r>
       <w:r>
         <w:rPr>
-          <w:rFonts w:ascii="Arial" w:eastAsia="Arial" w:hAnsi="Arial" w:cs="Arial"/>
+          <w:rFonts w:eastAsia="Arial" w:cs="Arial" w:ascii="Arial" w:hAnsi="Arial"/>
           <w:b/>
           <w:color w:val="000000"/>
           <w:sz w:val="22"/>
@@ -258,7 +255,7 @@
       </w:r>
       <w:r>
         <w:rPr>
-          <w:rFonts w:ascii="Arial" w:eastAsia="Arial" w:hAnsi="Arial" w:cs="Arial"/>
+          <w:rFonts w:eastAsia="Arial" w:cs="Arial" w:ascii="Arial" w:hAnsi="Arial"/>
           <w:color w:val="000000"/>
           <w:sz w:val="22"/>
           <w:szCs w:val="22"/>
@@ -267,7 +264,7 @@
       </w:r>
       <w:r>
         <w:rPr>
-          <w:rFonts w:ascii="Arial" w:eastAsia="Arial" w:hAnsi="Arial" w:cs="Arial"/>
+          <w:rFonts w:eastAsia="Arial" w:cs="Arial" w:ascii="Arial" w:hAnsi="Arial"/>
           <w:b/>
           <w:color w:val="000000"/>
           <w:sz w:val="22"/>
@@ -277,7 +274,7 @@
       </w:r>
       <w:r>
         <w:rPr>
-          <w:rFonts w:ascii="Arial" w:eastAsia="Arial" w:hAnsi="Arial" w:cs="Arial"/>
+          <w:rFonts w:eastAsia="Arial" w:cs="Arial" w:ascii="Arial" w:hAnsi="Arial"/>
           <w:color w:val="000000"/>
           <w:sz w:val="22"/>
           <w:szCs w:val="22"/>
@@ -286,7 +283,7 @@
       </w:r>
       <w:r>
         <w:rPr>
-          <w:rFonts w:ascii="Arial" w:eastAsia="Arial" w:hAnsi="Arial" w:cs="Arial"/>
+          <w:rFonts w:eastAsia="Arial" w:cs="Arial" w:ascii="Arial" w:hAnsi="Arial"/>
           <w:b/>
           <w:color w:val="000000"/>
           <w:sz w:val="22"/>
@@ -296,7 +293,7 @@
       </w:r>
       <w:r>
         <w:rPr>
-          <w:rFonts w:ascii="Arial" w:eastAsia="Arial" w:hAnsi="Arial" w:cs="Arial"/>
+          <w:rFonts w:eastAsia="Arial" w:cs="Arial" w:ascii="Arial" w:hAnsi="Arial"/>
           <w:color w:val="000000"/>
           <w:sz w:val="22"/>
           <w:szCs w:val="22"/>
@@ -306,61 +303,72 @@
     </w:p>
     <w:p>
       <w:pPr>
-        <w:ind w:left="-566"/>
+        <w:pStyle w:val="Normal"/>
+        <w:ind w:left="-566" w:hanging="0"/>
         <w:jc w:val="center"/>
         <w:rPr>
-          <w:rFonts w:ascii="Arial" w:eastAsia="Arial" w:hAnsi="Arial" w:cs="Arial"/>
+          <w:rFonts w:ascii="Arial" w:hAnsi="Arial" w:eastAsia="Arial" w:cs="Arial"/>
           <w:sz w:val="20"/>
           <w:szCs w:val="20"/>
         </w:rPr>
       </w:pPr>
-    </w:p>
-    <w:p>
-      <w:pPr>
+      <w:r>
+        <w:rPr>
+          <w:rFonts w:eastAsia="Arial" w:cs="Arial" w:ascii="Arial" w:hAnsi="Arial"/>
+          <w:sz w:val="20"/>
+          <w:szCs w:val="20"/>
+        </w:rPr>
+      </w:r>
+    </w:p>
+    <w:p>
+      <w:pPr>
+        <w:pStyle w:val="Normal"/>
         <w:numPr>
           <w:ilvl w:val="0"/>
           <w:numId w:val="1"/>
         </w:numPr>
-        <w:spacing w:after="0"/>
-        <w:ind w:left="-566" w:firstLine="0"/>
+        <w:spacing w:before="0" w:after="0"/>
+        <w:ind w:left="-566" w:hanging="0"/>
         <w:jc w:val="center"/>
         <w:rPr>
-          <w:rFonts w:ascii="Arial" w:eastAsia="Arial" w:hAnsi="Arial" w:cs="Arial"/>
+          <w:rFonts w:ascii="Arial" w:hAnsi="Arial" w:eastAsia="Arial" w:cs="Arial"/>
           <w:b/>
-          <w:color w:val="000000"/>
-          <w:sz w:val="22"/>
-          <w:szCs w:val="22"/>
-        </w:rPr>
-      </w:pPr>
-      <w:r>
-        <w:rPr>
-          <w:rFonts w:ascii="Arial" w:eastAsia="Arial" w:hAnsi="Arial" w:cs="Arial"/>
           <w:b/>
           <w:color w:val="000000"/>
           <w:sz w:val="22"/>
           <w:szCs w:val="22"/>
         </w:rPr>
+      </w:pPr>
+      <w:r>
+        <w:rPr>
+          <w:rFonts w:eastAsia="Arial" w:cs="Arial" w:ascii="Arial" w:hAnsi="Arial"/>
+          <w:b/>
+          <w:color w:val="000000"/>
+          <w:sz w:val="22"/>
+          <w:szCs w:val="22"/>
+        </w:rPr>
         <w:t>Термины и определения</w:t>
       </w:r>
     </w:p>
     <w:p>
       <w:pPr>
+        <w:pStyle w:val="Normal"/>
         <w:numPr>
           <w:ilvl w:val="1"/>
           <w:numId w:val="1"/>
         </w:numPr>
-        <w:spacing w:after="0"/>
-        <w:ind w:left="-566" w:firstLine="0"/>
-        <w:rPr>
-          <w:rFonts w:ascii="Arial" w:eastAsia="Arial" w:hAnsi="Arial" w:cs="Arial"/>
-          <w:color w:val="000000"/>
-          <w:sz w:val="22"/>
-          <w:szCs w:val="22"/>
-        </w:rPr>
-      </w:pPr>
-      <w:r>
-        <w:rPr>
-          <w:rFonts w:ascii="Arial" w:eastAsia="Arial" w:hAnsi="Arial" w:cs="Arial"/>
+        <w:spacing w:before="0" w:after="0"/>
+        <w:ind w:left="-566" w:hanging="0"/>
+        <w:rPr>
+          <w:rFonts w:ascii="Arial" w:hAnsi="Arial" w:eastAsia="Arial" w:cs="Arial"/>
+          <w:color w:val="000000"/>
+          <w:sz w:val="22"/>
+          <w:szCs w:val="22"/>
+        </w:rPr>
+      </w:pPr>
+      <w:r>
+        <w:rPr>
+          <w:rFonts w:eastAsia="Arial" w:cs="Arial" w:ascii="Arial" w:hAnsi="Arial"/>
           <w:color w:val="000000"/>
           <w:sz w:val="22"/>
           <w:szCs w:val="22"/>
@@ -369,7 +377,7 @@
       </w:r>
       <w:r>
         <w:rPr>
-          <w:rFonts w:ascii="Arial" w:eastAsia="Arial" w:hAnsi="Arial" w:cs="Arial"/>
+          <w:rFonts w:eastAsia="Arial" w:cs="Arial" w:ascii="Arial" w:hAnsi="Arial"/>
           <w:sz w:val="22"/>
           <w:szCs w:val="22"/>
         </w:rPr>
@@ -377,7 +385,7 @@
       </w:r>
       <w:r>
         <w:rPr>
-          <w:rFonts w:ascii="Arial" w:eastAsia="Arial" w:hAnsi="Arial" w:cs="Arial"/>
+          <w:rFonts w:eastAsia="Arial" w:cs="Arial" w:ascii="Arial" w:hAnsi="Arial"/>
           <w:color w:val="000000"/>
           <w:sz w:val="22"/>
           <w:szCs w:val="22"/>
@@ -386,7 +394,7 @@
       </w:r>
       <w:r>
         <w:rPr>
-          <w:rFonts w:ascii="Arial" w:eastAsia="Arial" w:hAnsi="Arial" w:cs="Arial"/>
+          <w:rFonts w:eastAsia="Arial" w:cs="Arial" w:ascii="Arial" w:hAnsi="Arial"/>
           <w:sz w:val="22"/>
           <w:szCs w:val="22"/>
         </w:rPr>
@@ -394,7 +402,7 @@
       </w:r>
       <w:r>
         <w:rPr>
-          <w:rFonts w:ascii="Arial" w:eastAsia="Arial" w:hAnsi="Arial" w:cs="Arial"/>
+          <w:rFonts w:eastAsia="Arial" w:cs="Arial" w:ascii="Arial" w:hAnsi="Arial"/>
           <w:color w:val="000000"/>
           <w:sz w:val="22"/>
           <w:szCs w:val="22"/>
@@ -403,7 +411,7 @@
       </w:r>
       <w:r>
         <w:rPr>
-          <w:rFonts w:ascii="Arial" w:eastAsia="Arial" w:hAnsi="Arial" w:cs="Arial"/>
+          <w:rFonts w:eastAsia="Arial" w:cs="Arial" w:ascii="Arial" w:hAnsi="Arial"/>
           <w:sz w:val="22"/>
           <w:szCs w:val="22"/>
         </w:rPr>
@@ -411,7 +419,7 @@
       </w:r>
       <w:r>
         <w:rPr>
-          <w:rFonts w:ascii="Arial" w:eastAsia="Arial" w:hAnsi="Arial" w:cs="Arial"/>
+          <w:rFonts w:eastAsia="Arial" w:cs="Arial" w:ascii="Arial" w:hAnsi="Arial"/>
           <w:color w:val="000000"/>
           <w:sz w:val="22"/>
           <w:szCs w:val="22"/>
@@ -420,7 +428,7 @@
       </w:r>
       <w:r>
         <w:rPr>
-          <w:rFonts w:ascii="Arial" w:eastAsia="Arial" w:hAnsi="Arial" w:cs="Arial"/>
+          <w:rFonts w:eastAsia="Arial" w:cs="Arial" w:ascii="Arial" w:hAnsi="Arial"/>
           <w:sz w:val="22"/>
           <w:szCs w:val="22"/>
         </w:rPr>
@@ -428,7 +436,7 @@
       </w:r>
       <w:r>
         <w:rPr>
-          <w:rFonts w:ascii="Arial" w:eastAsia="Arial" w:hAnsi="Arial" w:cs="Arial"/>
+          <w:rFonts w:eastAsia="Arial" w:cs="Arial" w:ascii="Arial" w:hAnsi="Arial"/>
           <w:color w:val="000000"/>
           <w:sz w:val="22"/>
           <w:szCs w:val="22"/>
@@ -437,7 +445,7 @@
       </w:r>
       <w:r>
         <w:rPr>
-          <w:rFonts w:ascii="Arial" w:eastAsia="Arial" w:hAnsi="Arial" w:cs="Arial"/>
+          <w:rFonts w:eastAsia="Arial" w:cs="Arial" w:ascii="Arial" w:hAnsi="Arial"/>
           <w:sz w:val="22"/>
           <w:szCs w:val="22"/>
         </w:rPr>
@@ -445,7 +453,7 @@
       </w:r>
       <w:r>
         <w:rPr>
-          <w:rFonts w:ascii="Arial" w:eastAsia="Arial" w:hAnsi="Arial" w:cs="Arial"/>
+          <w:rFonts w:eastAsia="Arial" w:cs="Arial" w:ascii="Arial" w:hAnsi="Arial"/>
           <w:color w:val="000000"/>
           <w:sz w:val="22"/>
           <w:szCs w:val="22"/>
@@ -454,7 +462,7 @@
       </w:r>
       <w:r>
         <w:rPr>
-          <w:rFonts w:ascii="Arial" w:eastAsia="Arial" w:hAnsi="Arial" w:cs="Arial"/>
+          <w:rFonts w:eastAsia="Arial" w:cs="Arial" w:ascii="Arial" w:hAnsi="Arial"/>
           <w:sz w:val="22"/>
           <w:szCs w:val="22"/>
         </w:rPr>
@@ -462,7 +470,7 @@
       </w:r>
       <w:r>
         <w:rPr>
-          <w:rFonts w:ascii="Arial" w:eastAsia="Arial" w:hAnsi="Arial" w:cs="Arial"/>
+          <w:rFonts w:eastAsia="Arial" w:cs="Arial" w:ascii="Arial" w:hAnsi="Arial"/>
           <w:color w:val="000000"/>
           <w:sz w:val="22"/>
           <w:szCs w:val="22"/>
@@ -472,22 +480,23 @@
     </w:p>
     <w:p>
       <w:pPr>
+        <w:pStyle w:val="Normal"/>
         <w:numPr>
           <w:ilvl w:val="1"/>
           <w:numId w:val="1"/>
         </w:numPr>
-        <w:spacing w:after="0"/>
-        <w:ind w:left="-566" w:firstLine="0"/>
-        <w:rPr>
-          <w:rFonts w:ascii="Arial" w:eastAsia="Arial" w:hAnsi="Arial" w:cs="Arial"/>
-          <w:color w:val="000000"/>
-          <w:sz w:val="22"/>
-          <w:szCs w:val="22"/>
-        </w:rPr>
-      </w:pPr>
-      <w:r>
-        <w:rPr>
-          <w:rFonts w:ascii="Arial" w:eastAsia="Arial" w:hAnsi="Arial" w:cs="Arial"/>
+        <w:spacing w:before="0" w:after="0"/>
+        <w:ind w:left="-566" w:hanging="0"/>
+        <w:rPr>
+          <w:rFonts w:ascii="Arial" w:hAnsi="Arial" w:eastAsia="Arial" w:cs="Arial"/>
+          <w:color w:val="000000"/>
+          <w:sz w:val="22"/>
+          <w:szCs w:val="22"/>
+        </w:rPr>
+      </w:pPr>
+      <w:r>
+        <w:rPr>
+          <w:rFonts w:eastAsia="Arial" w:cs="Arial" w:ascii="Arial" w:hAnsi="Arial"/>
           <w:color w:val="000000"/>
           <w:sz w:val="22"/>
           <w:szCs w:val="22"/>
@@ -496,7 +505,7 @@
       </w:r>
       <w:r>
         <w:rPr>
-          <w:rFonts w:ascii="Arial" w:eastAsia="Arial" w:hAnsi="Arial" w:cs="Arial"/>
+          <w:rFonts w:eastAsia="Arial" w:cs="Arial" w:ascii="Arial" w:hAnsi="Arial"/>
           <w:sz w:val="22"/>
           <w:szCs w:val="22"/>
         </w:rPr>
@@ -505,22 +514,23 @@
     </w:p>
     <w:p>
       <w:pPr>
+        <w:pStyle w:val="Normal"/>
         <w:numPr>
           <w:ilvl w:val="1"/>
           <w:numId w:val="1"/>
         </w:numPr>
-        <w:spacing w:after="0"/>
-        <w:ind w:left="-566" w:firstLine="0"/>
-        <w:rPr>
-          <w:rFonts w:ascii="Arial" w:eastAsia="Arial" w:hAnsi="Arial" w:cs="Arial"/>
-          <w:color w:val="000000"/>
-          <w:sz w:val="22"/>
-          <w:szCs w:val="22"/>
-        </w:rPr>
-      </w:pPr>
-      <w:r>
-        <w:rPr>
-          <w:rFonts w:ascii="Arial" w:eastAsia="Arial" w:hAnsi="Arial" w:cs="Arial"/>
+        <w:spacing w:before="0" w:after="0"/>
+        <w:ind w:left="-566" w:hanging="0"/>
+        <w:rPr>
+          <w:rFonts w:ascii="Arial" w:hAnsi="Arial" w:eastAsia="Arial" w:cs="Arial"/>
+          <w:color w:val="000000"/>
+          <w:sz w:val="22"/>
+          <w:szCs w:val="22"/>
+        </w:rPr>
+      </w:pPr>
+      <w:r>
+        <w:rPr>
+          <w:rFonts w:eastAsia="Arial" w:cs="Arial" w:ascii="Arial" w:hAnsi="Arial"/>
           <w:color w:val="000000"/>
           <w:sz w:val="22"/>
           <w:szCs w:val="22"/>
@@ -530,62 +540,74 @@
     </w:p>
     <w:p>
       <w:pPr>
-        <w:spacing w:after="0"/>
-        <w:ind w:left="-566"/>
-        <w:rPr>
-          <w:rFonts w:ascii="Arial" w:eastAsia="Arial" w:hAnsi="Arial" w:cs="Arial"/>
-          <w:color w:val="000000"/>
-          <w:sz w:val="22"/>
-          <w:szCs w:val="22"/>
-        </w:rPr>
-      </w:pPr>
-    </w:p>
-    <w:p>
-      <w:pPr>
+        <w:pStyle w:val="Normal"/>
+        <w:spacing w:before="0" w:after="0"/>
+        <w:ind w:left="-566" w:hanging="0"/>
+        <w:rPr>
+          <w:rFonts w:ascii="Arial" w:hAnsi="Arial" w:eastAsia="Arial" w:cs="Arial"/>
+          <w:color w:val="000000"/>
+          <w:sz w:val="22"/>
+          <w:szCs w:val="22"/>
+        </w:rPr>
+      </w:pPr>
+      <w:r>
+        <w:rPr>
+          <w:rFonts w:eastAsia="Arial" w:cs="Arial" w:ascii="Arial" w:hAnsi="Arial"/>
+          <w:color w:val="000000"/>
+          <w:sz w:val="22"/>
+          <w:szCs w:val="22"/>
+        </w:rPr>
+      </w:r>
+    </w:p>
+    <w:p>
+      <w:pPr>
+        <w:pStyle w:val="Normal"/>
         <w:numPr>
           <w:ilvl w:val="0"/>
           <w:numId w:val="1"/>
         </w:numPr>
-        <w:spacing w:after="0"/>
-        <w:ind w:left="-566" w:firstLine="0"/>
+        <w:spacing w:before="0" w:after="0"/>
+        <w:ind w:left="-566" w:hanging="0"/>
         <w:jc w:val="center"/>
         <w:rPr>
-          <w:rFonts w:ascii="Arial" w:eastAsia="Arial" w:hAnsi="Arial" w:cs="Arial"/>
+          <w:rFonts w:ascii="Arial" w:hAnsi="Arial" w:eastAsia="Arial" w:cs="Arial"/>
           <w:b/>
-          <w:color w:val="000000"/>
-          <w:sz w:val="22"/>
-          <w:szCs w:val="22"/>
-        </w:rPr>
-      </w:pPr>
-      <w:r>
-        <w:rPr>
-          <w:rFonts w:ascii="Arial" w:eastAsia="Arial" w:hAnsi="Arial" w:cs="Arial"/>
           <w:b/>
           <w:color w:val="000000"/>
           <w:sz w:val="22"/>
           <w:szCs w:val="22"/>
         </w:rPr>
+      </w:pPr>
+      <w:r>
+        <w:rPr>
+          <w:rFonts w:eastAsia="Arial" w:cs="Arial" w:ascii="Arial" w:hAnsi="Arial"/>
+          <w:b/>
+          <w:color w:val="000000"/>
+          <w:sz w:val="22"/>
+          <w:szCs w:val="22"/>
+        </w:rPr>
         <w:t>Предмет Договора</w:t>
       </w:r>
     </w:p>
     <w:p>
       <w:pPr>
+        <w:pStyle w:val="Normal"/>
         <w:numPr>
           <w:ilvl w:val="1"/>
           <w:numId w:val="1"/>
         </w:numPr>
-        <w:spacing w:after="0"/>
-        <w:ind w:left="-566" w:firstLine="0"/>
-        <w:rPr>
-          <w:rFonts w:ascii="Arial" w:eastAsia="Arial" w:hAnsi="Arial" w:cs="Arial"/>
-          <w:color w:val="000000"/>
-          <w:sz w:val="22"/>
-          <w:szCs w:val="22"/>
-        </w:rPr>
-      </w:pPr>
-      <w:r>
-        <w:rPr>
-          <w:rFonts w:ascii="Arial" w:eastAsia="Arial" w:hAnsi="Arial" w:cs="Arial"/>
+        <w:spacing w:before="0" w:after="0"/>
+        <w:ind w:left="-566" w:hanging="0"/>
+        <w:rPr>
+          <w:rFonts w:ascii="Arial" w:hAnsi="Arial" w:eastAsia="Arial" w:cs="Arial"/>
+          <w:color w:val="000000"/>
+          <w:sz w:val="22"/>
+          <w:szCs w:val="22"/>
+        </w:rPr>
+      </w:pPr>
+      <w:r>
+        <w:rPr>
+          <w:rFonts w:eastAsia="Arial" w:cs="Arial" w:ascii="Arial" w:hAnsi="Arial"/>
           <w:color w:val="000000"/>
           <w:sz w:val="22"/>
           <w:szCs w:val="22"/>
@@ -594,7 +616,7 @@
       </w:r>
       <w:r>
         <w:rPr>
-          <w:rFonts w:ascii="Arial" w:eastAsia="Arial" w:hAnsi="Arial" w:cs="Arial"/>
+          <w:rFonts w:eastAsia="Arial" w:cs="Arial" w:ascii="Arial" w:hAnsi="Arial"/>
           <w:sz w:val="22"/>
           <w:szCs w:val="22"/>
         </w:rPr>
@@ -602,7 +624,7 @@
       </w:r>
       <w:r>
         <w:rPr>
-          <w:rFonts w:ascii="Arial" w:eastAsia="Arial" w:hAnsi="Arial" w:cs="Arial"/>
+          <w:rFonts w:eastAsia="Arial" w:cs="Arial" w:ascii="Arial" w:hAnsi="Arial"/>
           <w:color w:val="000000"/>
           <w:sz w:val="22"/>
           <w:szCs w:val="22"/>
@@ -611,7 +633,7 @@
       </w:r>
       <w:r>
         <w:rPr>
-          <w:rFonts w:ascii="Arial" w:eastAsia="Arial" w:hAnsi="Arial" w:cs="Arial"/>
+          <w:rFonts w:eastAsia="Arial" w:cs="Arial" w:ascii="Arial" w:hAnsi="Arial"/>
           <w:sz w:val="22"/>
           <w:szCs w:val="22"/>
         </w:rPr>
@@ -619,7 +641,7 @@
       </w:r>
       <w:r>
         <w:rPr>
-          <w:rFonts w:ascii="Arial" w:eastAsia="Arial" w:hAnsi="Arial" w:cs="Arial"/>
+          <w:rFonts w:eastAsia="Arial" w:cs="Arial" w:ascii="Arial" w:hAnsi="Arial"/>
           <w:color w:val="000000"/>
           <w:sz w:val="22"/>
           <w:szCs w:val="22"/>
@@ -628,7 +650,7 @@
       </w:r>
       <w:r>
         <w:rPr>
-          <w:rFonts w:ascii="Arial" w:eastAsia="Arial" w:hAnsi="Arial" w:cs="Arial"/>
+          <w:rFonts w:eastAsia="Arial" w:cs="Arial" w:ascii="Arial" w:hAnsi="Arial"/>
           <w:sz w:val="22"/>
           <w:szCs w:val="22"/>
         </w:rPr>
@@ -636,7 +658,7 @@
       </w:r>
       <w:r>
         <w:rPr>
-          <w:rFonts w:ascii="Arial" w:eastAsia="Arial" w:hAnsi="Arial" w:cs="Arial"/>
+          <w:rFonts w:eastAsia="Arial" w:cs="Arial" w:ascii="Arial" w:hAnsi="Arial"/>
           <w:color w:val="000000"/>
           <w:sz w:val="22"/>
           <w:szCs w:val="22"/>
@@ -645,7 +667,7 @@
       </w:r>
       <w:r>
         <w:rPr>
-          <w:rFonts w:ascii="Arial" w:eastAsia="Arial" w:hAnsi="Arial" w:cs="Arial"/>
+          <w:rFonts w:eastAsia="Arial" w:cs="Arial" w:ascii="Arial" w:hAnsi="Arial"/>
           <w:sz w:val="22"/>
           <w:szCs w:val="22"/>
         </w:rPr>
@@ -653,7 +675,7 @@
       </w:r>
       <w:r>
         <w:rPr>
-          <w:rFonts w:ascii="Arial" w:eastAsia="Arial" w:hAnsi="Arial" w:cs="Arial"/>
+          <w:rFonts w:eastAsia="Arial" w:cs="Arial" w:ascii="Arial" w:hAnsi="Arial"/>
           <w:color w:val="000000"/>
           <w:sz w:val="22"/>
           <w:szCs w:val="22"/>
@@ -662,7 +684,7 @@
       </w:r>
       <w:r>
         <w:rPr>
-          <w:rFonts w:ascii="Arial" w:eastAsia="Arial" w:hAnsi="Arial" w:cs="Arial"/>
+          <w:rFonts w:eastAsia="Arial" w:cs="Arial" w:ascii="Arial" w:hAnsi="Arial"/>
           <w:sz w:val="22"/>
           <w:szCs w:val="22"/>
         </w:rPr>
@@ -670,7 +692,7 @@
       </w:r>
       <w:r>
         <w:rPr>
-          <w:rFonts w:ascii="Arial" w:eastAsia="Arial" w:hAnsi="Arial" w:cs="Arial"/>
+          <w:rFonts w:eastAsia="Arial" w:cs="Arial" w:ascii="Arial" w:hAnsi="Arial"/>
           <w:color w:val="000000"/>
           <w:sz w:val="22"/>
           <w:szCs w:val="22"/>
@@ -680,22 +702,23 @@
     </w:p>
     <w:p>
       <w:pPr>
+        <w:pStyle w:val="Normal"/>
         <w:numPr>
           <w:ilvl w:val="1"/>
           <w:numId w:val="1"/>
         </w:numPr>
-        <w:spacing w:after="0"/>
-        <w:ind w:left="-566" w:firstLine="0"/>
-        <w:rPr>
-          <w:rFonts w:ascii="Arial" w:eastAsia="Arial" w:hAnsi="Arial" w:cs="Arial"/>
-          <w:color w:val="000000"/>
-          <w:sz w:val="22"/>
-          <w:szCs w:val="22"/>
-        </w:rPr>
-      </w:pPr>
-      <w:r>
-        <w:rPr>
-          <w:rFonts w:ascii="Arial" w:eastAsia="Arial" w:hAnsi="Arial" w:cs="Arial"/>
+        <w:spacing w:before="0" w:after="0"/>
+        <w:ind w:left="-566" w:hanging="0"/>
+        <w:rPr>
+          <w:rFonts w:ascii="Arial" w:hAnsi="Arial" w:eastAsia="Arial" w:cs="Arial"/>
+          <w:color w:val="000000"/>
+          <w:sz w:val="22"/>
+          <w:szCs w:val="22"/>
+        </w:rPr>
+      </w:pPr>
+      <w:r>
+        <w:rPr>
+          <w:rFonts w:eastAsia="Arial" w:cs="Arial" w:ascii="Arial" w:hAnsi="Arial"/>
           <w:color w:val="000000"/>
           <w:sz w:val="22"/>
           <w:szCs w:val="22"/>
@@ -704,7 +727,7 @@
       </w:r>
       <w:r>
         <w:rPr>
-          <w:rFonts w:ascii="Arial" w:eastAsia="Arial" w:hAnsi="Arial" w:cs="Arial"/>
+          <w:rFonts w:eastAsia="Arial" w:cs="Arial" w:ascii="Arial" w:hAnsi="Arial"/>
           <w:sz w:val="22"/>
           <w:szCs w:val="22"/>
         </w:rPr>
@@ -713,22 +736,23 @@
     </w:p>
     <w:p>
       <w:pPr>
+        <w:pStyle w:val="Normal"/>
         <w:numPr>
           <w:ilvl w:val="1"/>
           <w:numId w:val="1"/>
         </w:numPr>
-        <w:spacing w:after="0"/>
-        <w:ind w:left="-566" w:firstLine="0"/>
-        <w:rPr>
-          <w:rFonts w:ascii="Arial" w:eastAsia="Arial" w:hAnsi="Arial" w:cs="Arial"/>
-          <w:color w:val="000000"/>
-          <w:sz w:val="22"/>
-          <w:szCs w:val="22"/>
-        </w:rPr>
-      </w:pPr>
-      <w:r>
-        <w:rPr>
-          <w:rFonts w:ascii="Arial" w:eastAsia="Arial" w:hAnsi="Arial" w:cs="Arial"/>
+        <w:spacing w:before="0" w:after="0"/>
+        <w:ind w:left="-566" w:hanging="0"/>
+        <w:rPr>
+          <w:rFonts w:ascii="Arial" w:hAnsi="Arial" w:eastAsia="Arial" w:cs="Arial"/>
+          <w:color w:val="000000"/>
+          <w:sz w:val="22"/>
+          <w:szCs w:val="22"/>
+        </w:rPr>
+      </w:pPr>
+      <w:r>
+        <w:rPr>
+          <w:rFonts w:eastAsia="Arial" w:cs="Arial" w:ascii="Arial" w:hAnsi="Arial"/>
           <w:color w:val="000000"/>
           <w:sz w:val="22"/>
           <w:szCs w:val="22"/>
@@ -737,7 +761,7 @@
       </w:r>
       <w:r>
         <w:rPr>
-          <w:rFonts w:ascii="Arial" w:eastAsia="Arial" w:hAnsi="Arial" w:cs="Arial"/>
+          <w:rFonts w:eastAsia="Arial" w:cs="Arial" w:ascii="Arial" w:hAnsi="Arial"/>
           <w:sz w:val="22"/>
           <w:szCs w:val="22"/>
         </w:rPr>
@@ -745,7 +769,7 @@
       </w:r>
       <w:r>
         <w:rPr>
-          <w:rFonts w:ascii="Arial" w:eastAsia="Arial" w:hAnsi="Arial" w:cs="Arial"/>
+          <w:rFonts w:eastAsia="Arial" w:cs="Arial" w:ascii="Arial" w:hAnsi="Arial"/>
           <w:color w:val="000000"/>
           <w:sz w:val="22"/>
           <w:szCs w:val="22"/>
@@ -755,22 +779,23 @@
     </w:p>
     <w:p>
       <w:pPr>
+        <w:pStyle w:val="Normal"/>
         <w:numPr>
           <w:ilvl w:val="1"/>
           <w:numId w:val="1"/>
         </w:numPr>
-        <w:spacing w:after="0"/>
-        <w:ind w:left="-566" w:firstLine="0"/>
-        <w:rPr>
-          <w:rFonts w:ascii="Arial" w:eastAsia="Arial" w:hAnsi="Arial" w:cs="Arial"/>
-          <w:color w:val="000000"/>
-          <w:sz w:val="22"/>
-          <w:szCs w:val="22"/>
-        </w:rPr>
-      </w:pPr>
-      <w:r>
-        <w:rPr>
-          <w:rFonts w:ascii="Arial" w:eastAsia="Arial" w:hAnsi="Arial" w:cs="Arial"/>
+        <w:spacing w:before="0" w:after="0"/>
+        <w:ind w:left="-566" w:hanging="0"/>
+        <w:rPr>
+          <w:rFonts w:ascii="Arial" w:hAnsi="Arial" w:eastAsia="Arial" w:cs="Arial"/>
+          <w:color w:val="000000"/>
+          <w:sz w:val="22"/>
+          <w:szCs w:val="22"/>
+        </w:rPr>
+      </w:pPr>
+      <w:r>
+        <w:rPr>
+          <w:rFonts w:eastAsia="Arial" w:cs="Arial" w:ascii="Arial" w:hAnsi="Arial"/>
           <w:color w:val="000000"/>
           <w:sz w:val="22"/>
           <w:szCs w:val="22"/>
@@ -780,17 +805,18 @@
     </w:p>
     <w:p>
       <w:pPr>
-        <w:spacing w:after="0"/>
-        <w:ind w:left="-566"/>
-        <w:rPr>
-          <w:rFonts w:ascii="Arial" w:eastAsia="Arial" w:hAnsi="Arial" w:cs="Arial"/>
-          <w:sz w:val="22"/>
-          <w:szCs w:val="22"/>
-        </w:rPr>
-      </w:pPr>
-      <w:r>
-        <w:rPr>
-          <w:rFonts w:ascii="Arial" w:eastAsia="Arial" w:hAnsi="Arial" w:cs="Arial"/>
+        <w:pStyle w:val="Normal"/>
+        <w:spacing w:before="0" w:after="0"/>
+        <w:ind w:left="-566" w:hanging="0"/>
+        <w:rPr>
+          <w:rFonts w:ascii="Arial" w:hAnsi="Arial" w:eastAsia="Arial" w:cs="Arial"/>
+          <w:sz w:val="22"/>
+          <w:szCs w:val="22"/>
+        </w:rPr>
+      </w:pPr>
+      <w:r>
+        <w:rPr>
+          <w:rFonts w:eastAsia="Arial" w:cs="Arial" w:ascii="Arial" w:hAnsi="Arial"/>
           <w:color w:val="000000"/>
           <w:sz w:val="22"/>
           <w:szCs w:val="22"/>
@@ -800,62 +826,74 @@
     </w:p>
     <w:p>
       <w:pPr>
-        <w:spacing w:after="0"/>
-        <w:ind w:left="-566"/>
-        <w:rPr>
-          <w:rFonts w:ascii="Arial" w:eastAsia="Arial" w:hAnsi="Arial" w:cs="Arial"/>
-          <w:color w:val="000000"/>
-          <w:sz w:val="22"/>
-          <w:szCs w:val="22"/>
-        </w:rPr>
-      </w:pPr>
-    </w:p>
-    <w:p>
-      <w:pPr>
+        <w:pStyle w:val="Normal"/>
+        <w:spacing w:before="0" w:after="0"/>
+        <w:ind w:left="-566" w:hanging="0"/>
+        <w:rPr>
+          <w:rFonts w:ascii="Arial" w:hAnsi="Arial" w:eastAsia="Arial" w:cs="Arial"/>
+          <w:color w:val="000000"/>
+          <w:sz w:val="22"/>
+          <w:szCs w:val="22"/>
+        </w:rPr>
+      </w:pPr>
+      <w:r>
+        <w:rPr>
+          <w:rFonts w:eastAsia="Arial" w:cs="Arial" w:ascii="Arial" w:hAnsi="Arial"/>
+          <w:color w:val="000000"/>
+          <w:sz w:val="22"/>
+          <w:szCs w:val="22"/>
+        </w:rPr>
+      </w:r>
+    </w:p>
+    <w:p>
+      <w:pPr>
+        <w:pStyle w:val="Normal"/>
         <w:numPr>
           <w:ilvl w:val="0"/>
           <w:numId w:val="1"/>
         </w:numPr>
-        <w:spacing w:after="0"/>
-        <w:ind w:left="-566" w:firstLine="0"/>
+        <w:spacing w:before="0" w:after="0"/>
+        <w:ind w:left="-566" w:hanging="0"/>
         <w:jc w:val="center"/>
         <w:rPr>
-          <w:rFonts w:ascii="Arial" w:eastAsia="Arial" w:hAnsi="Arial" w:cs="Arial"/>
+          <w:rFonts w:ascii="Arial" w:hAnsi="Arial" w:eastAsia="Arial" w:cs="Arial"/>
           <w:b/>
-          <w:color w:val="000000"/>
-          <w:sz w:val="22"/>
-          <w:szCs w:val="22"/>
-        </w:rPr>
-      </w:pPr>
-      <w:r>
-        <w:rPr>
-          <w:rFonts w:ascii="Arial" w:eastAsia="Arial" w:hAnsi="Arial" w:cs="Arial"/>
           <w:b/>
           <w:color w:val="000000"/>
           <w:sz w:val="22"/>
           <w:szCs w:val="22"/>
         </w:rPr>
+      </w:pPr>
+      <w:r>
+        <w:rPr>
+          <w:rFonts w:eastAsia="Arial" w:cs="Arial" w:ascii="Arial" w:hAnsi="Arial"/>
+          <w:b/>
+          <w:color w:val="000000"/>
+          <w:sz w:val="22"/>
+          <w:szCs w:val="22"/>
+        </w:rPr>
         <w:t>Качество оказания услуги</w:t>
       </w:r>
     </w:p>
     <w:p>
       <w:pPr>
+        <w:pStyle w:val="Normal"/>
         <w:numPr>
           <w:ilvl w:val="1"/>
           <w:numId w:val="1"/>
         </w:numPr>
-        <w:spacing w:after="0"/>
-        <w:ind w:left="-566" w:firstLine="0"/>
-        <w:rPr>
-          <w:rFonts w:ascii="Arial" w:eastAsia="Arial" w:hAnsi="Arial" w:cs="Arial"/>
-          <w:color w:val="000000"/>
-          <w:sz w:val="22"/>
-          <w:szCs w:val="22"/>
-        </w:rPr>
-      </w:pPr>
-      <w:r>
-        <w:rPr>
-          <w:rFonts w:ascii="Arial" w:eastAsia="Arial" w:hAnsi="Arial" w:cs="Arial"/>
+        <w:spacing w:before="0" w:after="0"/>
+        <w:ind w:left="-566" w:hanging="0"/>
+        <w:rPr>
+          <w:rFonts w:ascii="Arial" w:hAnsi="Arial" w:eastAsia="Arial" w:cs="Arial"/>
+          <w:color w:val="000000"/>
+          <w:sz w:val="22"/>
+          <w:szCs w:val="22"/>
+        </w:rPr>
+      </w:pPr>
+      <w:r>
+        <w:rPr>
+          <w:rFonts w:eastAsia="Arial" w:cs="Arial" w:ascii="Arial" w:hAnsi="Arial"/>
           <w:color w:val="000000"/>
           <w:sz w:val="22"/>
           <w:szCs w:val="22"/>
@@ -865,22 +903,23 @@
     </w:p>
     <w:p>
       <w:pPr>
+        <w:pStyle w:val="Normal"/>
         <w:numPr>
           <w:ilvl w:val="1"/>
           <w:numId w:val="1"/>
         </w:numPr>
-        <w:spacing w:after="0"/>
-        <w:ind w:left="-566" w:firstLine="0"/>
-        <w:rPr>
-          <w:rFonts w:ascii="Arial" w:eastAsia="Arial" w:hAnsi="Arial" w:cs="Arial"/>
-          <w:color w:val="000000"/>
-          <w:sz w:val="22"/>
-          <w:szCs w:val="22"/>
-        </w:rPr>
-      </w:pPr>
-      <w:r>
-        <w:rPr>
-          <w:rFonts w:ascii="Arial" w:eastAsia="Arial" w:hAnsi="Arial" w:cs="Arial"/>
+        <w:spacing w:before="0" w:after="0"/>
+        <w:ind w:left="-566" w:hanging="0"/>
+        <w:rPr>
+          <w:rFonts w:ascii="Arial" w:hAnsi="Arial" w:eastAsia="Arial" w:cs="Arial"/>
+          <w:color w:val="000000"/>
+          <w:sz w:val="22"/>
+          <w:szCs w:val="22"/>
+        </w:rPr>
+      </w:pPr>
+      <w:r>
+        <w:rPr>
+          <w:rFonts w:eastAsia="Arial" w:cs="Arial" w:ascii="Arial" w:hAnsi="Arial"/>
           <w:color w:val="000000"/>
           <w:sz w:val="22"/>
           <w:szCs w:val="22"/>
@@ -889,7 +928,7 @@
       </w:r>
       <w:r>
         <w:rPr>
-          <w:rFonts w:ascii="Arial" w:eastAsia="Arial" w:hAnsi="Arial" w:cs="Arial"/>
+          <w:rFonts w:eastAsia="Arial" w:cs="Arial" w:ascii="Arial" w:hAnsi="Arial"/>
           <w:sz w:val="22"/>
           <w:szCs w:val="22"/>
         </w:rPr>
@@ -897,7 +936,7 @@
       </w:r>
       <w:r>
         <w:rPr>
-          <w:rFonts w:ascii="Arial" w:eastAsia="Arial" w:hAnsi="Arial" w:cs="Arial"/>
+          <w:rFonts w:eastAsia="Arial" w:cs="Arial" w:ascii="Arial" w:hAnsi="Arial"/>
           <w:color w:val="000000"/>
           <w:sz w:val="22"/>
           <w:szCs w:val="22"/>
@@ -906,7 +945,7 @@
       </w:r>
       <w:r>
         <w:rPr>
-          <w:rFonts w:ascii="Arial" w:eastAsia="Arial" w:hAnsi="Arial" w:cs="Arial"/>
+          <w:rFonts w:eastAsia="Arial" w:cs="Arial" w:ascii="Arial" w:hAnsi="Arial"/>
           <w:sz w:val="22"/>
           <w:szCs w:val="22"/>
         </w:rPr>
@@ -914,7 +953,7 @@
       </w:r>
       <w:r>
         <w:rPr>
-          <w:rFonts w:ascii="Arial" w:eastAsia="Arial" w:hAnsi="Arial" w:cs="Arial"/>
+          <w:rFonts w:eastAsia="Arial" w:cs="Arial" w:ascii="Arial" w:hAnsi="Arial"/>
           <w:color w:val="000000"/>
           <w:sz w:val="22"/>
           <w:szCs w:val="22"/>
@@ -923,7 +962,7 @@
       </w:r>
       <w:r>
         <w:rPr>
-          <w:rFonts w:ascii="Arial" w:eastAsia="Arial" w:hAnsi="Arial" w:cs="Arial"/>
+          <w:rFonts w:eastAsia="Arial" w:cs="Arial" w:ascii="Arial" w:hAnsi="Arial"/>
           <w:sz w:val="22"/>
           <w:szCs w:val="22"/>
         </w:rPr>
@@ -931,7 +970,7 @@
       </w:r>
       <w:r>
         <w:rPr>
-          <w:rFonts w:ascii="Arial" w:eastAsia="Arial" w:hAnsi="Arial" w:cs="Arial"/>
+          <w:rFonts w:eastAsia="Arial" w:cs="Arial" w:ascii="Arial" w:hAnsi="Arial"/>
           <w:color w:val="000000"/>
           <w:sz w:val="22"/>
           <w:szCs w:val="22"/>
@@ -941,62 +980,74 @@
     </w:p>
     <w:p>
       <w:pPr>
-        <w:spacing w:after="0"/>
-        <w:ind w:left="-566"/>
-        <w:rPr>
-          <w:rFonts w:ascii="Arial" w:eastAsia="Arial" w:hAnsi="Arial" w:cs="Arial"/>
-          <w:color w:val="000000"/>
-          <w:sz w:val="22"/>
-          <w:szCs w:val="22"/>
-        </w:rPr>
-      </w:pPr>
-    </w:p>
-    <w:p>
-      <w:pPr>
+        <w:pStyle w:val="Normal"/>
+        <w:spacing w:before="0" w:after="0"/>
+        <w:ind w:left="-566" w:hanging="0"/>
+        <w:rPr>
+          <w:rFonts w:ascii="Arial" w:hAnsi="Arial" w:eastAsia="Arial" w:cs="Arial"/>
+          <w:color w:val="000000"/>
+          <w:sz w:val="22"/>
+          <w:szCs w:val="22"/>
+        </w:rPr>
+      </w:pPr>
+      <w:r>
+        <w:rPr>
+          <w:rFonts w:eastAsia="Arial" w:cs="Arial" w:ascii="Arial" w:hAnsi="Arial"/>
+          <w:color w:val="000000"/>
+          <w:sz w:val="22"/>
+          <w:szCs w:val="22"/>
+        </w:rPr>
+      </w:r>
+    </w:p>
+    <w:p>
+      <w:pPr>
+        <w:pStyle w:val="Normal"/>
         <w:numPr>
           <w:ilvl w:val="0"/>
           <w:numId w:val="1"/>
         </w:numPr>
-        <w:spacing w:after="0"/>
-        <w:ind w:left="-566" w:firstLine="0"/>
+        <w:spacing w:before="0" w:after="0"/>
+        <w:ind w:left="-566" w:hanging="0"/>
         <w:jc w:val="center"/>
         <w:rPr>
-          <w:rFonts w:ascii="Arial" w:eastAsia="Arial" w:hAnsi="Arial" w:cs="Arial"/>
+          <w:rFonts w:ascii="Arial" w:hAnsi="Arial" w:eastAsia="Arial" w:cs="Arial"/>
           <w:b/>
-          <w:color w:val="000000"/>
-          <w:sz w:val="22"/>
-          <w:szCs w:val="22"/>
-        </w:rPr>
-      </w:pPr>
-      <w:r>
-        <w:rPr>
-          <w:rFonts w:ascii="Arial" w:eastAsia="Arial" w:hAnsi="Arial" w:cs="Arial"/>
           <w:b/>
           <w:color w:val="000000"/>
           <w:sz w:val="22"/>
           <w:szCs w:val="22"/>
         </w:rPr>
+      </w:pPr>
+      <w:r>
+        <w:rPr>
+          <w:rFonts w:eastAsia="Arial" w:cs="Arial" w:ascii="Arial" w:hAnsi="Arial"/>
+          <w:b/>
+          <w:color w:val="000000"/>
+          <w:sz w:val="22"/>
+          <w:szCs w:val="22"/>
+        </w:rPr>
         <w:t>Регистрация и авторизация на сайте</w:t>
       </w:r>
     </w:p>
     <w:p>
       <w:pPr>
+        <w:pStyle w:val="Normal"/>
         <w:numPr>
           <w:ilvl w:val="1"/>
           <w:numId w:val="1"/>
         </w:numPr>
-        <w:spacing w:after="0"/>
-        <w:ind w:left="-566" w:firstLine="0"/>
-        <w:rPr>
-          <w:rFonts w:ascii="Arial" w:eastAsia="Arial" w:hAnsi="Arial" w:cs="Arial"/>
-          <w:color w:val="000000"/>
-          <w:sz w:val="22"/>
-          <w:szCs w:val="22"/>
-        </w:rPr>
-      </w:pPr>
-      <w:r>
-        <w:rPr>
-          <w:rFonts w:ascii="Arial" w:eastAsia="Arial" w:hAnsi="Arial" w:cs="Arial"/>
+        <w:spacing w:before="0" w:after="0"/>
+        <w:ind w:left="-566" w:hanging="0"/>
+        <w:rPr>
+          <w:rFonts w:ascii="Arial" w:hAnsi="Arial" w:eastAsia="Arial" w:cs="Arial"/>
+          <w:color w:val="000000"/>
+          <w:sz w:val="22"/>
+          <w:szCs w:val="22"/>
+        </w:rPr>
+      </w:pPr>
+      <w:r>
+        <w:rPr>
+          <w:rFonts w:eastAsia="Arial" w:cs="Arial" w:ascii="Arial" w:hAnsi="Arial"/>
           <w:color w:val="000000"/>
           <w:sz w:val="22"/>
           <w:szCs w:val="22"/>
@@ -1006,22 +1057,23 @@
     </w:p>
     <w:p>
       <w:pPr>
+        <w:pStyle w:val="Normal"/>
         <w:numPr>
           <w:ilvl w:val="1"/>
           <w:numId w:val="1"/>
         </w:numPr>
-        <w:spacing w:after="0"/>
-        <w:ind w:left="-566" w:firstLine="0"/>
-        <w:rPr>
-          <w:rFonts w:ascii="Arial" w:eastAsia="Arial" w:hAnsi="Arial" w:cs="Arial"/>
-          <w:color w:val="000000"/>
-          <w:sz w:val="22"/>
-          <w:szCs w:val="22"/>
-        </w:rPr>
-      </w:pPr>
-      <w:r>
-        <w:rPr>
-          <w:rFonts w:ascii="Arial" w:eastAsia="Arial" w:hAnsi="Arial" w:cs="Arial"/>
+        <w:spacing w:before="0" w:after="0"/>
+        <w:ind w:left="-566" w:hanging="0"/>
+        <w:rPr>
+          <w:rFonts w:ascii="Arial" w:hAnsi="Arial" w:eastAsia="Arial" w:cs="Arial"/>
+          <w:color w:val="000000"/>
+          <w:sz w:val="22"/>
+          <w:szCs w:val="22"/>
+        </w:rPr>
+      </w:pPr>
+      <w:r>
+        <w:rPr>
+          <w:rFonts w:eastAsia="Arial" w:cs="Arial" w:ascii="Arial" w:hAnsi="Arial"/>
           <w:color w:val="000000"/>
           <w:sz w:val="22"/>
           <w:szCs w:val="22"/>
@@ -1031,62 +1083,74 @@
     </w:p>
     <w:p>
       <w:pPr>
-        <w:spacing w:after="0"/>
-        <w:ind w:left="-566"/>
-        <w:rPr>
-          <w:rFonts w:ascii="Arial" w:eastAsia="Arial" w:hAnsi="Arial" w:cs="Arial"/>
-          <w:color w:val="000000"/>
-          <w:sz w:val="22"/>
-          <w:szCs w:val="22"/>
-        </w:rPr>
-      </w:pPr>
-    </w:p>
-    <w:p>
-      <w:pPr>
+        <w:pStyle w:val="Normal"/>
+        <w:spacing w:before="0" w:after="0"/>
+        <w:ind w:left="-566" w:hanging="0"/>
+        <w:rPr>
+          <w:rFonts w:ascii="Arial" w:hAnsi="Arial" w:eastAsia="Arial" w:cs="Arial"/>
+          <w:color w:val="000000"/>
+          <w:sz w:val="22"/>
+          <w:szCs w:val="22"/>
+        </w:rPr>
+      </w:pPr>
+      <w:r>
+        <w:rPr>
+          <w:rFonts w:eastAsia="Arial" w:cs="Arial" w:ascii="Arial" w:hAnsi="Arial"/>
+          <w:color w:val="000000"/>
+          <w:sz w:val="22"/>
+          <w:szCs w:val="22"/>
+        </w:rPr>
+      </w:r>
+    </w:p>
+    <w:p>
+      <w:pPr>
+        <w:pStyle w:val="Normal"/>
         <w:numPr>
           <w:ilvl w:val="0"/>
           <w:numId w:val="1"/>
         </w:numPr>
-        <w:spacing w:after="0"/>
-        <w:ind w:left="-566" w:firstLine="0"/>
+        <w:spacing w:before="0" w:after="0"/>
+        <w:ind w:left="-566" w:hanging="0"/>
         <w:jc w:val="center"/>
         <w:rPr>
-          <w:rFonts w:ascii="Arial" w:eastAsia="Arial" w:hAnsi="Arial" w:cs="Arial"/>
+          <w:rFonts w:ascii="Arial" w:hAnsi="Arial" w:eastAsia="Arial" w:cs="Arial"/>
           <w:b/>
-          <w:color w:val="000000"/>
-          <w:sz w:val="22"/>
-          <w:szCs w:val="22"/>
-        </w:rPr>
-      </w:pPr>
-      <w:r>
-        <w:rPr>
-          <w:rFonts w:ascii="Arial" w:eastAsia="Arial" w:hAnsi="Arial" w:cs="Arial"/>
           <w:b/>
           <w:color w:val="000000"/>
           <w:sz w:val="22"/>
           <w:szCs w:val="22"/>
         </w:rPr>
+      </w:pPr>
+      <w:r>
+        <w:rPr>
+          <w:rFonts w:eastAsia="Arial" w:cs="Arial" w:ascii="Arial" w:hAnsi="Arial"/>
+          <w:b/>
+          <w:color w:val="000000"/>
+          <w:sz w:val="22"/>
+          <w:szCs w:val="22"/>
+        </w:rPr>
         <w:t>Партнерская программа</w:t>
       </w:r>
     </w:p>
     <w:p>
       <w:pPr>
+        <w:pStyle w:val="Normal"/>
         <w:numPr>
           <w:ilvl w:val="1"/>
           <w:numId w:val="1"/>
         </w:numPr>
-        <w:spacing w:after="0"/>
-        <w:ind w:left="-566" w:firstLine="0"/>
-        <w:rPr>
-          <w:rFonts w:ascii="Arial" w:eastAsia="Arial" w:hAnsi="Arial" w:cs="Arial"/>
-          <w:color w:val="000000"/>
-          <w:sz w:val="22"/>
-          <w:szCs w:val="22"/>
-        </w:rPr>
-      </w:pPr>
-      <w:r>
-        <w:rPr>
-          <w:rFonts w:ascii="Arial" w:eastAsia="Arial" w:hAnsi="Arial" w:cs="Arial"/>
+        <w:spacing w:before="0" w:after="0"/>
+        <w:ind w:left="-566" w:hanging="0"/>
+        <w:rPr>
+          <w:rFonts w:ascii="Arial" w:hAnsi="Arial" w:eastAsia="Arial" w:cs="Arial"/>
+          <w:color w:val="000000"/>
+          <w:sz w:val="22"/>
+          <w:szCs w:val="22"/>
+        </w:rPr>
+      </w:pPr>
+      <w:r>
+        <w:rPr>
+          <w:rFonts w:eastAsia="Arial" w:cs="Arial" w:ascii="Arial" w:hAnsi="Arial"/>
           <w:color w:val="000000"/>
           <w:sz w:val="22"/>
           <w:szCs w:val="22"/>
@@ -1096,22 +1160,23 @@
     </w:p>
     <w:p>
       <w:pPr>
+        <w:pStyle w:val="Normal"/>
         <w:numPr>
           <w:ilvl w:val="1"/>
           <w:numId w:val="1"/>
         </w:numPr>
-        <w:spacing w:after="0"/>
-        <w:ind w:left="-566" w:firstLine="0"/>
-        <w:rPr>
-          <w:rFonts w:ascii="Arial" w:eastAsia="Arial" w:hAnsi="Arial" w:cs="Arial"/>
-          <w:color w:val="000000"/>
-          <w:sz w:val="22"/>
-          <w:szCs w:val="22"/>
-        </w:rPr>
-      </w:pPr>
-      <w:r>
-        <w:rPr>
-          <w:rFonts w:ascii="Arial" w:eastAsia="Arial" w:hAnsi="Arial" w:cs="Arial"/>
+        <w:spacing w:before="0" w:after="0"/>
+        <w:ind w:left="-566" w:hanging="0"/>
+        <w:rPr>
+          <w:rFonts w:ascii="Arial" w:hAnsi="Arial" w:eastAsia="Arial" w:cs="Arial"/>
+          <w:color w:val="000000"/>
+          <w:sz w:val="22"/>
+          <w:szCs w:val="22"/>
+        </w:rPr>
+      </w:pPr>
+      <w:r>
+        <w:rPr>
+          <w:rFonts w:eastAsia="Arial" w:cs="Arial" w:ascii="Arial" w:hAnsi="Arial"/>
           <w:color w:val="000000"/>
           <w:sz w:val="22"/>
           <w:szCs w:val="22"/>
@@ -1121,22 +1186,23 @@
     </w:p>
     <w:p>
       <w:pPr>
+        <w:pStyle w:val="Normal"/>
         <w:numPr>
           <w:ilvl w:val="1"/>
           <w:numId w:val="1"/>
         </w:numPr>
-        <w:spacing w:after="0"/>
-        <w:ind w:left="-566" w:firstLine="0"/>
-        <w:rPr>
-          <w:rFonts w:ascii="Arial" w:eastAsia="Arial" w:hAnsi="Arial" w:cs="Arial"/>
-          <w:color w:val="000000"/>
-          <w:sz w:val="22"/>
-          <w:szCs w:val="22"/>
-        </w:rPr>
-      </w:pPr>
-      <w:r>
-        <w:rPr>
-          <w:rFonts w:ascii="Arial" w:eastAsia="Arial" w:hAnsi="Arial" w:cs="Arial"/>
+        <w:spacing w:before="0" w:after="0"/>
+        <w:ind w:left="-566" w:hanging="0"/>
+        <w:rPr>
+          <w:rFonts w:ascii="Arial" w:hAnsi="Arial" w:eastAsia="Arial" w:cs="Arial"/>
+          <w:color w:val="000000"/>
+          <w:sz w:val="22"/>
+          <w:szCs w:val="22"/>
+        </w:rPr>
+      </w:pPr>
+      <w:r>
+        <w:rPr>
+          <w:rFonts w:eastAsia="Arial" w:cs="Arial" w:ascii="Arial" w:hAnsi="Arial"/>
           <w:color w:val="000000"/>
           <w:sz w:val="22"/>
           <w:szCs w:val="22"/>
@@ -1145,7 +1211,7 @@
       </w:r>
       <w:r>
         <w:rPr>
-          <w:rFonts w:ascii="Arial" w:eastAsia="Arial" w:hAnsi="Arial" w:cs="Arial"/>
+          <w:rFonts w:eastAsia="Arial" w:cs="Arial" w:ascii="Arial" w:hAnsi="Arial"/>
           <w:sz w:val="22"/>
           <w:szCs w:val="22"/>
         </w:rPr>
@@ -1153,7 +1219,7 @@
       </w:r>
       <w:r>
         <w:rPr>
-          <w:rFonts w:ascii="Arial" w:eastAsia="Arial" w:hAnsi="Arial" w:cs="Arial"/>
+          <w:rFonts w:eastAsia="Arial" w:cs="Arial" w:ascii="Arial" w:hAnsi="Arial"/>
           <w:color w:val="000000"/>
           <w:sz w:val="22"/>
           <w:szCs w:val="22"/>
@@ -1163,87 +1229,109 @@
     </w:p>
     <w:p>
       <w:pPr>
-        <w:spacing w:after="0"/>
-        <w:ind w:left="-566"/>
-        <w:rPr>
-          <w:rFonts w:ascii="Arial" w:eastAsia="Arial" w:hAnsi="Arial" w:cs="Arial"/>
-          <w:color w:val="000000"/>
-          <w:sz w:val="22"/>
-          <w:szCs w:val="22"/>
-        </w:rPr>
-      </w:pPr>
-    </w:p>
-    <w:p>
-      <w:pPr>
+        <w:pStyle w:val="Normal"/>
+        <w:spacing w:before="0" w:after="0"/>
+        <w:ind w:left="-566" w:hanging="0"/>
+        <w:rPr>
+          <w:rFonts w:ascii="Arial" w:hAnsi="Arial" w:eastAsia="Arial" w:cs="Arial"/>
+          <w:color w:val="000000"/>
+          <w:sz w:val="22"/>
+          <w:szCs w:val="22"/>
+        </w:rPr>
+      </w:pPr>
+      <w:r>
+        <w:rPr>
+          <w:rFonts w:eastAsia="Arial" w:cs="Arial" w:ascii="Arial" w:hAnsi="Arial"/>
+          <w:color w:val="000000"/>
+          <w:sz w:val="22"/>
+          <w:szCs w:val="22"/>
+        </w:rPr>
+      </w:r>
+    </w:p>
+    <w:p>
+      <w:pPr>
+        <w:pStyle w:val="Normal"/>
         <w:numPr>
           <w:ilvl w:val="0"/>
           <w:numId w:val="1"/>
         </w:numPr>
-        <w:spacing w:after="0"/>
-        <w:ind w:left="-566" w:firstLine="0"/>
+        <w:spacing w:before="0" w:after="0"/>
+        <w:ind w:left="-566" w:hanging="0"/>
         <w:jc w:val="center"/>
         <w:rPr>
-          <w:rFonts w:ascii="Arial" w:eastAsia="Arial" w:hAnsi="Arial" w:cs="Arial"/>
+          <w:rFonts w:ascii="Arial" w:hAnsi="Arial" w:eastAsia="Arial" w:cs="Arial"/>
           <w:b/>
-          <w:color w:val="000000"/>
-          <w:sz w:val="22"/>
-          <w:szCs w:val="22"/>
-        </w:rPr>
-      </w:pPr>
-      <w:r>
-        <w:rPr>
-          <w:rFonts w:ascii="Arial" w:eastAsia="Arial" w:hAnsi="Arial" w:cs="Arial"/>
           <w:b/>
           <w:color w:val="000000"/>
           <w:sz w:val="22"/>
           <w:szCs w:val="22"/>
         </w:rPr>
+      </w:pPr>
+      <w:r>
+        <w:rPr>
+          <w:rFonts w:eastAsia="Arial" w:cs="Arial" w:ascii="Arial" w:hAnsi="Arial"/>
+          <w:b/>
+          <w:color w:val="000000"/>
+          <w:sz w:val="22"/>
+          <w:szCs w:val="22"/>
+        </w:rPr>
         <w:t>Интеллектуальная собственность и ограничения при использовании Платформы</w:t>
       </w:r>
     </w:p>
     <w:p>
       <w:pPr>
+        <w:pStyle w:val="Normal"/>
         <w:numPr>
           <w:ilvl w:val="1"/>
           <w:numId w:val="1"/>
         </w:numPr>
-        <w:spacing w:after="0"/>
-        <w:ind w:left="-566" w:firstLine="0"/>
-        <w:rPr>
-          <w:rFonts w:ascii="Arial" w:eastAsia="Arial" w:hAnsi="Arial" w:cs="Arial"/>
-          <w:color w:val="000000"/>
-          <w:sz w:val="22"/>
-          <w:szCs w:val="22"/>
-        </w:rPr>
-      </w:pPr>
-      <w:r>
-        <w:rPr>
-          <w:rFonts w:ascii="Arial" w:eastAsia="Arial" w:hAnsi="Arial" w:cs="Arial"/>
-          <w:color w:val="000000"/>
-          <w:sz w:val="22"/>
-          <w:szCs w:val="22"/>
-        </w:rPr>
-        <w:t> Используя материалы Исполнителя, а также используя Платформу, Пользователь признает и соглашается с тем, что все содержимое Платформы, алгоритмы, дизайн, логотипы, контент и структура содержимого Платформы защищены авторским правом, правом на товарный знак и другими правами на результаты интеллектуальной деятельности и что указанные права являются действительными и охраняются во всех формах, на всех носителях и в отношении всех технологий, как существующих в настоящее время, так и разработанных или созданных впоследствии. Никакие права на любое содержимое материалов и Платформы, принадлежащих Исполнителю, включая, помимо прочего, аудиовизуальные произведения, текстовые и графические материалы, программы для ЭВМ, товарные знаки не переходят к Пользователю в результате пользования материалами и Платформой и заключения Договора.</w:t>
-      </w:r>
-    </w:p>
-    <w:p>
-      <w:pPr>
+        <w:spacing w:before="0" w:after="0"/>
+        <w:ind w:left="-566" w:hanging="0"/>
+        <w:rPr>
+          <w:rFonts w:ascii="Arial" w:hAnsi="Arial" w:eastAsia="Arial" w:cs="Arial"/>
+          <w:color w:val="000000"/>
+          <w:sz w:val="22"/>
+          <w:szCs w:val="22"/>
+        </w:rPr>
+      </w:pPr>
+      <w:r>
+        <w:rPr>
+          <w:rFonts w:eastAsia="Arial" w:cs="Arial" w:ascii="Arial" w:hAnsi="Arial"/>
+          <w:color w:val="000000"/>
+          <w:sz w:val="22"/>
+          <w:szCs w:val="22"/>
+        </w:rPr>
+        <w:t> </w:t>
+      </w:r>
+      <w:r>
+        <w:rPr>
+          <w:rFonts w:eastAsia="Arial" w:cs="Arial" w:ascii="Arial" w:hAnsi="Arial"/>
+          <w:color w:val="000000"/>
+          <w:sz w:val="22"/>
+          <w:szCs w:val="22"/>
+        </w:rPr>
+        <w:t>Используя материалы Исполнителя, а также используя Платформу, Пользователь признает и соглашается с тем, что все содержимое Платформы, алгоритмы, дизайн, логотипы, контент и структура содержимого Платформы защищены авторским правом, правом на товарный знак и другими правами на результаты интеллектуальной деятельности и что указанные права являются действительными и охраняются во всех формах, на всех носителях и в отношении всех технологий, как существующих в настоящее время, так и разработанных или созданных впоследствии. Никакие права на любое содержимое материалов и Платформы, принадлежащих Исполнителю, включая, помимо прочего, аудиовизуальные произведения, текстовые и графические материалы, программы для ЭВМ, товарные знаки не переходят к Пользователю в результате пользования материалами и Платформой и заключения Договора.</w:t>
+      </w:r>
+    </w:p>
+    <w:p>
+      <w:pPr>
+        <w:pStyle w:val="Normal"/>
         <w:numPr>
           <w:ilvl w:val="1"/>
           <w:numId w:val="1"/>
         </w:numPr>
-        <w:spacing w:after="0"/>
-        <w:ind w:left="-566" w:firstLine="0"/>
-        <w:rPr>
-          <w:rFonts w:ascii="Arial" w:eastAsia="Arial" w:hAnsi="Arial" w:cs="Arial"/>
-          <w:color w:val="000000"/>
-          <w:sz w:val="22"/>
-          <w:szCs w:val="22"/>
-        </w:rPr>
-      </w:pPr>
-      <w:r>
-        <w:rPr>
-          <w:rFonts w:ascii="Arial" w:eastAsia="Arial" w:hAnsi="Arial" w:cs="Arial"/>
+        <w:spacing w:before="0" w:after="0"/>
+        <w:ind w:left="-566" w:hanging="0"/>
+        <w:rPr>
+          <w:rFonts w:ascii="Arial" w:hAnsi="Arial" w:eastAsia="Arial" w:cs="Arial"/>
+          <w:color w:val="000000"/>
+          <w:sz w:val="22"/>
+          <w:szCs w:val="22"/>
+        </w:rPr>
+      </w:pPr>
+      <w:r>
+        <w:rPr>
+          <w:rFonts w:eastAsia="Arial" w:cs="Arial" w:ascii="Arial" w:hAnsi="Arial"/>
           <w:color w:val="000000"/>
           <w:sz w:val="22"/>
           <w:szCs w:val="22"/>
@@ -1253,22 +1341,23 @@
     </w:p>
     <w:p>
       <w:pPr>
+        <w:pStyle w:val="Normal"/>
         <w:numPr>
           <w:ilvl w:val="1"/>
           <w:numId w:val="1"/>
         </w:numPr>
-        <w:spacing w:after="0"/>
-        <w:ind w:left="-566" w:firstLine="0"/>
-        <w:rPr>
-          <w:rFonts w:ascii="Arial" w:eastAsia="Arial" w:hAnsi="Arial" w:cs="Arial"/>
-          <w:color w:val="000000"/>
-          <w:sz w:val="22"/>
-          <w:szCs w:val="22"/>
-        </w:rPr>
-      </w:pPr>
-      <w:r>
-        <w:rPr>
-          <w:rFonts w:ascii="Arial" w:eastAsia="Arial" w:hAnsi="Arial" w:cs="Arial"/>
+        <w:spacing w:before="0" w:after="0"/>
+        <w:ind w:left="-566" w:hanging="0"/>
+        <w:rPr>
+          <w:rFonts w:ascii="Arial" w:hAnsi="Arial" w:eastAsia="Arial" w:cs="Arial"/>
+          <w:color w:val="000000"/>
+          <w:sz w:val="22"/>
+          <w:szCs w:val="22"/>
+        </w:rPr>
+      </w:pPr>
+      <w:r>
+        <w:rPr>
+          <w:rFonts w:eastAsia="Arial" w:cs="Arial" w:ascii="Arial" w:hAnsi="Arial"/>
           <w:color w:val="000000"/>
           <w:sz w:val="22"/>
           <w:szCs w:val="22"/>
@@ -1278,22 +1367,23 @@
     </w:p>
     <w:p>
       <w:pPr>
+        <w:pStyle w:val="Normal"/>
         <w:numPr>
           <w:ilvl w:val="2"/>
           <w:numId w:val="1"/>
         </w:numPr>
-        <w:spacing w:after="0"/>
-        <w:ind w:left="-566" w:firstLine="0"/>
-        <w:rPr>
-          <w:rFonts w:ascii="Arial" w:eastAsia="Arial" w:hAnsi="Arial" w:cs="Arial"/>
-          <w:color w:val="000000"/>
-          <w:sz w:val="22"/>
-          <w:szCs w:val="22"/>
-        </w:rPr>
-      </w:pPr>
-      <w:r>
-        <w:rPr>
-          <w:rFonts w:ascii="Arial" w:eastAsia="Arial" w:hAnsi="Arial" w:cs="Arial"/>
+        <w:spacing w:before="0" w:after="0"/>
+        <w:ind w:left="-566" w:hanging="0"/>
+        <w:rPr>
+          <w:rFonts w:ascii="Arial" w:hAnsi="Arial" w:eastAsia="Arial" w:cs="Arial"/>
+          <w:color w:val="000000"/>
+          <w:sz w:val="22"/>
+          <w:szCs w:val="22"/>
+        </w:rPr>
+      </w:pPr>
+      <w:r>
+        <w:rPr>
+          <w:rFonts w:eastAsia="Arial" w:cs="Arial" w:ascii="Arial" w:hAnsi="Arial"/>
           <w:color w:val="000000"/>
           <w:sz w:val="22"/>
           <w:szCs w:val="22"/>
@@ -1303,22 +1393,23 @@
     </w:p>
     <w:p>
       <w:pPr>
+        <w:pStyle w:val="Normal"/>
         <w:numPr>
           <w:ilvl w:val="2"/>
           <w:numId w:val="1"/>
         </w:numPr>
-        <w:spacing w:after="0"/>
-        <w:ind w:left="-566" w:firstLine="0"/>
-        <w:rPr>
-          <w:rFonts w:ascii="Arial" w:eastAsia="Arial" w:hAnsi="Arial" w:cs="Arial"/>
-          <w:color w:val="000000"/>
-          <w:sz w:val="22"/>
-          <w:szCs w:val="22"/>
-        </w:rPr>
-      </w:pPr>
-      <w:r>
-        <w:rPr>
-          <w:rFonts w:ascii="Arial" w:eastAsia="Arial" w:hAnsi="Arial" w:cs="Arial"/>
+        <w:spacing w:before="0" w:after="0"/>
+        <w:ind w:left="-566" w:hanging="0"/>
+        <w:rPr>
+          <w:rFonts w:ascii="Arial" w:hAnsi="Arial" w:eastAsia="Arial" w:cs="Arial"/>
+          <w:color w:val="000000"/>
+          <w:sz w:val="22"/>
+          <w:szCs w:val="22"/>
+        </w:rPr>
+      </w:pPr>
+      <w:r>
+        <w:rPr>
+          <w:rFonts w:eastAsia="Arial" w:cs="Arial" w:ascii="Arial" w:hAnsi="Arial"/>
           <w:color w:val="000000"/>
           <w:sz w:val="22"/>
           <w:szCs w:val="22"/>
@@ -1328,22 +1419,23 @@
     </w:p>
     <w:p>
       <w:pPr>
+        <w:pStyle w:val="Normal"/>
         <w:numPr>
           <w:ilvl w:val="2"/>
           <w:numId w:val="1"/>
         </w:numPr>
-        <w:spacing w:after="0"/>
-        <w:ind w:left="-566" w:firstLine="0"/>
-        <w:rPr>
-          <w:rFonts w:ascii="Arial" w:eastAsia="Arial" w:hAnsi="Arial" w:cs="Arial"/>
-          <w:color w:val="000000"/>
-          <w:sz w:val="22"/>
-          <w:szCs w:val="22"/>
-        </w:rPr>
-      </w:pPr>
-      <w:r>
-        <w:rPr>
-          <w:rFonts w:ascii="Arial" w:eastAsia="Arial" w:hAnsi="Arial" w:cs="Arial"/>
+        <w:spacing w:before="0" w:after="0"/>
+        <w:ind w:left="-566" w:hanging="0"/>
+        <w:rPr>
+          <w:rFonts w:ascii="Arial" w:hAnsi="Arial" w:eastAsia="Arial" w:cs="Arial"/>
+          <w:color w:val="000000"/>
+          <w:sz w:val="22"/>
+          <w:szCs w:val="22"/>
+        </w:rPr>
+      </w:pPr>
+      <w:r>
+        <w:rPr>
+          <w:rFonts w:eastAsia="Arial" w:cs="Arial" w:ascii="Arial" w:hAnsi="Arial"/>
           <w:color w:val="000000"/>
           <w:sz w:val="22"/>
           <w:szCs w:val="22"/>
@@ -1353,22 +1445,23 @@
     </w:p>
     <w:p>
       <w:pPr>
+        <w:pStyle w:val="Normal"/>
         <w:numPr>
           <w:ilvl w:val="2"/>
           <w:numId w:val="1"/>
         </w:numPr>
-        <w:spacing w:after="0"/>
-        <w:ind w:left="-566" w:firstLine="0"/>
-        <w:rPr>
-          <w:rFonts w:ascii="Arial" w:eastAsia="Arial" w:hAnsi="Arial" w:cs="Arial"/>
-          <w:color w:val="000000"/>
-          <w:sz w:val="22"/>
-          <w:szCs w:val="22"/>
-        </w:rPr>
-      </w:pPr>
-      <w:r>
-        <w:rPr>
-          <w:rFonts w:ascii="Arial" w:eastAsia="Arial" w:hAnsi="Arial" w:cs="Arial"/>
+        <w:spacing w:before="0" w:after="0"/>
+        <w:ind w:left="-566" w:hanging="0"/>
+        <w:rPr>
+          <w:rFonts w:ascii="Arial" w:hAnsi="Arial" w:eastAsia="Arial" w:cs="Arial"/>
+          <w:color w:val="000000"/>
+          <w:sz w:val="22"/>
+          <w:szCs w:val="22"/>
+        </w:rPr>
+      </w:pPr>
+      <w:r>
+        <w:rPr>
+          <w:rFonts w:eastAsia="Arial" w:cs="Arial" w:ascii="Arial" w:hAnsi="Arial"/>
           <w:color w:val="000000"/>
           <w:sz w:val="22"/>
           <w:szCs w:val="22"/>
@@ -1378,62 +1471,74 @@
     </w:p>
     <w:p>
       <w:pPr>
-        <w:spacing w:after="0"/>
-        <w:ind w:left="-566"/>
-        <w:rPr>
-          <w:rFonts w:ascii="Arial" w:eastAsia="Arial" w:hAnsi="Arial" w:cs="Arial"/>
-          <w:color w:val="000000"/>
-          <w:sz w:val="22"/>
-          <w:szCs w:val="22"/>
-        </w:rPr>
-      </w:pPr>
-    </w:p>
-    <w:p>
-      <w:pPr>
+        <w:pStyle w:val="Normal"/>
+        <w:spacing w:before="0" w:after="0"/>
+        <w:ind w:left="-566" w:hanging="0"/>
+        <w:rPr>
+          <w:rFonts w:ascii="Arial" w:hAnsi="Arial" w:eastAsia="Arial" w:cs="Arial"/>
+          <w:color w:val="000000"/>
+          <w:sz w:val="22"/>
+          <w:szCs w:val="22"/>
+        </w:rPr>
+      </w:pPr>
+      <w:r>
+        <w:rPr>
+          <w:rFonts w:eastAsia="Arial" w:cs="Arial" w:ascii="Arial" w:hAnsi="Arial"/>
+          <w:color w:val="000000"/>
+          <w:sz w:val="22"/>
+          <w:szCs w:val="22"/>
+        </w:rPr>
+      </w:r>
+    </w:p>
+    <w:p>
+      <w:pPr>
+        <w:pStyle w:val="Normal"/>
         <w:numPr>
           <w:ilvl w:val="0"/>
           <w:numId w:val="1"/>
         </w:numPr>
-        <w:spacing w:after="0"/>
-        <w:ind w:left="-566" w:firstLine="0"/>
+        <w:spacing w:before="0" w:after="0"/>
+        <w:ind w:left="-566" w:hanging="0"/>
         <w:jc w:val="center"/>
         <w:rPr>
-          <w:rFonts w:ascii="Arial" w:eastAsia="Arial" w:hAnsi="Arial" w:cs="Arial"/>
+          <w:rFonts w:ascii="Arial" w:hAnsi="Arial" w:eastAsia="Arial" w:cs="Arial"/>
           <w:b/>
-          <w:color w:val="000000"/>
-          <w:sz w:val="22"/>
-          <w:szCs w:val="22"/>
-        </w:rPr>
-      </w:pPr>
-      <w:r>
-        <w:rPr>
-          <w:rFonts w:ascii="Arial" w:eastAsia="Arial" w:hAnsi="Arial" w:cs="Arial"/>
           <w:b/>
           <w:color w:val="000000"/>
           <w:sz w:val="22"/>
           <w:szCs w:val="22"/>
         </w:rPr>
+      </w:pPr>
+      <w:r>
+        <w:rPr>
+          <w:rFonts w:eastAsia="Arial" w:cs="Arial" w:ascii="Arial" w:hAnsi="Arial"/>
+          <w:b/>
+          <w:color w:val="000000"/>
+          <w:sz w:val="22"/>
+          <w:szCs w:val="22"/>
+        </w:rPr>
         <w:t>Права и обязанности Сторон</w:t>
       </w:r>
     </w:p>
     <w:p>
       <w:pPr>
+        <w:pStyle w:val="Normal"/>
         <w:numPr>
           <w:ilvl w:val="1"/>
           <w:numId w:val="1"/>
         </w:numPr>
-        <w:spacing w:after="0"/>
-        <w:ind w:left="-566" w:firstLine="0"/>
-        <w:rPr>
-          <w:rFonts w:ascii="Arial" w:eastAsia="Arial" w:hAnsi="Arial" w:cs="Arial"/>
-          <w:color w:val="000000"/>
-          <w:sz w:val="22"/>
-          <w:szCs w:val="22"/>
-        </w:rPr>
-      </w:pPr>
-      <w:r>
-        <w:rPr>
-          <w:rFonts w:ascii="Arial" w:eastAsia="Arial" w:hAnsi="Arial" w:cs="Arial"/>
+        <w:spacing w:before="0" w:after="0"/>
+        <w:ind w:left="-566" w:hanging="0"/>
+        <w:rPr>
+          <w:rFonts w:ascii="Arial" w:hAnsi="Arial" w:eastAsia="Arial" w:cs="Arial"/>
+          <w:color w:val="000000"/>
+          <w:sz w:val="22"/>
+          <w:szCs w:val="22"/>
+        </w:rPr>
+      </w:pPr>
+      <w:r>
+        <w:rPr>
+          <w:rFonts w:eastAsia="Arial" w:cs="Arial" w:ascii="Arial" w:hAnsi="Arial"/>
           <w:color w:val="000000"/>
           <w:sz w:val="22"/>
           <w:szCs w:val="22"/>
@@ -1443,22 +1548,23 @@
     </w:p>
     <w:p>
       <w:pPr>
+        <w:pStyle w:val="Normal"/>
         <w:numPr>
           <w:ilvl w:val="2"/>
           <w:numId w:val="1"/>
         </w:numPr>
-        <w:spacing w:after="0"/>
-        <w:ind w:left="-566" w:firstLine="0"/>
-        <w:rPr>
-          <w:rFonts w:ascii="Arial" w:eastAsia="Arial" w:hAnsi="Arial" w:cs="Arial"/>
-          <w:color w:val="000000"/>
-          <w:sz w:val="22"/>
-          <w:szCs w:val="22"/>
-        </w:rPr>
-      </w:pPr>
-      <w:r>
-        <w:rPr>
-          <w:rFonts w:ascii="Arial" w:eastAsia="Arial" w:hAnsi="Arial" w:cs="Arial"/>
+        <w:spacing w:before="0" w:after="0"/>
+        <w:ind w:left="-566" w:hanging="0"/>
+        <w:rPr>
+          <w:rFonts w:ascii="Arial" w:hAnsi="Arial" w:eastAsia="Arial" w:cs="Arial"/>
+          <w:color w:val="000000"/>
+          <w:sz w:val="22"/>
+          <w:szCs w:val="22"/>
+        </w:rPr>
+      </w:pPr>
+      <w:r>
+        <w:rPr>
+          <w:rFonts w:eastAsia="Arial" w:cs="Arial" w:ascii="Arial" w:hAnsi="Arial"/>
           <w:color w:val="000000"/>
           <w:sz w:val="22"/>
           <w:szCs w:val="22"/>
@@ -1468,22 +1574,23 @@
     </w:p>
     <w:p>
       <w:pPr>
+        <w:pStyle w:val="Normal"/>
         <w:numPr>
           <w:ilvl w:val="2"/>
           <w:numId w:val="1"/>
         </w:numPr>
-        <w:spacing w:after="0"/>
-        <w:ind w:left="-566" w:firstLine="0"/>
-        <w:rPr>
-          <w:rFonts w:ascii="Arial" w:eastAsia="Arial" w:hAnsi="Arial" w:cs="Arial"/>
-          <w:color w:val="000000"/>
-          <w:sz w:val="22"/>
-          <w:szCs w:val="22"/>
-        </w:rPr>
-      </w:pPr>
-      <w:r>
-        <w:rPr>
-          <w:rFonts w:ascii="Arial" w:eastAsia="Arial" w:hAnsi="Arial" w:cs="Arial"/>
+        <w:spacing w:before="0" w:after="0"/>
+        <w:ind w:left="-566" w:hanging="0"/>
+        <w:rPr>
+          <w:rFonts w:ascii="Arial" w:hAnsi="Arial" w:eastAsia="Arial" w:cs="Arial"/>
+          <w:color w:val="000000"/>
+          <w:sz w:val="22"/>
+          <w:szCs w:val="22"/>
+        </w:rPr>
+      </w:pPr>
+      <w:r>
+        <w:rPr>
+          <w:rFonts w:eastAsia="Arial" w:cs="Arial" w:ascii="Arial" w:hAnsi="Arial"/>
           <w:color w:val="000000"/>
           <w:sz w:val="22"/>
           <w:szCs w:val="22"/>
@@ -1493,22 +1600,23 @@
     </w:p>
     <w:p>
       <w:pPr>
+        <w:pStyle w:val="Normal"/>
         <w:numPr>
           <w:ilvl w:val="2"/>
           <w:numId w:val="1"/>
         </w:numPr>
-        <w:spacing w:after="0"/>
-        <w:ind w:left="-566" w:firstLine="0"/>
-        <w:rPr>
-          <w:rFonts w:ascii="Arial" w:eastAsia="Arial" w:hAnsi="Arial" w:cs="Arial"/>
-          <w:color w:val="000000"/>
-          <w:sz w:val="22"/>
-          <w:szCs w:val="22"/>
-        </w:rPr>
-      </w:pPr>
-      <w:r>
-        <w:rPr>
-          <w:rFonts w:ascii="Arial" w:eastAsia="Arial" w:hAnsi="Arial" w:cs="Arial"/>
+        <w:spacing w:before="0" w:after="0"/>
+        <w:ind w:left="-566" w:hanging="0"/>
+        <w:rPr>
+          <w:rFonts w:ascii="Arial" w:hAnsi="Arial" w:eastAsia="Arial" w:cs="Arial"/>
+          <w:color w:val="000000"/>
+          <w:sz w:val="22"/>
+          <w:szCs w:val="22"/>
+        </w:rPr>
+      </w:pPr>
+      <w:r>
+        <w:rPr>
+          <w:rFonts w:eastAsia="Arial" w:cs="Arial" w:ascii="Arial" w:hAnsi="Arial"/>
           <w:color w:val="000000"/>
           <w:sz w:val="22"/>
           <w:szCs w:val="22"/>
@@ -1518,22 +1626,23 @@
     </w:p>
     <w:p>
       <w:pPr>
+        <w:pStyle w:val="Normal"/>
         <w:numPr>
           <w:ilvl w:val="3"/>
           <w:numId w:val="1"/>
         </w:numPr>
-        <w:spacing w:after="0"/>
-        <w:ind w:left="-566" w:firstLine="0"/>
-        <w:rPr>
-          <w:rFonts w:ascii="Arial" w:eastAsia="Arial" w:hAnsi="Arial" w:cs="Arial"/>
-          <w:color w:val="000000"/>
-          <w:sz w:val="22"/>
-          <w:szCs w:val="22"/>
-        </w:rPr>
-      </w:pPr>
-      <w:r>
-        <w:rPr>
-          <w:rFonts w:ascii="Arial" w:eastAsia="Arial" w:hAnsi="Arial" w:cs="Arial"/>
+        <w:spacing w:before="0" w:after="0"/>
+        <w:ind w:left="-566" w:hanging="0"/>
+        <w:rPr>
+          <w:rFonts w:ascii="Arial" w:hAnsi="Arial" w:eastAsia="Arial" w:cs="Arial"/>
+          <w:color w:val="000000"/>
+          <w:sz w:val="22"/>
+          <w:szCs w:val="22"/>
+        </w:rPr>
+      </w:pPr>
+      <w:r>
+        <w:rPr>
+          <w:rFonts w:eastAsia="Arial" w:cs="Arial" w:ascii="Arial" w:hAnsi="Arial"/>
           <w:color w:val="000000"/>
           <w:sz w:val="22"/>
           <w:szCs w:val="22"/>
@@ -1543,22 +1652,23 @@
     </w:p>
     <w:p>
       <w:pPr>
+        <w:pStyle w:val="Normal"/>
         <w:numPr>
           <w:ilvl w:val="3"/>
           <w:numId w:val="1"/>
         </w:numPr>
-        <w:spacing w:after="0"/>
-        <w:ind w:left="-566" w:firstLine="0"/>
-        <w:rPr>
-          <w:rFonts w:ascii="Arial" w:eastAsia="Arial" w:hAnsi="Arial" w:cs="Arial"/>
-          <w:color w:val="000000"/>
-          <w:sz w:val="22"/>
-          <w:szCs w:val="22"/>
-        </w:rPr>
-      </w:pPr>
-      <w:r>
-        <w:rPr>
-          <w:rFonts w:ascii="Arial" w:eastAsia="Arial" w:hAnsi="Arial" w:cs="Arial"/>
+        <w:spacing w:before="0" w:after="0"/>
+        <w:ind w:left="-566" w:hanging="0"/>
+        <w:rPr>
+          <w:rFonts w:ascii="Arial" w:hAnsi="Arial" w:eastAsia="Arial" w:cs="Arial"/>
+          <w:color w:val="000000"/>
+          <w:sz w:val="22"/>
+          <w:szCs w:val="22"/>
+        </w:rPr>
+      </w:pPr>
+      <w:r>
+        <w:rPr>
+          <w:rFonts w:eastAsia="Arial" w:cs="Arial" w:ascii="Arial" w:hAnsi="Arial"/>
           <w:color w:val="000000"/>
           <w:sz w:val="22"/>
           <w:szCs w:val="22"/>
@@ -1568,62 +1678,74 @@
     </w:p>
     <w:p>
       <w:pPr>
-        <w:spacing w:after="0"/>
-        <w:ind w:left="-566"/>
-        <w:rPr>
-          <w:rFonts w:ascii="Arial" w:eastAsia="Arial" w:hAnsi="Arial" w:cs="Arial"/>
-          <w:color w:val="000000"/>
-          <w:sz w:val="22"/>
-          <w:szCs w:val="22"/>
-        </w:rPr>
-      </w:pPr>
-    </w:p>
-    <w:p>
-      <w:pPr>
+        <w:pStyle w:val="Normal"/>
+        <w:spacing w:before="0" w:after="0"/>
+        <w:ind w:left="-566" w:hanging="0"/>
+        <w:rPr>
+          <w:rFonts w:ascii="Arial" w:hAnsi="Arial" w:eastAsia="Arial" w:cs="Arial"/>
+          <w:color w:val="000000"/>
+          <w:sz w:val="22"/>
+          <w:szCs w:val="22"/>
+        </w:rPr>
+      </w:pPr>
+      <w:r>
+        <w:rPr>
+          <w:rFonts w:eastAsia="Arial" w:cs="Arial" w:ascii="Arial" w:hAnsi="Arial"/>
+          <w:color w:val="000000"/>
+          <w:sz w:val="22"/>
+          <w:szCs w:val="22"/>
+        </w:rPr>
+      </w:r>
+    </w:p>
+    <w:p>
+      <w:pPr>
+        <w:pStyle w:val="Normal"/>
         <w:numPr>
           <w:ilvl w:val="0"/>
           <w:numId w:val="1"/>
         </w:numPr>
-        <w:spacing w:after="0"/>
-        <w:ind w:left="-566" w:firstLine="0"/>
+        <w:spacing w:before="0" w:after="0"/>
+        <w:ind w:left="-566" w:hanging="0"/>
         <w:jc w:val="center"/>
         <w:rPr>
-          <w:rFonts w:ascii="Arial" w:eastAsia="Arial" w:hAnsi="Arial" w:cs="Arial"/>
+          <w:rFonts w:ascii="Arial" w:hAnsi="Arial" w:eastAsia="Arial" w:cs="Arial"/>
           <w:b/>
-          <w:color w:val="000000"/>
-          <w:sz w:val="22"/>
-          <w:szCs w:val="22"/>
-        </w:rPr>
-      </w:pPr>
-      <w:r>
-        <w:rPr>
-          <w:rFonts w:ascii="Arial" w:eastAsia="Arial" w:hAnsi="Arial" w:cs="Arial"/>
           <w:b/>
           <w:color w:val="000000"/>
           <w:sz w:val="22"/>
           <w:szCs w:val="22"/>
         </w:rPr>
+      </w:pPr>
+      <w:r>
+        <w:rPr>
+          <w:rFonts w:eastAsia="Arial" w:cs="Arial" w:ascii="Arial" w:hAnsi="Arial"/>
+          <w:b/>
+          <w:color w:val="000000"/>
+          <w:sz w:val="22"/>
+          <w:szCs w:val="22"/>
+        </w:rPr>
         <w:t>Ограничение ответственности</w:t>
       </w:r>
     </w:p>
     <w:p>
       <w:pPr>
+        <w:pStyle w:val="Normal"/>
         <w:numPr>
           <w:ilvl w:val="1"/>
           <w:numId w:val="1"/>
         </w:numPr>
-        <w:spacing w:after="0"/>
-        <w:ind w:left="-566" w:firstLine="0"/>
-        <w:rPr>
-          <w:rFonts w:ascii="Arial" w:eastAsia="Arial" w:hAnsi="Arial" w:cs="Arial"/>
-          <w:color w:val="000000"/>
-          <w:sz w:val="22"/>
-          <w:szCs w:val="22"/>
-        </w:rPr>
-      </w:pPr>
-      <w:r>
-        <w:rPr>
-          <w:rFonts w:ascii="Arial" w:eastAsia="Arial" w:hAnsi="Arial" w:cs="Arial"/>
+        <w:spacing w:before="0" w:after="0"/>
+        <w:ind w:left="-566" w:hanging="0"/>
+        <w:rPr>
+          <w:rFonts w:ascii="Arial" w:hAnsi="Arial" w:eastAsia="Arial" w:cs="Arial"/>
+          <w:color w:val="000000"/>
+          <w:sz w:val="22"/>
+          <w:szCs w:val="22"/>
+        </w:rPr>
+      </w:pPr>
+      <w:r>
+        <w:rPr>
+          <w:rFonts w:eastAsia="Arial" w:cs="Arial" w:ascii="Arial" w:hAnsi="Arial"/>
           <w:color w:val="000000"/>
           <w:sz w:val="22"/>
           <w:szCs w:val="22"/>
@@ -1633,22 +1755,23 @@
     </w:p>
     <w:p>
       <w:pPr>
+        <w:pStyle w:val="Normal"/>
         <w:numPr>
           <w:ilvl w:val="1"/>
           <w:numId w:val="1"/>
         </w:numPr>
-        <w:spacing w:after="0"/>
-        <w:ind w:left="-566" w:firstLine="0"/>
-        <w:rPr>
-          <w:rFonts w:ascii="Arial" w:eastAsia="Arial" w:hAnsi="Arial" w:cs="Arial"/>
-          <w:color w:val="000000"/>
-          <w:sz w:val="22"/>
-          <w:szCs w:val="22"/>
-        </w:rPr>
-      </w:pPr>
-      <w:r>
-        <w:rPr>
-          <w:rFonts w:ascii="Arial" w:eastAsia="Arial" w:hAnsi="Arial" w:cs="Arial"/>
+        <w:spacing w:before="0" w:after="0"/>
+        <w:ind w:left="-566" w:hanging="0"/>
+        <w:rPr>
+          <w:rFonts w:ascii="Arial" w:hAnsi="Arial" w:eastAsia="Arial" w:cs="Arial"/>
+          <w:color w:val="000000"/>
+          <w:sz w:val="22"/>
+          <w:szCs w:val="22"/>
+        </w:rPr>
+      </w:pPr>
+      <w:r>
+        <w:rPr>
+          <w:rFonts w:eastAsia="Arial" w:cs="Arial" w:ascii="Arial" w:hAnsi="Arial"/>
           <w:color w:val="000000"/>
           <w:sz w:val="22"/>
           <w:szCs w:val="22"/>
@@ -1657,7 +1780,7 @@
       </w:r>
       <w:r>
         <w:rPr>
-          <w:rFonts w:ascii="Arial" w:eastAsia="Arial" w:hAnsi="Arial" w:cs="Arial"/>
+          <w:rFonts w:eastAsia="Arial" w:cs="Arial" w:ascii="Arial" w:hAnsi="Arial"/>
           <w:sz w:val="22"/>
           <w:szCs w:val="22"/>
         </w:rPr>
@@ -1665,7 +1788,7 @@
       </w:r>
       <w:r>
         <w:rPr>
-          <w:rFonts w:ascii="Arial" w:eastAsia="Arial" w:hAnsi="Arial" w:cs="Arial"/>
+          <w:rFonts w:eastAsia="Arial" w:cs="Arial" w:ascii="Arial" w:hAnsi="Arial"/>
           <w:color w:val="000000"/>
           <w:sz w:val="22"/>
           <w:szCs w:val="22"/>
@@ -1675,22 +1798,23 @@
     </w:p>
     <w:p>
       <w:pPr>
+        <w:pStyle w:val="Normal"/>
         <w:numPr>
           <w:ilvl w:val="1"/>
           <w:numId w:val="1"/>
         </w:numPr>
-        <w:spacing w:after="0"/>
-        <w:ind w:left="-566" w:firstLine="0"/>
-        <w:rPr>
-          <w:rFonts w:ascii="Arial" w:eastAsia="Arial" w:hAnsi="Arial" w:cs="Arial"/>
-          <w:color w:val="000000"/>
-          <w:sz w:val="22"/>
-          <w:szCs w:val="22"/>
-        </w:rPr>
-      </w:pPr>
-      <w:r>
-        <w:rPr>
-          <w:rFonts w:ascii="Arial" w:eastAsia="Arial" w:hAnsi="Arial" w:cs="Arial"/>
+        <w:spacing w:before="0" w:after="0"/>
+        <w:ind w:left="-566" w:hanging="0"/>
+        <w:rPr>
+          <w:rFonts w:ascii="Arial" w:hAnsi="Arial" w:eastAsia="Arial" w:cs="Arial"/>
+          <w:color w:val="000000"/>
+          <w:sz w:val="22"/>
+          <w:szCs w:val="22"/>
+        </w:rPr>
+      </w:pPr>
+      <w:r>
+        <w:rPr>
+          <w:rFonts w:eastAsia="Arial" w:cs="Arial" w:ascii="Arial" w:hAnsi="Arial"/>
           <w:color w:val="000000"/>
           <w:sz w:val="22"/>
           <w:szCs w:val="22"/>
@@ -1699,7 +1823,7 @@
       </w:r>
       <w:r>
         <w:rPr>
-          <w:rFonts w:ascii="Arial" w:eastAsia="Arial" w:hAnsi="Arial" w:cs="Arial"/>
+          <w:rFonts w:eastAsia="Arial" w:cs="Arial" w:ascii="Arial" w:hAnsi="Arial"/>
           <w:sz w:val="22"/>
           <w:szCs w:val="22"/>
         </w:rPr>
@@ -1707,7 +1831,7 @@
       </w:r>
       <w:r>
         <w:rPr>
-          <w:rFonts w:ascii="Arial" w:eastAsia="Arial" w:hAnsi="Arial" w:cs="Arial"/>
+          <w:rFonts w:eastAsia="Arial" w:cs="Arial" w:ascii="Arial" w:hAnsi="Arial"/>
           <w:color w:val="000000"/>
           <w:sz w:val="22"/>
           <w:szCs w:val="22"/>
@@ -1716,7 +1840,7 @@
       </w:r>
       <w:r>
         <w:rPr>
-          <w:rFonts w:ascii="Arial" w:eastAsia="Arial" w:hAnsi="Arial" w:cs="Arial"/>
+          <w:rFonts w:eastAsia="Arial" w:cs="Arial" w:ascii="Arial" w:hAnsi="Arial"/>
           <w:sz w:val="22"/>
           <w:szCs w:val="22"/>
         </w:rPr>
@@ -1724,7 +1848,7 @@
       </w:r>
       <w:r>
         <w:rPr>
-          <w:rFonts w:ascii="Arial" w:eastAsia="Arial" w:hAnsi="Arial" w:cs="Arial"/>
+          <w:rFonts w:eastAsia="Arial" w:cs="Arial" w:ascii="Arial" w:hAnsi="Arial"/>
           <w:color w:val="000000"/>
           <w:sz w:val="22"/>
           <w:szCs w:val="22"/>
@@ -1734,62 +1858,74 @@
     </w:p>
     <w:p>
       <w:pPr>
-        <w:spacing w:after="0"/>
-        <w:ind w:left="-566"/>
-        <w:rPr>
-          <w:rFonts w:ascii="Arial" w:eastAsia="Arial" w:hAnsi="Arial" w:cs="Arial"/>
-          <w:color w:val="000000"/>
-          <w:sz w:val="22"/>
-          <w:szCs w:val="22"/>
-        </w:rPr>
-      </w:pPr>
-    </w:p>
-    <w:p>
-      <w:pPr>
+        <w:pStyle w:val="Normal"/>
+        <w:spacing w:before="0" w:after="0"/>
+        <w:ind w:left="-566" w:hanging="0"/>
+        <w:rPr>
+          <w:rFonts w:ascii="Arial" w:hAnsi="Arial" w:eastAsia="Arial" w:cs="Arial"/>
+          <w:color w:val="000000"/>
+          <w:sz w:val="22"/>
+          <w:szCs w:val="22"/>
+        </w:rPr>
+      </w:pPr>
+      <w:r>
+        <w:rPr>
+          <w:rFonts w:eastAsia="Arial" w:cs="Arial" w:ascii="Arial" w:hAnsi="Arial"/>
+          <w:color w:val="000000"/>
+          <w:sz w:val="22"/>
+          <w:szCs w:val="22"/>
+        </w:rPr>
+      </w:r>
+    </w:p>
+    <w:p>
+      <w:pPr>
+        <w:pStyle w:val="Normal"/>
         <w:numPr>
           <w:ilvl w:val="0"/>
           <w:numId w:val="1"/>
         </w:numPr>
-        <w:spacing w:after="0"/>
-        <w:ind w:left="-566" w:firstLine="0"/>
+        <w:spacing w:before="0" w:after="0"/>
+        <w:ind w:left="-566" w:hanging="0"/>
         <w:jc w:val="center"/>
         <w:rPr>
-          <w:rFonts w:ascii="Arial" w:eastAsia="Arial" w:hAnsi="Arial" w:cs="Arial"/>
+          <w:rFonts w:ascii="Arial" w:hAnsi="Arial" w:eastAsia="Arial" w:cs="Arial"/>
           <w:b/>
-          <w:color w:val="000000"/>
-          <w:sz w:val="22"/>
-          <w:szCs w:val="22"/>
-        </w:rPr>
-      </w:pPr>
-      <w:r>
-        <w:rPr>
-          <w:rFonts w:ascii="Arial" w:eastAsia="Arial" w:hAnsi="Arial" w:cs="Arial"/>
           <w:b/>
           <w:color w:val="000000"/>
           <w:sz w:val="22"/>
           <w:szCs w:val="22"/>
         </w:rPr>
+      </w:pPr>
+      <w:r>
+        <w:rPr>
+          <w:rFonts w:eastAsia="Arial" w:cs="Arial" w:ascii="Arial" w:hAnsi="Arial"/>
+          <w:b/>
+          <w:color w:val="000000"/>
+          <w:sz w:val="22"/>
+          <w:szCs w:val="22"/>
+        </w:rPr>
         <w:t>Применимое право и разрешение споров</w:t>
       </w:r>
     </w:p>
     <w:p>
       <w:pPr>
+        <w:pStyle w:val="Normal"/>
         <w:numPr>
           <w:ilvl w:val="1"/>
           <w:numId w:val="1"/>
         </w:numPr>
-        <w:spacing w:after="0"/>
-        <w:ind w:left="-566" w:firstLine="0"/>
-        <w:rPr>
-          <w:rFonts w:ascii="Arial" w:eastAsia="Arial" w:hAnsi="Arial" w:cs="Arial"/>
-          <w:color w:val="000000"/>
-          <w:sz w:val="22"/>
-          <w:szCs w:val="22"/>
-        </w:rPr>
-      </w:pPr>
-      <w:r>
-        <w:rPr>
-          <w:rFonts w:ascii="Arial" w:eastAsia="Arial" w:hAnsi="Arial" w:cs="Arial"/>
+        <w:spacing w:before="0" w:after="0"/>
+        <w:ind w:left="-566" w:hanging="0"/>
+        <w:rPr>
+          <w:rFonts w:ascii="Arial" w:hAnsi="Arial" w:eastAsia="Arial" w:cs="Arial"/>
+          <w:color w:val="000000"/>
+          <w:sz w:val="22"/>
+          <w:szCs w:val="22"/>
+        </w:rPr>
+      </w:pPr>
+      <w:r>
+        <w:rPr>
+          <w:rFonts w:eastAsia="Arial" w:cs="Arial" w:ascii="Arial" w:hAnsi="Arial"/>
           <w:color w:val="000000"/>
           <w:sz w:val="22"/>
           <w:szCs w:val="22"/>
@@ -1799,22 +1935,23 @@
     </w:p>
     <w:p>
       <w:pPr>
+        <w:pStyle w:val="Normal"/>
         <w:numPr>
           <w:ilvl w:val="1"/>
           <w:numId w:val="1"/>
         </w:numPr>
-        <w:spacing w:after="0"/>
-        <w:ind w:left="-566" w:firstLine="0"/>
-        <w:rPr>
-          <w:rFonts w:ascii="Arial" w:eastAsia="Arial" w:hAnsi="Arial" w:cs="Arial"/>
-          <w:color w:val="000000"/>
-          <w:sz w:val="22"/>
-          <w:szCs w:val="22"/>
-        </w:rPr>
-      </w:pPr>
-      <w:r>
-        <w:rPr>
-          <w:rFonts w:ascii="Arial" w:eastAsia="Arial" w:hAnsi="Arial" w:cs="Arial"/>
+        <w:spacing w:before="0" w:after="0"/>
+        <w:ind w:left="-566" w:hanging="0"/>
+        <w:rPr>
+          <w:rFonts w:ascii="Arial" w:hAnsi="Arial" w:eastAsia="Arial" w:cs="Arial"/>
+          <w:color w:val="000000"/>
+          <w:sz w:val="22"/>
+          <w:szCs w:val="22"/>
+        </w:rPr>
+      </w:pPr>
+      <w:r>
+        <w:rPr>
+          <w:rFonts w:eastAsia="Arial" w:cs="Arial" w:ascii="Arial" w:hAnsi="Arial"/>
           <w:color w:val="000000"/>
           <w:sz w:val="22"/>
           <w:szCs w:val="22"/>
@@ -1824,22 +1961,23 @@
     </w:p>
     <w:p>
       <w:pPr>
+        <w:pStyle w:val="Normal"/>
         <w:numPr>
           <w:ilvl w:val="1"/>
           <w:numId w:val="1"/>
         </w:numPr>
-        <w:spacing w:after="0"/>
-        <w:ind w:left="-566" w:firstLine="0"/>
-        <w:rPr>
-          <w:rFonts w:ascii="Arial" w:eastAsia="Arial" w:hAnsi="Arial" w:cs="Arial"/>
-          <w:color w:val="000000"/>
-          <w:sz w:val="22"/>
-          <w:szCs w:val="22"/>
-        </w:rPr>
-      </w:pPr>
-      <w:r>
-        <w:rPr>
-          <w:rFonts w:ascii="Arial" w:eastAsia="Arial" w:hAnsi="Arial" w:cs="Arial"/>
+        <w:spacing w:before="0" w:after="0"/>
+        <w:ind w:left="-566" w:hanging="0"/>
+        <w:rPr>
+          <w:rFonts w:ascii="Arial" w:hAnsi="Arial" w:eastAsia="Arial" w:cs="Arial"/>
+          <w:color w:val="000000"/>
+          <w:sz w:val="22"/>
+          <w:szCs w:val="22"/>
+        </w:rPr>
+      </w:pPr>
+      <w:r>
+        <w:rPr>
+          <w:rFonts w:eastAsia="Arial" w:cs="Arial" w:ascii="Arial" w:hAnsi="Arial"/>
           <w:color w:val="000000"/>
           <w:sz w:val="22"/>
           <w:szCs w:val="22"/>
@@ -1849,22 +1987,23 @@
     </w:p>
     <w:p>
       <w:pPr>
+        <w:pStyle w:val="Normal"/>
         <w:numPr>
           <w:ilvl w:val="1"/>
           <w:numId w:val="1"/>
         </w:numPr>
-        <w:spacing w:after="0"/>
-        <w:ind w:left="-566" w:firstLine="0"/>
-        <w:rPr>
-          <w:rFonts w:ascii="Arial" w:eastAsia="Arial" w:hAnsi="Arial" w:cs="Arial"/>
-          <w:color w:val="000000"/>
-          <w:sz w:val="22"/>
-          <w:szCs w:val="22"/>
-        </w:rPr>
-      </w:pPr>
-      <w:r>
-        <w:rPr>
-          <w:rFonts w:ascii="Arial" w:eastAsia="Arial" w:hAnsi="Arial" w:cs="Arial"/>
+        <w:spacing w:before="0" w:after="0"/>
+        <w:ind w:left="-566" w:hanging="0"/>
+        <w:rPr>
+          <w:rFonts w:ascii="Arial" w:hAnsi="Arial" w:eastAsia="Arial" w:cs="Arial"/>
+          <w:color w:val="000000"/>
+          <w:sz w:val="22"/>
+          <w:szCs w:val="22"/>
+        </w:rPr>
+      </w:pPr>
+      <w:r>
+        <w:rPr>
+          <w:rFonts w:eastAsia="Arial" w:cs="Arial" w:ascii="Arial" w:hAnsi="Arial"/>
           <w:color w:val="000000"/>
           <w:sz w:val="22"/>
           <w:szCs w:val="22"/>
@@ -1874,74 +2013,95 @@
     </w:p>
     <w:p>
       <w:pPr>
-        <w:spacing w:after="0"/>
-        <w:ind w:left="-566"/>
-        <w:rPr>
-          <w:rFonts w:ascii="Arial" w:eastAsia="Arial" w:hAnsi="Arial" w:cs="Arial"/>
-          <w:color w:val="000000"/>
-          <w:sz w:val="22"/>
-          <w:szCs w:val="22"/>
-        </w:rPr>
-      </w:pPr>
-    </w:p>
-    <w:p>
-      <w:pPr>
-        <w:spacing w:after="0"/>
-        <w:ind w:left="-566"/>
-        <w:rPr>
-          <w:rFonts w:ascii="Arial" w:eastAsia="Arial" w:hAnsi="Arial" w:cs="Arial"/>
-          <w:color w:val="000000"/>
-          <w:sz w:val="22"/>
-          <w:szCs w:val="22"/>
-        </w:rPr>
-      </w:pPr>
-    </w:p>
-    <w:p>
-      <w:pPr>
+        <w:pStyle w:val="Normal"/>
+        <w:spacing w:before="0" w:after="0"/>
+        <w:ind w:left="-566" w:hanging="0"/>
+        <w:rPr>
+          <w:rFonts w:ascii="Arial" w:hAnsi="Arial" w:eastAsia="Arial" w:cs="Arial"/>
+          <w:color w:val="000000"/>
+          <w:sz w:val="22"/>
+          <w:szCs w:val="22"/>
+        </w:rPr>
+      </w:pPr>
+      <w:r>
+        <w:rPr>
+          <w:rFonts w:eastAsia="Arial" w:cs="Arial" w:ascii="Arial" w:hAnsi="Arial"/>
+          <w:color w:val="000000"/>
+          <w:sz w:val="22"/>
+          <w:szCs w:val="22"/>
+        </w:rPr>
+      </w:r>
+    </w:p>
+    <w:p>
+      <w:pPr>
+        <w:pStyle w:val="Normal"/>
+        <w:spacing w:before="0" w:after="0"/>
+        <w:ind w:left="-566" w:hanging="0"/>
+        <w:rPr>
+          <w:rFonts w:ascii="Arial" w:hAnsi="Arial" w:eastAsia="Arial" w:cs="Arial"/>
+          <w:color w:val="000000"/>
+          <w:sz w:val="22"/>
+          <w:szCs w:val="22"/>
+        </w:rPr>
+      </w:pPr>
+      <w:r>
+        <w:rPr>
+          <w:rFonts w:eastAsia="Arial" w:cs="Arial" w:ascii="Arial" w:hAnsi="Arial"/>
+          <w:color w:val="000000"/>
+          <w:sz w:val="22"/>
+          <w:szCs w:val="22"/>
+        </w:rPr>
+      </w:r>
+    </w:p>
+    <w:p>
+      <w:pPr>
+        <w:pStyle w:val="Normal"/>
         <w:numPr>
           <w:ilvl w:val="0"/>
           <w:numId w:val="1"/>
         </w:numPr>
-        <w:spacing w:after="0"/>
-        <w:ind w:left="-566" w:firstLine="0"/>
+        <w:spacing w:before="0" w:after="0"/>
+        <w:ind w:left="-566" w:hanging="0"/>
         <w:jc w:val="center"/>
         <w:rPr>
-          <w:rFonts w:ascii="Arial" w:eastAsia="Arial" w:hAnsi="Arial" w:cs="Arial"/>
+          <w:rFonts w:ascii="Arial" w:hAnsi="Arial" w:eastAsia="Arial" w:cs="Arial"/>
           <w:b/>
-          <w:color w:val="000000"/>
-          <w:sz w:val="22"/>
-          <w:szCs w:val="22"/>
-        </w:rPr>
-      </w:pPr>
-      <w:r>
-        <w:rPr>
-          <w:rFonts w:ascii="Arial" w:eastAsia="Arial" w:hAnsi="Arial" w:cs="Arial"/>
           <w:b/>
           <w:color w:val="000000"/>
           <w:sz w:val="22"/>
           <w:szCs w:val="22"/>
         </w:rPr>
+      </w:pPr>
+      <w:r>
+        <w:rPr>
+          <w:rFonts w:eastAsia="Arial" w:cs="Arial" w:ascii="Arial" w:hAnsi="Arial"/>
+          <w:b/>
+          <w:color w:val="000000"/>
+          <w:sz w:val="22"/>
+          <w:szCs w:val="22"/>
+        </w:rPr>
         <w:t>Интеграция с третьими лицами</w:t>
       </w:r>
     </w:p>
     <w:p>
       <w:pPr>
+        <w:pStyle w:val="Normal"/>
         <w:numPr>
           <w:ilvl w:val="1"/>
           <w:numId w:val="1"/>
         </w:numPr>
-        <w:spacing w:after="0"/>
-        <w:ind w:left="-566" w:firstLine="0"/>
-        <w:rPr>
-          <w:rFonts w:ascii="Arial" w:eastAsia="Arial" w:hAnsi="Arial" w:cs="Arial"/>
-          <w:color w:val="000000"/>
-          <w:sz w:val="22"/>
-          <w:szCs w:val="22"/>
-        </w:rPr>
-      </w:pPr>
-      <w:r>
-        <w:rPr>
-          <w:rFonts w:ascii="Arial" w:eastAsia="Arial" w:hAnsi="Arial" w:cs="Arial"/>
+        <w:spacing w:before="0" w:after="0"/>
+        <w:ind w:left="-566" w:hanging="0"/>
+        <w:rPr>
+          <w:rFonts w:ascii="Arial" w:hAnsi="Arial" w:eastAsia="Arial" w:cs="Arial"/>
+          <w:color w:val="000000"/>
+          <w:sz w:val="22"/>
+          <w:szCs w:val="22"/>
+        </w:rPr>
+      </w:pPr>
+      <w:r>
+        <w:rPr>
+          <w:rFonts w:eastAsia="Arial" w:cs="Arial" w:ascii="Arial" w:hAnsi="Arial"/>
           <w:color w:val="000000"/>
           <w:sz w:val="22"/>
           <w:szCs w:val="22"/>
@@ -1951,22 +2111,23 @@
     </w:p>
     <w:p>
       <w:pPr>
+        <w:pStyle w:val="Normal"/>
         <w:numPr>
           <w:ilvl w:val="1"/>
           <w:numId w:val="1"/>
         </w:numPr>
-        <w:spacing w:after="0"/>
-        <w:ind w:left="-566" w:firstLine="0"/>
-        <w:rPr>
-          <w:rFonts w:ascii="Arial" w:eastAsia="Arial" w:hAnsi="Arial" w:cs="Arial"/>
-          <w:color w:val="000000"/>
-          <w:sz w:val="22"/>
-          <w:szCs w:val="22"/>
-        </w:rPr>
-      </w:pPr>
-      <w:r>
-        <w:rPr>
-          <w:rFonts w:ascii="Arial" w:eastAsia="Arial" w:hAnsi="Arial" w:cs="Arial"/>
+        <w:spacing w:before="0" w:after="0"/>
+        <w:ind w:left="-566" w:hanging="0"/>
+        <w:rPr>
+          <w:rFonts w:ascii="Arial" w:hAnsi="Arial" w:eastAsia="Arial" w:cs="Arial"/>
+          <w:color w:val="000000"/>
+          <w:sz w:val="22"/>
+          <w:szCs w:val="22"/>
+        </w:rPr>
+      </w:pPr>
+      <w:r>
+        <w:rPr>
+          <w:rFonts w:eastAsia="Arial" w:cs="Arial" w:ascii="Arial" w:hAnsi="Arial"/>
           <w:color w:val="000000"/>
           <w:sz w:val="22"/>
           <w:szCs w:val="22"/>
@@ -1976,62 +2137,74 @@
     </w:p>
     <w:p>
       <w:pPr>
-        <w:spacing w:after="0"/>
-        <w:ind w:left="-566"/>
-        <w:rPr>
-          <w:rFonts w:ascii="Arial" w:eastAsia="Arial" w:hAnsi="Arial" w:cs="Arial"/>
-          <w:color w:val="000000"/>
-          <w:sz w:val="22"/>
-          <w:szCs w:val="22"/>
-        </w:rPr>
-      </w:pPr>
-    </w:p>
-    <w:p>
-      <w:pPr>
+        <w:pStyle w:val="Normal"/>
+        <w:spacing w:before="0" w:after="0"/>
+        <w:ind w:left="-566" w:hanging="0"/>
+        <w:rPr>
+          <w:rFonts w:ascii="Arial" w:hAnsi="Arial" w:eastAsia="Arial" w:cs="Arial"/>
+          <w:color w:val="000000"/>
+          <w:sz w:val="22"/>
+          <w:szCs w:val="22"/>
+        </w:rPr>
+      </w:pPr>
+      <w:r>
+        <w:rPr>
+          <w:rFonts w:eastAsia="Arial" w:cs="Arial" w:ascii="Arial" w:hAnsi="Arial"/>
+          <w:color w:val="000000"/>
+          <w:sz w:val="22"/>
+          <w:szCs w:val="22"/>
+        </w:rPr>
+      </w:r>
+    </w:p>
+    <w:p>
+      <w:pPr>
+        <w:pStyle w:val="Normal"/>
         <w:numPr>
           <w:ilvl w:val="0"/>
           <w:numId w:val="1"/>
         </w:numPr>
-        <w:spacing w:after="0"/>
-        <w:ind w:left="-566" w:firstLine="0"/>
+        <w:spacing w:before="0" w:after="0"/>
+        <w:ind w:left="-566" w:hanging="0"/>
         <w:jc w:val="center"/>
         <w:rPr>
-          <w:rFonts w:ascii="Arial" w:eastAsia="Arial" w:hAnsi="Arial" w:cs="Arial"/>
+          <w:rFonts w:ascii="Arial" w:hAnsi="Arial" w:eastAsia="Arial" w:cs="Arial"/>
           <w:b/>
-          <w:color w:val="000000"/>
-          <w:sz w:val="22"/>
-          <w:szCs w:val="22"/>
-        </w:rPr>
-      </w:pPr>
-      <w:r>
-        <w:rPr>
-          <w:rFonts w:ascii="Arial" w:eastAsia="Arial" w:hAnsi="Arial" w:cs="Arial"/>
           <w:b/>
           <w:color w:val="000000"/>
           <w:sz w:val="22"/>
           <w:szCs w:val="22"/>
         </w:rPr>
+      </w:pPr>
+      <w:r>
+        <w:rPr>
+          <w:rFonts w:eastAsia="Arial" w:cs="Arial" w:ascii="Arial" w:hAnsi="Arial"/>
+          <w:b/>
+          <w:color w:val="000000"/>
+          <w:sz w:val="22"/>
+          <w:szCs w:val="22"/>
+        </w:rPr>
         <w:t>Уведомления и рассылки</w:t>
       </w:r>
     </w:p>
     <w:p>
       <w:pPr>
+        <w:pStyle w:val="Normal"/>
         <w:numPr>
           <w:ilvl w:val="1"/>
           <w:numId w:val="1"/>
         </w:numPr>
-        <w:spacing w:after="0"/>
-        <w:ind w:left="-566" w:firstLine="0"/>
-        <w:rPr>
-          <w:rFonts w:ascii="Arial" w:eastAsia="Arial" w:hAnsi="Arial" w:cs="Arial"/>
-          <w:color w:val="000000"/>
-          <w:sz w:val="22"/>
-          <w:szCs w:val="22"/>
-        </w:rPr>
-      </w:pPr>
-      <w:r>
-        <w:rPr>
-          <w:rFonts w:ascii="Arial" w:eastAsia="Arial" w:hAnsi="Arial" w:cs="Arial"/>
+        <w:spacing w:before="0" w:after="0"/>
+        <w:ind w:left="-566" w:hanging="0"/>
+        <w:rPr>
+          <w:rFonts w:ascii="Arial" w:hAnsi="Arial" w:eastAsia="Arial" w:cs="Arial"/>
+          <w:color w:val="000000"/>
+          <w:sz w:val="22"/>
+          <w:szCs w:val="22"/>
+        </w:rPr>
+      </w:pPr>
+      <w:r>
+        <w:rPr>
+          <w:rFonts w:eastAsia="Arial" w:cs="Arial" w:ascii="Arial" w:hAnsi="Arial"/>
           <w:color w:val="000000"/>
           <w:sz w:val="22"/>
           <w:szCs w:val="22"/>
@@ -2041,22 +2214,23 @@
     </w:p>
     <w:p>
       <w:pPr>
+        <w:pStyle w:val="Normal"/>
         <w:numPr>
           <w:ilvl w:val="1"/>
           <w:numId w:val="1"/>
         </w:numPr>
-        <w:spacing w:after="0"/>
-        <w:ind w:left="-566" w:firstLine="0"/>
-        <w:rPr>
-          <w:rFonts w:ascii="Arial" w:eastAsia="Arial" w:hAnsi="Arial" w:cs="Arial"/>
-          <w:color w:val="000000"/>
-          <w:sz w:val="22"/>
-          <w:szCs w:val="22"/>
-        </w:rPr>
-      </w:pPr>
-      <w:r>
-        <w:rPr>
-          <w:rFonts w:ascii="Arial" w:eastAsia="Arial" w:hAnsi="Arial" w:cs="Arial"/>
+        <w:spacing w:before="0" w:after="0"/>
+        <w:ind w:left="-566" w:hanging="0"/>
+        <w:rPr>
+          <w:rFonts w:ascii="Arial" w:hAnsi="Arial" w:eastAsia="Arial" w:cs="Arial"/>
+          <w:color w:val="000000"/>
+          <w:sz w:val="22"/>
+          <w:szCs w:val="22"/>
+        </w:rPr>
+      </w:pPr>
+      <w:r>
+        <w:rPr>
+          <w:rFonts w:eastAsia="Arial" w:cs="Arial" w:ascii="Arial" w:hAnsi="Arial"/>
           <w:color w:val="000000"/>
           <w:sz w:val="22"/>
           <w:szCs w:val="22"/>
@@ -2066,22 +2240,23 @@
     </w:p>
     <w:p>
       <w:pPr>
+        <w:pStyle w:val="Normal"/>
         <w:numPr>
           <w:ilvl w:val="1"/>
           <w:numId w:val="1"/>
         </w:numPr>
-        <w:spacing w:after="0"/>
-        <w:ind w:left="-566" w:firstLine="0"/>
-        <w:rPr>
-          <w:rFonts w:ascii="Arial" w:eastAsia="Arial" w:hAnsi="Arial" w:cs="Arial"/>
-          <w:color w:val="000000"/>
-          <w:sz w:val="22"/>
-          <w:szCs w:val="22"/>
-        </w:rPr>
-      </w:pPr>
-      <w:r>
-        <w:rPr>
-          <w:rFonts w:ascii="Arial" w:eastAsia="Arial" w:hAnsi="Arial" w:cs="Arial"/>
+        <w:spacing w:before="0" w:after="0"/>
+        <w:ind w:left="-566" w:hanging="0"/>
+        <w:rPr>
+          <w:rFonts w:ascii="Arial" w:hAnsi="Arial" w:eastAsia="Arial" w:cs="Arial"/>
+          <w:color w:val="000000"/>
+          <w:sz w:val="22"/>
+          <w:szCs w:val="22"/>
+        </w:rPr>
+      </w:pPr>
+      <w:r>
+        <w:rPr>
+          <w:rFonts w:eastAsia="Arial" w:cs="Arial" w:ascii="Arial" w:hAnsi="Arial"/>
           <w:color w:val="000000"/>
           <w:sz w:val="22"/>
           <w:szCs w:val="22"/>
@@ -2091,22 +2266,23 @@
     </w:p>
     <w:p>
       <w:pPr>
+        <w:pStyle w:val="Normal"/>
         <w:numPr>
           <w:ilvl w:val="1"/>
           <w:numId w:val="1"/>
         </w:numPr>
-        <w:spacing w:after="0"/>
-        <w:ind w:left="-566" w:firstLine="0"/>
-        <w:rPr>
-          <w:rFonts w:ascii="Arial" w:eastAsia="Arial" w:hAnsi="Arial" w:cs="Arial"/>
-          <w:color w:val="000000"/>
-          <w:sz w:val="22"/>
-          <w:szCs w:val="22"/>
-        </w:rPr>
-      </w:pPr>
-      <w:r>
-        <w:rPr>
-          <w:rFonts w:ascii="Arial" w:eastAsia="Arial" w:hAnsi="Arial" w:cs="Arial"/>
+        <w:spacing w:before="0" w:after="0"/>
+        <w:ind w:left="-566" w:hanging="0"/>
+        <w:rPr>
+          <w:rFonts w:ascii="Arial" w:hAnsi="Arial" w:eastAsia="Arial" w:cs="Arial"/>
+          <w:color w:val="000000"/>
+          <w:sz w:val="22"/>
+          <w:szCs w:val="22"/>
+        </w:rPr>
+      </w:pPr>
+      <w:r>
+        <w:rPr>
+          <w:rFonts w:eastAsia="Arial" w:cs="Arial" w:ascii="Arial" w:hAnsi="Arial"/>
           <w:color w:val="000000"/>
           <w:sz w:val="22"/>
           <w:szCs w:val="22"/>
@@ -2116,62 +2292,74 @@
     </w:p>
     <w:p>
       <w:pPr>
-        <w:spacing w:after="0"/>
-        <w:ind w:left="-566"/>
-        <w:rPr>
-          <w:rFonts w:ascii="Arial" w:eastAsia="Arial" w:hAnsi="Arial" w:cs="Arial"/>
-          <w:color w:val="000000"/>
-          <w:sz w:val="22"/>
-          <w:szCs w:val="22"/>
-        </w:rPr>
-      </w:pPr>
-    </w:p>
-    <w:p>
-      <w:pPr>
+        <w:pStyle w:val="Normal"/>
+        <w:spacing w:before="0" w:after="0"/>
+        <w:ind w:left="-566" w:hanging="0"/>
+        <w:rPr>
+          <w:rFonts w:ascii="Arial" w:hAnsi="Arial" w:eastAsia="Arial" w:cs="Arial"/>
+          <w:color w:val="000000"/>
+          <w:sz w:val="22"/>
+          <w:szCs w:val="22"/>
+        </w:rPr>
+      </w:pPr>
+      <w:r>
+        <w:rPr>
+          <w:rFonts w:eastAsia="Arial" w:cs="Arial" w:ascii="Arial" w:hAnsi="Arial"/>
+          <w:color w:val="000000"/>
+          <w:sz w:val="22"/>
+          <w:szCs w:val="22"/>
+        </w:rPr>
+      </w:r>
+    </w:p>
+    <w:p>
+      <w:pPr>
+        <w:pStyle w:val="Normal"/>
         <w:numPr>
           <w:ilvl w:val="0"/>
           <w:numId w:val="1"/>
         </w:numPr>
-        <w:spacing w:after="0"/>
-        <w:ind w:left="-566" w:firstLine="0"/>
+        <w:spacing w:before="0" w:after="0"/>
+        <w:ind w:left="-566" w:hanging="0"/>
         <w:jc w:val="center"/>
         <w:rPr>
-          <w:rFonts w:ascii="Arial" w:eastAsia="Arial" w:hAnsi="Arial" w:cs="Arial"/>
+          <w:rFonts w:ascii="Arial" w:hAnsi="Arial" w:eastAsia="Arial" w:cs="Arial"/>
           <w:b/>
-          <w:color w:val="000000"/>
-          <w:sz w:val="22"/>
-          <w:szCs w:val="22"/>
-        </w:rPr>
-      </w:pPr>
-      <w:r>
-        <w:rPr>
-          <w:rFonts w:ascii="Arial" w:eastAsia="Arial" w:hAnsi="Arial" w:cs="Arial"/>
           <w:b/>
           <w:color w:val="000000"/>
           <w:sz w:val="22"/>
           <w:szCs w:val="22"/>
         </w:rPr>
+      </w:pPr>
+      <w:r>
+        <w:rPr>
+          <w:rFonts w:eastAsia="Arial" w:cs="Arial" w:ascii="Arial" w:hAnsi="Arial"/>
+          <w:b/>
+          <w:color w:val="000000"/>
+          <w:sz w:val="22"/>
+          <w:szCs w:val="22"/>
+        </w:rPr>
         <w:t>Ответственность за нарушение правил</w:t>
       </w:r>
     </w:p>
     <w:p>
       <w:pPr>
+        <w:pStyle w:val="Normal"/>
         <w:numPr>
           <w:ilvl w:val="1"/>
           <w:numId w:val="1"/>
         </w:numPr>
-        <w:spacing w:after="0"/>
-        <w:ind w:left="-566" w:firstLine="0"/>
-        <w:rPr>
-          <w:rFonts w:ascii="Arial" w:eastAsia="Arial" w:hAnsi="Arial" w:cs="Arial"/>
-          <w:color w:val="000000"/>
-          <w:sz w:val="22"/>
-          <w:szCs w:val="22"/>
-        </w:rPr>
-      </w:pPr>
-      <w:r>
-        <w:rPr>
-          <w:rFonts w:ascii="Arial" w:eastAsia="Arial" w:hAnsi="Arial" w:cs="Arial"/>
+        <w:spacing w:before="0" w:after="0"/>
+        <w:ind w:left="-566" w:hanging="0"/>
+        <w:rPr>
+          <w:rFonts w:ascii="Arial" w:hAnsi="Arial" w:eastAsia="Arial" w:cs="Arial"/>
+          <w:color w:val="000000"/>
+          <w:sz w:val="22"/>
+          <w:szCs w:val="22"/>
+        </w:rPr>
+      </w:pPr>
+      <w:r>
+        <w:rPr>
+          <w:rFonts w:eastAsia="Arial" w:cs="Arial" w:ascii="Arial" w:hAnsi="Arial"/>
           <w:color w:val="000000"/>
           <w:sz w:val="22"/>
           <w:szCs w:val="22"/>
@@ -2181,22 +2369,23 @@
     </w:p>
     <w:p>
       <w:pPr>
+        <w:pStyle w:val="Normal"/>
         <w:numPr>
           <w:ilvl w:val="1"/>
           <w:numId w:val="1"/>
         </w:numPr>
-        <w:spacing w:after="0"/>
-        <w:ind w:left="-566" w:firstLine="0"/>
-        <w:rPr>
-          <w:rFonts w:ascii="Arial" w:eastAsia="Arial" w:hAnsi="Arial" w:cs="Arial"/>
-          <w:color w:val="000000"/>
-          <w:sz w:val="22"/>
-          <w:szCs w:val="22"/>
-        </w:rPr>
-      </w:pPr>
-      <w:r>
-        <w:rPr>
-          <w:rFonts w:ascii="Arial" w:eastAsia="Arial" w:hAnsi="Arial" w:cs="Arial"/>
+        <w:spacing w:before="0" w:after="0"/>
+        <w:ind w:left="-566" w:hanging="0"/>
+        <w:rPr>
+          <w:rFonts w:ascii="Arial" w:hAnsi="Arial" w:eastAsia="Arial" w:cs="Arial"/>
+          <w:color w:val="000000"/>
+          <w:sz w:val="22"/>
+          <w:szCs w:val="22"/>
+        </w:rPr>
+      </w:pPr>
+      <w:r>
+        <w:rPr>
+          <w:rFonts w:eastAsia="Arial" w:cs="Arial" w:ascii="Arial" w:hAnsi="Arial"/>
           <w:color w:val="000000"/>
           <w:sz w:val="22"/>
           <w:szCs w:val="22"/>
@@ -2206,22 +2395,23 @@
     </w:p>
     <w:p>
       <w:pPr>
+        <w:pStyle w:val="Normal"/>
         <w:numPr>
           <w:ilvl w:val="1"/>
           <w:numId w:val="1"/>
         </w:numPr>
-        <w:spacing w:after="0"/>
-        <w:ind w:left="-566" w:firstLine="0"/>
-        <w:rPr>
-          <w:rFonts w:ascii="Arial" w:eastAsia="Arial" w:hAnsi="Arial" w:cs="Arial"/>
-          <w:color w:val="000000"/>
-          <w:sz w:val="22"/>
-          <w:szCs w:val="22"/>
-        </w:rPr>
-      </w:pPr>
-      <w:r>
-        <w:rPr>
-          <w:rFonts w:ascii="Arial" w:eastAsia="Arial" w:hAnsi="Arial" w:cs="Arial"/>
+        <w:spacing w:before="0" w:after="0"/>
+        <w:ind w:left="-566" w:hanging="0"/>
+        <w:rPr>
+          <w:rFonts w:ascii="Arial" w:hAnsi="Arial" w:eastAsia="Arial" w:cs="Arial"/>
+          <w:color w:val="000000"/>
+          <w:sz w:val="22"/>
+          <w:szCs w:val="22"/>
+        </w:rPr>
+      </w:pPr>
+      <w:r>
+        <w:rPr>
+          <w:rFonts w:eastAsia="Arial" w:cs="Arial" w:ascii="Arial" w:hAnsi="Arial"/>
           <w:color w:val="000000"/>
           <w:sz w:val="22"/>
           <w:szCs w:val="22"/>
@@ -2231,21 +2421,31 @@
     </w:p>
     <w:p>
       <w:pPr>
-        <w:ind w:left="-566"/>
-        <w:rPr>
-          <w:rFonts w:ascii="Arial" w:eastAsia="Arial" w:hAnsi="Arial" w:cs="Arial"/>
-          <w:sz w:val="22"/>
-          <w:szCs w:val="22"/>
-        </w:rPr>
-      </w:pPr>
-    </w:p>
-    <w:p>
-      <w:pPr>
-        <w:widowControl w:val="0"/>
-        <w:spacing w:before="312" w:after="0" w:line="240" w:lineRule="auto"/>
+        <w:pStyle w:val="Normal"/>
+        <w:ind w:left="-566" w:hanging="0"/>
+        <w:rPr>
+          <w:rFonts w:ascii="Arial" w:hAnsi="Arial" w:eastAsia="Arial" w:cs="Arial"/>
+          <w:sz w:val="22"/>
+          <w:szCs w:val="22"/>
+        </w:rPr>
+      </w:pPr>
+      <w:r>
+        <w:rPr>
+          <w:rFonts w:eastAsia="Arial" w:cs="Arial" w:ascii="Arial" w:hAnsi="Arial"/>
+          <w:sz w:val="22"/>
+          <w:szCs w:val="22"/>
+        </w:rPr>
+      </w:r>
+    </w:p>
+    <w:p>
+      <w:pPr>
+        <w:pStyle w:val="Normal"/>
+        <w:widowControl w:val="false"/>
+        <w:spacing w:lineRule="auto" w:line="240" w:before="312" w:after="0"/>
         <w:ind w:left="1800" w:firstLine="360"/>
         <w:rPr>
-          <w:rFonts w:ascii="Arial" w:eastAsia="Arial" w:hAnsi="Arial" w:cs="Arial"/>
+          <w:rFonts w:ascii="Arial" w:hAnsi="Arial" w:eastAsia="Arial" w:cs="Arial"/>
+          <w:b/>
           <w:b/>
           <w:sz w:val="20"/>
           <w:szCs w:val="20"/>
@@ -2253,7 +2453,7 @@
       </w:pPr>
       <w:r>
         <w:rPr>
-          <w:rFonts w:ascii="Arial" w:eastAsia="Arial" w:hAnsi="Arial" w:cs="Arial"/>
+          <w:rFonts w:eastAsia="Arial" w:cs="Arial" w:ascii="Arial" w:hAnsi="Arial"/>
           <w:b/>
           <w:sz w:val="22"/>
           <w:szCs w:val="22"/>
@@ -2262,7 +2462,7 @@
       </w:r>
       <w:r>
         <w:rPr>
-          <w:rFonts w:ascii="Arial" w:eastAsia="Arial" w:hAnsi="Arial" w:cs="Arial"/>
+          <w:rFonts w:eastAsia="Arial" w:cs="Arial" w:ascii="Arial" w:hAnsi="Arial"/>
           <w:b/>
           <w:sz w:val="20"/>
           <w:szCs w:val="20"/>
@@ -2273,6 +2473,7 @@
     <w:tbl>
       <w:tblPr>
         <w:tblW w:w="9356" w:type="dxa"/>
+        <w:jc w:val="left"/>
         <w:tblInd w:w="6" w:type="dxa"/>
         <w:tblCellMar>
           <w:top w:w="100" w:type="dxa"/>
@@ -2280,32 +2481,34 @@
           <w:bottom w:w="100" w:type="dxa"/>
           <w:right w:w="100" w:type="dxa"/>
         </w:tblCellMar>
-        <w:tblLook w:val="0600" w:firstRow="0" w:lastRow="0" w:firstColumn="0" w:lastColumn="0" w:noHBand="1" w:noVBand="1"/>
+        <w:tblLook w:firstRow="0" w:noVBand="1" w:lastRow="0" w:firstColumn="0" w:lastColumn="0" w:noHBand="1" w:val="0600"/>
       </w:tblPr>
       <w:tblGrid>
-        <w:gridCol w:w="2547"/>
+        <w:gridCol w:w="2546"/>
         <w:gridCol w:w="6809"/>
       </w:tblGrid>
       <w:tr>
         <w:trPr>
-          <w:trHeight w:val="290"/>
+          <w:trHeight w:val="290" w:hRule="atLeast"/>
         </w:trPr>
         <w:tc>
           <w:tcPr>
-            <w:tcW w:w="2547" w:type="dxa"/>
+            <w:tcW w:w="2546" w:type="dxa"/>
             <w:tcBorders>
               <w:top w:val="single" w:sz="8" w:space="0" w:color="000000"/>
               <w:left w:val="single" w:sz="8" w:space="0" w:color="000000"/>
               <w:bottom w:val="single" w:sz="8" w:space="0" w:color="000000"/>
               <w:right w:val="single" w:sz="8" w:space="0" w:color="000000"/>
             </w:tcBorders>
-            <w:shd w:val="clear" w:color="auto" w:fill="auto"/>
+            <w:shd w:color="auto" w:fill="auto" w:val="clear"/>
           </w:tcPr>
           <w:p>
             <w:pPr>
-              <w:spacing w:after="0"/>
-              <w:rPr>
-                <w:rFonts w:ascii="Arial" w:eastAsia="Arial" w:hAnsi="Arial" w:cs="Arial"/>
+              <w:pStyle w:val="Normal"/>
+              <w:spacing w:before="0" w:after="0"/>
+              <w:rPr>
+                <w:rFonts w:ascii="Arial" w:hAnsi="Arial" w:eastAsia="Arial" w:cs="Arial"/>
+                <w:b/>
                 <w:b/>
                 <w:sz w:val="20"/>
                 <w:szCs w:val="20"/>
@@ -2316,7 +2519,7 @@
             <w:bookmarkEnd w:id="1"/>
             <w:r>
               <w:rPr>
-                <w:rFonts w:ascii="Arial" w:eastAsia="Arial" w:hAnsi="Arial" w:cs="Arial"/>
+                <w:rFonts w:eastAsia="Arial" w:cs="Arial" w:ascii="Arial" w:hAnsi="Arial"/>
                 <w:b/>
                 <w:sz w:val="20"/>
                 <w:szCs w:val="20"/>
@@ -2327,20 +2530,21 @@
         </w:tc>
         <w:tc>
           <w:tcPr>
-            <w:tcW w:w="6808" w:type="dxa"/>
+            <w:tcW w:w="6809" w:type="dxa"/>
             <w:tcBorders>
               <w:top w:val="single" w:sz="8" w:space="0" w:color="000000"/>
               <w:left w:val="single" w:sz="8" w:space="0" w:color="000000"/>
               <w:bottom w:val="single" w:sz="8" w:space="0" w:color="000000"/>
               <w:right w:val="single" w:sz="8" w:space="0" w:color="000000"/>
             </w:tcBorders>
-            <w:shd w:val="clear" w:color="auto" w:fill="auto"/>
+            <w:shd w:color="auto" w:fill="auto" w:val="clear"/>
           </w:tcPr>
           <w:p>
             <w:pPr>
-              <w:spacing w:after="0"/>
-              <w:rPr>
-                <w:rFonts w:ascii="Arial" w:eastAsia="Arial" w:hAnsi="Arial" w:cs="Arial"/>
+              <w:pStyle w:val="Normal"/>
+              <w:spacing w:before="0" w:after="0"/>
+              <w:rPr>
+                <w:rFonts w:ascii="Arial" w:hAnsi="Arial" w:eastAsia="Arial" w:cs="Arial"/>
                 <w:sz w:val="20"/>
                 <w:szCs w:val="20"/>
                 <w:highlight w:val="white"/>
@@ -2350,7 +2554,7 @@
             <w:bookmarkEnd w:id="2"/>
             <w:r>
               <w:rPr>
-                <w:rFonts w:ascii="Arial" w:eastAsia="Arial" w:hAnsi="Arial" w:cs="Arial"/>
+                <w:rFonts w:eastAsia="Arial" w:cs="Arial" w:ascii="Arial" w:hAnsi="Arial"/>
                 <w:sz w:val="20"/>
                 <w:szCs w:val="20"/>
               </w:rPr>
@@ -2361,25 +2565,27 @@
       </w:tr>
       <w:tr>
         <w:trPr>
-          <w:trHeight w:val="287"/>
+          <w:trHeight w:val="287" w:hRule="atLeast"/>
         </w:trPr>
         <w:tc>
           <w:tcPr>
-            <w:tcW w:w="2547" w:type="dxa"/>
+            <w:tcW w:w="2546" w:type="dxa"/>
             <w:tcBorders>
               <w:top w:val="single" w:sz="8" w:space="0" w:color="000000"/>
               <w:left w:val="single" w:sz="8" w:space="0" w:color="000000"/>
               <w:bottom w:val="single" w:sz="8" w:space="0" w:color="000000"/>
               <w:right w:val="single" w:sz="8" w:space="0" w:color="000000"/>
             </w:tcBorders>
-            <w:shd w:val="clear" w:color="auto" w:fill="auto"/>
+            <w:shd w:color="auto" w:fill="auto" w:val="clear"/>
           </w:tcPr>
           <w:p>
             <w:pPr>
-              <w:widowControl w:val="0"/>
-              <w:spacing w:after="0" w:line="240" w:lineRule="auto"/>
-              <w:rPr>
-                <w:rFonts w:ascii="Arial" w:eastAsia="Arial" w:hAnsi="Arial" w:cs="Arial"/>
+              <w:pStyle w:val="Normal"/>
+              <w:widowControl w:val="false"/>
+              <w:spacing w:lineRule="auto" w:line="240" w:before="0" w:after="0"/>
+              <w:rPr>
+                <w:rFonts w:ascii="Arial" w:hAnsi="Arial" w:eastAsia="Arial" w:cs="Arial"/>
+                <w:b/>
                 <w:b/>
                 <w:sz w:val="20"/>
                 <w:szCs w:val="20"/>
@@ -2388,7 +2594,7 @@
             </w:pPr>
             <w:r>
               <w:rPr>
-                <w:rFonts w:ascii="Arial" w:eastAsia="Arial" w:hAnsi="Arial" w:cs="Arial"/>
+                <w:rFonts w:eastAsia="Arial" w:cs="Arial" w:ascii="Arial" w:hAnsi="Arial"/>
                 <w:b/>
                 <w:sz w:val="20"/>
                 <w:szCs w:val="20"/>
@@ -2400,20 +2606,22 @@
         </w:tc>
         <w:tc>
           <w:tcPr>
-            <w:tcW w:w="6808" w:type="dxa"/>
+            <w:tcW w:w="6809" w:type="dxa"/>
             <w:tcBorders>
               <w:top w:val="single" w:sz="8" w:space="0" w:color="000000"/>
               <w:left w:val="single" w:sz="8" w:space="0" w:color="000000"/>
               <w:bottom w:val="single" w:sz="8" w:space="0" w:color="000000"/>
               <w:right w:val="single" w:sz="8" w:space="0" w:color="000000"/>
             </w:tcBorders>
-            <w:shd w:val="clear" w:color="auto" w:fill="auto"/>
+            <w:shd w:color="auto" w:fill="auto" w:val="clear"/>
           </w:tcPr>
           <w:p>
             <w:pPr>
-              <w:spacing w:after="0"/>
-              <w:rPr>
-                <w:rFonts w:ascii="Arial" w:eastAsia="Arial" w:hAnsi="Arial" w:cs="Arial"/>
+              <w:pStyle w:val="Normal"/>
+              <w:spacing w:before="0" w:after="0"/>
+              <w:rPr>
+                <w:rFonts w:ascii="Arial" w:hAnsi="Arial" w:eastAsia="Arial" w:cs="Arial"/>
+                <w:b/>
                 <w:b/>
                 <w:sz w:val="20"/>
                 <w:szCs w:val="20"/>
@@ -2422,7 +2630,7 @@
             </w:pPr>
             <w:r>
               <w:rPr>
-                <w:rFonts w:ascii="Arial" w:eastAsia="Arial" w:hAnsi="Arial" w:cs="Arial"/>
+                <w:rFonts w:eastAsia="Arial" w:cs="Arial" w:ascii="Arial" w:hAnsi="Arial"/>
                 <w:sz w:val="20"/>
                 <w:szCs w:val="20"/>
               </w:rPr>
@@ -2433,25 +2641,27 @@
       </w:tr>
       <w:tr>
         <w:trPr>
-          <w:trHeight w:val="290"/>
+          <w:trHeight w:val="290" w:hRule="atLeast"/>
         </w:trPr>
         <w:tc>
           <w:tcPr>
-            <w:tcW w:w="2547" w:type="dxa"/>
+            <w:tcW w:w="2546" w:type="dxa"/>
             <w:tcBorders>
               <w:top w:val="single" w:sz="8" w:space="0" w:color="000000"/>
               <w:left w:val="single" w:sz="8" w:space="0" w:color="000000"/>
               <w:bottom w:val="single" w:sz="8" w:space="0" w:color="000000"/>
               <w:right w:val="single" w:sz="8" w:space="0" w:color="000000"/>
             </w:tcBorders>
-            <w:shd w:val="clear" w:color="auto" w:fill="auto"/>
+            <w:shd w:color="auto" w:fill="auto" w:val="clear"/>
           </w:tcPr>
           <w:p>
             <w:pPr>
-              <w:widowControl w:val="0"/>
-              <w:spacing w:after="0" w:line="240" w:lineRule="auto"/>
-              <w:rPr>
-                <w:rFonts w:ascii="Arial" w:eastAsia="Arial" w:hAnsi="Arial" w:cs="Arial"/>
+              <w:pStyle w:val="Normal"/>
+              <w:widowControl w:val="false"/>
+              <w:spacing w:lineRule="auto" w:line="240" w:before="0" w:after="0"/>
+              <w:rPr>
+                <w:rFonts w:ascii="Arial" w:hAnsi="Arial" w:eastAsia="Arial" w:cs="Arial"/>
+                <w:b/>
                 <w:b/>
                 <w:sz w:val="20"/>
                 <w:szCs w:val="20"/>
@@ -2460,7 +2670,7 @@
             </w:pPr>
             <w:r>
               <w:rPr>
-                <w:rFonts w:ascii="Arial" w:eastAsia="Arial" w:hAnsi="Arial" w:cs="Arial"/>
+                <w:rFonts w:eastAsia="Arial" w:cs="Arial" w:ascii="Arial" w:hAnsi="Arial"/>
                 <w:b/>
                 <w:sz w:val="20"/>
                 <w:szCs w:val="20"/>
@@ -2472,20 +2682,22 @@
         </w:tc>
         <w:tc>
           <w:tcPr>
-            <w:tcW w:w="6808" w:type="dxa"/>
+            <w:tcW w:w="6809" w:type="dxa"/>
             <w:tcBorders>
               <w:top w:val="single" w:sz="8" w:space="0" w:color="000000"/>
               <w:left w:val="single" w:sz="8" w:space="0" w:color="000000"/>
               <w:bottom w:val="single" w:sz="8" w:space="0" w:color="000000"/>
               <w:right w:val="single" w:sz="8" w:space="0" w:color="000000"/>
             </w:tcBorders>
-            <w:shd w:val="clear" w:color="auto" w:fill="auto"/>
+            <w:shd w:color="auto" w:fill="auto" w:val="clear"/>
           </w:tcPr>
           <w:p>
             <w:pPr>
-              <w:spacing w:after="0"/>
-              <w:rPr>
-                <w:rFonts w:ascii="Arial" w:eastAsia="Arial" w:hAnsi="Arial" w:cs="Arial"/>
+              <w:pStyle w:val="Normal"/>
+              <w:spacing w:before="0" w:after="0"/>
+              <w:rPr>
+                <w:rFonts w:ascii="Arial" w:hAnsi="Arial" w:eastAsia="Arial" w:cs="Arial"/>
+                <w:b/>
                 <w:b/>
                 <w:sz w:val="20"/>
                 <w:szCs w:val="20"/>
@@ -2494,7 +2706,7 @@
             </w:pPr>
             <w:r>
               <w:rPr>
-                <w:rFonts w:ascii="Arial" w:eastAsia="Arial" w:hAnsi="Arial" w:cs="Arial"/>
+                <w:rFonts w:eastAsia="Arial" w:cs="Arial" w:ascii="Arial" w:hAnsi="Arial"/>
                 <w:sz w:val="20"/>
                 <w:szCs w:val="20"/>
               </w:rPr>
@@ -2505,25 +2717,27 @@
       </w:tr>
       <w:tr>
         <w:trPr>
-          <w:trHeight w:val="290"/>
+          <w:trHeight w:val="290" w:hRule="atLeast"/>
         </w:trPr>
         <w:tc>
           <w:tcPr>
-            <w:tcW w:w="2547" w:type="dxa"/>
+            <w:tcW w:w="2546" w:type="dxa"/>
             <w:tcBorders>
               <w:top w:val="single" w:sz="8" w:space="0" w:color="000000"/>
               <w:left w:val="single" w:sz="8" w:space="0" w:color="000000"/>
               <w:bottom w:val="single" w:sz="8" w:space="0" w:color="000000"/>
               <w:right w:val="single" w:sz="8" w:space="0" w:color="000000"/>
             </w:tcBorders>
-            <w:shd w:val="clear" w:color="auto" w:fill="auto"/>
+            <w:shd w:color="auto" w:fill="auto" w:val="clear"/>
           </w:tcPr>
           <w:p>
             <w:pPr>
-              <w:widowControl w:val="0"/>
-              <w:spacing w:after="0"/>
-              <w:rPr>
-                <w:rFonts w:ascii="Arial" w:eastAsia="Arial" w:hAnsi="Arial" w:cs="Arial"/>
+              <w:pStyle w:val="Normal"/>
+              <w:widowControl w:val="false"/>
+              <w:spacing w:before="0" w:after="0"/>
+              <w:rPr>
+                <w:rFonts w:ascii="Arial" w:hAnsi="Arial" w:eastAsia="Arial" w:cs="Arial"/>
+                <w:b/>
                 <w:b/>
                 <w:sz w:val="20"/>
                 <w:szCs w:val="20"/>
@@ -2532,7 +2746,7 @@
             </w:pPr>
             <w:r>
               <w:rPr>
-                <w:rFonts w:ascii="Arial" w:eastAsia="Arial" w:hAnsi="Arial" w:cs="Arial"/>
+                <w:rFonts w:eastAsia="Arial" w:cs="Arial" w:ascii="Arial" w:hAnsi="Arial"/>
                 <w:b/>
                 <w:sz w:val="20"/>
                 <w:szCs w:val="20"/>
@@ -2544,58 +2758,79 @@
         </w:tc>
         <w:tc>
           <w:tcPr>
-            <w:tcW w:w="6808" w:type="dxa"/>
+            <w:tcW w:w="6809" w:type="dxa"/>
             <w:tcBorders>
               <w:top w:val="single" w:sz="8" w:space="0" w:color="000000"/>
               <w:left w:val="single" w:sz="8" w:space="0" w:color="000000"/>
               <w:bottom w:val="single" w:sz="8" w:space="0" w:color="000000"/>
               <w:right w:val="single" w:sz="8" w:space="0" w:color="000000"/>
             </w:tcBorders>
-            <w:shd w:val="clear" w:color="auto" w:fill="auto"/>
+            <w:shd w:color="auto" w:fill="auto" w:val="clear"/>
           </w:tcPr>
           <w:p>
             <w:pPr>
-              <w:widowControl w:val="0"/>
-              <w:spacing w:after="0"/>
-              <w:rPr>
-                <w:rFonts w:ascii="Arial" w:eastAsia="Arial" w:hAnsi="Arial" w:cs="Arial"/>
+              <w:pStyle w:val="Normal"/>
+              <w:widowControl w:val="false"/>
+              <w:spacing w:before="0" w:after="0"/>
+              <w:rPr>
+                <w:rFonts w:ascii="Arial" w:hAnsi="Arial" w:eastAsia="Arial" w:cs="Arial"/>
                 <w:sz w:val="20"/>
                 <w:szCs w:val="20"/>
               </w:rPr>
             </w:pPr>
             <w:r>
               <w:rPr>
-                <w:rFonts w:ascii="Arial" w:eastAsia="Arial" w:hAnsi="Arial" w:cs="Arial"/>
+                <w:rFonts w:eastAsia="Arial" w:cs="Arial" w:ascii="Arial" w:hAnsi="Arial"/>
                 <w:sz w:val="20"/>
                 <w:szCs w:val="20"/>
                 <w:highlight w:val="white"/>
               </w:rPr>
-              <w:t>412031, Россия, Сартовская обл., г. Ртищево, ул. Пролетарская, д. 2, кв. 87</w:t>
+              <w:t>412031, Россия, Сар</w:t>
+            </w:r>
+            <w:r>
+              <w:rPr>
+                <w:rFonts w:eastAsia="Arial" w:cs="Arial" w:ascii="Arial" w:hAnsi="Arial"/>
+                <w:sz w:val="20"/>
+                <w:szCs w:val="20"/>
+                <w:highlight w:val="white"/>
+              </w:rPr>
+              <w:t>а</w:t>
+            </w:r>
+            <w:r>
+              <w:rPr>
+                <w:rFonts w:eastAsia="Arial" w:cs="Arial" w:ascii="Arial" w:hAnsi="Arial"/>
+                <w:sz w:val="20"/>
+                <w:szCs w:val="20"/>
+                <w:highlight w:val="white"/>
+              </w:rPr>
+              <w:t>товская обл., г. Ртищево, ул. Пролетарская, д. 2, кв. 87</w:t>
             </w:r>
           </w:p>
         </w:tc>
       </w:tr>
       <w:tr>
         <w:trPr>
-          <w:trHeight w:val="290"/>
+          <w:trHeight w:val="290" w:hRule="atLeast"/>
         </w:trPr>
         <w:tc>
           <w:tcPr>
-            <w:tcW w:w="2547" w:type="dxa"/>
+            <w:tcW w:w="2546" w:type="dxa"/>
             <w:tcBorders>
               <w:top w:val="single" w:sz="8" w:space="0" w:color="000000"/>
               <w:left w:val="single" w:sz="8" w:space="0" w:color="000000"/>
               <w:bottom w:val="single" w:sz="8" w:space="0" w:color="000000"/>
               <w:right w:val="single" w:sz="8" w:space="0" w:color="000000"/>
             </w:tcBorders>
-            <w:shd w:val="clear" w:color="auto" w:fill="auto"/>
+            <w:shd w:color="auto" w:fill="auto" w:val="clear"/>
           </w:tcPr>
           <w:p>
             <w:pPr>
-              <w:widowControl w:val="0"/>
-              <w:spacing w:after="0"/>
-              <w:rPr>
-                <w:rFonts w:ascii="Arial" w:eastAsia="Arial" w:hAnsi="Arial" w:cs="Arial"/>
+              <w:pStyle w:val="Normal"/>
+              <w:widowControl w:val="false"/>
+              <w:spacing w:before="0" w:after="0"/>
+              <w:rPr>
+                <w:rFonts w:ascii="Arial" w:hAnsi="Arial" w:eastAsia="Arial" w:cs="Arial"/>
+                <w:b/>
                 <w:b/>
                 <w:sz w:val="20"/>
                 <w:szCs w:val="20"/>
@@ -2604,7 +2839,7 @@
             </w:pPr>
             <w:r>
               <w:rPr>
-                <w:rFonts w:ascii="Arial" w:eastAsia="Arial" w:hAnsi="Arial" w:cs="Arial"/>
+                <w:rFonts w:eastAsia="Arial" w:cs="Arial" w:ascii="Arial" w:hAnsi="Arial"/>
                 <w:b/>
                 <w:sz w:val="20"/>
                 <w:szCs w:val="20"/>
@@ -2616,28 +2851,29 @@
         </w:tc>
         <w:tc>
           <w:tcPr>
-            <w:tcW w:w="6808" w:type="dxa"/>
+            <w:tcW w:w="6809" w:type="dxa"/>
             <w:tcBorders>
               <w:top w:val="single" w:sz="8" w:space="0" w:color="000000"/>
               <w:left w:val="single" w:sz="8" w:space="0" w:color="000000"/>
               <w:bottom w:val="single" w:sz="8" w:space="0" w:color="000000"/>
               <w:right w:val="single" w:sz="8" w:space="0" w:color="000000"/>
             </w:tcBorders>
-            <w:shd w:val="clear" w:color="auto" w:fill="auto"/>
+            <w:shd w:color="auto" w:fill="auto" w:val="clear"/>
           </w:tcPr>
           <w:p>
             <w:pPr>
-              <w:widowControl w:val="0"/>
-              <w:spacing w:after="0"/>
-              <w:rPr>
-                <w:rFonts w:ascii="Arial" w:eastAsia="Arial" w:hAnsi="Arial" w:cs="Arial"/>
+              <w:pStyle w:val="Normal"/>
+              <w:widowControl w:val="false"/>
+              <w:spacing w:before="0" w:after="0"/>
+              <w:rPr>
+                <w:rFonts w:ascii="Arial" w:hAnsi="Arial" w:eastAsia="Arial" w:cs="Arial"/>
                 <w:sz w:val="20"/>
                 <w:szCs w:val="20"/>
               </w:rPr>
             </w:pPr>
             <w:r>
               <w:rPr>
-                <w:rFonts w:ascii="Arial" w:eastAsia="Arial" w:hAnsi="Arial" w:cs="Arial"/>
+                <w:rFonts w:eastAsia="Arial" w:cs="Arial" w:ascii="Arial" w:hAnsi="Arial"/>
                 <w:sz w:val="20"/>
                 <w:szCs w:val="20"/>
                 <w:highlight w:val="white"/>
@@ -2649,25 +2885,27 @@
       </w:tr>
       <w:tr>
         <w:trPr>
-          <w:trHeight w:val="290"/>
+          <w:trHeight w:val="290" w:hRule="atLeast"/>
         </w:trPr>
         <w:tc>
           <w:tcPr>
-            <w:tcW w:w="2547" w:type="dxa"/>
+            <w:tcW w:w="2546" w:type="dxa"/>
             <w:tcBorders>
               <w:top w:val="single" w:sz="8" w:space="0" w:color="000000"/>
               <w:left w:val="single" w:sz="8" w:space="0" w:color="000000"/>
               <w:bottom w:val="single" w:sz="8" w:space="0" w:color="000000"/>
               <w:right w:val="single" w:sz="8" w:space="0" w:color="000000"/>
             </w:tcBorders>
-            <w:shd w:val="clear" w:color="auto" w:fill="auto"/>
+            <w:shd w:color="auto" w:fill="auto" w:val="clear"/>
           </w:tcPr>
           <w:p>
             <w:pPr>
-              <w:widowControl w:val="0"/>
-              <w:spacing w:after="0"/>
-              <w:rPr>
-                <w:rFonts w:ascii="Arial" w:eastAsia="Arial" w:hAnsi="Arial" w:cs="Arial"/>
+              <w:pStyle w:val="Normal"/>
+              <w:widowControl w:val="false"/>
+              <w:spacing w:before="0" w:after="0"/>
+              <w:rPr>
+                <w:rFonts w:ascii="Arial" w:hAnsi="Arial" w:eastAsia="Arial" w:cs="Arial"/>
+                <w:b/>
                 <w:b/>
                 <w:sz w:val="20"/>
                 <w:szCs w:val="20"/>
@@ -2676,7 +2914,7 @@
             </w:pPr>
             <w:r>
               <w:rPr>
-                <w:rFonts w:ascii="Arial" w:eastAsia="Arial" w:hAnsi="Arial" w:cs="Arial"/>
+                <w:rFonts w:eastAsia="Arial" w:cs="Arial" w:ascii="Arial" w:hAnsi="Arial"/>
                 <w:b/>
                 <w:sz w:val="20"/>
                 <w:szCs w:val="20"/>
@@ -2688,28 +2926,29 @@
         </w:tc>
         <w:tc>
           <w:tcPr>
-            <w:tcW w:w="6808" w:type="dxa"/>
+            <w:tcW w:w="6809" w:type="dxa"/>
             <w:tcBorders>
               <w:top w:val="single" w:sz="8" w:space="0" w:color="000000"/>
               <w:left w:val="single" w:sz="8" w:space="0" w:color="000000"/>
               <w:bottom w:val="single" w:sz="8" w:space="0" w:color="000000"/>
               <w:right w:val="single" w:sz="8" w:space="0" w:color="000000"/>
             </w:tcBorders>
-            <w:shd w:val="clear" w:color="auto" w:fill="auto"/>
+            <w:shd w:color="auto" w:fill="auto" w:val="clear"/>
           </w:tcPr>
           <w:p>
             <w:pPr>
-              <w:widowControl w:val="0"/>
-              <w:spacing w:after="0"/>
-              <w:rPr>
-                <w:rFonts w:ascii="Arial" w:eastAsia="Arial" w:hAnsi="Arial" w:cs="Arial"/>
+              <w:pStyle w:val="Normal"/>
+              <w:widowControl w:val="false"/>
+              <w:spacing w:before="0" w:after="0"/>
+              <w:rPr>
+                <w:rFonts w:ascii="Arial" w:hAnsi="Arial" w:eastAsia="Arial" w:cs="Arial"/>
                 <w:sz w:val="20"/>
                 <w:szCs w:val="20"/>
               </w:rPr>
             </w:pPr>
             <w:r>
               <w:rPr>
-                <w:rFonts w:ascii="Arial" w:eastAsia="Arial" w:hAnsi="Arial" w:cs="Arial"/>
+                <w:rFonts w:eastAsia="Arial" w:cs="Arial" w:ascii="Arial" w:hAnsi="Arial"/>
                 <w:sz w:val="20"/>
                 <w:szCs w:val="20"/>
                 <w:highlight w:val="white"/>
@@ -2721,25 +2960,27 @@
       </w:tr>
       <w:tr>
         <w:trPr>
-          <w:trHeight w:val="290"/>
+          <w:trHeight w:val="290" w:hRule="atLeast"/>
         </w:trPr>
         <w:tc>
           <w:tcPr>
-            <w:tcW w:w="2547" w:type="dxa"/>
+            <w:tcW w:w="2546" w:type="dxa"/>
             <w:tcBorders>
               <w:top w:val="single" w:sz="8" w:space="0" w:color="000000"/>
               <w:left w:val="single" w:sz="8" w:space="0" w:color="000000"/>
               <w:bottom w:val="single" w:sz="8" w:space="0" w:color="000000"/>
               <w:right w:val="single" w:sz="8" w:space="0" w:color="000000"/>
             </w:tcBorders>
-            <w:shd w:val="clear" w:color="auto" w:fill="auto"/>
+            <w:shd w:color="auto" w:fill="auto" w:val="clear"/>
           </w:tcPr>
           <w:p>
             <w:pPr>
-              <w:widowControl w:val="0"/>
-              <w:spacing w:after="0"/>
-              <w:rPr>
-                <w:rFonts w:ascii="Arial" w:eastAsia="Arial" w:hAnsi="Arial" w:cs="Arial"/>
+              <w:pStyle w:val="Normal"/>
+              <w:widowControl w:val="false"/>
+              <w:spacing w:before="0" w:after="0"/>
+              <w:rPr>
+                <w:rFonts w:ascii="Arial" w:hAnsi="Arial" w:eastAsia="Arial" w:cs="Arial"/>
+                <w:b/>
                 <w:b/>
                 <w:sz w:val="20"/>
                 <w:szCs w:val="20"/>
@@ -2748,7 +2989,7 @@
             </w:pPr>
             <w:r>
               <w:rPr>
-                <w:rFonts w:ascii="Arial" w:eastAsia="Arial" w:hAnsi="Arial" w:cs="Arial"/>
+                <w:rFonts w:eastAsia="Arial" w:cs="Arial" w:ascii="Arial" w:hAnsi="Arial"/>
                 <w:b/>
                 <w:sz w:val="20"/>
                 <w:szCs w:val="20"/>
@@ -2760,28 +3001,29 @@
         </w:tc>
         <w:tc>
           <w:tcPr>
-            <w:tcW w:w="6808" w:type="dxa"/>
+            <w:tcW w:w="6809" w:type="dxa"/>
             <w:tcBorders>
               <w:top w:val="single" w:sz="8" w:space="0" w:color="000000"/>
               <w:left w:val="single" w:sz="8" w:space="0" w:color="000000"/>
               <w:bottom w:val="single" w:sz="8" w:space="0" w:color="000000"/>
               <w:right w:val="single" w:sz="8" w:space="0" w:color="000000"/>
             </w:tcBorders>
-            <w:shd w:val="clear" w:color="auto" w:fill="auto"/>
+            <w:shd w:color="auto" w:fill="auto" w:val="clear"/>
           </w:tcPr>
           <w:p>
             <w:pPr>
-              <w:widowControl w:val="0"/>
-              <w:spacing w:after="0"/>
-              <w:rPr>
-                <w:rFonts w:ascii="Arial" w:eastAsia="Arial" w:hAnsi="Arial" w:cs="Arial"/>
+              <w:pStyle w:val="Normal"/>
+              <w:widowControl w:val="false"/>
+              <w:spacing w:before="0" w:after="0"/>
+              <w:rPr>
+                <w:rFonts w:ascii="Arial" w:hAnsi="Arial" w:eastAsia="Arial" w:cs="Arial"/>
                 <w:sz w:val="20"/>
                 <w:szCs w:val="20"/>
               </w:rPr>
             </w:pPr>
             <w:r>
               <w:rPr>
-                <w:rFonts w:ascii="Arial" w:eastAsia="Arial" w:hAnsi="Arial" w:cs="Arial"/>
+                <w:rFonts w:eastAsia="Arial" w:cs="Arial" w:ascii="Arial" w:hAnsi="Arial"/>
                 <w:sz w:val="20"/>
                 <w:szCs w:val="20"/>
                 <w:highlight w:val="white"/>
@@ -2793,25 +3035,27 @@
       </w:tr>
       <w:tr>
         <w:trPr>
-          <w:trHeight w:val="290"/>
+          <w:trHeight w:val="290" w:hRule="atLeast"/>
         </w:trPr>
         <w:tc>
           <w:tcPr>
-            <w:tcW w:w="2547" w:type="dxa"/>
+            <w:tcW w:w="2546" w:type="dxa"/>
             <w:tcBorders>
               <w:top w:val="single" w:sz="8" w:space="0" w:color="000000"/>
               <w:left w:val="single" w:sz="8" w:space="0" w:color="000000"/>
               <w:bottom w:val="single" w:sz="8" w:space="0" w:color="000000"/>
               <w:right w:val="single" w:sz="8" w:space="0" w:color="000000"/>
             </w:tcBorders>
-            <w:shd w:val="clear" w:color="auto" w:fill="auto"/>
+            <w:shd w:color="auto" w:fill="auto" w:val="clear"/>
           </w:tcPr>
           <w:p>
             <w:pPr>
-              <w:widowControl w:val="0"/>
-              <w:spacing w:after="0"/>
-              <w:rPr>
-                <w:rFonts w:ascii="Arial" w:eastAsia="Arial" w:hAnsi="Arial" w:cs="Arial"/>
+              <w:pStyle w:val="Normal"/>
+              <w:widowControl w:val="false"/>
+              <w:spacing w:before="0" w:after="0"/>
+              <w:rPr>
+                <w:rFonts w:ascii="Arial" w:hAnsi="Arial" w:eastAsia="Arial" w:cs="Arial"/>
+                <w:b/>
                 <w:b/>
                 <w:sz w:val="20"/>
                 <w:szCs w:val="20"/>
@@ -2820,7 +3064,7 @@
             </w:pPr>
             <w:r>
               <w:rPr>
-                <w:rFonts w:ascii="Arial" w:eastAsia="Arial" w:hAnsi="Arial" w:cs="Arial"/>
+                <w:rFonts w:eastAsia="Arial" w:cs="Arial" w:ascii="Arial" w:hAnsi="Arial"/>
                 <w:b/>
                 <w:sz w:val="20"/>
                 <w:szCs w:val="20"/>
@@ -2832,28 +3076,29 @@
         </w:tc>
         <w:tc>
           <w:tcPr>
-            <w:tcW w:w="6808" w:type="dxa"/>
+            <w:tcW w:w="6809" w:type="dxa"/>
             <w:tcBorders>
               <w:top w:val="single" w:sz="8" w:space="0" w:color="000000"/>
               <w:left w:val="single" w:sz="8" w:space="0" w:color="000000"/>
               <w:bottom w:val="single" w:sz="8" w:space="0" w:color="000000"/>
               <w:right w:val="single" w:sz="8" w:space="0" w:color="000000"/>
             </w:tcBorders>
-            <w:shd w:val="clear" w:color="auto" w:fill="auto"/>
+            <w:shd w:color="auto" w:fill="auto" w:val="clear"/>
           </w:tcPr>
           <w:p>
             <w:pPr>
-              <w:widowControl w:val="0"/>
-              <w:spacing w:after="0"/>
-              <w:rPr>
-                <w:rFonts w:ascii="Arial" w:eastAsia="Arial" w:hAnsi="Arial" w:cs="Arial"/>
+              <w:pStyle w:val="Normal"/>
+              <w:widowControl w:val="false"/>
+              <w:spacing w:before="0" w:after="0"/>
+              <w:rPr>
+                <w:rFonts w:ascii="Arial" w:hAnsi="Arial" w:eastAsia="Arial" w:cs="Arial"/>
                 <w:sz w:val="20"/>
                 <w:szCs w:val="20"/>
               </w:rPr>
             </w:pPr>
             <w:r>
               <w:rPr>
-                <w:rFonts w:ascii="Arial" w:eastAsia="Arial" w:hAnsi="Arial" w:cs="Arial"/>
+                <w:rFonts w:eastAsia="Arial" w:cs="Arial" w:ascii="Arial" w:hAnsi="Arial"/>
                 <w:sz w:val="20"/>
                 <w:szCs w:val="20"/>
                 <w:highlight w:val="white"/>
@@ -2865,25 +3110,27 @@
       </w:tr>
       <w:tr>
         <w:trPr>
-          <w:trHeight w:val="290"/>
+          <w:trHeight w:val="290" w:hRule="atLeast"/>
         </w:trPr>
         <w:tc>
           <w:tcPr>
-            <w:tcW w:w="2547" w:type="dxa"/>
+            <w:tcW w:w="2546" w:type="dxa"/>
             <w:tcBorders>
               <w:top w:val="single" w:sz="8" w:space="0" w:color="000000"/>
               <w:left w:val="single" w:sz="8" w:space="0" w:color="000000"/>
               <w:bottom w:val="single" w:sz="8" w:space="0" w:color="000000"/>
               <w:right w:val="single" w:sz="8" w:space="0" w:color="000000"/>
             </w:tcBorders>
-            <w:shd w:val="clear" w:color="auto" w:fill="auto"/>
+            <w:shd w:color="auto" w:fill="auto" w:val="clear"/>
           </w:tcPr>
           <w:p>
             <w:pPr>
-              <w:widowControl w:val="0"/>
-              <w:spacing w:after="0" w:line="240" w:lineRule="auto"/>
-              <w:rPr>
-                <w:rFonts w:ascii="Arial" w:eastAsia="Arial" w:hAnsi="Arial" w:cs="Arial"/>
+              <w:pStyle w:val="Normal"/>
+              <w:widowControl w:val="false"/>
+              <w:spacing w:lineRule="auto" w:line="240" w:before="0" w:after="0"/>
+              <w:rPr>
+                <w:rFonts w:ascii="Arial" w:hAnsi="Arial" w:eastAsia="Arial" w:cs="Arial"/>
+                <w:b/>
                 <w:b/>
                 <w:sz w:val="20"/>
                 <w:szCs w:val="20"/>
@@ -2892,7 +3139,7 @@
             </w:pPr>
             <w:r>
               <w:rPr>
-                <w:rFonts w:ascii="Arial" w:eastAsia="Arial" w:hAnsi="Arial" w:cs="Arial"/>
+                <w:rFonts w:eastAsia="Arial" w:cs="Arial" w:ascii="Arial" w:hAnsi="Arial"/>
                 <w:b/>
                 <w:sz w:val="20"/>
                 <w:szCs w:val="20"/>
@@ -2904,21 +3151,23 @@
         </w:tc>
         <w:tc>
           <w:tcPr>
-            <w:tcW w:w="6808" w:type="dxa"/>
+            <w:tcW w:w="6809" w:type="dxa"/>
             <w:tcBorders>
               <w:top w:val="single" w:sz="8" w:space="0" w:color="000000"/>
               <w:left w:val="single" w:sz="8" w:space="0" w:color="000000"/>
               <w:bottom w:val="single" w:sz="8" w:space="0" w:color="000000"/>
               <w:right w:val="single" w:sz="8" w:space="0" w:color="000000"/>
             </w:tcBorders>
-            <w:shd w:val="clear" w:color="auto" w:fill="auto"/>
+            <w:shd w:color="auto" w:fill="auto" w:val="clear"/>
           </w:tcPr>
           <w:p>
             <w:pPr>
+              <w:pStyle w:val="Normal"/>
               <w:shd w:val="clear" w:color="auto" w:fill="FFFFFF"/>
-              <w:spacing w:after="0"/>
+              <w:spacing w:before="0" w:after="0"/>
+              <w:rPr/>
             </w:pPr>
-            <w:hyperlink r:id="rId9">
+            <w:hyperlink r:id="rId4">
               <w:r>
                 <w:rPr>
                   <w:rStyle w:val="ListLabel2"/>
@@ -2928,7 +3177,7 @@
             </w:hyperlink>
             <w:r>
               <w:rPr>
-                <w:rFonts w:ascii="Arial" w:eastAsia="Arial" w:hAnsi="Arial" w:cs="Arial"/>
+                <w:rFonts w:eastAsia="Arial" w:cs="Arial" w:ascii="Arial" w:hAnsi="Arial"/>
                 <w:sz w:val="20"/>
                 <w:szCs w:val="20"/>
               </w:rPr>
@@ -2940,24 +3189,34 @@
     </w:tbl>
     <w:p>
       <w:pPr>
-        <w:widowControl w:val="0"/>
-        <w:spacing w:after="0"/>
-        <w:rPr>
-          <w:rFonts w:ascii="Arial" w:eastAsia="Arial" w:hAnsi="Arial" w:cs="Arial"/>
-          <w:sz w:val="22"/>
-          <w:szCs w:val="22"/>
-        </w:rPr>
-      </w:pPr>
-    </w:p>
-    <w:p>
-      <w:pPr>
-        <w:widowControl w:val="0"/>
-        <w:spacing w:before="312" w:after="0" w:line="240" w:lineRule="auto"/>
+        <w:pStyle w:val="Normal"/>
+        <w:widowControl w:val="false"/>
+        <w:spacing w:before="0" w:after="0"/>
+        <w:rPr>
+          <w:rFonts w:ascii="Arial" w:hAnsi="Arial" w:eastAsia="Arial" w:cs="Arial"/>
+          <w:sz w:val="22"/>
+          <w:szCs w:val="22"/>
+        </w:rPr>
+      </w:pPr>
+      <w:r>
+        <w:rPr>
+          <w:rFonts w:eastAsia="Arial" w:cs="Arial" w:ascii="Arial" w:hAnsi="Arial"/>
+          <w:sz w:val="22"/>
+          <w:szCs w:val="22"/>
+        </w:rPr>
+      </w:r>
+    </w:p>
+    <w:p>
+      <w:pPr>
+        <w:pStyle w:val="Normal"/>
+        <w:widowControl w:val="false"/>
+        <w:spacing w:lineRule="auto" w:line="240" w:before="312" w:after="0"/>
         <w:ind w:left="1800" w:firstLine="360"/>
-      </w:pPr>
-      <w:r>
-        <w:rPr>
-          <w:rFonts w:ascii="Arial" w:eastAsia="Arial" w:hAnsi="Arial" w:cs="Arial"/>
+        <w:rPr/>
+      </w:pPr>
+      <w:r>
+        <w:rPr>
+          <w:rFonts w:eastAsia="Arial" w:cs="Arial" w:ascii="Arial" w:hAnsi="Arial"/>
           <w:b/>
           <w:sz w:val="22"/>
           <w:szCs w:val="22"/>
@@ -2966,7 +3225,7 @@
       </w:r>
       <w:r>
         <w:rPr>
-          <w:rFonts w:ascii="Arial" w:eastAsia="Arial" w:hAnsi="Arial" w:cs="Arial"/>
+          <w:rFonts w:eastAsia="Arial" w:cs="Arial" w:ascii="Arial" w:hAnsi="Arial"/>
           <w:b/>
           <w:sz w:val="20"/>
           <w:szCs w:val="20"/>
@@ -2977,19 +3236,22 @@
     <w:tbl>
       <w:tblPr>
         <w:tblW w:w="9071" w:type="dxa"/>
+        <w:jc w:val="left"/>
+        <w:tblInd w:w="0" w:type="dxa"/>
         <w:tblCellMar>
           <w:top w:w="100" w:type="dxa"/>
           <w:left w:w="100" w:type="dxa"/>
           <w:bottom w:w="100" w:type="dxa"/>
           <w:right w:w="100" w:type="dxa"/>
         </w:tblCellMar>
-        <w:tblLook w:val="0600" w:firstRow="0" w:lastRow="0" w:firstColumn="0" w:lastColumn="0" w:noHBand="1" w:noVBand="1"/>
+        <w:tblLook w:firstRow="0" w:noVBand="1" w:lastRow="0" w:firstColumn="0" w:lastColumn="0" w:noHBand="1" w:val="0600"/>
       </w:tblPr>
       <w:tblGrid>
         <w:gridCol w:w="4535"/>
-        <w:gridCol w:w="4536"/>
+        <w:gridCol w:w="4535"/>
       </w:tblGrid>
       <w:tr>
+        <w:trPr/>
         <w:tc>
           <w:tcPr>
             <w:tcW w:w="4535" w:type="dxa"/>
@@ -2999,12 +3261,14 @@
               <w:bottom w:val="single" w:sz="8" w:space="0" w:color="000000"/>
               <w:right w:val="single" w:sz="8" w:space="0" w:color="000000"/>
             </w:tcBorders>
-            <w:shd w:val="clear" w:color="auto" w:fill="auto"/>
+            <w:shd w:color="auto" w:fill="auto" w:val="clear"/>
           </w:tcPr>
           <w:p>
             <w:pPr>
-              <w:widowControl w:val="0"/>
-              <w:spacing w:after="0" w:line="240" w:lineRule="auto"/>
+              <w:pStyle w:val="Normal"/>
+              <w:widowControl w:val="false"/>
+              <w:spacing w:lineRule="auto" w:line="240" w:before="0" w:after="0"/>
+              <w:rPr/>
             </w:pPr>
             <w:r>
               <w:rPr>
@@ -3023,12 +3287,14 @@
               <w:bottom w:val="single" w:sz="8" w:space="0" w:color="000000"/>
               <w:right w:val="single" w:sz="8" w:space="0" w:color="000000"/>
             </w:tcBorders>
-            <w:shd w:val="clear" w:color="auto" w:fill="auto"/>
+            <w:shd w:color="auto" w:fill="auto" w:val="clear"/>
           </w:tcPr>
           <w:p>
             <w:pPr>
-              <w:widowControl w:val="0"/>
-              <w:spacing w:after="0"/>
+              <w:pStyle w:val="Normal"/>
+              <w:widowControl w:val="false"/>
+              <w:spacing w:before="0" w:after="0"/>
+              <w:rPr/>
             </w:pPr>
             <w:r>
               <w:rPr>
@@ -3048,7 +3314,6 @@
               <w:t>{{</w:t>
             </w:r>
             <w:bookmarkStart w:id="3" w:name="__DdeLink__502_18922726291"/>
-            <w:proofErr w:type="spellStart"/>
             <w:r>
               <w:rPr>
                 <w:b/>
@@ -3059,7 +3324,6 @@
               <w:t>fioFirst</w:t>
             </w:r>
             <w:bookmarkEnd w:id="3"/>
-            <w:proofErr w:type="spellEnd"/>
             <w:r>
               <w:rPr>
                 <w:b/>
@@ -3074,7 +3338,7 @@
       </w:tr>
       <w:tr>
         <w:trPr>
-          <w:trHeight w:val="477"/>
+          <w:trHeight w:val="477" w:hRule="atLeast"/>
         </w:trPr>
         <w:tc>
           <w:tcPr>
@@ -3085,13 +3349,16 @@
               <w:bottom w:val="single" w:sz="8" w:space="0" w:color="000000"/>
               <w:right w:val="single" w:sz="8" w:space="0" w:color="000000"/>
             </w:tcBorders>
-            <w:shd w:val="clear" w:color="auto" w:fill="auto"/>
+            <w:shd w:color="auto" w:fill="auto" w:val="clear"/>
           </w:tcPr>
           <w:p>
             <w:pPr>
-              <w:spacing w:line="259" w:lineRule="auto"/>
+              <w:pStyle w:val="Normal"/>
+              <w:spacing w:lineRule="auto" w:line="259" w:before="0" w:after="160"/>
+              <w:rPr/>
             </w:pPr>
             <w:r>
+              <w:rPr/>
               <w:t>ОГРН</w:t>
             </w:r>
           </w:p>
@@ -3105,39 +3372,27 @@
               <w:bottom w:val="single" w:sz="8" w:space="0" w:color="000000"/>
               <w:right w:val="single" w:sz="8" w:space="0" w:color="000000"/>
             </w:tcBorders>
-            <w:shd w:val="clear" w:color="auto" w:fill="auto"/>
+            <w:shd w:color="auto" w:fill="auto" w:val="clear"/>
           </w:tcPr>
           <w:p>
             <w:pPr>
-              <w:widowControl w:val="0"/>
+              <w:pStyle w:val="Normal"/>
+              <w:widowControl w:val="false"/>
+              <w:spacing w:before="0" w:after="160"/>
+              <w:rPr/>
             </w:pPr>
             <w:r>
               <w:rPr>
                 <w:highlight w:val="white"/>
                 <w:lang w:val="en-US"/>
               </w:rPr>
-              <w:t>{{</w:t>
-            </w:r>
-            <w:proofErr w:type="spellStart"/>
-            <w:r>
-              <w:rPr>
-                <w:highlight w:val="white"/>
-                <w:lang w:val="en-US"/>
-              </w:rPr>
-              <w:t>ogrn</w:t>
-            </w:r>
-            <w:proofErr w:type="spellEnd"/>
-            <w:r>
-              <w:rPr>
-                <w:highlight w:val="white"/>
-                <w:lang w:val="en-US"/>
-              </w:rPr>
-              <w:t>}}</w:t>
+              <w:t>{{ogrn}}</w:t>
             </w:r>
           </w:p>
         </w:tc>
       </w:tr>
       <w:tr>
+        <w:trPr/>
         <w:tc>
           <w:tcPr>
             <w:tcW w:w="4535" w:type="dxa"/>
@@ -3147,13 +3402,16 @@
               <w:bottom w:val="single" w:sz="8" w:space="0" w:color="000000"/>
               <w:right w:val="single" w:sz="8" w:space="0" w:color="000000"/>
             </w:tcBorders>
-            <w:shd w:val="clear" w:color="auto" w:fill="auto"/>
+            <w:shd w:color="auto" w:fill="auto" w:val="clear"/>
           </w:tcPr>
           <w:p>
             <w:pPr>
-              <w:spacing w:line="259" w:lineRule="auto"/>
+              <w:pStyle w:val="Normal"/>
+              <w:spacing w:lineRule="auto" w:line="259" w:before="0" w:after="160"/>
+              <w:rPr/>
             </w:pPr>
             <w:r>
+              <w:rPr/>
               <w:t>ИНН</w:t>
             </w:r>
           </w:p>
@@ -3167,11 +3425,14 @@
               <w:bottom w:val="single" w:sz="8" w:space="0" w:color="000000"/>
               <w:right w:val="single" w:sz="8" w:space="0" w:color="000000"/>
             </w:tcBorders>
-            <w:shd w:val="clear" w:color="auto" w:fill="auto"/>
+            <w:shd w:color="auto" w:fill="auto" w:val="clear"/>
           </w:tcPr>
           <w:p>
             <w:pPr>
-              <w:widowControl w:val="0"/>
+              <w:pStyle w:val="Normal"/>
+              <w:widowControl w:val="false"/>
+              <w:spacing w:before="0" w:after="160"/>
+              <w:rPr/>
             </w:pPr>
             <w:r>
               <w:rPr>
@@ -3184,6 +3445,7 @@
         </w:tc>
       </w:tr>
       <w:tr>
+        <w:trPr/>
         <w:tc>
           <w:tcPr>
             <w:tcW w:w="4535" w:type="dxa"/>
@@ -3193,13 +3455,16 @@
               <w:bottom w:val="single" w:sz="8" w:space="0" w:color="000000"/>
               <w:right w:val="single" w:sz="8" w:space="0" w:color="000000"/>
             </w:tcBorders>
-            <w:shd w:val="clear" w:color="auto" w:fill="auto"/>
+            <w:shd w:color="auto" w:fill="auto" w:val="clear"/>
           </w:tcPr>
           <w:p>
             <w:pPr>
-              <w:spacing w:line="259" w:lineRule="auto"/>
+              <w:pStyle w:val="Normal"/>
+              <w:spacing w:lineRule="auto" w:line="259" w:before="0" w:after="160"/>
+              <w:rPr/>
             </w:pPr>
             <w:r>
+              <w:rPr/>
               <w:t>Адрес</w:t>
             </w:r>
           </w:p>
@@ -3213,11 +3478,14 @@
               <w:bottom w:val="single" w:sz="8" w:space="0" w:color="000000"/>
               <w:right w:val="single" w:sz="8" w:space="0" w:color="000000"/>
             </w:tcBorders>
-            <w:shd w:val="clear" w:color="auto" w:fill="auto"/>
+            <w:shd w:color="auto" w:fill="auto" w:val="clear"/>
           </w:tcPr>
           <w:p>
             <w:pPr>
-              <w:widowControl w:val="0"/>
+              <w:pStyle w:val="Normal"/>
+              <w:widowControl w:val="false"/>
+              <w:spacing w:before="0" w:after="160"/>
+              <w:rPr/>
             </w:pPr>
             <w:r>
               <w:rPr>
@@ -3230,6 +3498,7 @@
         </w:tc>
       </w:tr>
       <w:tr>
+        <w:trPr/>
         <w:tc>
           <w:tcPr>
             <w:tcW w:w="4535" w:type="dxa"/>
@@ -3239,13 +3508,16 @@
               <w:bottom w:val="single" w:sz="8" w:space="0" w:color="000000"/>
               <w:right w:val="single" w:sz="8" w:space="0" w:color="000000"/>
             </w:tcBorders>
-            <w:shd w:val="clear" w:color="auto" w:fill="auto"/>
+            <w:shd w:color="auto" w:fill="auto" w:val="clear"/>
           </w:tcPr>
           <w:p>
             <w:pPr>
-              <w:spacing w:line="218" w:lineRule="auto"/>
+              <w:pStyle w:val="Normal"/>
+              <w:spacing w:lineRule="auto" w:line="218" w:before="0" w:after="160"/>
+              <w:rPr/>
             </w:pPr>
             <w:r>
+              <w:rPr/>
               <w:t>Банк</w:t>
             </w:r>
           </w:p>
@@ -3259,11 +3531,14 @@
               <w:bottom w:val="single" w:sz="8" w:space="0" w:color="000000"/>
               <w:right w:val="single" w:sz="8" w:space="0" w:color="000000"/>
             </w:tcBorders>
-            <w:shd w:val="clear" w:color="auto" w:fill="auto"/>
+            <w:shd w:color="auto" w:fill="auto" w:val="clear"/>
           </w:tcPr>
           <w:p>
             <w:pPr>
-              <w:widowControl w:val="0"/>
+              <w:pStyle w:val="Normal"/>
+              <w:widowControl w:val="false"/>
+              <w:spacing w:before="0" w:after="160"/>
+              <w:rPr/>
             </w:pPr>
             <w:r>
               <w:rPr>
@@ -3276,6 +3551,7 @@
         </w:tc>
       </w:tr>
       <w:tr>
+        <w:trPr/>
         <w:tc>
           <w:tcPr>
             <w:tcW w:w="4535" w:type="dxa"/>
@@ -3285,13 +3561,16 @@
               <w:bottom w:val="single" w:sz="8" w:space="0" w:color="000000"/>
               <w:right w:val="single" w:sz="8" w:space="0" w:color="000000"/>
             </w:tcBorders>
-            <w:shd w:val="clear" w:color="auto" w:fill="auto"/>
+            <w:shd w:color="auto" w:fill="auto" w:val="clear"/>
           </w:tcPr>
           <w:p>
             <w:pPr>
-              <w:spacing w:line="218" w:lineRule="auto"/>
+              <w:pStyle w:val="Normal"/>
+              <w:spacing w:lineRule="auto" w:line="218" w:before="0" w:after="160"/>
+              <w:rPr/>
             </w:pPr>
             <w:r>
+              <w:rPr/>
               <w:t>БИК</w:t>
             </w:r>
           </w:p>
@@ -3305,39 +3584,27 @@
               <w:bottom w:val="single" w:sz="8" w:space="0" w:color="000000"/>
               <w:right w:val="single" w:sz="8" w:space="0" w:color="000000"/>
             </w:tcBorders>
-            <w:shd w:val="clear" w:color="auto" w:fill="auto"/>
+            <w:shd w:color="auto" w:fill="auto" w:val="clear"/>
           </w:tcPr>
           <w:p>
             <w:pPr>
-              <w:widowControl w:val="0"/>
+              <w:pStyle w:val="Normal"/>
+              <w:widowControl w:val="false"/>
+              <w:spacing w:before="0" w:after="160"/>
+              <w:rPr/>
             </w:pPr>
             <w:r>
               <w:rPr>
                 <w:highlight w:val="white"/>
                 <w:lang w:val="en-US"/>
               </w:rPr>
-              <w:t>{{</w:t>
-            </w:r>
-            <w:proofErr w:type="spellStart"/>
-            <w:r>
-              <w:rPr>
-                <w:highlight w:val="white"/>
-                <w:lang w:val="en-US"/>
-              </w:rPr>
-              <w:t>bik</w:t>
-            </w:r>
-            <w:proofErr w:type="spellEnd"/>
-            <w:r>
-              <w:rPr>
-                <w:highlight w:val="white"/>
-                <w:lang w:val="en-US"/>
-              </w:rPr>
-              <w:t>}}</w:t>
+              <w:t>{{bik}}</w:t>
             </w:r>
           </w:p>
         </w:tc>
       </w:tr>
       <w:tr>
+        <w:trPr/>
         <w:tc>
           <w:tcPr>
             <w:tcW w:w="4535" w:type="dxa"/>
@@ -3347,13 +3614,16 @@
               <w:bottom w:val="single" w:sz="8" w:space="0" w:color="000000"/>
               <w:right w:val="single" w:sz="8" w:space="0" w:color="000000"/>
             </w:tcBorders>
-            <w:shd w:val="clear" w:color="auto" w:fill="auto"/>
+            <w:shd w:color="auto" w:fill="auto" w:val="clear"/>
           </w:tcPr>
           <w:p>
             <w:pPr>
-              <w:spacing w:line="218" w:lineRule="auto"/>
+              <w:pStyle w:val="Normal"/>
+              <w:spacing w:lineRule="auto" w:line="218" w:before="0" w:after="160"/>
+              <w:rPr/>
             </w:pPr>
             <w:r>
+              <w:rPr/>
               <w:t>Расчетный счет</w:t>
             </w:r>
           </w:p>
@@ -3367,39 +3637,27 @@
               <w:bottom w:val="single" w:sz="8" w:space="0" w:color="000000"/>
               <w:right w:val="single" w:sz="8" w:space="0" w:color="000000"/>
             </w:tcBorders>
-            <w:shd w:val="clear" w:color="auto" w:fill="auto"/>
+            <w:shd w:color="auto" w:fill="auto" w:val="clear"/>
           </w:tcPr>
           <w:p>
             <w:pPr>
-              <w:widowControl w:val="0"/>
+              <w:pStyle w:val="Normal"/>
+              <w:widowControl w:val="false"/>
+              <w:spacing w:before="0" w:after="160"/>
+              <w:rPr/>
             </w:pPr>
             <w:r>
               <w:rPr>
                 <w:highlight w:val="white"/>
                 <w:lang w:val="en-US"/>
               </w:rPr>
-              <w:t>{{</w:t>
-            </w:r>
-            <w:proofErr w:type="spellStart"/>
-            <w:r>
-              <w:rPr>
-                <w:highlight w:val="white"/>
-                <w:lang w:val="en-US"/>
-              </w:rPr>
-              <w:t>rs</w:t>
-            </w:r>
-            <w:proofErr w:type="spellEnd"/>
-            <w:r>
-              <w:rPr>
-                <w:highlight w:val="white"/>
-                <w:lang w:val="en-US"/>
-              </w:rPr>
-              <w:t>}}</w:t>
+              <w:t>{{rs}}</w:t>
             </w:r>
           </w:p>
         </w:tc>
       </w:tr>
       <w:tr>
+        <w:trPr/>
         <w:tc>
           <w:tcPr>
             <w:tcW w:w="4535" w:type="dxa"/>
@@ -3409,13 +3667,16 @@
               <w:bottom w:val="single" w:sz="8" w:space="0" w:color="000000"/>
               <w:right w:val="single" w:sz="8" w:space="0" w:color="000000"/>
             </w:tcBorders>
-            <w:shd w:val="clear" w:color="auto" w:fill="auto"/>
+            <w:shd w:color="auto" w:fill="auto" w:val="clear"/>
           </w:tcPr>
           <w:p>
             <w:pPr>
-              <w:spacing w:line="218" w:lineRule="auto"/>
+              <w:pStyle w:val="Normal"/>
+              <w:spacing w:lineRule="auto" w:line="218" w:before="0" w:after="160"/>
+              <w:rPr/>
             </w:pPr>
             <w:r>
+              <w:rPr/>
               <w:t>Кор. Cчёт</w:t>
             </w:r>
           </w:p>
@@ -3429,39 +3690,27 @@
               <w:bottom w:val="single" w:sz="8" w:space="0" w:color="000000"/>
               <w:right w:val="single" w:sz="8" w:space="0" w:color="000000"/>
             </w:tcBorders>
-            <w:shd w:val="clear" w:color="auto" w:fill="auto"/>
+            <w:shd w:color="auto" w:fill="auto" w:val="clear"/>
           </w:tcPr>
           <w:p>
             <w:pPr>
-              <w:widowControl w:val="0"/>
+              <w:pStyle w:val="Normal"/>
+              <w:widowControl w:val="false"/>
+              <w:spacing w:before="0" w:after="160"/>
+              <w:rPr/>
             </w:pPr>
             <w:r>
               <w:rPr>
                 <w:highlight w:val="white"/>
                 <w:lang w:val="en-US"/>
               </w:rPr>
-              <w:t>{{</w:t>
-            </w:r>
-            <w:proofErr w:type="spellStart"/>
-            <w:r>
-              <w:rPr>
-                <w:highlight w:val="white"/>
-                <w:lang w:val="en-US"/>
-              </w:rPr>
-              <w:t>ks</w:t>
-            </w:r>
-            <w:proofErr w:type="spellEnd"/>
-            <w:r>
-              <w:rPr>
-                <w:highlight w:val="white"/>
-                <w:lang w:val="en-US"/>
-              </w:rPr>
-              <w:t>}}</w:t>
+              <w:t>{{ks}}</w:t>
             </w:r>
           </w:p>
         </w:tc>
       </w:tr>
       <w:tr>
+        <w:trPr/>
         <w:tc>
           <w:tcPr>
             <w:tcW w:w="4535" w:type="dxa"/>
@@ -3471,13 +3720,16 @@
               <w:bottom w:val="single" w:sz="8" w:space="0" w:color="000000"/>
               <w:right w:val="single" w:sz="8" w:space="0" w:color="000000"/>
             </w:tcBorders>
-            <w:shd w:val="clear" w:color="auto" w:fill="auto"/>
+            <w:shd w:color="auto" w:fill="auto" w:val="clear"/>
           </w:tcPr>
           <w:p>
             <w:pPr>
-              <w:spacing w:line="259" w:lineRule="auto"/>
+              <w:pStyle w:val="Normal"/>
+              <w:spacing w:lineRule="auto" w:line="259" w:before="0" w:after="160"/>
+              <w:rPr/>
             </w:pPr>
             <w:r>
+              <w:rPr/>
               <w:t>Эл. почта</w:t>
             </w:r>
           </w:p>
@@ -3491,11 +3743,14 @@
               <w:bottom w:val="single" w:sz="8" w:space="0" w:color="000000"/>
               <w:right w:val="single" w:sz="8" w:space="0" w:color="000000"/>
             </w:tcBorders>
-            <w:shd w:val="clear" w:color="auto" w:fill="auto"/>
+            <w:shd w:color="auto" w:fill="auto" w:val="clear"/>
           </w:tcPr>
           <w:p>
             <w:pPr>
-              <w:widowControl w:val="0"/>
+              <w:pStyle w:val="Normal"/>
+              <w:widowControl w:val="false"/>
+              <w:spacing w:before="0" w:after="160"/>
+              <w:rPr/>
             </w:pPr>
             <w:r>
               <w:rPr>
@@ -3510,26 +3765,36 @@
     </w:tbl>
     <w:p>
       <w:pPr>
-        <w:widowControl w:val="0"/>
-        <w:spacing w:before="312" w:after="0" w:line="240" w:lineRule="auto"/>
+        <w:pStyle w:val="Normal"/>
+        <w:widowControl w:val="false"/>
+        <w:spacing w:lineRule="auto" w:line="240" w:before="312" w:after="0"/>
         <w:ind w:firstLine="360"/>
         <w:jc w:val="center"/>
         <w:rPr>
-          <w:rFonts w:ascii="Arial" w:eastAsia="Arial" w:hAnsi="Arial" w:cs="Arial"/>
+          <w:rFonts w:ascii="Arial" w:hAnsi="Arial" w:eastAsia="Arial" w:cs="Arial"/>
           <w:b/>
-        </w:rPr>
-      </w:pPr>
-    </w:p>
-    <w:p>
-      <w:pPr>
-        <w:widowControl w:val="0"/>
-        <w:spacing w:before="312" w:after="0" w:line="240" w:lineRule="auto"/>
+          <w:b/>
+        </w:rPr>
+      </w:pPr>
+      <w:r>
+        <w:rPr>
+          <w:rFonts w:eastAsia="Arial" w:cs="Arial" w:ascii="Arial" w:hAnsi="Arial"/>
+          <w:b/>
+        </w:rPr>
+      </w:r>
+    </w:p>
+    <w:p>
+      <w:pPr>
+        <w:pStyle w:val="Normal"/>
+        <w:widowControl w:val="false"/>
+        <w:spacing w:lineRule="auto" w:line="240" w:before="312" w:after="0"/>
         <w:ind w:firstLine="360"/>
         <w:jc w:val="center"/>
-      </w:pPr>
-      <w:r>
-        <w:rPr>
-          <w:rFonts w:ascii="Arial" w:eastAsia="Arial" w:hAnsi="Arial" w:cs="Arial"/>
+        <w:rPr/>
+      </w:pPr>
+      <w:r>
+        <w:rPr>
+          <w:rFonts w:eastAsia="Arial" w:cs="Arial" w:ascii="Arial" w:hAnsi="Arial"/>
           <w:b/>
           <w:sz w:val="22"/>
           <w:szCs w:val="22"/>
@@ -3538,7 +3803,7 @@
       </w:r>
       <w:r>
         <w:rPr>
-          <w:rFonts w:ascii="Arial" w:eastAsia="Arial" w:hAnsi="Arial" w:cs="Arial"/>
+          <w:rFonts w:eastAsia="Arial" w:cs="Arial" w:ascii="Arial" w:hAnsi="Arial"/>
           <w:b/>
           <w:sz w:val="22"/>
           <w:szCs w:val="22"/>
@@ -3548,7 +3813,7 @@
       </w:r>
       <w:r>
         <w:rPr>
-          <w:rFonts w:ascii="Arial" w:eastAsia="Arial" w:hAnsi="Arial" w:cs="Arial"/>
+          <w:rFonts w:eastAsia="Arial" w:cs="Arial" w:ascii="Arial" w:hAnsi="Arial"/>
           <w:b/>
           <w:sz w:val="22"/>
           <w:szCs w:val="22"/>
@@ -3557,7 +3822,7 @@
       </w:r>
       <w:r>
         <w:rPr>
-          <w:rFonts w:ascii="Arial" w:eastAsia="Arial" w:hAnsi="Arial" w:cs="Arial"/>
+          <w:rFonts w:eastAsia="Arial" w:cs="Arial" w:ascii="Arial" w:hAnsi="Arial"/>
           <w:b/>
           <w:sz w:val="20"/>
           <w:szCs w:val="20"/>
@@ -3568,14 +3833,22 @@
     <w:tbl>
       <w:tblPr>
         <w:tblW w:w="9349" w:type="dxa"/>
+        <w:jc w:val="left"/>
         <w:tblInd w:w="-113" w:type="dxa"/>
-        <w:tblLook w:val="0000" w:firstRow="0" w:lastRow="0" w:firstColumn="0" w:lastColumn="0" w:noHBand="0" w:noVBand="0"/>
+        <w:tblCellMar>
+          <w:top w:w="0" w:type="dxa"/>
+          <w:left w:w="108" w:type="dxa"/>
+          <w:bottom w:w="0" w:type="dxa"/>
+          <w:right w:w="108" w:type="dxa"/>
+        </w:tblCellMar>
+        <w:tblLook w:firstRow="0" w:noVBand="0" w:lastRow="0" w:firstColumn="0" w:lastColumn="0" w:noHBand="0" w:val="0000"/>
       </w:tblPr>
       <w:tblGrid>
-        <w:gridCol w:w="4677"/>
+        <w:gridCol w:w="4676"/>
         <w:gridCol w:w="4672"/>
       </w:tblGrid>
       <w:tr>
+        <w:trPr/>
         <w:tc>
           <w:tcPr>
             <w:tcW w:w="4676" w:type="dxa"/>
@@ -3585,23 +3858,34 @@
               <w:bottom w:val="single" w:sz="4" w:space="0" w:color="000000"/>
               <w:right w:val="single" w:sz="4" w:space="0" w:color="000000"/>
             </w:tcBorders>
-            <w:shd w:val="clear" w:color="auto" w:fill="auto"/>
+            <w:shd w:color="auto" w:fill="auto" w:val="clear"/>
           </w:tcPr>
           <w:p>
             <w:pPr>
-              <w:spacing w:after="0" w:line="240" w:lineRule="auto"/>
+              <w:pStyle w:val="Normal"/>
+              <w:spacing w:lineRule="auto" w:line="240" w:before="0" w:after="0"/>
               <w:jc w:val="center"/>
               <w:rPr>
+                <w:b/>
                 <w:b/>
                 <w:sz w:val="20"/>
                 <w:szCs w:val="20"/>
               </w:rPr>
             </w:pPr>
+            <w:r>
+              <w:rPr>
+                <w:b/>
+                <w:sz w:val="20"/>
+                <w:szCs w:val="20"/>
+              </w:rPr>
+            </w:r>
           </w:p>
           <w:p>
             <w:pPr>
-              <w:spacing w:after="0" w:line="240" w:lineRule="auto"/>
+              <w:pStyle w:val="Normal"/>
+              <w:spacing w:lineRule="auto" w:line="240" w:before="0" w:after="0"/>
               <w:jc w:val="center"/>
+              <w:rPr/>
             </w:pPr>
             <w:r>
               <w:rPr>
@@ -3614,125 +3898,22 @@
           </w:p>
           <w:p>
             <w:pPr>
-              <w:spacing w:after="0" w:line="240" w:lineRule="auto"/>
+              <w:pStyle w:val="Normal"/>
+              <w:spacing w:lineRule="auto" w:line="240" w:before="0" w:after="0"/>
               <w:jc w:val="center"/>
               <w:rPr>
+                <w:b/>
                 <w:b/>
                 <w:sz w:val="20"/>
                 <w:szCs w:val="20"/>
               </w:rPr>
             </w:pPr>
-          </w:p>
-        </w:tc>
-        <w:tc>
-          <w:tcPr>
-            <w:tcW w:w="4672" w:type="dxa"/>
-            <w:tcBorders>
-              <w:top w:val="single" w:sz="4" w:space="0" w:color="000000"/>
-              <w:left w:val="single" w:sz="4" w:space="0" w:color="000000"/>
-              <w:bottom w:val="single" w:sz="4" w:space="0" w:color="000000"/>
-              <w:right w:val="single" w:sz="4" w:space="0" w:color="000000"/>
-            </w:tcBorders>
-            <w:shd w:val="clear" w:color="auto" w:fill="auto"/>
-          </w:tcPr>
-          <w:p>
-            <w:pPr>
-              <w:spacing w:after="0" w:line="240" w:lineRule="auto"/>
+            <w:r>
               <w:rPr>
                 <w:b/>
                 <w:sz w:val="20"/>
                 <w:szCs w:val="20"/>
               </w:rPr>
-            </w:pPr>
-          </w:p>
-          <w:p>
-            <w:pPr>
-              <w:spacing w:after="0" w:line="240" w:lineRule="auto"/>
-              <w:jc w:val="center"/>
-            </w:pPr>
-            <w:r>
-              <w:rPr>
-                <w:b/>
-                <w:sz w:val="20"/>
-                <w:szCs w:val="20"/>
-              </w:rPr>
-              <w:t>Пользователь</w:t>
-            </w:r>
-          </w:p>
-        </w:tc>
-      </w:tr>
-      <w:tr>
-        <w:tc>
-          <w:tcPr>
-            <w:tcW w:w="4676" w:type="dxa"/>
-            <w:tcBorders>
-              <w:top w:val="single" w:sz="4" w:space="0" w:color="000000"/>
-              <w:left w:val="single" w:sz="4" w:space="0" w:color="000000"/>
-              <w:bottom w:val="single" w:sz="4" w:space="0" w:color="000000"/>
-              <w:right w:val="single" w:sz="4" w:space="0" w:color="000000"/>
-            </w:tcBorders>
-            <w:shd w:val="clear" w:color="auto" w:fill="auto"/>
-          </w:tcPr>
-          <w:p>
-            <w:pPr>
-              <w:widowControl w:val="0"/>
-              <w:spacing w:after="0"/>
-              <w:jc w:val="center"/>
-            </w:pPr>
-            <w:r>
-              <w:rPr>
-                <w:sz w:val="20"/>
-                <w:szCs w:val="20"/>
-                <w:highlight w:val="white"/>
-              </w:rPr>
-              <w:t>Индивидуальный предприниматель</w:t>
-            </w:r>
-          </w:p>
-          <w:p>
-            <w:pPr>
-              <w:widowControl w:val="0"/>
-              <w:spacing w:after="0"/>
-              <w:jc w:val="center"/>
-            </w:pPr>
-            <w:proofErr w:type="spellStart"/>
-            <w:r>
-              <w:rPr>
-                <w:sz w:val="20"/>
-                <w:szCs w:val="20"/>
-                <w:highlight w:val="white"/>
-                <w:lang w:val="en-US"/>
-              </w:rPr>
-              <w:t>Балашов</w:t>
-            </w:r>
-            <w:proofErr w:type="spellEnd"/>
-            <w:r>
-              <w:rPr>
-                <w:sz w:val="20"/>
-                <w:szCs w:val="20"/>
-                <w:highlight w:val="white"/>
-                <w:lang w:val="en-US"/>
-              </w:rPr>
-              <w:t xml:space="preserve"> </w:t>
-            </w:r>
-            <w:proofErr w:type="spellStart"/>
-            <w:r>
-              <w:rPr>
-                <w:sz w:val="20"/>
-                <w:szCs w:val="20"/>
-                <w:highlight w:val="white"/>
-                <w:lang w:val="en-US"/>
-              </w:rPr>
-              <w:t>Андрей</w:t>
-            </w:r>
-            <w:proofErr w:type="spellEnd"/>
-            <w:r>
-              <w:rPr>
-                <w:sz w:val="20"/>
-                <w:szCs w:val="20"/>
-                <w:highlight w:val="white"/>
-                <w:lang w:val="en-US"/>
-              </w:rPr>
-              <w:t xml:space="preserve"> Эдуардович</w:t>
             </w:r>
           </w:p>
         </w:tc>
@@ -3745,61 +3926,47 @@
               <w:bottom w:val="single" w:sz="4" w:space="0" w:color="000000"/>
               <w:right w:val="single" w:sz="4" w:space="0" w:color="000000"/>
             </w:tcBorders>
-            <w:shd w:val="clear" w:color="auto" w:fill="auto"/>
+            <w:shd w:color="auto" w:fill="auto" w:val="clear"/>
           </w:tcPr>
           <w:p>
             <w:pPr>
-              <w:widowControl w:val="0"/>
-              <w:spacing w:after="0"/>
-              <w:jc w:val="center"/>
+              <w:pStyle w:val="Normal"/>
+              <w:spacing w:lineRule="auto" w:line="240" w:before="0" w:after="0"/>
+              <w:rPr>
+                <w:b/>
+                <w:b/>
+                <w:sz w:val="20"/>
+                <w:szCs w:val="20"/>
+              </w:rPr>
             </w:pPr>
             <w:r>
               <w:rPr>
+                <w:b/>
                 <w:sz w:val="20"/>
                 <w:szCs w:val="20"/>
-                <w:highlight w:val="white"/>
-              </w:rPr>
-              <w:t>Генеральный директор</w:t>
+              </w:rPr>
             </w:r>
           </w:p>
           <w:p>
             <w:pPr>
-              <w:spacing w:after="0" w:line="240" w:lineRule="auto"/>
+              <w:pStyle w:val="Normal"/>
+              <w:spacing w:lineRule="auto" w:line="240" w:before="0" w:after="0"/>
               <w:jc w:val="center"/>
+              <w:rPr/>
             </w:pPr>
             <w:r>
               <w:rPr>
-                <w:sz w:val="18"/>
-                <w:szCs w:val="18"/>
-                <w:lang w:val="en-US"/>
-              </w:rPr>
-              <w:t>{{</w:t>
-            </w:r>
-            <w:proofErr w:type="spellStart"/>
-            <w:r>
-              <w:rPr>
+                <w:b/>
                 <w:sz w:val="20"/>
                 <w:szCs w:val="20"/>
-                <w:lang w:val="en-US"/>
-              </w:rPr>
-              <w:t>fio</w:t>
-            </w:r>
-            <w:proofErr w:type="spellEnd"/>
-            <w:r>
-              <w:rPr>
-                <w:sz w:val="18"/>
-                <w:szCs w:val="18"/>
-                <w:lang w:val="en-US"/>
-              </w:rPr>
-              <w:t>}}</w:t>
+              </w:rPr>
+              <w:t>Пользователь</w:t>
             </w:r>
           </w:p>
         </w:tc>
       </w:tr>
       <w:tr>
-        <w:trPr>
-          <w:trHeight w:val="321"/>
-        </w:trPr>
+        <w:trPr/>
         <w:tc>
           <w:tcPr>
             <w:tcW w:w="4676" w:type="dxa"/>
@@ -3809,26 +3976,41 @@
               <w:bottom w:val="single" w:sz="4" w:space="0" w:color="000000"/>
               <w:right w:val="single" w:sz="4" w:space="0" w:color="000000"/>
             </w:tcBorders>
-            <w:shd w:val="clear" w:color="auto" w:fill="auto"/>
+            <w:shd w:color="auto" w:fill="auto" w:val="clear"/>
           </w:tcPr>
           <w:p>
             <w:pPr>
-              <w:spacing w:after="0" w:line="240" w:lineRule="auto"/>
+              <w:pStyle w:val="Normal"/>
+              <w:widowControl w:val="false"/>
+              <w:spacing w:before="0" w:after="0"/>
               <w:jc w:val="center"/>
+              <w:rPr/>
             </w:pPr>
             <w:r>
               <w:rPr>
-                <w:sz w:val="21"/>
-                <w:szCs w:val="21"/>
-              </w:rPr>
-              <w:t>________________________ / А.</w:t>
+                <w:sz w:val="20"/>
+                <w:szCs w:val="20"/>
+                <w:highlight w:val="white"/>
+              </w:rPr>
+              <w:t>Индивидуальный предприниматель</w:t>
             </w:r>
+          </w:p>
+          <w:p>
+            <w:pPr>
+              <w:pStyle w:val="Normal"/>
+              <w:widowControl w:val="false"/>
+              <w:spacing w:before="0" w:after="0"/>
+              <w:jc w:val="center"/>
+              <w:rPr/>
+            </w:pPr>
             <w:r>
               <w:rPr>
-                <w:sz w:val="21"/>
-                <w:szCs w:val="21"/>
-              </w:rPr>
-              <w:t>Э. Балашов</w:t>
+                <w:sz w:val="20"/>
+                <w:szCs w:val="20"/>
+                <w:highlight w:val="white"/>
+                <w:lang w:val="en-US"/>
+              </w:rPr>
+              <w:t>Балашов Андрей Эдуардович</w:t>
             </w:r>
           </w:p>
         </w:tc>
@@ -3841,12 +4023,107 @@
               <w:bottom w:val="single" w:sz="4" w:space="0" w:color="000000"/>
               <w:right w:val="single" w:sz="4" w:space="0" w:color="000000"/>
             </w:tcBorders>
-            <w:shd w:val="clear" w:color="auto" w:fill="auto"/>
+            <w:shd w:color="auto" w:fill="auto" w:val="clear"/>
           </w:tcPr>
           <w:p>
             <w:pPr>
-              <w:spacing w:after="0" w:line="240" w:lineRule="auto"/>
+              <w:pStyle w:val="Normal"/>
+              <w:widowControl w:val="false"/>
+              <w:spacing w:before="0" w:after="0"/>
               <w:jc w:val="center"/>
+              <w:rPr/>
+            </w:pPr>
+            <w:r>
+              <w:rPr>
+                <w:sz w:val="20"/>
+                <w:szCs w:val="20"/>
+                <w:highlight w:val="white"/>
+              </w:rPr>
+              <w:t>Генеральный директор</w:t>
+            </w:r>
+          </w:p>
+          <w:p>
+            <w:pPr>
+              <w:pStyle w:val="Normal"/>
+              <w:spacing w:lineRule="auto" w:line="240" w:before="0" w:after="0"/>
+              <w:jc w:val="center"/>
+              <w:rPr/>
+            </w:pPr>
+            <w:r>
+              <w:rPr>
+                <w:sz w:val="18"/>
+                <w:szCs w:val="18"/>
+                <w:lang w:val="en-US"/>
+              </w:rPr>
+              <w:t>{{</w:t>
+            </w:r>
+            <w:r>
+              <w:rPr>
+                <w:sz w:val="20"/>
+                <w:szCs w:val="20"/>
+                <w:lang w:val="en-US"/>
+              </w:rPr>
+              <w:t>fio</w:t>
+            </w:r>
+            <w:r>
+              <w:rPr>
+                <w:sz w:val="18"/>
+                <w:szCs w:val="18"/>
+                <w:lang w:val="en-US"/>
+              </w:rPr>
+              <w:t>}}</w:t>
+            </w:r>
+          </w:p>
+        </w:tc>
+      </w:tr>
+      <w:tr>
+        <w:trPr>
+          <w:trHeight w:val="321" w:hRule="atLeast"/>
+        </w:trPr>
+        <w:tc>
+          <w:tcPr>
+            <w:tcW w:w="4676" w:type="dxa"/>
+            <w:tcBorders>
+              <w:top w:val="single" w:sz="4" w:space="0" w:color="000000"/>
+              <w:left w:val="single" w:sz="4" w:space="0" w:color="000000"/>
+              <w:bottom w:val="single" w:sz="4" w:space="0" w:color="000000"/>
+              <w:right w:val="single" w:sz="4" w:space="0" w:color="000000"/>
+            </w:tcBorders>
+            <w:shd w:color="auto" w:fill="auto" w:val="clear"/>
+          </w:tcPr>
+          <w:p>
+            <w:pPr>
+              <w:pStyle w:val="Normal"/>
+              <w:spacing w:lineRule="auto" w:line="240" w:before="0" w:after="0"/>
+              <w:jc w:val="center"/>
+              <w:rPr/>
+            </w:pPr>
+            <w:r>
+              <w:rPr>
+                <w:sz w:val="21"/>
+                <w:szCs w:val="21"/>
+              </w:rPr>
+              <w:t>________________________ / А.Э. Балашов</w:t>
+            </w:r>
+          </w:p>
+        </w:tc>
+        <w:tc>
+          <w:tcPr>
+            <w:tcW w:w="4672" w:type="dxa"/>
+            <w:tcBorders>
+              <w:top w:val="single" w:sz="4" w:space="0" w:color="000000"/>
+              <w:left w:val="single" w:sz="4" w:space="0" w:color="000000"/>
+              <w:bottom w:val="single" w:sz="4" w:space="0" w:color="000000"/>
+              <w:right w:val="single" w:sz="4" w:space="0" w:color="000000"/>
+            </w:tcBorders>
+            <w:shd w:color="auto" w:fill="auto" w:val="clear"/>
+          </w:tcPr>
+          <w:p>
+            <w:pPr>
+              <w:pStyle w:val="Normal"/>
+              <w:spacing w:lineRule="auto" w:line="240" w:before="0" w:after="0"/>
+              <w:jc w:val="center"/>
+              <w:rPr/>
             </w:pPr>
             <w:r>
               <w:rPr>
@@ -3867,84 +4144,50 @@
         </w:tc>
       </w:tr>
     </w:tbl>
-    <w:p/>
+    <w:p>
+      <w:pPr>
+        <w:pStyle w:val="Normal"/>
+        <w:widowControl/>
+        <w:bidi w:val="0"/>
+        <w:spacing w:lineRule="auto" w:line="276" w:before="0" w:after="160"/>
+        <w:jc w:val="left"/>
+        <w:rPr/>
+      </w:pPr>
+      <w:r>
+        <w:rPr/>
+      </w:r>
+    </w:p>
     <w:sectPr>
-      <w:headerReference w:type="default" r:id="rId10"/>
+      <w:headerReference w:type="default" r:id="rId5"/>
+      <w:type w:val="nextPage"/>
       <w:pgSz w:w="11906" w:h="16838"/>
-      <w:pgMar w:top="1134" w:right="850" w:bottom="1134" w:left="1701" w:header="708" w:footer="0" w:gutter="0"/>
-      <w:pgNumType w:start="1"/>
-      <w:cols w:space="720"/>
-      <w:formProt w:val="0"/>
-      <w:docGrid w:linePitch="100"/>
+      <w:pgMar w:left="1701" w:right="850" w:header="708" w:top="1134" w:footer="0" w:bottom="1134" w:gutter="0"/>
+      <w:pgNumType w:start="1" w:fmt="decimal"/>
+      <w:formProt w:val="false"/>
+      <w:textDirection w:val="lrTb"/>
+      <w:docGrid w:type="default" w:linePitch="100" w:charSpace="0"/>
     </w:sectPr>
   </w:body>
 </w:document>
 </file>
 
-<file path=word/endnotes.xml><?xml version="1.0" encoding="utf-8"?>
-<w:endnotes xmlns:wpc="http://schemas.microsoft.com/office/word/2010/wordprocessingCanvas" xmlns:cx="http://schemas.microsoft.com/office/drawing/2014/chartex" xmlns:cx1="http://schemas.microsoft.com/office/drawing/2015/9/8/chartex" xmlns:cx2="http://schemas.microsoft.com/office/drawing/2015/10/21/chartex" xmlns:cx3="http://schemas.microsoft.com/office/drawing/2016/5/9/chartex" xmlns:cx4="http://schemas.microsoft.com/office/drawing/2016/5/10/chartex" xmlns:cx5="http://schemas.microsoft.com/office/drawing/2016/5/11/chartex" xmlns:cx6="http://schemas.microsoft.com/office/drawing/2016/5/12/chartex" xmlns:cx7="http://schemas.microsoft.com/office/drawing/2016/5/13/chartex" xmlns:cx8="http://schemas.microsoft.com/office/drawing/2016/5/14/chartex" xmlns:mc="http://schemas.openxmlformats.org/markup-compatibility/2006" xmlns:aink="http://schemas.microsoft.com/office/drawing/2016/ink" xmlns:am3d="http://schemas.microsoft.com/office/drawing/2017/model3d" xmlns:o="urn:schemas-microsoft-com:office:office" xmlns:oel="http://schemas.microsoft.com/office/2019/extlst" xmlns:r="http://schemas.openxmlformats.org/officeDocument/2006/relationships" xmlns:m="http://schemas.openxmlformats.org/officeDocument/2006/math" xmlns:v="urn:schemas-microsoft-com:vml" xmlns:wp14="http://schemas.microsoft.com/office/word/2010/wordprocessingDrawing" xmlns:wp="http://schemas.openxmlformats.org/drawingml/2006/wordprocessingDrawing" xmlns:w10="urn:schemas-microsoft-com:office:word" xmlns:w="http://schemas.openxmlformats.org/wordprocessingml/2006/main" xmlns:w14="http://schemas.microsoft.com/office/word/2010/wordml" xmlns:w15="http://schemas.microsoft.com/office/word/2012/wordml" xmlns:w16cex="http://schemas.microsoft.com/office/word/2018/wordml/cex" xmlns:w16cid="http://schemas.microsoft.com/office/word/2016/wordml/cid" xmlns:w16="http://schemas.microsoft.com/office/word/2018/wordml" xmlns:w16du="http://schemas.microsoft.com/office/word/2023/wordml/word16du" xmlns:w16sdtdh="http://schemas.microsoft.com/office/word/2020/wordml/sdtdatahash" xmlns:w16se="http://schemas.microsoft.com/office/word/2015/wordml/symex" xmlns:wpg="http://schemas.microsoft.com/office/word/2010/wordprocessingGroup" xmlns:wpi="http://schemas.microsoft.com/office/word/2010/wordprocessingInk" xmlns:wne="http://schemas.microsoft.com/office/word/2006/wordml" xmlns:wps="http://schemas.microsoft.com/office/word/2010/wordprocessingShape" mc:Ignorable="w14 w15 w16se w16cid w16 w16cex w16sdtdh w16du wp14">
-  <w:endnote w:type="separator" w:id="-1">
-    <w:p>
-      <w:pPr>
-        <w:spacing w:after="0" w:line="240" w:lineRule="auto"/>
-      </w:pPr>
-      <w:r>
-        <w:separator/>
-      </w:r>
-    </w:p>
-  </w:endnote>
-  <w:endnote w:type="continuationSeparator" w:id="0">
-    <w:p>
-      <w:pPr>
-        <w:spacing w:after="0" w:line="240" w:lineRule="auto"/>
-      </w:pPr>
-      <w:r>
-        <w:continuationSeparator/>
-      </w:r>
-    </w:p>
-  </w:endnote>
-</w:endnotes>
-</file>
-
-<file path=word/footnotes.xml><?xml version="1.0" encoding="utf-8"?>
-<w:footnotes xmlns:wpc="http://schemas.microsoft.com/office/word/2010/wordprocessingCanvas" xmlns:cx="http://schemas.microsoft.com/office/drawing/2014/chartex" xmlns:cx1="http://schemas.microsoft.com/office/drawing/2015/9/8/chartex" xmlns:cx2="http://schemas.microsoft.com/office/drawing/2015/10/21/chartex" xmlns:cx3="http://schemas.microsoft.com/office/drawing/2016/5/9/chartex" xmlns:cx4="http://schemas.microsoft.com/office/drawing/2016/5/10/chartex" xmlns:cx5="http://schemas.microsoft.com/office/drawing/2016/5/11/chartex" xmlns:cx6="http://schemas.microsoft.com/office/drawing/2016/5/12/chartex" xmlns:cx7="http://schemas.microsoft.com/office/drawing/2016/5/13/chartex" xmlns:cx8="http://schemas.microsoft.com/office/drawing/2016/5/14/chartex" xmlns:mc="http://schemas.openxmlformats.org/markup-compatibility/2006" xmlns:aink="http://schemas.microsoft.com/office/drawing/2016/ink" xmlns:am3d="http://schemas.microsoft.com/office/drawing/2017/model3d" xmlns:o="urn:schemas-microsoft-com:office:office" xmlns:oel="http://schemas.microsoft.com/office/2019/extlst" xmlns:r="http://schemas.openxmlformats.org/officeDocument/2006/relationships" xmlns:m="http://schemas.openxmlformats.org/officeDocument/2006/math" xmlns:v="urn:schemas-microsoft-com:vml" xmlns:wp14="http://schemas.microsoft.com/office/word/2010/wordprocessingDrawing" xmlns:wp="http://schemas.openxmlformats.org/drawingml/2006/wordprocessingDrawing" xmlns:w10="urn:schemas-microsoft-com:office:word" xmlns:w="http://schemas.openxmlformats.org/wordprocessingml/2006/main" xmlns:w14="http://schemas.microsoft.com/office/word/2010/wordml" xmlns:w15="http://schemas.microsoft.com/office/word/2012/wordml" xmlns:w16cex="http://schemas.microsoft.com/office/word/2018/wordml/cex" xmlns:w16cid="http://schemas.microsoft.com/office/word/2016/wordml/cid" xmlns:w16="http://schemas.microsoft.com/office/word/2018/wordml" xmlns:w16du="http://schemas.microsoft.com/office/word/2023/wordml/word16du" xmlns:w16sdtdh="http://schemas.microsoft.com/office/word/2020/wordml/sdtdatahash" xmlns:w16se="http://schemas.microsoft.com/office/word/2015/wordml/symex" xmlns:wpg="http://schemas.microsoft.com/office/word/2010/wordprocessingGroup" xmlns:wpi="http://schemas.microsoft.com/office/word/2010/wordprocessingInk" xmlns:wne="http://schemas.microsoft.com/office/word/2006/wordml" xmlns:wps="http://schemas.microsoft.com/office/word/2010/wordprocessingShape" mc:Ignorable="w14 w15 w16se w16cid w16 w16cex w16sdtdh w16du wp14">
-  <w:footnote w:type="separator" w:id="-1">
-    <w:p>
-      <w:pPr>
-        <w:spacing w:after="0" w:line="240" w:lineRule="auto"/>
-      </w:pPr>
-      <w:r>
-        <w:separator/>
-      </w:r>
-    </w:p>
-  </w:footnote>
-  <w:footnote w:type="continuationSeparator" w:id="0">
-    <w:p>
-      <w:pPr>
-        <w:spacing w:after="0" w:line="240" w:lineRule="auto"/>
-      </w:pPr>
-      <w:r>
-        <w:continuationSeparator/>
-      </w:r>
-    </w:p>
-  </w:footnote>
-</w:footnotes>
-</file>
-
 <file path=word/header1.xml><?xml version="1.0" encoding="utf-8"?>
-<w:hdr xmlns:wpc="http://schemas.microsoft.com/office/word/2010/wordprocessingCanvas" xmlns:cx="http://schemas.microsoft.com/office/drawing/2014/chartex" xmlns:cx1="http://schemas.microsoft.com/office/drawing/2015/9/8/chartex" xmlns:cx2="http://schemas.microsoft.com/office/drawing/2015/10/21/chartex" xmlns:cx3="http://schemas.microsoft.com/office/drawing/2016/5/9/chartex" xmlns:cx4="http://schemas.microsoft.com/office/drawing/2016/5/10/chartex" xmlns:cx5="http://schemas.microsoft.com/office/drawing/2016/5/11/chartex" xmlns:cx6="http://schemas.microsoft.com/office/drawing/2016/5/12/chartex" xmlns:cx7="http://schemas.microsoft.com/office/drawing/2016/5/13/chartex" xmlns:cx8="http://schemas.microsoft.com/office/drawing/2016/5/14/chartex" xmlns:mc="http://schemas.openxmlformats.org/markup-compatibility/2006" xmlns:aink="http://schemas.microsoft.com/office/drawing/2016/ink" xmlns:am3d="http://schemas.microsoft.com/office/drawing/2017/model3d" xmlns:o="urn:schemas-microsoft-com:office:office" xmlns:oel="http://schemas.microsoft.com/office/2019/extlst" xmlns:r="http://schemas.openxmlformats.org/officeDocument/2006/relationships" xmlns:m="http://schemas.openxmlformats.org/officeDocument/2006/math" xmlns:v="urn:schemas-microsoft-com:vml" xmlns:wp14="http://schemas.microsoft.com/office/word/2010/wordprocessingDrawing" xmlns:wp="http://schemas.openxmlformats.org/drawingml/2006/wordprocessingDrawing" xmlns:w10="urn:schemas-microsoft-com:office:word" xmlns:w="http://schemas.openxmlformats.org/wordprocessingml/2006/main" xmlns:w14="http://schemas.microsoft.com/office/word/2010/wordml" xmlns:w15="http://schemas.microsoft.com/office/word/2012/wordml" xmlns:w16cex="http://schemas.microsoft.com/office/word/2018/wordml/cex" xmlns:w16cid="http://schemas.microsoft.com/office/word/2016/wordml/cid" xmlns:w16="http://schemas.microsoft.com/office/word/2018/wordml" xmlns:w16du="http://schemas.microsoft.com/office/word/2023/wordml/word16du" xmlns:w16sdtdh="http://schemas.microsoft.com/office/word/2020/wordml/sdtdatahash" xmlns:w16se="http://schemas.microsoft.com/office/word/2015/wordml/symex" xmlns:wpg="http://schemas.microsoft.com/office/word/2010/wordprocessingGroup" xmlns:wpi="http://schemas.microsoft.com/office/word/2010/wordprocessingInk" xmlns:wne="http://schemas.microsoft.com/office/word/2006/wordml" xmlns:wps="http://schemas.microsoft.com/office/word/2010/wordprocessingShape" mc:Ignorable="w14 w15 w16se w16cid w16 w16cex w16sdtdh w16du wp14">
+<w:hdr xmlns:o="urn:schemas-microsoft-com:office:office" xmlns:r="http://schemas.openxmlformats.org/officeDocument/2006/relationships" xmlns:v="urn:schemas-microsoft-com:vml" xmlns:w="http://schemas.openxmlformats.org/wordprocessingml/2006/main" xmlns:w10="urn:schemas-microsoft-com:office:word" xmlns:wp="http://schemas.openxmlformats.org/drawingml/2006/wordprocessingDrawing" xmlns:wps="http://schemas.microsoft.com/office/word/2010/wordprocessingShape" xmlns:wpg="http://schemas.microsoft.com/office/word/2010/wordprocessingGroup" xmlns:mc="http://schemas.openxmlformats.org/markup-compatibility/2006" xmlns:wp14="http://schemas.microsoft.com/office/word/2010/wordprocessingDrawing" xmlns:w14="http://schemas.microsoft.com/office/word/2010/wordml" mc:Ignorable="w14 wp14">
   <w:p>
     <w:pPr>
+      <w:pStyle w:val="Normal"/>
       <w:tabs>
-        <w:tab w:val="center" w:pos="4677"/>
-        <w:tab w:val="right" w:pos="9355"/>
+        <w:tab w:val="clear" w:pos="720"/>
+        <w:tab w:val="center" w:pos="4677" w:leader="none"/>
+        <w:tab w:val="right" w:pos="9355" w:leader="none"/>
       </w:tabs>
-      <w:spacing w:after="0" w:line="240" w:lineRule="auto"/>
+      <w:spacing w:lineRule="auto" w:line="240" w:before="0" w:after="0"/>
       <w:jc w:val="right"/>
+      <w:rPr/>
     </w:pPr>
     <w:r>
       <w:rPr>
-        <w:rFonts w:ascii="Arial" w:eastAsia="Arial" w:hAnsi="Arial" w:cs="Arial"/>
+        <w:rFonts w:eastAsia="Arial" w:cs="Arial" w:ascii="Arial" w:hAnsi="Arial"/>
         <w:sz w:val="22"/>
         <w:szCs w:val="22"/>
       </w:rPr>
@@ -3955,11 +4198,91 @@
 </file>
 
 <file path=word/numbering.xml><?xml version="1.0" encoding="utf-8"?>
-<w:numbering xmlns:wpc="http://schemas.microsoft.com/office/word/2010/wordprocessingCanvas" xmlns:cx="http://schemas.microsoft.com/office/drawing/2014/chartex" xmlns:cx1="http://schemas.microsoft.com/office/drawing/2015/9/8/chartex" xmlns:cx2="http://schemas.microsoft.com/office/drawing/2015/10/21/chartex" xmlns:cx3="http://schemas.microsoft.com/office/drawing/2016/5/9/chartex" xmlns:cx4="http://schemas.microsoft.com/office/drawing/2016/5/10/chartex" xmlns:cx5="http://schemas.microsoft.com/office/drawing/2016/5/11/chartex" xmlns:cx6="http://schemas.microsoft.com/office/drawing/2016/5/12/chartex" xmlns:cx7="http://schemas.microsoft.com/office/drawing/2016/5/13/chartex" xmlns:cx8="http://schemas.microsoft.com/office/drawing/2016/5/14/chartex" xmlns:mc="http://schemas.openxmlformats.org/markup-compatibility/2006" xmlns:aink="http://schemas.microsoft.com/office/drawing/2016/ink" xmlns:am3d="http://schemas.microsoft.com/office/drawing/2017/model3d" xmlns:o="urn:schemas-microsoft-com:office:office" xmlns:oel="http://schemas.microsoft.com/office/2019/extlst" xmlns:r="http://schemas.openxmlformats.org/officeDocument/2006/relationships" xmlns:m="http://schemas.openxmlformats.org/officeDocument/2006/math" xmlns:v="urn:schemas-microsoft-com:vml" xmlns:wp14="http://schemas.microsoft.com/office/word/2010/wordprocessingDrawing" xmlns:wp="http://schemas.openxmlformats.org/drawingml/2006/wordprocessingDrawing" xmlns:w10="urn:schemas-microsoft-com:office:word" xmlns:w="http://schemas.openxmlformats.org/wordprocessingml/2006/main" xmlns:w14="http://schemas.microsoft.com/office/word/2010/wordml" xmlns:w15="http://schemas.microsoft.com/office/word/2012/wordml" xmlns:w16cex="http://schemas.microsoft.com/office/word/2018/wordml/cex" xmlns:w16cid="http://schemas.microsoft.com/office/word/2016/wordml/cid" xmlns:w16="http://schemas.microsoft.com/office/word/2018/wordml" xmlns:w16du="http://schemas.microsoft.com/office/word/2023/wordml/word16du" xmlns:w16sdtdh="http://schemas.microsoft.com/office/word/2020/wordml/sdtdatahash" xmlns:w16se="http://schemas.microsoft.com/office/word/2015/wordml/symex" xmlns:wpg="http://schemas.microsoft.com/office/word/2010/wordprocessingGroup" xmlns:wpi="http://schemas.microsoft.com/office/word/2010/wordprocessingInk" xmlns:wne="http://schemas.microsoft.com/office/word/2006/wordml" xmlns:wps="http://schemas.microsoft.com/office/word/2010/wordprocessingShape" mc:Ignorable="w14 w15 w16se w16cid w16 w16cex w16sdtdh w16du wp14">
-  <w:abstractNum w:abstractNumId="0" w15:restartNumberingAfterBreak="0">
-    <w:nsid w:val="17611E71"/>
-    <w:multiLevelType w:val="multilevel"/>
-    <w:tmpl w:val="FFFFFFFF"/>
+<w:numbering xmlns:w="http://schemas.openxmlformats.org/wordprocessingml/2006/main" xmlns:o="urn:schemas-microsoft-com:office:office" xmlns:r="http://schemas.openxmlformats.org/officeDocument/2006/relationships" xmlns:v="urn:schemas-microsoft-com:vml">
+  <w:abstractNum w:abstractNumId="1">
+    <w:lvl w:ilvl="0">
+      <w:start w:val="1"/>
+      <w:numFmt w:val="decimal"/>
+      <w:lvlText w:val="%1."/>
+      <w:lvlJc w:val="left"/>
+      <w:pPr>
+        <w:ind w:left="360" w:hanging="360"/>
+      </w:pPr>
+    </w:lvl>
+    <w:lvl w:ilvl="1">
+      <w:start w:val="1"/>
+      <w:numFmt w:val="decimal"/>
+      <w:lvlText w:val="%1.%2."/>
+      <w:lvlJc w:val="left"/>
+      <w:pPr>
+        <w:ind w:left="792" w:hanging="432"/>
+      </w:pPr>
+    </w:lvl>
+    <w:lvl w:ilvl="2">
+      <w:start w:val="1"/>
+      <w:numFmt w:val="decimal"/>
+      <w:lvlText w:val="%1.%2.%3."/>
+      <w:lvlJc w:val="left"/>
+      <w:pPr>
+        <w:ind w:left="1224" w:hanging="504"/>
+      </w:pPr>
+    </w:lvl>
+    <w:lvl w:ilvl="3">
+      <w:start w:val="1"/>
+      <w:numFmt w:val="decimal"/>
+      <w:lvlText w:val="%1.%2.%3.%4."/>
+      <w:lvlJc w:val="left"/>
+      <w:pPr>
+        <w:ind w:left="1728" w:hanging="647"/>
+      </w:pPr>
+    </w:lvl>
+    <w:lvl w:ilvl="4">
+      <w:start w:val="1"/>
+      <w:numFmt w:val="decimal"/>
+      <w:lvlText w:val="%1.%2.%3.%4.%5."/>
+      <w:lvlJc w:val="left"/>
+      <w:pPr>
+        <w:ind w:left="2232" w:hanging="792"/>
+      </w:pPr>
+    </w:lvl>
+    <w:lvl w:ilvl="5">
+      <w:start w:val="1"/>
+      <w:numFmt w:val="decimal"/>
+      <w:lvlText w:val="%1.%2.%3.%4.%5.%6."/>
+      <w:lvlJc w:val="left"/>
+      <w:pPr>
+        <w:ind w:left="2736" w:hanging="935"/>
+      </w:pPr>
+    </w:lvl>
+    <w:lvl w:ilvl="6">
+      <w:start w:val="1"/>
+      <w:numFmt w:val="decimal"/>
+      <w:lvlText w:val="%1.%2.%3.%4.%5.%6.%7."/>
+      <w:lvlJc w:val="left"/>
+      <w:pPr>
+        <w:ind w:left="3240" w:hanging="1080"/>
+      </w:pPr>
+    </w:lvl>
+    <w:lvl w:ilvl="7">
+      <w:start w:val="1"/>
+      <w:numFmt w:val="decimal"/>
+      <w:lvlText w:val="%1.%2.%3.%4.%5.%6.%7.%8."/>
+      <w:lvlJc w:val="left"/>
+      <w:pPr>
+        <w:ind w:left="3744" w:hanging="1224"/>
+      </w:pPr>
+    </w:lvl>
+    <w:lvl w:ilvl="8">
+      <w:start w:val="1"/>
+      <w:numFmt w:val="decimal"/>
+      <w:lvlText w:val="%1.%2.%3.%4.%5.%6.%7.%8.%9."/>
+      <w:lvlJc w:val="left"/>
+      <w:pPr>
+        <w:ind w:left="4320" w:hanging="1440"/>
+      </w:pPr>
+    </w:lvl>
+  </w:abstractNum>
+  <w:abstractNum w:abstractNumId="2">
     <w:lvl w:ilvl="0">
       <w:start w:val="1"/>
       <w:numFmt w:val="none"/>
@@ -3967,7 +4290,7 @@
       <w:lvlText w:val=""/>
       <w:lvlJc w:val="left"/>
       <w:pPr>
-        <w:ind w:left="0" w:firstLine="0"/>
+        <w:ind w:left="0" w:hanging="0"/>
       </w:pPr>
     </w:lvl>
     <w:lvl w:ilvl="1">
@@ -3977,7 +4300,7 @@
       <w:lvlText w:val=""/>
       <w:lvlJc w:val="left"/>
       <w:pPr>
-        <w:ind w:left="0" w:firstLine="0"/>
+        <w:ind w:left="0" w:hanging="0"/>
       </w:pPr>
     </w:lvl>
     <w:lvl w:ilvl="2">
@@ -3987,7 +4310,7 @@
       <w:lvlText w:val=""/>
       <w:lvlJc w:val="left"/>
       <w:pPr>
-        <w:ind w:left="0" w:firstLine="0"/>
+        <w:ind w:left="0" w:hanging="0"/>
       </w:pPr>
     </w:lvl>
     <w:lvl w:ilvl="3">
@@ -3997,7 +4320,7 @@
       <w:lvlText w:val=""/>
       <w:lvlJc w:val="left"/>
       <w:pPr>
-        <w:ind w:left="0" w:firstLine="0"/>
+        <w:ind w:left="0" w:hanging="0"/>
       </w:pPr>
     </w:lvl>
     <w:lvl w:ilvl="4">
@@ -4007,7 +4330,7 @@
       <w:lvlText w:val=""/>
       <w:lvlJc w:val="left"/>
       <w:pPr>
-        <w:ind w:left="0" w:firstLine="0"/>
+        <w:ind w:left="0" w:hanging="0"/>
       </w:pPr>
     </w:lvl>
     <w:lvl w:ilvl="5">
@@ -4017,7 +4340,7 @@
       <w:lvlText w:val=""/>
       <w:lvlJc w:val="left"/>
       <w:pPr>
-        <w:ind w:left="0" w:firstLine="0"/>
+        <w:ind w:left="0" w:hanging="0"/>
       </w:pPr>
     </w:lvl>
     <w:lvl w:ilvl="6">
@@ -4027,7 +4350,7 @@
       <w:lvlText w:val=""/>
       <w:lvlJc w:val="left"/>
       <w:pPr>
-        <w:ind w:left="0" w:firstLine="0"/>
+        <w:ind w:left="0" w:hanging="0"/>
       </w:pPr>
     </w:lvl>
     <w:lvl w:ilvl="7">
@@ -4037,7 +4360,7 @@
       <w:lvlText w:val=""/>
       <w:lvlJc w:val="left"/>
       <w:pPr>
-        <w:ind w:left="0" w:firstLine="0"/>
+        <w:ind w:left="0" w:hanging="0"/>
       </w:pPr>
     </w:lvl>
     <w:lvl w:ilvl="8">
@@ -4047,128 +4370,44 @@
       <w:lvlText w:val=""/>
       <w:lvlJc w:val="left"/>
       <w:pPr>
-        <w:ind w:left="0" w:firstLine="0"/>
+        <w:ind w:left="0" w:hanging="0"/>
       </w:pPr>
     </w:lvl>
   </w:abstractNum>
-  <w:abstractNum w:abstractNumId="1" w15:restartNumberingAfterBreak="0">
-    <w:nsid w:val="43A14022"/>
-    <w:multiLevelType w:val="multilevel"/>
-    <w:tmpl w:val="FFFFFFFF"/>
-    <w:lvl w:ilvl="0">
-      <w:start w:val="1"/>
-      <w:numFmt w:val="decimal"/>
-      <w:lvlText w:val="%1."/>
-      <w:lvlJc w:val="left"/>
-      <w:pPr>
-        <w:ind w:left="360" w:hanging="360"/>
-      </w:pPr>
-    </w:lvl>
-    <w:lvl w:ilvl="1">
-      <w:start w:val="1"/>
-      <w:numFmt w:val="decimal"/>
-      <w:lvlText w:val="%1.%2."/>
-      <w:lvlJc w:val="left"/>
-      <w:pPr>
-        <w:ind w:left="792" w:hanging="432"/>
-      </w:pPr>
-    </w:lvl>
-    <w:lvl w:ilvl="2">
-      <w:start w:val="1"/>
-      <w:numFmt w:val="decimal"/>
-      <w:lvlText w:val="%1.%2.%3."/>
-      <w:lvlJc w:val="left"/>
-      <w:pPr>
-        <w:ind w:left="1224" w:hanging="504"/>
-      </w:pPr>
-    </w:lvl>
-    <w:lvl w:ilvl="3">
-      <w:start w:val="1"/>
-      <w:numFmt w:val="decimal"/>
-      <w:lvlText w:val="%1.%2.%3.%4."/>
-      <w:lvlJc w:val="left"/>
-      <w:pPr>
-        <w:ind w:left="1728" w:hanging="647"/>
-      </w:pPr>
-    </w:lvl>
-    <w:lvl w:ilvl="4">
-      <w:start w:val="1"/>
-      <w:numFmt w:val="decimal"/>
-      <w:lvlText w:val="%1.%2.%3.%4.%5."/>
-      <w:lvlJc w:val="left"/>
-      <w:pPr>
-        <w:ind w:left="2232" w:hanging="792"/>
-      </w:pPr>
-    </w:lvl>
-    <w:lvl w:ilvl="5">
-      <w:start w:val="1"/>
-      <w:numFmt w:val="decimal"/>
-      <w:lvlText w:val="%1.%2.%3.%4.%5.%6."/>
-      <w:lvlJc w:val="left"/>
-      <w:pPr>
-        <w:ind w:left="2736" w:hanging="935"/>
-      </w:pPr>
-    </w:lvl>
-    <w:lvl w:ilvl="6">
-      <w:start w:val="1"/>
-      <w:numFmt w:val="decimal"/>
-      <w:lvlText w:val="%1.%2.%3.%4.%5.%6.%7."/>
-      <w:lvlJc w:val="left"/>
-      <w:pPr>
-        <w:ind w:left="3240" w:hanging="1080"/>
-      </w:pPr>
-    </w:lvl>
-    <w:lvl w:ilvl="7">
-      <w:start w:val="1"/>
-      <w:numFmt w:val="decimal"/>
-      <w:lvlText w:val="%1.%2.%3.%4.%5.%6.%7.%8."/>
-      <w:lvlJc w:val="left"/>
-      <w:pPr>
-        <w:ind w:left="3744" w:hanging="1224"/>
-      </w:pPr>
-    </w:lvl>
-    <w:lvl w:ilvl="8">
-      <w:start w:val="1"/>
-      <w:numFmt w:val="decimal"/>
-      <w:lvlText w:val="%1.%2.%3.%4.%5.%6.%7.%8.%9."/>
-      <w:lvlJc w:val="left"/>
-      <w:pPr>
-        <w:ind w:left="4320" w:hanging="1440"/>
-      </w:pPr>
-    </w:lvl>
-  </w:abstractNum>
-  <w:num w:numId="1" w16cid:durableId="1236361866">
+  <w:num w:numId="1">
     <w:abstractNumId w:val="1"/>
   </w:num>
-  <w:num w:numId="2" w16cid:durableId="1343245342">
-    <w:abstractNumId w:val="0"/>
+  <w:num w:numId="2">
+    <w:abstractNumId w:val="2"/>
   </w:num>
 </w:numbering>
 </file>
 
 <file path=word/styles.xml><?xml version="1.0" encoding="utf-8"?>
-<w:styles xmlns:mc="http://schemas.openxmlformats.org/markup-compatibility/2006" xmlns:r="http://schemas.openxmlformats.org/officeDocument/2006/relationships" xmlns:w="http://schemas.openxmlformats.org/wordprocessingml/2006/main" xmlns:w14="http://schemas.microsoft.com/office/word/2010/wordml" xmlns:w15="http://schemas.microsoft.com/office/word/2012/wordml" xmlns:w16cex="http://schemas.microsoft.com/office/word/2018/wordml/cex" xmlns:w16cid="http://schemas.microsoft.com/office/word/2016/wordml/cid" xmlns:w16="http://schemas.microsoft.com/office/word/2018/wordml" xmlns:w16du="http://schemas.microsoft.com/office/word/2023/wordml/word16du" xmlns:w16sdtdh="http://schemas.microsoft.com/office/word/2020/wordml/sdtdatahash" xmlns:w16se="http://schemas.microsoft.com/office/word/2015/wordml/symex" mc:Ignorable="w14 w15 w16se w16cid w16 w16cex w16sdtdh w16du">
+<w:styles xmlns:w="http://schemas.openxmlformats.org/wordprocessingml/2006/main" xmlns:w14="http://schemas.microsoft.com/office/word/2010/wordml" xmlns:mc="http://schemas.openxmlformats.org/markup-compatibility/2006" mc:Ignorable="w14">
   <w:docDefaults>
     <w:rPrDefault>
       <w:rPr>
-        <w:rFonts w:ascii="Aptos" w:eastAsia="Aptos" w:hAnsi="Aptos" w:cs="Aptos"/>
+        <w:rFonts w:ascii="Aptos" w:hAnsi="Aptos" w:eastAsia="Aptos" w:cs="Aptos"/>
         <w:szCs w:val="24"/>
         <w:lang w:val="ru-RU" w:eastAsia="zh-CN" w:bidi="hi-IN"/>
       </w:rPr>
     </w:rPrDefault>
-    <w:pPrDefault/>
+    <w:pPrDefault>
+      <w:pPr/>
+    </w:pPrDefault>
   </w:docDefaults>
   <w:latentStyles w:defLockedState="0" w:defUIPriority="99" w:defSemiHidden="0" w:defUnhideWhenUsed="0" w:defQFormat="0" w:count="376">
     <w:lsdException w:name="Normal" w:uiPriority="0" w:qFormat="1"/>
     <w:lsdException w:name="heading 1" w:uiPriority="9" w:qFormat="1"/>
-    <w:lsdException w:name="heading 2" w:semiHidden="1" w:uiPriority="9" w:unhideWhenUsed="1" w:qFormat="1"/>
-    <w:lsdException w:name="heading 3" w:semiHidden="1" w:uiPriority="9" w:unhideWhenUsed="1" w:qFormat="1"/>
-    <w:lsdException w:name="heading 4" w:semiHidden="1" w:uiPriority="9" w:unhideWhenUsed="1" w:qFormat="1"/>
-    <w:lsdException w:name="heading 5" w:semiHidden="1" w:uiPriority="9" w:unhideWhenUsed="1" w:qFormat="1"/>
-    <w:lsdException w:name="heading 6" w:semiHidden="1" w:uiPriority="9" w:unhideWhenUsed="1" w:qFormat="1"/>
-    <w:lsdException w:name="heading 7" w:semiHidden="1" w:uiPriority="9" w:unhideWhenUsed="1" w:qFormat="1"/>
-    <w:lsdException w:name="heading 8" w:semiHidden="1" w:uiPriority="9" w:unhideWhenUsed="1" w:qFormat="1"/>
-    <w:lsdException w:name="heading 9" w:semiHidden="1" w:uiPriority="9" w:unhideWhenUsed="1" w:qFormat="1"/>
+    <w:lsdException w:name="heading 2" w:uiPriority="9" w:semiHidden="1" w:unhideWhenUsed="1" w:qFormat="1"/>
+    <w:lsdException w:name="heading 3" w:uiPriority="9" w:semiHidden="1" w:unhideWhenUsed="1" w:qFormat="1"/>
+    <w:lsdException w:name="heading 4" w:uiPriority="9" w:semiHidden="1" w:unhideWhenUsed="1" w:qFormat="1"/>
+    <w:lsdException w:name="heading 5" w:uiPriority="9" w:semiHidden="1" w:unhideWhenUsed="1" w:qFormat="1"/>
+    <w:lsdException w:name="heading 6" w:uiPriority="9" w:semiHidden="1" w:unhideWhenUsed="1" w:qFormat="1"/>
+    <w:lsdException w:name="heading 7" w:uiPriority="9" w:semiHidden="1" w:unhideWhenUsed="1" w:qFormat="1"/>
+    <w:lsdException w:name="heading 8" w:uiPriority="9" w:semiHidden="1" w:unhideWhenUsed="1" w:qFormat="1"/>
+    <w:lsdException w:name="heading 9" w:uiPriority="9" w:semiHidden="1" w:unhideWhenUsed="1" w:qFormat="1"/>
     <w:lsdException w:name="index 1" w:semiHidden="1" w:unhideWhenUsed="1"/>
     <w:lsdException w:name="index 2" w:semiHidden="1" w:unhideWhenUsed="1"/>
     <w:lsdException w:name="index 3" w:semiHidden="1" w:unhideWhenUsed="1"/>
@@ -4178,22 +4417,22 @@
     <w:lsdException w:name="index 7" w:semiHidden="1" w:unhideWhenUsed="1"/>
     <w:lsdException w:name="index 8" w:semiHidden="1" w:unhideWhenUsed="1"/>
     <w:lsdException w:name="index 9" w:semiHidden="1" w:unhideWhenUsed="1"/>
-    <w:lsdException w:name="toc 1" w:semiHidden="1" w:uiPriority="39" w:unhideWhenUsed="1"/>
-    <w:lsdException w:name="toc 2" w:semiHidden="1" w:uiPriority="39" w:unhideWhenUsed="1"/>
-    <w:lsdException w:name="toc 3" w:semiHidden="1" w:uiPriority="39" w:unhideWhenUsed="1"/>
-    <w:lsdException w:name="toc 4" w:semiHidden="1" w:uiPriority="39" w:unhideWhenUsed="1"/>
-    <w:lsdException w:name="toc 5" w:semiHidden="1" w:uiPriority="39" w:unhideWhenUsed="1"/>
-    <w:lsdException w:name="toc 6" w:semiHidden="1" w:uiPriority="39" w:unhideWhenUsed="1"/>
-    <w:lsdException w:name="toc 7" w:semiHidden="1" w:uiPriority="39" w:unhideWhenUsed="1"/>
-    <w:lsdException w:name="toc 8" w:semiHidden="1" w:uiPriority="39" w:unhideWhenUsed="1"/>
-    <w:lsdException w:name="toc 9" w:semiHidden="1" w:uiPriority="39" w:unhideWhenUsed="1"/>
+    <w:lsdException w:name="toc 1" w:uiPriority="39" w:semiHidden="1" w:unhideWhenUsed="1"/>
+    <w:lsdException w:name="toc 2" w:uiPriority="39" w:semiHidden="1" w:unhideWhenUsed="1"/>
+    <w:lsdException w:name="toc 3" w:uiPriority="39" w:semiHidden="1" w:unhideWhenUsed="1"/>
+    <w:lsdException w:name="toc 4" w:uiPriority="39" w:semiHidden="1" w:unhideWhenUsed="1"/>
+    <w:lsdException w:name="toc 5" w:uiPriority="39" w:semiHidden="1" w:unhideWhenUsed="1"/>
+    <w:lsdException w:name="toc 6" w:uiPriority="39" w:semiHidden="1" w:unhideWhenUsed="1"/>
+    <w:lsdException w:name="toc 7" w:uiPriority="39" w:semiHidden="1" w:unhideWhenUsed="1"/>
+    <w:lsdException w:name="toc 8" w:uiPriority="39" w:semiHidden="1" w:unhideWhenUsed="1"/>
+    <w:lsdException w:name="toc 9" w:uiPriority="39" w:semiHidden="1" w:unhideWhenUsed="1"/>
     <w:lsdException w:name="Normal Indent" w:semiHidden="1" w:unhideWhenUsed="1"/>
     <w:lsdException w:name="footnote text" w:semiHidden="1" w:unhideWhenUsed="1"/>
     <w:lsdException w:name="annotation text" w:semiHidden="1" w:unhideWhenUsed="1"/>
     <w:lsdException w:name="header" w:semiHidden="1" w:unhideWhenUsed="1"/>
     <w:lsdException w:name="footer" w:semiHidden="1" w:unhideWhenUsed="1"/>
     <w:lsdException w:name="index heading" w:semiHidden="1" w:unhideWhenUsed="1"/>
-    <w:lsdException w:name="caption" w:semiHidden="1" w:uiPriority="35" w:unhideWhenUsed="1" w:qFormat="1"/>
+    <w:lsdException w:name="caption" w:uiPriority="35" w:semiHidden="1" w:unhideWhenUsed="1" w:qFormat="1"/>
     <w:lsdException w:name="table of figures" w:semiHidden="1" w:unhideWhenUsed="1"/>
     <w:lsdException w:name="envelope address" w:semiHidden="1" w:unhideWhenUsed="1"/>
     <w:lsdException w:name="envelope return" w:semiHidden="1" w:unhideWhenUsed="1"/>
@@ -4224,7 +4463,7 @@
     <w:lsdException w:name="Title" w:uiPriority="10" w:qFormat="1"/>
     <w:lsdException w:name="Closing" w:semiHidden="1" w:unhideWhenUsed="1"/>
     <w:lsdException w:name="Signature" w:semiHidden="1" w:unhideWhenUsed="1"/>
-    <w:lsdException w:name="Default Paragraph Font" w:semiHidden="1" w:uiPriority="1" w:unhideWhenUsed="1"/>
+    <w:lsdException w:name="Default Paragraph Font" w:uiPriority="1" w:semiHidden="1" w:unhideWhenUsed="1"/>
     <w:lsdException w:name="Body Text" w:semiHidden="1" w:unhideWhenUsed="1"/>
     <w:lsdException w:name="Body Text Indent" w:semiHidden="1" w:unhideWhenUsed="1"/>
     <w:lsdException w:name="List Continue" w:semiHidden="1" w:unhideWhenUsed="1"/>
@@ -4424,8 +4663,8 @@
     <w:lsdException w:name="Subtle Reference" w:uiPriority="31" w:qFormat="1"/>
     <w:lsdException w:name="Intense Reference" w:uiPriority="32" w:qFormat="1"/>
     <w:lsdException w:name="Book Title" w:uiPriority="33" w:qFormat="1"/>
-    <w:lsdException w:name="Bibliography" w:semiHidden="1" w:uiPriority="37" w:unhideWhenUsed="1"/>
-    <w:lsdException w:name="TOC Heading" w:semiHidden="1" w:uiPriority="39" w:unhideWhenUsed="1" w:qFormat="1"/>
+    <w:lsdException w:name="Bibliography" w:uiPriority="37" w:semiHidden="1" w:unhideWhenUsed="1"/>
+    <w:lsdException w:name="TOC Heading" w:uiPriority="39" w:semiHidden="1" w:unhideWhenUsed="1" w:qFormat="1"/>
     <w:lsdException w:name="Plain Table 1" w:uiPriority="41"/>
     <w:lsdException w:name="Plain Table 2" w:uiPriority="42"/>
     <w:lsdException w:name="Plain Table 3" w:uiPriority="43"/>
@@ -4536,211 +4775,779 @@
     <w:lsdException w:name="Unresolved Mention" w:semiHidden="1" w:unhideWhenUsed="1"/>
     <w:lsdException w:name="Smart Link" w:semiHidden="1" w:unhideWhenUsed="1"/>
   </w:latentStyles>
-  <w:style w:type="paragraph" w:default="1" w:styleId="Normal">
+  <w:style w:type="paragraph" w:styleId="Normal" w:default="1">
     <w:name w:val="Normal"/>
     <w:qFormat/>
     <w:pPr>
-      <w:spacing w:after="160" w:line="276" w:lineRule="auto"/>
+      <w:widowControl/>
+      <w:bidi w:val="0"/>
+      <w:spacing w:lineRule="auto" w:line="276" w:before="0" w:after="160"/>
+      <w:jc w:val="left"/>
     </w:pPr>
     <w:rPr>
+      <w:rFonts w:ascii="Aptos" w:hAnsi="Aptos" w:eastAsia="Aptos" w:cs="Aptos"/>
+      <w:color w:val="auto"/>
+      <w:kern w:val="0"/>
       <w:sz w:val="24"/>
+      <w:szCs w:val="24"/>
+      <w:lang w:val="ru-RU" w:eastAsia="zh-CN" w:bidi="hi-IN"/>
     </w:rPr>
   </w:style>
   <w:style w:type="paragraph" w:styleId="Heading1">
-    <w:name w:val="heading 1"/>
+    <w:name w:val="Heading 1"/>
     <w:basedOn w:val="Normal"/>
     <w:next w:val="Normal"/>
     <w:uiPriority w:val="9"/>
     <w:qFormat/>
-    <w:rsid w:val="008024A3"/>
+    <w:rsid w:val="008024a3"/>
     <w:pPr>
-      <w:keepNext/>
+      <w:keepNext w:val="true"/>
       <w:keepLines/>
       <w:spacing w:before="360" w:after="80"/>
       <w:outlineLvl w:val="0"/>
     </w:pPr>
     <w:rPr>
-      <w:rFonts w:asciiTheme="majorHAnsi" w:eastAsiaTheme="majorEastAsia" w:hAnsiTheme="majorHAnsi" w:cstheme="majorBidi"/>
-      <w:color w:val="0F4761" w:themeColor="accent1" w:themeShade="BF"/>
+      <w:rFonts w:ascii="Aptos Display" w:hAnsi="Aptos Display" w:eastAsia="" w:cs="" w:asciiTheme="majorHAnsi" w:cstheme="majorBidi" w:eastAsiaTheme="majorEastAsia" w:hAnsiTheme="majorHAnsi"/>
+      <w:color w:val="0F4761" w:themeColor="accent1" w:themeShade="bf"/>
       <w:sz w:val="40"/>
       <w:szCs w:val="40"/>
     </w:rPr>
   </w:style>
   <w:style w:type="paragraph" w:styleId="Heading2">
-    <w:name w:val="heading 2"/>
+    <w:name w:val="Heading 2"/>
     <w:basedOn w:val="Normal"/>
     <w:next w:val="Normal"/>
     <w:uiPriority w:val="9"/>
     <w:semiHidden/>
     <w:unhideWhenUsed/>
     <w:qFormat/>
-    <w:rsid w:val="008024A3"/>
+    <w:rsid w:val="008024a3"/>
     <w:pPr>
-      <w:keepNext/>
+      <w:keepNext w:val="true"/>
       <w:keepLines/>
       <w:spacing w:before="160" w:after="80"/>
       <w:outlineLvl w:val="1"/>
     </w:pPr>
     <w:rPr>
-      <w:rFonts w:asciiTheme="majorHAnsi" w:eastAsiaTheme="majorEastAsia" w:hAnsiTheme="majorHAnsi" w:cstheme="majorBidi"/>
-      <w:color w:val="0F4761" w:themeColor="accent1" w:themeShade="BF"/>
+      <w:rFonts w:ascii="Aptos Display" w:hAnsi="Aptos Display" w:eastAsia="" w:cs="" w:asciiTheme="majorHAnsi" w:cstheme="majorBidi" w:eastAsiaTheme="majorEastAsia" w:hAnsiTheme="majorHAnsi"/>
+      <w:color w:val="0F4761" w:themeColor="accent1" w:themeShade="bf"/>
       <w:sz w:val="32"/>
       <w:szCs w:val="32"/>
     </w:rPr>
   </w:style>
   <w:style w:type="paragraph" w:styleId="Heading3">
-    <w:name w:val="heading 3"/>
+    <w:name w:val="Heading 3"/>
     <w:basedOn w:val="Normal"/>
     <w:next w:val="Normal"/>
     <w:uiPriority w:val="9"/>
     <w:semiHidden/>
     <w:unhideWhenUsed/>
     <w:qFormat/>
-    <w:rsid w:val="008024A3"/>
+    <w:rsid w:val="008024a3"/>
     <w:pPr>
-      <w:keepNext/>
+      <w:keepNext w:val="true"/>
       <w:keepLines/>
       <w:spacing w:before="160" w:after="80"/>
       <w:outlineLvl w:val="2"/>
     </w:pPr>
     <w:rPr>
-      <w:rFonts w:eastAsiaTheme="majorEastAsia" w:cstheme="majorBidi"/>
-      <w:color w:val="0F4761" w:themeColor="accent1" w:themeShade="BF"/>
+      <w:rFonts w:eastAsia="" w:cs="" w:cstheme="majorBidi" w:eastAsiaTheme="majorEastAsia"/>
+      <w:color w:val="0F4761" w:themeColor="accent1" w:themeShade="bf"/>
       <w:sz w:val="28"/>
       <w:szCs w:val="28"/>
     </w:rPr>
   </w:style>
   <w:style w:type="paragraph" w:styleId="Heading4">
-    <w:name w:val="heading 4"/>
+    <w:name w:val="Heading 4"/>
     <w:basedOn w:val="Normal"/>
     <w:next w:val="Normal"/>
     <w:uiPriority w:val="9"/>
     <w:semiHidden/>
     <w:unhideWhenUsed/>
     <w:qFormat/>
-    <w:rsid w:val="008024A3"/>
+    <w:rsid w:val="008024a3"/>
     <w:pPr>
-      <w:keepNext/>
+      <w:keepNext w:val="true"/>
       <w:keepLines/>
       <w:spacing w:before="80" w:after="40"/>
       <w:outlineLvl w:val="3"/>
     </w:pPr>
     <w:rPr>
-      <w:rFonts w:eastAsiaTheme="majorEastAsia" w:cstheme="majorBidi"/>
+      <w:rFonts w:eastAsia="" w:cs="" w:cstheme="majorBidi" w:eastAsiaTheme="majorEastAsia"/>
       <w:i/>
       <w:iCs/>
-      <w:color w:val="0F4761" w:themeColor="accent1" w:themeShade="BF"/>
+      <w:color w:val="0F4761" w:themeColor="accent1" w:themeShade="bf"/>
     </w:rPr>
   </w:style>
   <w:style w:type="paragraph" w:styleId="Heading5">
-    <w:name w:val="heading 5"/>
+    <w:name w:val="Heading 5"/>
     <w:basedOn w:val="Normal"/>
     <w:next w:val="Normal"/>
     <w:uiPriority w:val="9"/>
     <w:semiHidden/>
     <w:unhideWhenUsed/>
     <w:qFormat/>
-    <w:rsid w:val="008024A3"/>
+    <w:rsid w:val="008024a3"/>
     <w:pPr>
-      <w:keepNext/>
+      <w:keepNext w:val="true"/>
       <w:keepLines/>
       <w:spacing w:before="80" w:after="40"/>
       <w:outlineLvl w:val="4"/>
     </w:pPr>
     <w:rPr>
-      <w:rFonts w:eastAsiaTheme="majorEastAsia" w:cstheme="majorBidi"/>
-      <w:color w:val="0F4761" w:themeColor="accent1" w:themeShade="BF"/>
+      <w:rFonts w:eastAsia="" w:cs="" w:cstheme="majorBidi" w:eastAsiaTheme="majorEastAsia"/>
+      <w:color w:val="0F4761" w:themeColor="accent1" w:themeShade="bf"/>
     </w:rPr>
   </w:style>
   <w:style w:type="paragraph" w:styleId="Heading6">
-    <w:name w:val="heading 6"/>
+    <w:name w:val="Heading 6"/>
     <w:basedOn w:val="Normal"/>
     <w:next w:val="Normal"/>
     <w:uiPriority w:val="9"/>
     <w:semiHidden/>
     <w:unhideWhenUsed/>
     <w:qFormat/>
-    <w:rsid w:val="008024A3"/>
+    <w:rsid w:val="008024a3"/>
     <w:pPr>
-      <w:keepNext/>
+      <w:keepNext w:val="true"/>
       <w:keepLines/>
       <w:spacing w:before="40" w:after="0"/>
       <w:outlineLvl w:val="5"/>
     </w:pPr>
     <w:rPr>
-      <w:rFonts w:eastAsiaTheme="majorEastAsia" w:cstheme="majorBidi"/>
+      <w:rFonts w:eastAsia="" w:cs="" w:cstheme="majorBidi" w:eastAsiaTheme="majorEastAsia"/>
       <w:i/>
       <w:iCs/>
-      <w:color w:val="595959" w:themeColor="text1" w:themeTint="A6"/>
+      <w:color w:val="595959" w:themeColor="text1" w:themeTint="a6"/>
     </w:rPr>
   </w:style>
   <w:style w:type="paragraph" w:styleId="Heading7">
-    <w:name w:val="heading 7"/>
+    <w:name w:val="Heading 7"/>
     <w:basedOn w:val="Normal"/>
     <w:next w:val="Normal"/>
     <w:uiPriority w:val="9"/>
     <w:semiHidden/>
     <w:unhideWhenUsed/>
     <w:qFormat/>
-    <w:rsid w:val="008024A3"/>
+    <w:rsid w:val="008024a3"/>
     <w:pPr>
-      <w:keepNext/>
+      <w:keepNext w:val="true"/>
       <w:keepLines/>
       <w:spacing w:before="40" w:after="0"/>
       <w:outlineLvl w:val="6"/>
     </w:pPr>
     <w:rPr>
-      <w:rFonts w:eastAsiaTheme="majorEastAsia" w:cstheme="majorBidi"/>
-      <w:color w:val="595959" w:themeColor="text1" w:themeTint="A6"/>
+      <w:rFonts w:eastAsia="" w:cs="" w:cstheme="majorBidi" w:eastAsiaTheme="majorEastAsia"/>
+      <w:color w:val="595959" w:themeColor="text1" w:themeTint="a6"/>
     </w:rPr>
   </w:style>
   <w:style w:type="paragraph" w:styleId="Heading8">
-    <w:name w:val="heading 8"/>
+    <w:name w:val="Heading 8"/>
     <w:basedOn w:val="Normal"/>
     <w:next w:val="Normal"/>
     <w:uiPriority w:val="9"/>
     <w:semiHidden/>
     <w:unhideWhenUsed/>
     <w:qFormat/>
-    <w:rsid w:val="008024A3"/>
+    <w:rsid w:val="008024a3"/>
     <w:pPr>
-      <w:keepNext/>
+      <w:keepNext w:val="true"/>
       <w:keepLines/>
-      <w:spacing w:after="0"/>
+      <w:spacing w:before="0" w:after="0"/>
       <w:outlineLvl w:val="7"/>
     </w:pPr>
     <w:rPr>
-      <w:rFonts w:eastAsiaTheme="majorEastAsia" w:cstheme="majorBidi"/>
+      <w:rFonts w:eastAsia="" w:cs="" w:cstheme="majorBidi" w:eastAsiaTheme="majorEastAsia"/>
       <w:i/>
       <w:iCs/>
-      <w:color w:val="272727" w:themeColor="text1" w:themeTint="D8"/>
+      <w:color w:val="272727" w:themeColor="text1" w:themeTint="d8"/>
     </w:rPr>
   </w:style>
   <w:style w:type="paragraph" w:styleId="Heading9">
-    <w:name w:val="heading 9"/>
+    <w:name w:val="Heading 9"/>
     <w:basedOn w:val="Normal"/>
     <w:next w:val="Normal"/>
     <w:uiPriority w:val="9"/>
     <w:semiHidden/>
     <w:unhideWhenUsed/>
     <w:qFormat/>
-    <w:rsid w:val="008024A3"/>
+    <w:rsid w:val="008024a3"/>
     <w:pPr>
-      <w:keepNext/>
+      <w:keepNext w:val="true"/>
       <w:keepLines/>
-      <w:spacing w:after="0"/>
+      <w:spacing w:before="0" w:after="0"/>
       <w:outlineLvl w:val="8"/>
     </w:pPr>
     <w:rPr>
-      <w:rFonts w:eastAsiaTheme="majorEastAsia" w:cstheme="majorBidi"/>
-      <w:color w:val="272727" w:themeColor="text1" w:themeTint="D8"/>
+      <w:rFonts w:eastAsia="" w:cs="" w:cstheme="majorBidi" w:eastAsiaTheme="majorEastAsia"/>
+      <w:color w:val="272727" w:themeColor="text1" w:themeTint="d8"/>
     </w:rPr>
   </w:style>
-  <w:style w:type="character" w:default="1" w:styleId="DefaultParagraphFont">
+  <w:style w:type="character" w:styleId="DefaultParagraphFont" w:default="1">
     <w:name w:val="Default Paragraph Font"/>
     <w:uiPriority w:val="1"/>
     <w:semiHidden/>
     <w:unhideWhenUsed/>
+    <w:qFormat/>
+    <w:rPr/>
+  </w:style>
+  <w:style w:type="character" w:styleId="1" w:customStyle="1">
+    <w:name w:val="Заголовок 1 Знак"/>
+    <w:basedOn w:val="DefaultParagraphFont"/>
+    <w:uiPriority w:val="9"/>
+    <w:qFormat/>
+    <w:rsid w:val="008024a3"/>
+    <w:rPr>
+      <w:rFonts w:ascii="Aptos Display" w:hAnsi="Aptos Display" w:eastAsia="" w:cs="" w:asciiTheme="majorHAnsi" w:cstheme="majorBidi" w:eastAsiaTheme="majorEastAsia" w:hAnsiTheme="majorHAnsi"/>
+      <w:color w:val="0F4761" w:themeColor="accent1" w:themeShade="bf"/>
+      <w:sz w:val="40"/>
+      <w:szCs w:val="40"/>
+    </w:rPr>
+  </w:style>
+  <w:style w:type="character" w:styleId="2" w:customStyle="1">
+    <w:name w:val="Заголовок 2 Знак"/>
+    <w:basedOn w:val="DefaultParagraphFont"/>
+    <w:uiPriority w:val="9"/>
+    <w:semiHidden/>
+    <w:qFormat/>
+    <w:rsid w:val="008024a3"/>
+    <w:rPr>
+      <w:rFonts w:ascii="Aptos Display" w:hAnsi="Aptos Display" w:eastAsia="" w:cs="" w:asciiTheme="majorHAnsi" w:cstheme="majorBidi" w:eastAsiaTheme="majorEastAsia" w:hAnsiTheme="majorHAnsi"/>
+      <w:color w:val="0F4761" w:themeColor="accent1" w:themeShade="bf"/>
+      <w:sz w:val="32"/>
+      <w:szCs w:val="32"/>
+    </w:rPr>
+  </w:style>
+  <w:style w:type="character" w:styleId="3" w:customStyle="1">
+    <w:name w:val="Заголовок 3 Знак"/>
+    <w:basedOn w:val="DefaultParagraphFont"/>
+    <w:uiPriority w:val="9"/>
+    <w:semiHidden/>
+    <w:qFormat/>
+    <w:rsid w:val="008024a3"/>
+    <w:rPr>
+      <w:rFonts w:eastAsia="" w:cs="" w:cstheme="majorBidi" w:eastAsiaTheme="majorEastAsia"/>
+      <w:color w:val="0F4761" w:themeColor="accent1" w:themeShade="bf"/>
+      <w:sz w:val="28"/>
+      <w:szCs w:val="28"/>
+    </w:rPr>
+  </w:style>
+  <w:style w:type="character" w:styleId="4" w:customStyle="1">
+    <w:name w:val="Заголовок 4 Знак"/>
+    <w:basedOn w:val="DefaultParagraphFont"/>
+    <w:uiPriority w:val="9"/>
+    <w:semiHidden/>
+    <w:qFormat/>
+    <w:rsid w:val="008024a3"/>
+    <w:rPr>
+      <w:rFonts w:eastAsia="" w:cs="" w:cstheme="majorBidi" w:eastAsiaTheme="majorEastAsia"/>
+      <w:i/>
+      <w:iCs/>
+      <w:color w:val="0F4761" w:themeColor="accent1" w:themeShade="bf"/>
+    </w:rPr>
+  </w:style>
+  <w:style w:type="character" w:styleId="5" w:customStyle="1">
+    <w:name w:val="Заголовок 5 Знак"/>
+    <w:basedOn w:val="DefaultParagraphFont"/>
+    <w:uiPriority w:val="9"/>
+    <w:semiHidden/>
+    <w:qFormat/>
+    <w:rsid w:val="008024a3"/>
+    <w:rPr>
+      <w:rFonts w:eastAsia="" w:cs="" w:cstheme="majorBidi" w:eastAsiaTheme="majorEastAsia"/>
+      <w:color w:val="0F4761" w:themeColor="accent1" w:themeShade="bf"/>
+    </w:rPr>
+  </w:style>
+  <w:style w:type="character" w:styleId="6" w:customStyle="1">
+    <w:name w:val="Заголовок 6 Знак"/>
+    <w:basedOn w:val="DefaultParagraphFont"/>
+    <w:uiPriority w:val="9"/>
+    <w:semiHidden/>
+    <w:qFormat/>
+    <w:rsid w:val="008024a3"/>
+    <w:rPr>
+      <w:rFonts w:eastAsia="" w:cs="" w:cstheme="majorBidi" w:eastAsiaTheme="majorEastAsia"/>
+      <w:i/>
+      <w:iCs/>
+      <w:color w:val="595959" w:themeColor="text1" w:themeTint="a6"/>
+    </w:rPr>
+  </w:style>
+  <w:style w:type="character" w:styleId="7" w:customStyle="1">
+    <w:name w:val="Заголовок 7 Знак"/>
+    <w:basedOn w:val="DefaultParagraphFont"/>
+    <w:uiPriority w:val="9"/>
+    <w:semiHidden/>
+    <w:qFormat/>
+    <w:rsid w:val="008024a3"/>
+    <w:rPr>
+      <w:rFonts w:eastAsia="" w:cs="" w:cstheme="majorBidi" w:eastAsiaTheme="majorEastAsia"/>
+      <w:color w:val="595959" w:themeColor="text1" w:themeTint="a6"/>
+    </w:rPr>
+  </w:style>
+  <w:style w:type="character" w:styleId="8" w:customStyle="1">
+    <w:name w:val="Заголовок 8 Знак"/>
+    <w:basedOn w:val="DefaultParagraphFont"/>
+    <w:uiPriority w:val="9"/>
+    <w:semiHidden/>
+    <w:qFormat/>
+    <w:rsid w:val="008024a3"/>
+    <w:rPr>
+      <w:rFonts w:eastAsia="" w:cs="" w:cstheme="majorBidi" w:eastAsiaTheme="majorEastAsia"/>
+      <w:i/>
+      <w:iCs/>
+      <w:color w:val="272727" w:themeColor="text1" w:themeTint="d8"/>
+    </w:rPr>
+  </w:style>
+  <w:style w:type="character" w:styleId="9" w:customStyle="1">
+    <w:name w:val="Заголовок 9 Знак"/>
+    <w:basedOn w:val="DefaultParagraphFont"/>
+    <w:uiPriority w:val="9"/>
+    <w:semiHidden/>
+    <w:qFormat/>
+    <w:rsid w:val="008024a3"/>
+    <w:rPr>
+      <w:rFonts w:eastAsia="" w:cs="" w:cstheme="majorBidi" w:eastAsiaTheme="majorEastAsia"/>
+      <w:color w:val="272727" w:themeColor="text1" w:themeTint="d8"/>
+    </w:rPr>
+  </w:style>
+  <w:style w:type="character" w:styleId="Style5" w:customStyle="1">
+    <w:name w:val="Заголовок Знак"/>
+    <w:basedOn w:val="DefaultParagraphFont"/>
+    <w:uiPriority w:val="10"/>
+    <w:qFormat/>
+    <w:rsid w:val="008024a3"/>
+    <w:rPr>
+      <w:rFonts w:ascii="Aptos Display" w:hAnsi="Aptos Display" w:eastAsia="" w:cs="" w:asciiTheme="majorHAnsi" w:cstheme="majorBidi" w:eastAsiaTheme="majorEastAsia" w:hAnsiTheme="majorHAnsi"/>
+      <w:spacing w:val="-10"/>
+      <w:kern w:val="2"/>
+      <w:sz w:val="56"/>
+      <w:szCs w:val="56"/>
+    </w:rPr>
+  </w:style>
+  <w:style w:type="character" w:styleId="Style6" w:customStyle="1">
+    <w:name w:val="Подзаголовок Знак"/>
+    <w:basedOn w:val="DefaultParagraphFont"/>
+    <w:uiPriority w:val="11"/>
+    <w:qFormat/>
+    <w:rsid w:val="008024a3"/>
+    <w:rPr>
+      <w:rFonts w:eastAsia="" w:cs="" w:cstheme="majorBidi" w:eastAsiaTheme="majorEastAsia"/>
+      <w:color w:val="595959" w:themeColor="text1" w:themeTint="a6"/>
+      <w:spacing w:val="15"/>
+      <w:sz w:val="28"/>
+      <w:szCs w:val="28"/>
+    </w:rPr>
+  </w:style>
+  <w:style w:type="character" w:styleId="21" w:customStyle="1">
+    <w:name w:val="Цитата 2 Знак"/>
+    <w:basedOn w:val="DefaultParagraphFont"/>
+    <w:uiPriority w:val="29"/>
+    <w:qFormat/>
+    <w:rsid w:val="008024a3"/>
+    <w:rPr>
+      <w:i/>
+      <w:iCs/>
+      <w:color w:val="404040" w:themeColor="text1" w:themeTint="bf"/>
+    </w:rPr>
+  </w:style>
+  <w:style w:type="character" w:styleId="IntenseEmphasis">
+    <w:name w:val="Intense Emphasis"/>
+    <w:basedOn w:val="DefaultParagraphFont"/>
+    <w:uiPriority w:val="21"/>
+    <w:qFormat/>
+    <w:rsid w:val="008024a3"/>
+    <w:rPr>
+      <w:i/>
+      <w:iCs/>
+      <w:color w:val="0F4761" w:themeColor="accent1" w:themeShade="bf"/>
+    </w:rPr>
+  </w:style>
+  <w:style w:type="character" w:styleId="Style7" w:customStyle="1">
+    <w:name w:val="Выделенная цитата Знак"/>
+    <w:basedOn w:val="DefaultParagraphFont"/>
+    <w:uiPriority w:val="30"/>
+    <w:qFormat/>
+    <w:rsid w:val="008024a3"/>
+    <w:rPr>
+      <w:i/>
+      <w:iCs/>
+      <w:color w:val="0F4761" w:themeColor="accent1" w:themeShade="bf"/>
+    </w:rPr>
+  </w:style>
+  <w:style w:type="character" w:styleId="IntenseReference">
+    <w:name w:val="Intense Reference"/>
+    <w:basedOn w:val="DefaultParagraphFont"/>
+    <w:uiPriority w:val="32"/>
+    <w:qFormat/>
+    <w:rsid w:val="008024a3"/>
+    <w:rPr>
+      <w:b/>
+      <w:bCs/>
+      <w:smallCaps/>
+      <w:color w:val="0F4761" w:themeColor="accent1" w:themeShade="bf"/>
+      <w:spacing w:val="5"/>
+    </w:rPr>
+  </w:style>
+  <w:style w:type="character" w:styleId="Annotationreference">
+    <w:name w:val="annotation reference"/>
+    <w:basedOn w:val="DefaultParagraphFont"/>
+    <w:uiPriority w:val="99"/>
+    <w:semiHidden/>
+    <w:unhideWhenUsed/>
+    <w:qFormat/>
+    <w:rsid w:val="004b2d34"/>
+    <w:rPr>
+      <w:sz w:val="16"/>
+      <w:szCs w:val="16"/>
+    </w:rPr>
+  </w:style>
+  <w:style w:type="character" w:styleId="Style8" w:customStyle="1">
+    <w:name w:val="Текст примечания Знак"/>
+    <w:basedOn w:val="DefaultParagraphFont"/>
+    <w:uiPriority w:val="99"/>
+    <w:qFormat/>
+    <w:rsid w:val="004b2d34"/>
+    <w:rPr>
+      <w:sz w:val="20"/>
+      <w:szCs w:val="20"/>
+    </w:rPr>
+  </w:style>
+  <w:style w:type="character" w:styleId="Style9" w:customStyle="1">
+    <w:name w:val="Тема примечания Знак"/>
+    <w:basedOn w:val="Style8"/>
+    <w:uiPriority w:val="99"/>
+    <w:semiHidden/>
+    <w:qFormat/>
+    <w:rsid w:val="004b2d34"/>
+    <w:rPr>
+      <w:b/>
+      <w:bCs/>
+      <w:sz w:val="20"/>
+      <w:szCs w:val="20"/>
+    </w:rPr>
+  </w:style>
+  <w:style w:type="character" w:styleId="ListLabel1" w:customStyle="1">
+    <w:name w:val="ListLabel 1"/>
+    <w:qFormat/>
+    <w:rPr>
+      <w:rFonts w:ascii="Arial" w:hAnsi="Arial" w:eastAsia="Arial" w:cs="Arial"/>
+      <w:color w:val="0000FF"/>
+      <w:sz w:val="22"/>
+      <w:szCs w:val="22"/>
+      <w:u w:val="single"/>
+    </w:rPr>
+  </w:style>
+  <w:style w:type="character" w:styleId="InternetLink" w:customStyle="1">
+    <w:name w:val="Internet Link"/>
+    <w:rPr>
+      <w:color w:val="000080"/>
+      <w:u w:val="single"/>
+    </w:rPr>
+  </w:style>
+  <w:style w:type="character" w:styleId="ListLabel2" w:customStyle="1">
+    <w:name w:val="ListLabel 2"/>
+    <w:qFormat/>
+    <w:rPr>
+      <w:rFonts w:ascii="Arial" w:hAnsi="Arial" w:eastAsia="Arial" w:cs="Arial"/>
+      <w:color w:val="1155CC"/>
+      <w:sz w:val="20"/>
+      <w:szCs w:val="20"/>
+      <w:u w:val="single"/>
+    </w:rPr>
+  </w:style>
+  <w:style w:type="character" w:styleId="ListLabel3" w:customStyle="1">
+    <w:name w:val="ListLabel 3"/>
+    <w:qFormat/>
+    <w:rPr>
+      <w:rFonts w:ascii="Arial" w:hAnsi="Arial" w:eastAsia="Arial" w:cs="Arial"/>
+      <w:color w:val="0000FF"/>
+      <w:sz w:val="22"/>
+      <w:szCs w:val="22"/>
+      <w:u w:val="single"/>
+    </w:rPr>
+  </w:style>
+  <w:style w:type="character" w:styleId="ListLabel4" w:customStyle="1">
+    <w:name w:val="ListLabel 4"/>
+    <w:qFormat/>
+    <w:rPr>
+      <w:rFonts w:ascii="Arial" w:hAnsi="Arial" w:eastAsia="Arial" w:cs="Arial"/>
+      <w:color w:val="1155CC"/>
+      <w:sz w:val="20"/>
+      <w:szCs w:val="20"/>
+      <w:u w:val="single"/>
+    </w:rPr>
+  </w:style>
+  <w:style w:type="character" w:styleId="ListLabel5" w:customStyle="1">
+    <w:name w:val="ListLabel 5"/>
+    <w:qFormat/>
+    <w:rPr>
+      <w:rFonts w:ascii="Arial" w:hAnsi="Arial" w:eastAsia="Arial" w:cs="Arial"/>
+      <w:color w:val="0000FF"/>
+      <w:sz w:val="22"/>
+      <w:szCs w:val="22"/>
+      <w:u w:val="single"/>
+    </w:rPr>
+  </w:style>
+  <w:style w:type="character" w:styleId="ListLabel6" w:customStyle="1">
+    <w:name w:val="ListLabel 6"/>
+    <w:qFormat/>
+    <w:rPr>
+      <w:rFonts w:ascii="Arial" w:hAnsi="Arial" w:eastAsia="Arial" w:cs="Arial"/>
+      <w:color w:val="1155CC"/>
+      <w:sz w:val="20"/>
+      <w:szCs w:val="20"/>
+      <w:u w:val="single"/>
+    </w:rPr>
+  </w:style>
+  <w:style w:type="character" w:styleId="ListLabel7" w:customStyle="1">
+    <w:name w:val="ListLabel 7"/>
+    <w:qFormat/>
+    <w:rPr>
+      <w:rFonts w:ascii="Arial" w:hAnsi="Arial" w:eastAsia="Arial" w:cs="Arial"/>
+      <w:color w:val="0000FF"/>
+      <w:sz w:val="22"/>
+      <w:szCs w:val="22"/>
+      <w:u w:val="single"/>
+    </w:rPr>
+  </w:style>
+  <w:style w:type="character" w:styleId="ListLabel8" w:customStyle="1">
+    <w:name w:val="ListLabel 8"/>
+    <w:qFormat/>
+    <w:rPr>
+      <w:rFonts w:ascii="Arial" w:hAnsi="Arial" w:eastAsia="Arial" w:cs="Arial"/>
+      <w:color w:val="1155CC"/>
+      <w:sz w:val="20"/>
+      <w:szCs w:val="20"/>
+      <w:u w:val="single"/>
+    </w:rPr>
+  </w:style>
+  <w:style w:type="character" w:styleId="ListLabel9">
+    <w:name w:val="ListLabel 9"/>
+    <w:qFormat/>
+    <w:rPr/>
+  </w:style>
+  <w:style w:type="character" w:styleId="ListLabel10">
+    <w:name w:val="ListLabel 10"/>
+    <w:qFormat/>
+    <w:rPr/>
+  </w:style>
+  <w:style w:type="paragraph" w:styleId="Heading" w:customStyle="1">
+    <w:name w:val="Heading"/>
+    <w:basedOn w:val="Normal"/>
+    <w:next w:val="TextBody"/>
+    <w:qFormat/>
+    <w:pPr>
+      <w:keepNext w:val="true"/>
+      <w:spacing w:before="240" w:after="120"/>
+    </w:pPr>
+    <w:rPr>
+      <w:rFonts w:ascii="Arial" w:hAnsi="Arial" w:eastAsia="Microsoft YaHei" w:cs="Arial"/>
+      <w:sz w:val="28"/>
+      <w:szCs w:val="28"/>
+    </w:rPr>
+  </w:style>
+  <w:style w:type="paragraph" w:styleId="TextBody">
+    <w:name w:val="Body Text"/>
+    <w:basedOn w:val="Normal"/>
+    <w:pPr>
+      <w:spacing w:before="0" w:after="140"/>
+    </w:pPr>
+    <w:rPr/>
+  </w:style>
+  <w:style w:type="paragraph" w:styleId="List">
+    <w:name w:val="List"/>
+    <w:basedOn w:val="TextBody"/>
+    <w:pPr/>
+    <w:rPr>
+      <w:rFonts w:cs="Arial"/>
+    </w:rPr>
+  </w:style>
+  <w:style w:type="paragraph" w:styleId="Caption">
+    <w:name w:val="Caption"/>
+    <w:basedOn w:val="Normal"/>
+    <w:qFormat/>
+    <w:pPr>
+      <w:suppressLineNumbers/>
+      <w:spacing w:before="120" w:after="120"/>
+    </w:pPr>
+    <w:rPr>
+      <w:rFonts w:cs="Arial"/>
+      <w:i/>
+      <w:iCs/>
+      <w:sz w:val="24"/>
+      <w:szCs w:val="24"/>
+    </w:rPr>
+  </w:style>
+  <w:style w:type="paragraph" w:styleId="Index" w:customStyle="1">
+    <w:name w:val="Index"/>
+    <w:basedOn w:val="Normal"/>
+    <w:qFormat/>
+    <w:pPr>
+      <w:suppressLineNumbers/>
+    </w:pPr>
+    <w:rPr>
+      <w:rFonts w:cs="Arial"/>
+    </w:rPr>
+  </w:style>
+  <w:style w:type="paragraph" w:styleId="Caption1">
+    <w:name w:val="caption"/>
+    <w:basedOn w:val="Normal"/>
+    <w:qFormat/>
+    <w:pPr>
+      <w:suppressLineNumbers/>
+      <w:spacing w:before="120" w:after="120"/>
+    </w:pPr>
+    <w:rPr>
+      <w:rFonts w:cs="Arial"/>
+      <w:i/>
+      <w:iCs/>
+    </w:rPr>
+  </w:style>
+  <w:style w:type="paragraph" w:styleId="LOnormal" w:customStyle="1">
+    <w:name w:val="LO-normal"/>
+    <w:qFormat/>
+    <w:pPr>
+      <w:widowControl/>
+      <w:bidi w:val="0"/>
+      <w:spacing w:lineRule="auto" w:line="276" w:before="0" w:after="160"/>
+      <w:jc w:val="left"/>
+    </w:pPr>
+    <w:rPr>
+      <w:rFonts w:ascii="Aptos" w:hAnsi="Aptos" w:eastAsia="Aptos" w:cs="Aptos"/>
+      <w:color w:val="auto"/>
+      <w:kern w:val="0"/>
+      <w:sz w:val="24"/>
+      <w:szCs w:val="24"/>
+      <w:lang w:val="ru-RU" w:eastAsia="zh-CN" w:bidi="hi-IN"/>
+    </w:rPr>
+  </w:style>
+  <w:style w:type="paragraph" w:styleId="Title">
+    <w:name w:val="Title"/>
+    <w:basedOn w:val="Normal"/>
+    <w:next w:val="Normal"/>
+    <w:uiPriority w:val="10"/>
+    <w:qFormat/>
+    <w:rsid w:val="008024a3"/>
+    <w:pPr>
+      <w:spacing w:lineRule="auto" w:line="240" w:before="0" w:after="80"/>
+      <w:contextualSpacing/>
+    </w:pPr>
+    <w:rPr>
+      <w:rFonts w:ascii="Aptos Display" w:hAnsi="Aptos Display" w:eastAsia="" w:cs="" w:asciiTheme="majorHAnsi" w:cstheme="majorBidi" w:eastAsiaTheme="majorEastAsia" w:hAnsiTheme="majorHAnsi"/>
+      <w:spacing w:val="-10"/>
+      <w:kern w:val="2"/>
+      <w:sz w:val="56"/>
+      <w:szCs w:val="56"/>
+    </w:rPr>
+  </w:style>
+  <w:style w:type="paragraph" w:styleId="Subtitle">
+    <w:name w:val="Subtitle"/>
+    <w:basedOn w:val="LOnormal"/>
+    <w:next w:val="LOnormal"/>
+    <w:uiPriority w:val="11"/>
+    <w:qFormat/>
+    <w:rsid w:val="008024a3"/>
+    <w:pPr/>
+    <w:rPr>
+      <w:color w:val="595959"/>
+      <w:sz w:val="28"/>
+      <w:szCs w:val="28"/>
+    </w:rPr>
+  </w:style>
+  <w:style w:type="paragraph" w:styleId="Quote">
+    <w:name w:val="Quote"/>
+    <w:basedOn w:val="Normal"/>
+    <w:next w:val="Normal"/>
+    <w:uiPriority w:val="29"/>
+    <w:qFormat/>
+    <w:rsid w:val="008024a3"/>
+    <w:pPr>
+      <w:spacing w:before="160" w:after="160"/>
+      <w:jc w:val="center"/>
+    </w:pPr>
+    <w:rPr>
+      <w:i/>
+      <w:iCs/>
+      <w:color w:val="404040" w:themeColor="text1" w:themeTint="bf"/>
+    </w:rPr>
+  </w:style>
+  <w:style w:type="paragraph" w:styleId="ListParagraph">
+    <w:name w:val="List Paragraph"/>
+    <w:basedOn w:val="Normal"/>
+    <w:uiPriority w:val="34"/>
+    <w:qFormat/>
+    <w:rsid w:val="008024a3"/>
+    <w:pPr>
+      <w:spacing w:before="0" w:after="160"/>
+      <w:ind w:left="720" w:hanging="0"/>
+      <w:contextualSpacing/>
+    </w:pPr>
+    <w:rPr/>
+  </w:style>
+  <w:style w:type="paragraph" w:styleId="IntenseQuote">
+    <w:name w:val="Intense Quote"/>
+    <w:basedOn w:val="Normal"/>
+    <w:next w:val="Normal"/>
+    <w:uiPriority w:val="30"/>
+    <w:qFormat/>
+    <w:rsid w:val="008024a3"/>
+    <w:pPr>
+      <w:pBdr>
+        <w:top w:val="single" w:sz="4" w:space="10" w:color="0F4761"/>
+        <w:bottom w:val="single" w:sz="4" w:space="10" w:color="0F4761"/>
+      </w:pBdr>
+      <w:spacing w:before="360" w:after="360"/>
+      <w:ind w:left="864" w:right="864" w:hanging="0"/>
+      <w:jc w:val="center"/>
+    </w:pPr>
+    <w:rPr>
+      <w:i/>
+      <w:iCs/>
+      <w:color w:val="0F4761" w:themeColor="accent1" w:themeShade="bf"/>
+    </w:rPr>
+  </w:style>
+  <w:style w:type="paragraph" w:styleId="Annotationtext">
+    <w:name w:val="annotation text"/>
+    <w:basedOn w:val="Normal"/>
+    <w:uiPriority w:val="99"/>
+    <w:unhideWhenUsed/>
+    <w:qFormat/>
+    <w:rsid w:val="004b2d34"/>
+    <w:pPr>
+      <w:spacing w:lineRule="auto" w:line="240"/>
+    </w:pPr>
+    <w:rPr>
+      <w:sz w:val="20"/>
+      <w:szCs w:val="20"/>
+    </w:rPr>
+  </w:style>
+  <w:style w:type="paragraph" w:styleId="Annotationsubject">
+    <w:name w:val="annotation subject"/>
+    <w:basedOn w:val="Annotationtext"/>
+    <w:next w:val="Annotationtext"/>
+    <w:uiPriority w:val="99"/>
+    <w:semiHidden/>
+    <w:unhideWhenUsed/>
+    <w:qFormat/>
+    <w:rsid w:val="004b2d34"/>
+    <w:pPr/>
+    <w:rPr>
+      <w:b/>
+      <w:bCs/>
+    </w:rPr>
+  </w:style>
+  <w:style w:type="paragraph" w:styleId="Header">
+    <w:name w:val="Header"/>
+    <w:basedOn w:val="Normal"/>
+    <w:pPr/>
+    <w:rPr/>
+  </w:style>
+  <w:style w:type="numbering" w:styleId="NoList" w:default="1">
+    <w:name w:val="No List"/>
+    <w:uiPriority w:val="99"/>
+    <w:semiHidden/>
+    <w:unhideWhenUsed/>
+    <w:qFormat/>
   </w:style>
   <w:style w:type="table" w:default="1" w:styleId="TableNormal">
     <w:name w:val="Normal Table"/>
@@ -4756,521 +5563,6 @@
         <w:right w:w="108" w:type="dxa"/>
       </w:tblCellMar>
     </w:tblPr>
-  </w:style>
-  <w:style w:type="numbering" w:default="1" w:styleId="NoList">
-    <w:name w:val="No List"/>
-    <w:uiPriority w:val="99"/>
-    <w:semiHidden/>
-    <w:unhideWhenUsed/>
-  </w:style>
-  <w:style w:type="character" w:customStyle="1" w:styleId="1">
-    <w:name w:val="Заголовок 1 Знак"/>
-    <w:basedOn w:val="DefaultParagraphFont"/>
-    <w:uiPriority w:val="9"/>
-    <w:qFormat/>
-    <w:rsid w:val="008024A3"/>
-    <w:rPr>
-      <w:rFonts w:asciiTheme="majorHAnsi" w:eastAsiaTheme="majorEastAsia" w:hAnsiTheme="majorHAnsi" w:cstheme="majorBidi"/>
-      <w:color w:val="0F4761" w:themeColor="accent1" w:themeShade="BF"/>
-      <w:sz w:val="40"/>
-      <w:szCs w:val="40"/>
-    </w:rPr>
-  </w:style>
-  <w:style w:type="character" w:customStyle="1" w:styleId="2">
-    <w:name w:val="Заголовок 2 Знак"/>
-    <w:basedOn w:val="DefaultParagraphFont"/>
-    <w:uiPriority w:val="9"/>
-    <w:semiHidden/>
-    <w:qFormat/>
-    <w:rsid w:val="008024A3"/>
-    <w:rPr>
-      <w:rFonts w:asciiTheme="majorHAnsi" w:eastAsiaTheme="majorEastAsia" w:hAnsiTheme="majorHAnsi" w:cstheme="majorBidi"/>
-      <w:color w:val="0F4761" w:themeColor="accent1" w:themeShade="BF"/>
-      <w:sz w:val="32"/>
-      <w:szCs w:val="32"/>
-    </w:rPr>
-  </w:style>
-  <w:style w:type="character" w:customStyle="1" w:styleId="3">
-    <w:name w:val="Заголовок 3 Знак"/>
-    <w:basedOn w:val="DefaultParagraphFont"/>
-    <w:uiPriority w:val="9"/>
-    <w:semiHidden/>
-    <w:qFormat/>
-    <w:rsid w:val="008024A3"/>
-    <w:rPr>
-      <w:rFonts w:eastAsiaTheme="majorEastAsia" w:cstheme="majorBidi"/>
-      <w:color w:val="0F4761" w:themeColor="accent1" w:themeShade="BF"/>
-      <w:sz w:val="28"/>
-      <w:szCs w:val="28"/>
-    </w:rPr>
-  </w:style>
-  <w:style w:type="character" w:customStyle="1" w:styleId="4">
-    <w:name w:val="Заголовок 4 Знак"/>
-    <w:basedOn w:val="DefaultParagraphFont"/>
-    <w:uiPriority w:val="9"/>
-    <w:semiHidden/>
-    <w:qFormat/>
-    <w:rsid w:val="008024A3"/>
-    <w:rPr>
-      <w:rFonts w:eastAsiaTheme="majorEastAsia" w:cstheme="majorBidi"/>
-      <w:i/>
-      <w:iCs/>
-      <w:color w:val="0F4761" w:themeColor="accent1" w:themeShade="BF"/>
-    </w:rPr>
-  </w:style>
-  <w:style w:type="character" w:customStyle="1" w:styleId="5">
-    <w:name w:val="Заголовок 5 Знак"/>
-    <w:basedOn w:val="DefaultParagraphFont"/>
-    <w:uiPriority w:val="9"/>
-    <w:semiHidden/>
-    <w:qFormat/>
-    <w:rsid w:val="008024A3"/>
-    <w:rPr>
-      <w:rFonts w:eastAsiaTheme="majorEastAsia" w:cstheme="majorBidi"/>
-      <w:color w:val="0F4761" w:themeColor="accent1" w:themeShade="BF"/>
-    </w:rPr>
-  </w:style>
-  <w:style w:type="character" w:customStyle="1" w:styleId="6">
-    <w:name w:val="Заголовок 6 Знак"/>
-    <w:basedOn w:val="DefaultParagraphFont"/>
-    <w:uiPriority w:val="9"/>
-    <w:semiHidden/>
-    <w:qFormat/>
-    <w:rsid w:val="008024A3"/>
-    <w:rPr>
-      <w:rFonts w:eastAsiaTheme="majorEastAsia" w:cstheme="majorBidi"/>
-      <w:i/>
-      <w:iCs/>
-      <w:color w:val="595959" w:themeColor="text1" w:themeTint="A6"/>
-    </w:rPr>
-  </w:style>
-  <w:style w:type="character" w:customStyle="1" w:styleId="7">
-    <w:name w:val="Заголовок 7 Знак"/>
-    <w:basedOn w:val="DefaultParagraphFont"/>
-    <w:uiPriority w:val="9"/>
-    <w:semiHidden/>
-    <w:qFormat/>
-    <w:rsid w:val="008024A3"/>
-    <w:rPr>
-      <w:rFonts w:eastAsiaTheme="majorEastAsia" w:cstheme="majorBidi"/>
-      <w:color w:val="595959" w:themeColor="text1" w:themeTint="A6"/>
-    </w:rPr>
-  </w:style>
-  <w:style w:type="character" w:customStyle="1" w:styleId="8">
-    <w:name w:val="Заголовок 8 Знак"/>
-    <w:basedOn w:val="DefaultParagraphFont"/>
-    <w:uiPriority w:val="9"/>
-    <w:semiHidden/>
-    <w:qFormat/>
-    <w:rsid w:val="008024A3"/>
-    <w:rPr>
-      <w:rFonts w:eastAsiaTheme="majorEastAsia" w:cstheme="majorBidi"/>
-      <w:i/>
-      <w:iCs/>
-      <w:color w:val="272727" w:themeColor="text1" w:themeTint="D8"/>
-    </w:rPr>
-  </w:style>
-  <w:style w:type="character" w:customStyle="1" w:styleId="9">
-    <w:name w:val="Заголовок 9 Знак"/>
-    <w:basedOn w:val="DefaultParagraphFont"/>
-    <w:uiPriority w:val="9"/>
-    <w:semiHidden/>
-    <w:qFormat/>
-    <w:rsid w:val="008024A3"/>
-    <w:rPr>
-      <w:rFonts w:eastAsiaTheme="majorEastAsia" w:cstheme="majorBidi"/>
-      <w:color w:val="272727" w:themeColor="text1" w:themeTint="D8"/>
-    </w:rPr>
-  </w:style>
-  <w:style w:type="character" w:customStyle="1" w:styleId="a">
-    <w:name w:val="Заголовок Знак"/>
-    <w:basedOn w:val="DefaultParagraphFont"/>
-    <w:uiPriority w:val="10"/>
-    <w:qFormat/>
-    <w:rsid w:val="008024A3"/>
-    <w:rPr>
-      <w:rFonts w:asciiTheme="majorHAnsi" w:eastAsiaTheme="majorEastAsia" w:hAnsiTheme="majorHAnsi" w:cstheme="majorBidi"/>
-      <w:spacing w:val="-10"/>
-      <w:kern w:val="2"/>
-      <w:sz w:val="56"/>
-      <w:szCs w:val="56"/>
-    </w:rPr>
-  </w:style>
-  <w:style w:type="character" w:customStyle="1" w:styleId="a0">
-    <w:name w:val="Подзаголовок Знак"/>
-    <w:basedOn w:val="DefaultParagraphFont"/>
-    <w:uiPriority w:val="11"/>
-    <w:qFormat/>
-    <w:rsid w:val="008024A3"/>
-    <w:rPr>
-      <w:rFonts w:eastAsiaTheme="majorEastAsia" w:cstheme="majorBidi"/>
-      <w:color w:val="595959" w:themeColor="text1" w:themeTint="A6"/>
-      <w:spacing w:val="15"/>
-      <w:sz w:val="28"/>
-      <w:szCs w:val="28"/>
-    </w:rPr>
-  </w:style>
-  <w:style w:type="character" w:customStyle="1" w:styleId="20">
-    <w:name w:val="Цитата 2 Знак"/>
-    <w:basedOn w:val="DefaultParagraphFont"/>
-    <w:uiPriority w:val="29"/>
-    <w:qFormat/>
-    <w:rsid w:val="008024A3"/>
-    <w:rPr>
-      <w:i/>
-      <w:iCs/>
-      <w:color w:val="404040" w:themeColor="text1" w:themeTint="BF"/>
-    </w:rPr>
-  </w:style>
-  <w:style w:type="character" w:styleId="IntenseEmphasis">
-    <w:name w:val="Intense Emphasis"/>
-    <w:basedOn w:val="DefaultParagraphFont"/>
-    <w:uiPriority w:val="21"/>
-    <w:qFormat/>
-    <w:rsid w:val="008024A3"/>
-    <w:rPr>
-      <w:i/>
-      <w:iCs/>
-      <w:color w:val="0F4761" w:themeColor="accent1" w:themeShade="BF"/>
-    </w:rPr>
-  </w:style>
-  <w:style w:type="character" w:customStyle="1" w:styleId="a1">
-    <w:name w:val="Выделенная цитата Знак"/>
-    <w:basedOn w:val="DefaultParagraphFont"/>
-    <w:uiPriority w:val="30"/>
-    <w:qFormat/>
-    <w:rsid w:val="008024A3"/>
-    <w:rPr>
-      <w:i/>
-      <w:iCs/>
-      <w:color w:val="0F4761" w:themeColor="accent1" w:themeShade="BF"/>
-    </w:rPr>
-  </w:style>
-  <w:style w:type="character" w:styleId="IntenseReference">
-    <w:name w:val="Intense Reference"/>
-    <w:basedOn w:val="DefaultParagraphFont"/>
-    <w:uiPriority w:val="32"/>
-    <w:qFormat/>
-    <w:rsid w:val="008024A3"/>
-    <w:rPr>
-      <w:b/>
-      <w:bCs/>
-      <w:smallCaps/>
-      <w:color w:val="0F4761" w:themeColor="accent1" w:themeShade="BF"/>
-      <w:spacing w:val="5"/>
-    </w:rPr>
-  </w:style>
-  <w:style w:type="character" w:styleId="CommentReference">
-    <w:name w:val="annotation reference"/>
-    <w:basedOn w:val="DefaultParagraphFont"/>
-    <w:uiPriority w:val="99"/>
-    <w:semiHidden/>
-    <w:unhideWhenUsed/>
-    <w:qFormat/>
-    <w:rsid w:val="004B2D34"/>
-    <w:rPr>
-      <w:sz w:val="16"/>
-      <w:szCs w:val="16"/>
-    </w:rPr>
-  </w:style>
-  <w:style w:type="character" w:customStyle="1" w:styleId="a2">
-    <w:name w:val="Текст примечания Знак"/>
-    <w:basedOn w:val="DefaultParagraphFont"/>
-    <w:uiPriority w:val="99"/>
-    <w:qFormat/>
-    <w:rsid w:val="004B2D34"/>
-    <w:rPr>
-      <w:sz w:val="20"/>
-      <w:szCs w:val="20"/>
-    </w:rPr>
-  </w:style>
-  <w:style w:type="character" w:customStyle="1" w:styleId="a3">
-    <w:name w:val="Тема примечания Знак"/>
-    <w:basedOn w:val="a2"/>
-    <w:uiPriority w:val="99"/>
-    <w:semiHidden/>
-    <w:qFormat/>
-    <w:rsid w:val="004B2D34"/>
-    <w:rPr>
-      <w:b/>
-      <w:bCs/>
-      <w:sz w:val="20"/>
-      <w:szCs w:val="20"/>
-    </w:rPr>
-  </w:style>
-  <w:style w:type="character" w:customStyle="1" w:styleId="ListLabel1">
-    <w:name w:val="ListLabel 1"/>
-    <w:qFormat/>
-    <w:rPr>
-      <w:rFonts w:ascii="Arial" w:eastAsia="Arial" w:hAnsi="Arial" w:cs="Arial"/>
-      <w:color w:val="0000FF"/>
-      <w:sz w:val="22"/>
-      <w:szCs w:val="22"/>
-      <w:u w:val="single"/>
-    </w:rPr>
-  </w:style>
-  <w:style w:type="character" w:customStyle="1" w:styleId="InternetLink">
-    <w:name w:val="Internet Link"/>
-    <w:rPr>
-      <w:color w:val="000080"/>
-      <w:u w:val="single"/>
-    </w:rPr>
-  </w:style>
-  <w:style w:type="character" w:customStyle="1" w:styleId="ListLabel2">
-    <w:name w:val="ListLabel 2"/>
-    <w:qFormat/>
-    <w:rPr>
-      <w:rFonts w:ascii="Arial" w:eastAsia="Arial" w:hAnsi="Arial" w:cs="Arial"/>
-      <w:color w:val="1155CC"/>
-      <w:sz w:val="20"/>
-      <w:szCs w:val="20"/>
-      <w:u w:val="single"/>
-    </w:rPr>
-  </w:style>
-  <w:style w:type="character" w:customStyle="1" w:styleId="ListLabel3">
-    <w:name w:val="ListLabel 3"/>
-    <w:qFormat/>
-    <w:rPr>
-      <w:rFonts w:ascii="Arial" w:eastAsia="Arial" w:hAnsi="Arial" w:cs="Arial"/>
-      <w:color w:val="0000FF"/>
-      <w:sz w:val="22"/>
-      <w:szCs w:val="22"/>
-      <w:u w:val="single"/>
-    </w:rPr>
-  </w:style>
-  <w:style w:type="character" w:customStyle="1" w:styleId="ListLabel4">
-    <w:name w:val="ListLabel 4"/>
-    <w:qFormat/>
-    <w:rPr>
-      <w:rFonts w:ascii="Arial" w:eastAsia="Arial" w:hAnsi="Arial" w:cs="Arial"/>
-      <w:color w:val="1155CC"/>
-      <w:sz w:val="20"/>
-      <w:szCs w:val="20"/>
-      <w:u w:val="single"/>
-    </w:rPr>
-  </w:style>
-  <w:style w:type="character" w:customStyle="1" w:styleId="ListLabel5">
-    <w:name w:val="ListLabel 5"/>
-    <w:qFormat/>
-    <w:rPr>
-      <w:rFonts w:ascii="Arial" w:eastAsia="Arial" w:hAnsi="Arial" w:cs="Arial"/>
-      <w:color w:val="0000FF"/>
-      <w:sz w:val="22"/>
-      <w:szCs w:val="22"/>
-      <w:u w:val="single"/>
-    </w:rPr>
-  </w:style>
-  <w:style w:type="character" w:customStyle="1" w:styleId="ListLabel6">
-    <w:name w:val="ListLabel 6"/>
-    <w:qFormat/>
-    <w:rPr>
-      <w:rFonts w:ascii="Arial" w:eastAsia="Arial" w:hAnsi="Arial" w:cs="Arial"/>
-      <w:color w:val="1155CC"/>
-      <w:sz w:val="20"/>
-      <w:szCs w:val="20"/>
-      <w:u w:val="single"/>
-    </w:rPr>
-  </w:style>
-  <w:style w:type="character" w:customStyle="1" w:styleId="ListLabel7">
-    <w:name w:val="ListLabel 7"/>
-    <w:qFormat/>
-    <w:rPr>
-      <w:rFonts w:ascii="Arial" w:eastAsia="Arial" w:hAnsi="Arial" w:cs="Arial"/>
-      <w:color w:val="0000FF"/>
-      <w:sz w:val="22"/>
-      <w:szCs w:val="22"/>
-      <w:u w:val="single"/>
-    </w:rPr>
-  </w:style>
-  <w:style w:type="character" w:customStyle="1" w:styleId="ListLabel8">
-    <w:name w:val="ListLabel 8"/>
-    <w:qFormat/>
-    <w:rPr>
-      <w:rFonts w:ascii="Arial" w:eastAsia="Arial" w:hAnsi="Arial" w:cs="Arial"/>
-      <w:color w:val="1155CC"/>
-      <w:sz w:val="20"/>
-      <w:szCs w:val="20"/>
-      <w:u w:val="single"/>
-    </w:rPr>
-  </w:style>
-  <w:style w:type="paragraph" w:customStyle="1" w:styleId="Heading">
-    <w:name w:val="Heading"/>
-    <w:basedOn w:val="Normal"/>
-    <w:next w:val="BodyText"/>
-    <w:qFormat/>
-    <w:pPr>
-      <w:keepNext/>
-      <w:spacing w:before="240" w:after="120"/>
-    </w:pPr>
-    <w:rPr>
-      <w:rFonts w:ascii="Arial" w:eastAsia="Microsoft YaHei" w:hAnsi="Arial" w:cs="Arial"/>
-      <w:sz w:val="28"/>
-      <w:szCs w:val="28"/>
-    </w:rPr>
-  </w:style>
-  <w:style w:type="paragraph" w:styleId="BodyText">
-    <w:name w:val="Body Text"/>
-    <w:basedOn w:val="Normal"/>
-    <w:pPr>
-      <w:spacing w:after="140"/>
-    </w:pPr>
-  </w:style>
-  <w:style w:type="paragraph" w:styleId="List">
-    <w:name w:val="List"/>
-    <w:basedOn w:val="BodyText"/>
-    <w:rPr>
-      <w:rFonts w:cs="Arial"/>
-    </w:rPr>
-  </w:style>
-  <w:style w:type="paragraph" w:styleId="Caption">
-    <w:name w:val="caption"/>
-    <w:basedOn w:val="Normal"/>
-    <w:qFormat/>
-    <w:pPr>
-      <w:suppressLineNumbers/>
-      <w:spacing w:before="120" w:after="120"/>
-    </w:pPr>
-    <w:rPr>
-      <w:rFonts w:cs="Arial"/>
-      <w:i/>
-      <w:iCs/>
-    </w:rPr>
-  </w:style>
-  <w:style w:type="paragraph" w:customStyle="1" w:styleId="Index">
-    <w:name w:val="Index"/>
-    <w:basedOn w:val="Normal"/>
-    <w:qFormat/>
-    <w:pPr>
-      <w:suppressLineNumbers/>
-    </w:pPr>
-    <w:rPr>
-      <w:rFonts w:cs="Arial"/>
-    </w:rPr>
-  </w:style>
-  <w:style w:type="paragraph" w:customStyle="1" w:styleId="LO-normal">
-    <w:name w:val="LO-normal"/>
-    <w:qFormat/>
-    <w:pPr>
-      <w:spacing w:after="160" w:line="276" w:lineRule="auto"/>
-    </w:pPr>
-    <w:rPr>
-      <w:sz w:val="24"/>
-    </w:rPr>
-  </w:style>
-  <w:style w:type="paragraph" w:styleId="Title">
-    <w:name w:val="Title"/>
-    <w:basedOn w:val="Normal"/>
-    <w:next w:val="Normal"/>
-    <w:uiPriority w:val="10"/>
-    <w:qFormat/>
-    <w:rsid w:val="008024A3"/>
-    <w:pPr>
-      <w:spacing w:after="80" w:line="240" w:lineRule="auto"/>
-      <w:contextualSpacing/>
-    </w:pPr>
-    <w:rPr>
-      <w:rFonts w:asciiTheme="majorHAnsi" w:eastAsiaTheme="majorEastAsia" w:hAnsiTheme="majorHAnsi" w:cstheme="majorBidi"/>
-      <w:spacing w:val="-10"/>
-      <w:kern w:val="2"/>
-      <w:sz w:val="56"/>
-      <w:szCs w:val="56"/>
-    </w:rPr>
-  </w:style>
-  <w:style w:type="paragraph" w:styleId="Subtitle">
-    <w:name w:val="Subtitle"/>
-    <w:basedOn w:val="LO-normal"/>
-    <w:next w:val="LO-normal"/>
-    <w:uiPriority w:val="11"/>
-    <w:qFormat/>
-    <w:rsid w:val="008024A3"/>
-    <w:rPr>
-      <w:color w:val="595959"/>
-      <w:sz w:val="28"/>
-      <w:szCs w:val="28"/>
-    </w:rPr>
-  </w:style>
-  <w:style w:type="paragraph" w:styleId="Quote">
-    <w:name w:val="Quote"/>
-    <w:basedOn w:val="Normal"/>
-    <w:next w:val="Normal"/>
-    <w:uiPriority w:val="29"/>
-    <w:qFormat/>
-    <w:rsid w:val="008024A3"/>
-    <w:pPr>
-      <w:spacing w:before="160"/>
-      <w:jc w:val="center"/>
-    </w:pPr>
-    <w:rPr>
-      <w:i/>
-      <w:iCs/>
-      <w:color w:val="404040" w:themeColor="text1" w:themeTint="BF"/>
-    </w:rPr>
-  </w:style>
-  <w:style w:type="paragraph" w:styleId="ListParagraph">
-    <w:name w:val="List Paragraph"/>
-    <w:basedOn w:val="Normal"/>
-    <w:uiPriority w:val="34"/>
-    <w:qFormat/>
-    <w:rsid w:val="008024A3"/>
-    <w:pPr>
-      <w:ind w:left="720"/>
-      <w:contextualSpacing/>
-    </w:pPr>
-  </w:style>
-  <w:style w:type="paragraph" w:styleId="IntenseQuote">
-    <w:name w:val="Intense Quote"/>
-    <w:basedOn w:val="Normal"/>
-    <w:next w:val="Normal"/>
-    <w:uiPriority w:val="30"/>
-    <w:qFormat/>
-    <w:rsid w:val="008024A3"/>
-    <w:pPr>
-      <w:pBdr>
-        <w:top w:val="single" w:sz="4" w:space="10" w:color="0F4761"/>
-        <w:bottom w:val="single" w:sz="4" w:space="10" w:color="0F4761"/>
-      </w:pBdr>
-      <w:spacing w:before="360" w:after="360"/>
-      <w:ind w:left="864" w:right="864"/>
-      <w:jc w:val="center"/>
-    </w:pPr>
-    <w:rPr>
-      <w:i/>
-      <w:iCs/>
-      <w:color w:val="0F4761" w:themeColor="accent1" w:themeShade="BF"/>
-    </w:rPr>
-  </w:style>
-  <w:style w:type="paragraph" w:styleId="CommentText">
-    <w:name w:val="annotation text"/>
-    <w:basedOn w:val="Normal"/>
-    <w:uiPriority w:val="99"/>
-    <w:unhideWhenUsed/>
-    <w:qFormat/>
-    <w:rsid w:val="004B2D34"/>
-    <w:pPr>
-      <w:spacing w:line="240" w:lineRule="auto"/>
-    </w:pPr>
-    <w:rPr>
-      <w:sz w:val="20"/>
-      <w:szCs w:val="20"/>
-    </w:rPr>
-  </w:style>
-  <w:style w:type="paragraph" w:styleId="CommentSubject">
-    <w:name w:val="annotation subject"/>
-    <w:basedOn w:val="CommentText"/>
-    <w:next w:val="CommentText"/>
-    <w:uiPriority w:val="99"/>
-    <w:semiHidden/>
-    <w:unhideWhenUsed/>
-    <w:qFormat/>
-    <w:rsid w:val="004B2D34"/>
-    <w:rPr>
-      <w:b/>
-      <w:bCs/>
-    </w:rPr>
-  </w:style>
-  <w:style w:type="paragraph" w:styleId="Header">
-    <w:name w:val="header"/>
-    <w:basedOn w:val="Normal"/>
   </w:style>
 </w:styles>
 </file>

--- a/server/docs/templates/ofertaOOOBalashovIP.docx
+++ b/server/docs/templates/ofertaOOOBalashovIP.docx
@@ -1,36 +1,35 @@
 
 <file path=word/document.xml><?xml version="1.0" encoding="utf-8"?>
-<w:document xmlns:o="urn:schemas-microsoft-com:office:office" xmlns:r="http://schemas.openxmlformats.org/officeDocument/2006/relationships" xmlns:v="urn:schemas-microsoft-com:vml" xmlns:w="http://schemas.openxmlformats.org/wordprocessingml/2006/main" xmlns:w10="urn:schemas-microsoft-com:office:word" xmlns:wp="http://schemas.openxmlformats.org/drawingml/2006/wordprocessingDrawing" xmlns:wps="http://schemas.microsoft.com/office/word/2010/wordprocessingShape" xmlns:wpg="http://schemas.microsoft.com/office/word/2010/wordprocessingGroup" xmlns:mc="http://schemas.openxmlformats.org/markup-compatibility/2006" xmlns:wp14="http://schemas.microsoft.com/office/word/2010/wordprocessingDrawing" xmlns:w14="http://schemas.microsoft.com/office/word/2010/wordml" mc:Ignorable="w14 wp14">
+<w:document xmlns:o="urn:schemas-microsoft-com:office:office" xmlns:r="http://schemas.openxmlformats.org/officeDocument/2006/relationships" xmlns:v="urn:schemas-microsoft-com:vml" xmlns:w="http://schemas.openxmlformats.org/wordprocessingml/2006/main" xmlns:w10="urn:schemas-microsoft-com:office:word" xmlns:wp="http://schemas.openxmlformats.org/drawingml/2006/wordprocessingDrawing" xmlns:pic="http://schemas.openxmlformats.org/drawingml/2006/picture" xmlns:wps="http://schemas.microsoft.com/office/word/2010/wordprocessingShape" xmlns:wpg="http://schemas.microsoft.com/office/word/2010/wordprocessingGroup" xmlns:mc="http://schemas.openxmlformats.org/markup-compatibility/2006" xmlns:wp14="http://schemas.microsoft.com/office/word/2010/wordprocessingDrawing" xmlns:w14="http://schemas.microsoft.com/office/word/2010/wordml" xmlns:w15="http://schemas.microsoft.com/office/word/2012/wordml" mc:Ignorable="w14 wp14 w15">
   <w:body>
     <w:p>
       <w:pPr>
         <w:pStyle w:val="Normal"/>
-        <w:ind w:left="-566" w:hanging="0"/>
+        <w:ind w:hanging="0" w:left="-566"/>
         <w:jc w:val="center"/>
         <w:rPr>
           <w:rFonts w:ascii="Arial" w:hAnsi="Arial" w:eastAsia="Arial" w:cs="Arial"/>
           <w:b/>
+          <w:sz w:val="22"/>
+          <w:szCs w:val="22"/>
+        </w:rPr>
+      </w:pPr>
+      <w:r>
+        <w:rPr>
+          <w:rFonts w:eastAsia="Arial" w:cs="Arial" w:ascii="Arial" w:hAnsi="Arial"/>
           <w:b/>
           <w:sz w:val="22"/>
           <w:szCs w:val="22"/>
-        </w:rPr>
-      </w:pPr>
+          <w:lang w:val="en-US"/>
+        </w:rPr>
+        <w:t>Д</w:t>
+      </w:r>
       <w:r>
         <w:rPr>
           <w:rFonts w:eastAsia="Arial" w:cs="Arial" w:ascii="Arial" w:hAnsi="Arial"/>
           <w:b/>
           <w:sz w:val="22"/>
           <w:szCs w:val="22"/>
-          <w:lang w:val="en-US"/>
-        </w:rPr>
-        <w:t>Д</w:t>
-      </w:r>
-      <w:r>
-        <w:rPr>
-          <w:rFonts w:eastAsia="Arial" w:cs="Arial" w:ascii="Arial" w:hAnsi="Arial"/>
-          <w:b/>
-          <w:sz w:val="22"/>
-          <w:szCs w:val="22"/>
         </w:rPr>
         <w:t>оговор-оферта на оказание услуг</w:t>
       </w:r>
@@ -39,7 +38,7 @@
       <w:pPr>
         <w:pStyle w:val="Normal"/>
         <w:spacing w:before="0" w:after="120"/>
-        <w:ind w:left="-566" w:hanging="0"/>
+        <w:ind w:hanging="0" w:left="-566"/>
         <w:rPr/>
       </w:pPr>
       <w:r>
@@ -90,7 +89,13 @@
       <w:hyperlink r:id="rId2">
         <w:r>
           <w:rPr>
-            <w:rStyle w:val="ListLabel1"/>
+            <w:rStyle w:val="Style"/>
+            <w:rFonts w:ascii="Arial" w:hAnsi="Arial" w:eastAsia="Arial" w:cs="Arial"/>
+            <w:color w:val="0000FF"/>
+            <w:sz w:val="22"/>
+            <w:sz w:val="22"/>
+            <w:szCs w:val="22"/>
+            <w:u w:val="single"/>
           </w:rPr>
           <w:t>www.harmex.ru</w:t>
         </w:r>
@@ -184,7 +189,7 @@
       <w:pPr>
         <w:pStyle w:val="Normal"/>
         <w:spacing w:before="0" w:after="120"/>
-        <w:ind w:left="-566" w:hanging="0"/>
+        <w:ind w:hanging="0" w:left="-566"/>
         <w:rPr/>
       </w:pPr>
       <w:r>
@@ -207,7 +212,13 @@
       <w:hyperlink r:id="rId3">
         <w:r>
           <w:rPr>
-            <w:rStyle w:val="ListLabel1"/>
+            <w:rStyle w:val="Style"/>
+            <w:rFonts w:ascii="Arial" w:hAnsi="Arial" w:eastAsia="Arial" w:cs="Arial"/>
+            <w:color w:val="0000FF"/>
+            <w:sz w:val="22"/>
+            <w:sz w:val="22"/>
+            <w:szCs w:val="22"/>
+            <w:u w:val="single"/>
           </w:rPr>
           <w:t>www.harmex.ru</w:t>
         </w:r>
@@ -226,7 +237,7 @@
       <w:pPr>
         <w:pStyle w:val="Normal"/>
         <w:spacing w:before="0" w:after="120"/>
-        <w:ind w:left="-566" w:hanging="0"/>
+        <w:ind w:hanging="0" w:left="-566"/>
         <w:rPr>
           <w:rFonts w:ascii="Arial" w:hAnsi="Arial" w:eastAsia="Arial" w:cs="Arial"/>
           <w:color w:val="000000"/>
@@ -304,7 +315,7 @@
     <w:p>
       <w:pPr>
         <w:pStyle w:val="Normal"/>
-        <w:ind w:left="-566" w:hanging="0"/>
+        <w:ind w:hanging="0" w:left="-566"/>
         <w:jc w:val="center"/>
         <w:rPr>
           <w:rFonts w:ascii="Arial" w:hAnsi="Arial" w:eastAsia="Arial" w:cs="Arial"/>
@@ -328,26 +339,263 @@
           <w:numId w:val="1"/>
         </w:numPr>
         <w:spacing w:before="0" w:after="0"/>
-        <w:ind w:left="-566" w:hanging="0"/>
+        <w:ind w:hanging="0" w:left="-566"/>
         <w:jc w:val="center"/>
         <w:rPr>
           <w:rFonts w:ascii="Arial" w:hAnsi="Arial" w:eastAsia="Arial" w:cs="Arial"/>
           <w:b/>
+          <w:color w:val="000000"/>
+          <w:sz w:val="22"/>
+          <w:szCs w:val="22"/>
+        </w:rPr>
+      </w:pPr>
+      <w:r>
+        <w:rPr>
+          <w:rFonts w:eastAsia="Arial" w:cs="Arial" w:ascii="Arial" w:hAnsi="Arial"/>
           <w:b/>
           <w:color w:val="000000"/>
           <w:sz w:val="22"/>
           <w:szCs w:val="22"/>
         </w:rPr>
-      </w:pPr>
-      <w:r>
-        <w:rPr>
-          <w:rFonts w:eastAsia="Arial" w:cs="Arial" w:ascii="Arial" w:hAnsi="Arial"/>
+        <w:t>Термины и определения</w:t>
+      </w:r>
+    </w:p>
+    <w:p>
+      <w:pPr>
+        <w:pStyle w:val="Normal"/>
+        <w:numPr>
+          <w:ilvl w:val="1"/>
+          <w:numId w:val="1"/>
+        </w:numPr>
+        <w:spacing w:before="0" w:after="0"/>
+        <w:ind w:hanging="0" w:left="-566"/>
+        <w:rPr>
+          <w:rFonts w:ascii="Arial" w:hAnsi="Arial" w:eastAsia="Arial" w:cs="Arial"/>
+          <w:color w:val="000000"/>
+          <w:sz w:val="22"/>
+          <w:szCs w:val="22"/>
+        </w:rPr>
+      </w:pPr>
+      <w:r>
+        <w:rPr>
+          <w:rFonts w:eastAsia="Arial" w:cs="Arial" w:ascii="Arial" w:hAnsi="Arial"/>
+          <w:color w:val="000000"/>
+          <w:sz w:val="22"/>
+          <w:szCs w:val="22"/>
+        </w:rPr>
+        <w:t xml:space="preserve">Платформа </w:t>
+      </w:r>
+      <w:r>
+        <w:rPr>
+          <w:rFonts w:eastAsia="Arial" w:cs="Arial" w:ascii="Arial" w:hAnsi="Arial"/>
+          <w:sz w:val="22"/>
+          <w:szCs w:val="22"/>
+        </w:rPr>
+        <w:t>Harmex</w:t>
+      </w:r>
+      <w:r>
+        <w:rPr>
+          <w:rFonts w:eastAsia="Arial" w:cs="Arial" w:ascii="Arial" w:hAnsi="Arial"/>
+          <w:color w:val="000000"/>
+          <w:sz w:val="22"/>
+          <w:szCs w:val="22"/>
+        </w:rPr>
+        <w:t xml:space="preserve"> является автоматизированным онлайн-сервисом для </w:t>
+      </w:r>
+      <w:r>
+        <w:rPr>
+          <w:rFonts w:eastAsia="Arial" w:cs="Arial" w:ascii="Arial" w:hAnsi="Arial"/>
+          <w:sz w:val="22"/>
+          <w:szCs w:val="22"/>
+        </w:rPr>
+        <w:t>владельцев магазинов, менеджеров, производителей, онлайн-школ</w:t>
+      </w:r>
+      <w:r>
+        <w:rPr>
+          <w:rFonts w:eastAsia="Arial" w:cs="Arial" w:ascii="Arial" w:hAnsi="Arial"/>
+          <w:color w:val="000000"/>
+          <w:sz w:val="22"/>
+          <w:szCs w:val="22"/>
+        </w:rPr>
+        <w:t xml:space="preserve"> </w:t>
+      </w:r>
+      <w:r>
+        <w:rPr>
+          <w:rFonts w:eastAsia="Arial" w:cs="Arial" w:ascii="Arial" w:hAnsi="Arial"/>
+          <w:sz w:val="22"/>
+          <w:szCs w:val="22"/>
+        </w:rPr>
+        <w:t>и сервисных компаний</w:t>
+      </w:r>
+      <w:r>
+        <w:rPr>
+          <w:rFonts w:eastAsia="Arial" w:cs="Arial" w:ascii="Arial" w:hAnsi="Arial"/>
+          <w:color w:val="000000"/>
+          <w:sz w:val="22"/>
+          <w:szCs w:val="22"/>
+        </w:rPr>
+        <w:t xml:space="preserve">, предоставляющим инструменты для повышения рейтинга </w:t>
+      </w:r>
+      <w:r>
+        <w:rPr>
+          <w:rFonts w:eastAsia="Arial" w:cs="Arial" w:ascii="Arial" w:hAnsi="Arial"/>
+          <w:sz w:val="22"/>
+          <w:szCs w:val="22"/>
+        </w:rPr>
+        <w:t xml:space="preserve">карточек на маркетплейсах и интернет-магазинах. </w:t>
+      </w:r>
+      <w:r>
+        <w:rPr>
+          <w:rFonts w:eastAsia="Arial" w:cs="Arial" w:ascii="Arial" w:hAnsi="Arial"/>
+          <w:color w:val="000000"/>
+          <w:sz w:val="22"/>
+          <w:szCs w:val="22"/>
+        </w:rPr>
+        <w:t xml:space="preserve">Основным инструментом Платформы </w:t>
+      </w:r>
+      <w:r>
+        <w:rPr>
+          <w:rFonts w:eastAsia="Arial" w:cs="Arial" w:ascii="Arial" w:hAnsi="Arial"/>
+          <w:sz w:val="22"/>
+          <w:szCs w:val="22"/>
+        </w:rPr>
+        <w:t>Harmex</w:t>
+      </w:r>
+      <w:r>
+        <w:rPr>
+          <w:rFonts w:eastAsia="Arial" w:cs="Arial" w:ascii="Arial" w:hAnsi="Arial"/>
+          <w:color w:val="000000"/>
+          <w:sz w:val="22"/>
+          <w:szCs w:val="22"/>
+        </w:rPr>
+        <w:t xml:space="preserve"> являются цифровые личности, которые </w:t>
+      </w:r>
+      <w:r>
+        <w:rPr>
+          <w:rFonts w:eastAsia="Arial" w:cs="Arial" w:ascii="Arial" w:hAnsi="Arial"/>
+          <w:sz w:val="22"/>
+          <w:szCs w:val="22"/>
+        </w:rPr>
+        <w:t>регулярно проводят поведенческую активность на маркетплейсах, интернет-магазинах и умеют находить товары, изучать карточки, добавлять в корзину, заказывать, оплачивать, оставлять отзывы и вопросы</w:t>
+      </w:r>
+      <w:r>
+        <w:rPr>
+          <w:rFonts w:eastAsia="Arial" w:cs="Arial" w:ascii="Arial" w:hAnsi="Arial"/>
+          <w:color w:val="000000"/>
+          <w:sz w:val="22"/>
+          <w:szCs w:val="22"/>
+        </w:rPr>
+        <w:t>.</w:t>
+      </w:r>
+    </w:p>
+    <w:p>
+      <w:pPr>
+        <w:pStyle w:val="Normal"/>
+        <w:numPr>
+          <w:ilvl w:val="1"/>
+          <w:numId w:val="1"/>
+        </w:numPr>
+        <w:spacing w:before="0" w:after="0"/>
+        <w:ind w:hanging="0" w:left="-566"/>
+        <w:rPr>
+          <w:rFonts w:ascii="Arial" w:hAnsi="Arial" w:eastAsia="Arial" w:cs="Arial"/>
+          <w:color w:val="000000"/>
+          <w:sz w:val="22"/>
+          <w:szCs w:val="22"/>
+        </w:rPr>
+      </w:pPr>
+      <w:r>
+        <w:rPr>
+          <w:rFonts w:eastAsia="Arial" w:cs="Arial" w:ascii="Arial" w:hAnsi="Arial"/>
+          <w:color w:val="000000"/>
+          <w:sz w:val="22"/>
+          <w:szCs w:val="22"/>
+        </w:rPr>
+        <w:t xml:space="preserve">Цифровые личности – это аудитория, созданная с помощью искусственного интеллекта, и используемая для </w:t>
+      </w:r>
+      <w:r>
+        <w:rPr>
+          <w:rFonts w:eastAsia="Arial" w:cs="Arial" w:ascii="Arial" w:hAnsi="Arial"/>
+          <w:sz w:val="22"/>
+          <w:szCs w:val="22"/>
+        </w:rPr>
+        <w:t xml:space="preserve">управления репутацией на маркетплейсах и интернет-магазинах. </w:t>
+      </w:r>
+    </w:p>
+    <w:p>
+      <w:pPr>
+        <w:pStyle w:val="Normal"/>
+        <w:numPr>
+          <w:ilvl w:val="1"/>
+          <w:numId w:val="1"/>
+        </w:numPr>
+        <w:spacing w:before="0" w:after="0"/>
+        <w:ind w:hanging="0" w:left="-566"/>
+        <w:rPr>
+          <w:rFonts w:ascii="Arial" w:hAnsi="Arial" w:eastAsia="Arial" w:cs="Arial"/>
+          <w:color w:val="000000"/>
+          <w:sz w:val="22"/>
+          <w:szCs w:val="22"/>
+        </w:rPr>
+      </w:pPr>
+      <w:r>
+        <w:rPr>
+          <w:rFonts w:eastAsia="Arial" w:cs="Arial" w:ascii="Arial" w:hAnsi="Arial"/>
+          <w:color w:val="000000"/>
+          <w:sz w:val="22"/>
+          <w:szCs w:val="22"/>
+        </w:rPr>
+        <w:t>Персональный кошелек – раздел личного кабинета Пользователя на Платформе, с помощью которого Пользователь оплачивает услуги Исполнителя. Баланс Персонального кошелька Пользователь пополняет способами, доступными на Платформе.</w:t>
+      </w:r>
+    </w:p>
+    <w:p>
+      <w:pPr>
+        <w:pStyle w:val="Normal"/>
+        <w:spacing w:before="0" w:after="0"/>
+        <w:ind w:hanging="0" w:left="-566"/>
+        <w:rPr>
+          <w:rFonts w:ascii="Arial" w:hAnsi="Arial" w:eastAsia="Arial" w:cs="Arial"/>
+          <w:color w:val="000000"/>
+          <w:sz w:val="22"/>
+          <w:szCs w:val="22"/>
+        </w:rPr>
+      </w:pPr>
+      <w:r>
+        <w:rPr>
+          <w:rFonts w:eastAsia="Arial" w:cs="Arial" w:ascii="Arial" w:hAnsi="Arial"/>
+          <w:color w:val="000000"/>
+          <w:sz w:val="22"/>
+          <w:szCs w:val="22"/>
+        </w:rPr>
+      </w:r>
+    </w:p>
+    <w:p>
+      <w:pPr>
+        <w:pStyle w:val="Normal"/>
+        <w:numPr>
+          <w:ilvl w:val="0"/>
+          <w:numId w:val="1"/>
+        </w:numPr>
+        <w:spacing w:before="0" w:after="0"/>
+        <w:ind w:hanging="0" w:left="-566"/>
+        <w:jc w:val="center"/>
+        <w:rPr>
+          <w:rFonts w:ascii="Arial" w:hAnsi="Arial" w:eastAsia="Arial" w:cs="Arial"/>
           <w:b/>
           <w:color w:val="000000"/>
           <w:sz w:val="22"/>
           <w:szCs w:val="22"/>
         </w:rPr>
-        <w:t>Термины и определения</w:t>
+      </w:pPr>
+      <w:r>
+        <w:rPr>
+          <w:rFonts w:eastAsia="Arial" w:cs="Arial" w:ascii="Arial" w:hAnsi="Arial"/>
+          <w:b/>
+          <w:color w:val="000000"/>
+          <w:sz w:val="22"/>
+          <w:szCs w:val="22"/>
+        </w:rPr>
+        <w:t>Предмет Договора</w:t>
       </w:r>
     </w:p>
     <w:p>
@@ -358,52 +606,2084 @@
           <w:numId w:val="1"/>
         </w:numPr>
         <w:spacing w:before="0" w:after="0"/>
-        <w:ind w:left="-566" w:hanging="0"/>
-        <w:rPr>
-          <w:rFonts w:ascii="Arial" w:hAnsi="Arial" w:eastAsia="Arial" w:cs="Arial"/>
-          <w:color w:val="000000"/>
-          <w:sz w:val="22"/>
-          <w:szCs w:val="22"/>
-        </w:rPr>
-      </w:pPr>
-      <w:r>
-        <w:rPr>
-          <w:rFonts w:eastAsia="Arial" w:cs="Arial" w:ascii="Arial" w:hAnsi="Arial"/>
-          <w:color w:val="000000"/>
-          <w:sz w:val="22"/>
-          <w:szCs w:val="22"/>
-        </w:rPr>
-        <w:t xml:space="preserve">Платформа </w:t>
-      </w:r>
-      <w:r>
-        <w:rPr>
-          <w:rFonts w:eastAsia="Arial" w:cs="Arial" w:ascii="Arial" w:hAnsi="Arial"/>
-          <w:sz w:val="22"/>
-          <w:szCs w:val="22"/>
-        </w:rPr>
-        <w:t>Harmex</w:t>
-      </w:r>
-      <w:r>
-        <w:rPr>
-          <w:rFonts w:eastAsia="Arial" w:cs="Arial" w:ascii="Arial" w:hAnsi="Arial"/>
-          <w:color w:val="000000"/>
-          <w:sz w:val="22"/>
-          <w:szCs w:val="22"/>
-        </w:rPr>
-        <w:t xml:space="preserve"> является автоматизированным онлайн-сервисом для </w:t>
-      </w:r>
-      <w:r>
-        <w:rPr>
-          <w:rFonts w:eastAsia="Arial" w:cs="Arial" w:ascii="Arial" w:hAnsi="Arial"/>
-          <w:sz w:val="22"/>
-          <w:szCs w:val="22"/>
-        </w:rPr>
-        <w:t>владельцев магазинов, менеджеров, производителей, онлайн-школ</w:t>
-      </w:r>
-      <w:r>
-        <w:rPr>
-          <w:rFonts w:eastAsia="Arial" w:cs="Arial" w:ascii="Arial" w:hAnsi="Arial"/>
-          <w:color w:val="000000"/>
+        <w:ind w:hanging="0" w:left="-566"/>
+        <w:rPr>
+          <w:rFonts w:ascii="Arial" w:hAnsi="Arial" w:eastAsia="Arial" w:cs="Arial"/>
+          <w:color w:val="000000"/>
+          <w:sz w:val="22"/>
+          <w:szCs w:val="22"/>
+        </w:rPr>
+      </w:pPr>
+      <w:r>
+        <w:rPr>
+          <w:rFonts w:eastAsia="Arial" w:cs="Arial" w:ascii="Arial" w:hAnsi="Arial"/>
+          <w:color w:val="000000"/>
+          <w:sz w:val="22"/>
+          <w:szCs w:val="22"/>
+        </w:rPr>
+        <w:t xml:space="preserve">Исполнитель оказывает Пользователю услуги по </w:t>
+      </w:r>
+      <w:r>
+        <w:rPr>
+          <w:rFonts w:eastAsia="Arial" w:cs="Arial" w:ascii="Arial" w:hAnsi="Arial"/>
+          <w:sz w:val="22"/>
+          <w:szCs w:val="22"/>
+        </w:rPr>
+        <w:t>продвижению</w:t>
+      </w:r>
+      <w:r>
+        <w:rPr>
+          <w:rFonts w:eastAsia="Arial" w:cs="Arial" w:ascii="Arial" w:hAnsi="Arial"/>
+          <w:color w:val="000000"/>
+          <w:sz w:val="22"/>
+          <w:szCs w:val="22"/>
+        </w:rPr>
+        <w:t xml:space="preserve"> репутации</w:t>
+      </w:r>
+      <w:r>
+        <w:rPr>
+          <w:rFonts w:eastAsia="Arial" w:cs="Arial" w:ascii="Arial" w:hAnsi="Arial"/>
+          <w:sz w:val="22"/>
+          <w:szCs w:val="22"/>
+        </w:rPr>
+        <w:t xml:space="preserve"> на маркетплейсах и интернет-магазинах</w:t>
+      </w:r>
+      <w:r>
+        <w:rPr>
+          <w:rFonts w:eastAsia="Arial" w:cs="Arial" w:ascii="Arial" w:hAnsi="Arial"/>
+          <w:color w:val="000000"/>
+          <w:sz w:val="22"/>
+          <w:szCs w:val="22"/>
+        </w:rPr>
+        <w:t>, выбранн</w:t>
+      </w:r>
+      <w:r>
+        <w:rPr>
+          <w:rFonts w:eastAsia="Arial" w:cs="Arial" w:ascii="Arial" w:hAnsi="Arial"/>
+          <w:sz w:val="22"/>
+          <w:szCs w:val="22"/>
+        </w:rPr>
+        <w:t>ых</w:t>
+      </w:r>
+      <w:r>
+        <w:rPr>
+          <w:rFonts w:eastAsia="Arial" w:cs="Arial" w:ascii="Arial" w:hAnsi="Arial"/>
+          <w:color w:val="000000"/>
+          <w:sz w:val="22"/>
+          <w:szCs w:val="22"/>
+        </w:rPr>
+        <w:t xml:space="preserve"> Пользователем, с помощью каталога Платформы и Цифровых личностей, а Пользователь оплачивает услугу с помощью своего Персонального кошелька. Объем, включая количество привлекаемых Цифровых личностей, </w:t>
+      </w:r>
+      <w:r>
+        <w:rPr>
+          <w:rFonts w:eastAsia="Arial" w:cs="Arial" w:ascii="Arial" w:hAnsi="Arial"/>
+          <w:sz w:val="22"/>
+          <w:szCs w:val="22"/>
+        </w:rPr>
+        <w:t>заказов, отзывов</w:t>
+      </w:r>
+      <w:r>
+        <w:rPr>
+          <w:rFonts w:eastAsia="Arial" w:cs="Arial" w:ascii="Arial" w:hAnsi="Arial"/>
+          <w:color w:val="000000"/>
+          <w:sz w:val="22"/>
+          <w:szCs w:val="22"/>
+        </w:rPr>
+        <w:t xml:space="preserve">, реакций, а также стоимость услуг указывается на Платформе в разделе </w:t>
+      </w:r>
+      <w:r>
+        <w:rPr>
+          <w:rFonts w:eastAsia="Arial" w:cs="Arial" w:ascii="Arial" w:hAnsi="Arial"/>
+          <w:sz w:val="22"/>
+          <w:szCs w:val="22"/>
+        </w:rPr>
+        <w:t>Каталог</w:t>
+      </w:r>
+      <w:r>
+        <w:rPr>
+          <w:rFonts w:eastAsia="Arial" w:cs="Arial" w:ascii="Arial" w:hAnsi="Arial"/>
+          <w:color w:val="000000"/>
+          <w:sz w:val="22"/>
+          <w:szCs w:val="22"/>
+        </w:rPr>
+        <w:t xml:space="preserve"> и доступны Пользователю для выбора и оплаты в Личном кабинете.</w:t>
+      </w:r>
+    </w:p>
+    <w:p>
+      <w:pPr>
+        <w:pStyle w:val="Normal"/>
+        <w:numPr>
+          <w:ilvl w:val="1"/>
+          <w:numId w:val="1"/>
+        </w:numPr>
+        <w:spacing w:before="0" w:after="0"/>
+        <w:ind w:hanging="0" w:left="-566"/>
+        <w:rPr>
+          <w:rFonts w:ascii="Arial" w:hAnsi="Arial" w:eastAsia="Arial" w:cs="Arial"/>
+          <w:color w:val="000000"/>
+          <w:sz w:val="22"/>
+          <w:szCs w:val="22"/>
+        </w:rPr>
+      </w:pPr>
+      <w:r>
+        <w:rPr>
+          <w:rFonts w:eastAsia="Arial" w:cs="Arial" w:ascii="Arial" w:hAnsi="Arial"/>
+          <w:color w:val="000000"/>
+          <w:sz w:val="22"/>
+          <w:szCs w:val="22"/>
+        </w:rPr>
+        <w:t>Пользователь, оплачивая услугу, соглашается, что в случае принятия решения Пользователем отказаться от услуги, Исполнитель вправе вернуть денежные средства на баланс Персонального кошелька Пользователя за вычетом расходов, потраченных на развертывание и обеспечение соответствующей инфраструктуры на соответствующий срок до 14</w:t>
+      </w:r>
+      <w:r>
+        <w:rPr>
+          <w:rFonts w:eastAsia="Arial" w:cs="Arial" w:ascii="Arial" w:hAnsi="Arial"/>
+          <w:sz w:val="22"/>
+          <w:szCs w:val="22"/>
+        </w:rPr>
+        <w:t xml:space="preserve"> дней с момента получения денежных средств в качестве возврата отмененного заказа на маркетплейсе.</w:t>
+      </w:r>
+    </w:p>
+    <w:p>
+      <w:pPr>
+        <w:pStyle w:val="Normal"/>
+        <w:numPr>
+          <w:ilvl w:val="1"/>
+          <w:numId w:val="1"/>
+        </w:numPr>
+        <w:spacing w:before="0" w:after="0"/>
+        <w:ind w:hanging="0" w:left="-566"/>
+        <w:rPr>
+          <w:rFonts w:ascii="Arial" w:hAnsi="Arial" w:eastAsia="Arial" w:cs="Arial"/>
+          <w:color w:val="000000"/>
+          <w:sz w:val="22"/>
+          <w:szCs w:val="22"/>
+        </w:rPr>
+      </w:pPr>
+      <w:r>
+        <w:rPr>
+          <w:rFonts w:eastAsia="Arial" w:cs="Arial" w:ascii="Arial" w:hAnsi="Arial"/>
+          <w:color w:val="000000"/>
+          <w:sz w:val="22"/>
+          <w:szCs w:val="22"/>
+        </w:rPr>
+        <w:t xml:space="preserve">Пользователь может осуществлять оплату услуг как с помощью дебетовой или кредитной карты физического лица, так и с помощью корпоративной карты юридического лица или индивидуального предпринимателя, а так же переводить </w:t>
+      </w:r>
+      <w:r>
+        <w:rPr>
+          <w:rFonts w:eastAsia="Arial" w:cs="Arial" w:ascii="Arial" w:hAnsi="Arial"/>
+          <w:sz w:val="22"/>
+          <w:szCs w:val="22"/>
+        </w:rPr>
+        <w:t>на расчетный счет Исполнителя при выставляемом счете</w:t>
+      </w:r>
+      <w:r>
+        <w:rPr>
+          <w:rFonts w:eastAsia="Arial" w:cs="Arial" w:ascii="Arial" w:hAnsi="Arial"/>
+          <w:color w:val="000000"/>
+          <w:sz w:val="22"/>
+          <w:szCs w:val="22"/>
+        </w:rPr>
+        <w:t xml:space="preserve">. </w:t>
+      </w:r>
+    </w:p>
+    <w:p>
+      <w:pPr>
+        <w:pStyle w:val="Normal"/>
+        <w:numPr>
+          <w:ilvl w:val="1"/>
+          <w:numId w:val="1"/>
+        </w:numPr>
+        <w:spacing w:before="0" w:after="0"/>
+        <w:ind w:hanging="0" w:left="-566"/>
+        <w:rPr>
+          <w:rFonts w:ascii="Arial" w:hAnsi="Arial" w:eastAsia="Arial" w:cs="Arial"/>
+          <w:color w:val="000000"/>
+          <w:sz w:val="22"/>
+          <w:szCs w:val="22"/>
+        </w:rPr>
+      </w:pPr>
+      <w:r>
+        <w:rPr>
+          <w:rFonts w:eastAsia="Arial" w:cs="Arial" w:ascii="Arial" w:hAnsi="Arial"/>
+          <w:color w:val="000000"/>
+          <w:sz w:val="22"/>
+          <w:szCs w:val="22"/>
+        </w:rPr>
+        <w:t>Срок действия настоящей оферты: бессрочно, если в настоящую публичную оферту не внесены изменения или не Исполнителем не размещена новая оферта на Платформе. В случае внесения изменений в настоящую оферту или принятия новой оферты такие изменения или новая оферта вступают в силу с даты размещения на Платформе.</w:t>
+      </w:r>
+    </w:p>
+    <w:p>
+      <w:pPr>
+        <w:pStyle w:val="Normal"/>
+        <w:spacing w:before="0" w:after="0"/>
+        <w:ind w:hanging="0" w:left="-566"/>
+        <w:rPr>
+          <w:rFonts w:ascii="Arial" w:hAnsi="Arial" w:eastAsia="Arial" w:cs="Arial"/>
+          <w:sz w:val="22"/>
+          <w:szCs w:val="22"/>
+        </w:rPr>
+      </w:pPr>
+      <w:r>
+        <w:rPr>
+          <w:rFonts w:eastAsia="Arial" w:cs="Arial" w:ascii="Arial" w:hAnsi="Arial"/>
+          <w:color w:val="000000"/>
+          <w:sz w:val="22"/>
+          <w:szCs w:val="22"/>
+        </w:rPr>
+        <w:t xml:space="preserve">Пользователь обязан самостоятельно отслеживать такие изменения и обязан ознакомиться с такими изменениями или новой офертой. Пользователь выражает свое согласие и акцепт таких изменений или новой оферты путем продолжения пользования Платформой и оплаты услуг, начиная с даты размещения таких изменений или новой оферты на Платформе. </w:t>
+      </w:r>
+    </w:p>
+    <w:p>
+      <w:pPr>
+        <w:pStyle w:val="Normal"/>
+        <w:spacing w:before="0" w:after="0"/>
+        <w:ind w:hanging="0" w:left="-566"/>
+        <w:rPr>
+          <w:rFonts w:ascii="Arial" w:hAnsi="Arial" w:eastAsia="Arial" w:cs="Arial"/>
+          <w:color w:val="000000"/>
+          <w:sz w:val="22"/>
+          <w:szCs w:val="22"/>
+        </w:rPr>
+      </w:pPr>
+      <w:r>
+        <w:rPr>
+          <w:rFonts w:eastAsia="Arial" w:cs="Arial" w:ascii="Arial" w:hAnsi="Arial"/>
+          <w:color w:val="000000"/>
+          <w:sz w:val="22"/>
+          <w:szCs w:val="22"/>
+        </w:rPr>
+      </w:r>
+    </w:p>
+    <w:p>
+      <w:pPr>
+        <w:pStyle w:val="Normal"/>
+        <w:numPr>
+          <w:ilvl w:val="0"/>
+          <w:numId w:val="1"/>
+        </w:numPr>
+        <w:spacing w:before="0" w:after="0"/>
+        <w:ind w:hanging="0" w:left="-566"/>
+        <w:jc w:val="center"/>
+        <w:rPr>
+          <w:rFonts w:ascii="Arial" w:hAnsi="Arial" w:eastAsia="Arial" w:cs="Arial"/>
+          <w:b/>
+          <w:color w:val="000000"/>
+          <w:sz w:val="22"/>
+          <w:szCs w:val="22"/>
+        </w:rPr>
+      </w:pPr>
+      <w:r>
+        <w:rPr>
+          <w:rFonts w:eastAsia="Arial" w:cs="Arial" w:ascii="Arial" w:hAnsi="Arial"/>
+          <w:b/>
+          <w:color w:val="000000"/>
+          <w:sz w:val="22"/>
+          <w:szCs w:val="22"/>
+        </w:rPr>
+        <w:t>Качество оказания услуги</w:t>
+      </w:r>
+    </w:p>
+    <w:p>
+      <w:pPr>
+        <w:pStyle w:val="Normal"/>
+        <w:numPr>
+          <w:ilvl w:val="1"/>
+          <w:numId w:val="1"/>
+        </w:numPr>
+        <w:spacing w:before="0" w:after="0"/>
+        <w:ind w:hanging="0" w:left="-566"/>
+        <w:rPr>
+          <w:rFonts w:ascii="Arial" w:hAnsi="Arial" w:eastAsia="Arial" w:cs="Arial"/>
+          <w:color w:val="000000"/>
+          <w:sz w:val="22"/>
+          <w:szCs w:val="22"/>
+        </w:rPr>
+      </w:pPr>
+      <w:r>
+        <w:rPr>
+          <w:rFonts w:eastAsia="Arial" w:cs="Arial" w:ascii="Arial" w:hAnsi="Arial"/>
+          <w:color w:val="000000"/>
+          <w:sz w:val="22"/>
+          <w:szCs w:val="22"/>
+        </w:rPr>
+        <w:t>Исполнитель гарантирует, что услуга будет оказана в том виде, в котором она будет описана при ее покупке и последующей активации.</w:t>
+      </w:r>
+    </w:p>
+    <w:p>
+      <w:pPr>
+        <w:pStyle w:val="Normal"/>
+        <w:numPr>
+          <w:ilvl w:val="1"/>
+          <w:numId w:val="1"/>
+        </w:numPr>
+        <w:spacing w:before="0" w:after="0"/>
+        <w:ind w:hanging="0" w:left="-566"/>
+        <w:rPr>
+          <w:rFonts w:ascii="Arial" w:hAnsi="Arial" w:eastAsia="Arial" w:cs="Arial"/>
+          <w:color w:val="000000"/>
+          <w:sz w:val="22"/>
+          <w:szCs w:val="22"/>
+        </w:rPr>
+      </w:pPr>
+      <w:r>
+        <w:rPr>
+          <w:rFonts w:eastAsia="Arial" w:cs="Arial" w:ascii="Arial" w:hAnsi="Arial"/>
+          <w:color w:val="000000"/>
+          <w:sz w:val="22"/>
+          <w:szCs w:val="22"/>
+        </w:rPr>
+        <w:t xml:space="preserve">Исполнитель не несет ответственности за то, что в результате оказания услуг </w:t>
+      </w:r>
+      <w:r>
+        <w:rPr>
+          <w:rFonts w:eastAsia="Arial" w:cs="Arial" w:ascii="Arial" w:hAnsi="Arial"/>
+          <w:sz w:val="22"/>
+          <w:szCs w:val="22"/>
+        </w:rPr>
+        <w:t>могут быть технические сбои в работе сторонних площадок</w:t>
+      </w:r>
+      <w:r>
+        <w:rPr>
+          <w:rFonts w:eastAsia="Arial" w:cs="Arial" w:ascii="Arial" w:hAnsi="Arial"/>
+          <w:color w:val="000000"/>
+          <w:sz w:val="22"/>
+          <w:szCs w:val="22"/>
+        </w:rPr>
+        <w:t xml:space="preserve">, так как данные результаты </w:t>
+      </w:r>
+      <w:r>
+        <w:rPr>
+          <w:rFonts w:eastAsia="Arial" w:cs="Arial" w:ascii="Arial" w:hAnsi="Arial"/>
+          <w:sz w:val="22"/>
+          <w:szCs w:val="22"/>
+        </w:rPr>
+        <w:t>зависят, в том числе</w:t>
+      </w:r>
+      <w:r>
+        <w:rPr>
+          <w:rFonts w:eastAsia="Arial" w:cs="Arial" w:ascii="Arial" w:hAnsi="Arial"/>
+          <w:color w:val="000000"/>
+          <w:sz w:val="22"/>
+          <w:szCs w:val="22"/>
+        </w:rPr>
+        <w:t xml:space="preserve"> от действий самого Пользователя, его информации по </w:t>
+      </w:r>
+      <w:r>
+        <w:rPr>
+          <w:rFonts w:eastAsia="Arial" w:cs="Arial" w:ascii="Arial" w:hAnsi="Arial"/>
+          <w:sz w:val="22"/>
+          <w:szCs w:val="22"/>
+        </w:rPr>
+        <w:t xml:space="preserve">заказу </w:t>
+      </w:r>
+      <w:r>
+        <w:rPr>
+          <w:rFonts w:eastAsia="Arial" w:cs="Arial" w:ascii="Arial" w:hAnsi="Arial"/>
+          <w:color w:val="000000"/>
+          <w:sz w:val="22"/>
+          <w:szCs w:val="22"/>
+        </w:rPr>
+        <w:t xml:space="preserve">и иных факторов, на которые Исполнитель не влияет. </w:t>
+      </w:r>
+    </w:p>
+    <w:p>
+      <w:pPr>
+        <w:pStyle w:val="Normal"/>
+        <w:spacing w:before="0" w:after="0"/>
+        <w:ind w:hanging="0" w:left="-566"/>
+        <w:rPr>
+          <w:rFonts w:ascii="Arial" w:hAnsi="Arial" w:eastAsia="Arial" w:cs="Arial"/>
+          <w:color w:val="000000"/>
+          <w:sz w:val="22"/>
+          <w:szCs w:val="22"/>
+        </w:rPr>
+      </w:pPr>
+      <w:r>
+        <w:rPr>
+          <w:rFonts w:eastAsia="Arial" w:cs="Arial" w:ascii="Arial" w:hAnsi="Arial"/>
+          <w:color w:val="000000"/>
+          <w:sz w:val="22"/>
+          <w:szCs w:val="22"/>
+        </w:rPr>
+      </w:r>
+    </w:p>
+    <w:p>
+      <w:pPr>
+        <w:pStyle w:val="Normal"/>
+        <w:numPr>
+          <w:ilvl w:val="0"/>
+          <w:numId w:val="1"/>
+        </w:numPr>
+        <w:spacing w:before="0" w:after="0"/>
+        <w:ind w:hanging="0" w:left="-566"/>
+        <w:jc w:val="center"/>
+        <w:rPr>
+          <w:rFonts w:ascii="Arial" w:hAnsi="Arial" w:eastAsia="Arial" w:cs="Arial"/>
+          <w:b/>
+          <w:color w:val="000000"/>
+          <w:sz w:val="22"/>
+          <w:szCs w:val="22"/>
+        </w:rPr>
+      </w:pPr>
+      <w:r>
+        <w:rPr>
+          <w:rFonts w:eastAsia="Arial" w:cs="Arial" w:ascii="Arial" w:hAnsi="Arial"/>
+          <w:b/>
+          <w:color w:val="000000"/>
+          <w:sz w:val="22"/>
+          <w:szCs w:val="22"/>
+        </w:rPr>
+        <w:t>Регистрация и авторизация на сайте</w:t>
+      </w:r>
+    </w:p>
+    <w:p>
+      <w:pPr>
+        <w:pStyle w:val="Normal"/>
+        <w:numPr>
+          <w:ilvl w:val="1"/>
+          <w:numId w:val="1"/>
+        </w:numPr>
+        <w:spacing w:before="0" w:after="0"/>
+        <w:ind w:hanging="0" w:left="-566"/>
+        <w:rPr>
+          <w:rFonts w:ascii="Arial" w:hAnsi="Arial" w:eastAsia="Arial" w:cs="Arial"/>
+          <w:color w:val="000000"/>
+          <w:sz w:val="22"/>
+          <w:szCs w:val="22"/>
+        </w:rPr>
+      </w:pPr>
+      <w:r>
+        <w:rPr>
+          <w:rFonts w:eastAsia="Arial" w:cs="Arial" w:ascii="Arial" w:hAnsi="Arial"/>
+          <w:color w:val="000000"/>
+          <w:sz w:val="22"/>
+          <w:szCs w:val="22"/>
+        </w:rPr>
+        <w:t xml:space="preserve">Для использования функций Платформы Пользователь регистрируется, создавая личный кабинет, где может пополнять баланс, просматривать историю операций и заказов, связываться с поддержкой и изменять личные данные. При регистрации Пользователь указывает свои персональные данные и обязуется предоставить достоверную информацию. Данные обрабатываются Исполнителем в соответствии с политикой конфиденциальности. </w:t>
+      </w:r>
+    </w:p>
+    <w:p>
+      <w:pPr>
+        <w:pStyle w:val="Normal"/>
+        <w:numPr>
+          <w:ilvl w:val="1"/>
+          <w:numId w:val="1"/>
+        </w:numPr>
+        <w:spacing w:before="0" w:after="0"/>
+        <w:ind w:hanging="0" w:left="-566"/>
+        <w:rPr>
+          <w:rFonts w:ascii="Arial" w:hAnsi="Arial" w:eastAsia="Arial" w:cs="Arial"/>
+          <w:color w:val="000000"/>
+          <w:sz w:val="22"/>
+          <w:szCs w:val="22"/>
+        </w:rPr>
+      </w:pPr>
+      <w:r>
+        <w:rPr>
+          <w:rFonts w:eastAsia="Arial" w:cs="Arial" w:ascii="Arial" w:hAnsi="Arial"/>
+          <w:color w:val="000000"/>
+          <w:sz w:val="22"/>
+          <w:szCs w:val="22"/>
+        </w:rPr>
+        <w:t>Регистрация на сайте означает полный и безоговорочный акцепт настоящей публичной оферты.</w:t>
+      </w:r>
+    </w:p>
+    <w:p>
+      <w:pPr>
+        <w:pStyle w:val="Normal"/>
+        <w:spacing w:before="0" w:after="0"/>
+        <w:ind w:hanging="0" w:left="-566"/>
+        <w:rPr>
+          <w:rFonts w:ascii="Arial" w:hAnsi="Arial" w:eastAsia="Arial" w:cs="Arial"/>
+          <w:color w:val="000000"/>
+          <w:sz w:val="22"/>
+          <w:szCs w:val="22"/>
+        </w:rPr>
+      </w:pPr>
+      <w:r>
+        <w:rPr>
+          <w:rFonts w:eastAsia="Arial" w:cs="Arial" w:ascii="Arial" w:hAnsi="Arial"/>
+          <w:color w:val="000000"/>
+          <w:sz w:val="22"/>
+          <w:szCs w:val="22"/>
+        </w:rPr>
+      </w:r>
+    </w:p>
+    <w:p>
+      <w:pPr>
+        <w:pStyle w:val="Normal"/>
+        <w:numPr>
+          <w:ilvl w:val="0"/>
+          <w:numId w:val="1"/>
+        </w:numPr>
+        <w:spacing w:before="0" w:after="0"/>
+        <w:ind w:hanging="0" w:left="-566"/>
+        <w:jc w:val="center"/>
+        <w:rPr>
+          <w:rFonts w:ascii="Arial" w:hAnsi="Arial" w:eastAsia="Arial" w:cs="Arial"/>
+          <w:b/>
+          <w:color w:val="000000"/>
+          <w:sz w:val="22"/>
+          <w:szCs w:val="22"/>
+        </w:rPr>
+      </w:pPr>
+      <w:r>
+        <w:rPr>
+          <w:rFonts w:eastAsia="Arial" w:cs="Arial" w:ascii="Arial" w:hAnsi="Arial"/>
+          <w:b/>
+          <w:color w:val="000000"/>
+          <w:sz w:val="22"/>
+          <w:szCs w:val="22"/>
+        </w:rPr>
+        <w:t>Партнерская программа</w:t>
+      </w:r>
+    </w:p>
+    <w:p>
+      <w:pPr>
+        <w:pStyle w:val="Normal"/>
+        <w:numPr>
+          <w:ilvl w:val="1"/>
+          <w:numId w:val="1"/>
+        </w:numPr>
+        <w:spacing w:before="0" w:after="0"/>
+        <w:ind w:hanging="0" w:left="-566"/>
+        <w:rPr>
+          <w:rFonts w:ascii="Arial" w:hAnsi="Arial" w:eastAsia="Arial" w:cs="Arial"/>
+          <w:color w:val="000000"/>
+          <w:sz w:val="22"/>
+          <w:szCs w:val="22"/>
+        </w:rPr>
+      </w:pPr>
+      <w:r>
+        <w:rPr>
+          <w:rFonts w:eastAsia="Arial" w:cs="Arial" w:ascii="Arial" w:hAnsi="Arial"/>
+          <w:color w:val="000000"/>
+          <w:sz w:val="22"/>
+          <w:szCs w:val="22"/>
+        </w:rPr>
+        <w:t>Каждый Пользователь может участвовать в партнерской программе Исполнителя.</w:t>
+      </w:r>
+    </w:p>
+    <w:p>
+      <w:pPr>
+        <w:pStyle w:val="Normal"/>
+        <w:numPr>
+          <w:ilvl w:val="1"/>
+          <w:numId w:val="1"/>
+        </w:numPr>
+        <w:spacing w:before="0" w:after="0"/>
+        <w:ind w:hanging="0" w:left="-566"/>
+        <w:rPr>
+          <w:rFonts w:ascii="Arial" w:hAnsi="Arial" w:eastAsia="Arial" w:cs="Arial"/>
+          <w:color w:val="000000"/>
+          <w:sz w:val="22"/>
+          <w:szCs w:val="22"/>
+        </w:rPr>
+      </w:pPr>
+      <w:r>
+        <w:rPr>
+          <w:rFonts w:eastAsia="Arial" w:cs="Arial" w:ascii="Arial" w:hAnsi="Arial"/>
+          <w:color w:val="000000"/>
+          <w:sz w:val="22"/>
+          <w:szCs w:val="22"/>
+        </w:rPr>
+        <w:t>Пользователь участвует в партнерской программе с помощью соответствующего уникального кода, доступного в личном кабинете Пользователя.</w:t>
+      </w:r>
+    </w:p>
+    <w:p>
+      <w:pPr>
+        <w:pStyle w:val="Normal"/>
+        <w:numPr>
+          <w:ilvl w:val="1"/>
+          <w:numId w:val="1"/>
+        </w:numPr>
+        <w:spacing w:before="0" w:after="0"/>
+        <w:ind w:hanging="0" w:left="-566"/>
+        <w:rPr>
+          <w:rFonts w:ascii="Arial" w:hAnsi="Arial" w:eastAsia="Arial" w:cs="Arial"/>
+          <w:color w:val="000000"/>
+          <w:sz w:val="22"/>
+          <w:szCs w:val="22"/>
+        </w:rPr>
+      </w:pPr>
+      <w:r>
+        <w:rPr>
+          <w:rFonts w:eastAsia="Arial" w:cs="Arial" w:ascii="Arial" w:hAnsi="Arial"/>
+          <w:color w:val="000000"/>
+          <w:sz w:val="22"/>
+          <w:szCs w:val="22"/>
+        </w:rPr>
+        <w:t xml:space="preserve">Вознаграждение пользователя </w:t>
+      </w:r>
+      <w:r>
+        <w:rPr>
+          <w:rFonts w:eastAsia="Arial" w:cs="Arial" w:ascii="Arial" w:hAnsi="Arial"/>
+          <w:sz w:val="22"/>
+          <w:szCs w:val="22"/>
+        </w:rPr>
+        <w:t xml:space="preserve">указано в меню Финансы </w:t>
+      </w:r>
+      <w:r>
+        <w:rPr>
+          <w:rFonts w:eastAsia="Arial" w:cs="Arial" w:ascii="Arial" w:hAnsi="Arial"/>
+          <w:color w:val="000000"/>
+          <w:sz w:val="22"/>
+          <w:szCs w:val="22"/>
+        </w:rPr>
+        <w:t>за каждого нового пользователя, использовавшего уникальный код или уникальную реферальную ссылку Пользователя при регистрации и последующей оплате услуг, при условии активации оплаченных услуг.</w:t>
+      </w:r>
+    </w:p>
+    <w:p>
+      <w:pPr>
+        <w:pStyle w:val="Normal"/>
+        <w:spacing w:before="0" w:after="0"/>
+        <w:ind w:hanging="0" w:left="-566"/>
+        <w:rPr>
+          <w:rFonts w:ascii="Arial" w:hAnsi="Arial" w:eastAsia="Arial" w:cs="Arial"/>
+          <w:color w:val="000000"/>
+          <w:sz w:val="22"/>
+          <w:szCs w:val="22"/>
+        </w:rPr>
+      </w:pPr>
+      <w:r>
+        <w:rPr>
+          <w:rFonts w:eastAsia="Arial" w:cs="Arial" w:ascii="Arial" w:hAnsi="Arial"/>
+          <w:color w:val="000000"/>
+          <w:sz w:val="22"/>
+          <w:szCs w:val="22"/>
+        </w:rPr>
+      </w:r>
+    </w:p>
+    <w:p>
+      <w:pPr>
+        <w:pStyle w:val="Normal"/>
+        <w:numPr>
+          <w:ilvl w:val="0"/>
+          <w:numId w:val="1"/>
+        </w:numPr>
+        <w:spacing w:before="0" w:after="0"/>
+        <w:ind w:hanging="0" w:left="-566"/>
+        <w:jc w:val="center"/>
+        <w:rPr>
+          <w:rFonts w:ascii="Arial" w:hAnsi="Arial" w:eastAsia="Arial" w:cs="Arial"/>
+          <w:b/>
+          <w:color w:val="000000"/>
+          <w:sz w:val="22"/>
+          <w:szCs w:val="22"/>
+        </w:rPr>
+      </w:pPr>
+      <w:r>
+        <w:rPr>
+          <w:rFonts w:eastAsia="Arial" w:cs="Arial" w:ascii="Arial" w:hAnsi="Arial"/>
+          <w:b/>
+          <w:color w:val="000000"/>
+          <w:sz w:val="22"/>
+          <w:szCs w:val="22"/>
+        </w:rPr>
+        <w:t>Интеллектуальная собственность и ограничения при использовании Платформы</w:t>
+      </w:r>
+    </w:p>
+    <w:p>
+      <w:pPr>
+        <w:pStyle w:val="Normal"/>
+        <w:numPr>
+          <w:ilvl w:val="1"/>
+          <w:numId w:val="1"/>
+        </w:numPr>
+        <w:spacing w:before="0" w:after="0"/>
+        <w:ind w:hanging="0" w:left="-566"/>
+        <w:rPr>
+          <w:rFonts w:ascii="Arial" w:hAnsi="Arial" w:eastAsia="Arial" w:cs="Arial"/>
+          <w:color w:val="000000"/>
+          <w:sz w:val="22"/>
+          <w:szCs w:val="22"/>
+        </w:rPr>
+      </w:pPr>
+      <w:r>
+        <w:rPr>
+          <w:rFonts w:eastAsia="Arial" w:cs="Arial" w:ascii="Arial" w:hAnsi="Arial"/>
+          <w:color w:val="000000"/>
+          <w:sz w:val="22"/>
+          <w:szCs w:val="22"/>
+        </w:rPr>
+        <w:t> </w:t>
+      </w:r>
+      <w:r>
+        <w:rPr>
+          <w:rFonts w:eastAsia="Arial" w:cs="Arial" w:ascii="Arial" w:hAnsi="Arial"/>
+          <w:color w:val="000000"/>
+          <w:sz w:val="22"/>
+          <w:szCs w:val="22"/>
+        </w:rPr>
+        <w:t>Используя материалы Исполнителя, а также используя Платформу, Пользователь признает и соглашается с тем, что все содержимое Платформы, алгоритмы, дизайн, логотипы, контент и структура содержимого Платформы защищены авторским правом, правом на товарный знак и другими правами на результаты интеллектуальной деятельности и что указанные права являются действительными и охраняются во всех формах, на всех носителях и в отношении всех технологий, как существующих в настоящее время, так и разработанных или созданных впоследствии. Никакие права на любое содержимое материалов и Платформы, принадлежащих Исполнителю, включая, помимо прочего, аудиовизуальные произведения, текстовые и графические материалы, программы для ЭВМ, товарные знаки не переходят к Пользователю в результате пользования материалами и Платформой и заключения Договора.</w:t>
+      </w:r>
+    </w:p>
+    <w:p>
+      <w:pPr>
+        <w:pStyle w:val="Normal"/>
+        <w:numPr>
+          <w:ilvl w:val="1"/>
+          <w:numId w:val="1"/>
+        </w:numPr>
+        <w:spacing w:before="0" w:after="0"/>
+        <w:ind w:hanging="0" w:left="-566"/>
+        <w:rPr>
+          <w:rFonts w:ascii="Arial" w:hAnsi="Arial" w:eastAsia="Arial" w:cs="Arial"/>
+          <w:color w:val="000000"/>
+          <w:sz w:val="22"/>
+          <w:szCs w:val="22"/>
+        </w:rPr>
+      </w:pPr>
+      <w:r>
+        <w:rPr>
+          <w:rFonts w:eastAsia="Arial" w:cs="Arial" w:ascii="Arial" w:hAnsi="Arial"/>
+          <w:color w:val="000000"/>
+          <w:sz w:val="22"/>
+          <w:szCs w:val="22"/>
+        </w:rPr>
+        <w:t>Пользователю запрещается копировать, модифицировать, изменять, удалять, дополнять, публиковать, передавать какую-либо информацию, полученную на Платформе, кроме случаев, когда такая функция прямо предусмотрена на Платформе.</w:t>
+      </w:r>
+    </w:p>
+    <w:p>
+      <w:pPr>
+        <w:pStyle w:val="Normal"/>
+        <w:numPr>
+          <w:ilvl w:val="1"/>
+          <w:numId w:val="1"/>
+        </w:numPr>
+        <w:spacing w:before="0" w:after="0"/>
+        <w:ind w:hanging="0" w:left="-566"/>
+        <w:rPr>
+          <w:rFonts w:ascii="Arial" w:hAnsi="Arial" w:eastAsia="Arial" w:cs="Arial"/>
+          <w:color w:val="000000"/>
+          <w:sz w:val="22"/>
+          <w:szCs w:val="22"/>
+        </w:rPr>
+      </w:pPr>
+      <w:r>
+        <w:rPr>
+          <w:rFonts w:eastAsia="Arial" w:cs="Arial" w:ascii="Arial" w:hAnsi="Arial"/>
+          <w:color w:val="000000"/>
+          <w:sz w:val="22"/>
+          <w:szCs w:val="22"/>
+        </w:rPr>
+        <w:t>Пользователю запрещается:</w:t>
+      </w:r>
+    </w:p>
+    <w:p>
+      <w:pPr>
+        <w:pStyle w:val="Normal"/>
+        <w:numPr>
+          <w:ilvl w:val="2"/>
+          <w:numId w:val="1"/>
+        </w:numPr>
+        <w:spacing w:before="0" w:after="0"/>
+        <w:ind w:hanging="0" w:left="-566"/>
+        <w:rPr>
+          <w:rFonts w:ascii="Arial" w:hAnsi="Arial" w:eastAsia="Arial" w:cs="Arial"/>
+          <w:color w:val="000000"/>
+          <w:sz w:val="22"/>
+          <w:szCs w:val="22"/>
+        </w:rPr>
+      </w:pPr>
+      <w:r>
+        <w:rPr>
+          <w:rFonts w:eastAsia="Arial" w:cs="Arial" w:ascii="Arial" w:hAnsi="Arial"/>
+          <w:color w:val="000000"/>
+          <w:sz w:val="22"/>
+          <w:szCs w:val="22"/>
+        </w:rPr>
+        <w:t>копировать либо иным способом использовать программную часть Платформы, а также ее дизайн.</w:t>
+      </w:r>
+    </w:p>
+    <w:p>
+      <w:pPr>
+        <w:pStyle w:val="Normal"/>
+        <w:numPr>
+          <w:ilvl w:val="2"/>
+          <w:numId w:val="1"/>
+        </w:numPr>
+        <w:spacing w:before="0" w:after="0"/>
+        <w:ind w:hanging="0" w:left="-566"/>
+        <w:rPr>
+          <w:rFonts w:ascii="Arial" w:hAnsi="Arial" w:eastAsia="Arial" w:cs="Arial"/>
+          <w:color w:val="000000"/>
+          <w:sz w:val="22"/>
+          <w:szCs w:val="22"/>
+        </w:rPr>
+      </w:pPr>
+      <w:r>
+        <w:rPr>
+          <w:rFonts w:eastAsia="Arial" w:cs="Arial" w:ascii="Arial" w:hAnsi="Arial"/>
+          <w:color w:val="000000"/>
+          <w:sz w:val="22"/>
+          <w:szCs w:val="22"/>
+        </w:rPr>
+        <w:t>использовать персональные данные третьих лиц на Платформе, без их согласия, в том числе домашние адреса, телефоны, паспортные данные, адреса электронной почты.</w:t>
+      </w:r>
+    </w:p>
+    <w:p>
+      <w:pPr>
+        <w:pStyle w:val="Normal"/>
+        <w:numPr>
+          <w:ilvl w:val="2"/>
+          <w:numId w:val="1"/>
+        </w:numPr>
+        <w:spacing w:before="0" w:after="0"/>
+        <w:ind w:hanging="0" w:left="-566"/>
+        <w:rPr>
+          <w:rFonts w:ascii="Arial" w:hAnsi="Arial" w:eastAsia="Arial" w:cs="Arial"/>
+          <w:color w:val="000000"/>
+          <w:sz w:val="22"/>
+          <w:szCs w:val="22"/>
+        </w:rPr>
+      </w:pPr>
+      <w:r>
+        <w:rPr>
+          <w:rFonts w:eastAsia="Arial" w:cs="Arial" w:ascii="Arial" w:hAnsi="Arial"/>
+          <w:color w:val="000000"/>
+          <w:sz w:val="22"/>
+          <w:szCs w:val="22"/>
+        </w:rPr>
+        <w:t>изменять каким бы то ни было способом программную часть Платформы, совершать действия, направленные на изменение функционирования и работоспособности Платформы.</w:t>
+      </w:r>
+    </w:p>
+    <w:p>
+      <w:pPr>
+        <w:pStyle w:val="Normal"/>
+        <w:numPr>
+          <w:ilvl w:val="2"/>
+          <w:numId w:val="1"/>
+        </w:numPr>
+        <w:spacing w:before="0" w:after="0"/>
+        <w:ind w:hanging="0" w:left="-566"/>
+        <w:rPr>
+          <w:rFonts w:ascii="Arial" w:hAnsi="Arial" w:eastAsia="Arial" w:cs="Arial"/>
+          <w:color w:val="000000"/>
+          <w:sz w:val="22"/>
+          <w:szCs w:val="22"/>
+        </w:rPr>
+      </w:pPr>
+      <w:r>
+        <w:rPr>
+          <w:rFonts w:eastAsia="Arial" w:cs="Arial" w:ascii="Arial" w:hAnsi="Arial"/>
+          <w:color w:val="000000"/>
+          <w:sz w:val="22"/>
+          <w:szCs w:val="22"/>
+        </w:rPr>
+        <w:t>использовать Платформу для увеличения активности контента, нарушающего исключительные права третьих лиц.</w:t>
+      </w:r>
+    </w:p>
+    <w:p>
+      <w:pPr>
+        <w:pStyle w:val="Normal"/>
+        <w:spacing w:before="0" w:after="0"/>
+        <w:ind w:hanging="0" w:left="-566"/>
+        <w:rPr>
+          <w:rFonts w:ascii="Arial" w:hAnsi="Arial" w:eastAsia="Arial" w:cs="Arial"/>
+          <w:color w:val="000000"/>
+          <w:sz w:val="22"/>
+          <w:szCs w:val="22"/>
+        </w:rPr>
+      </w:pPr>
+      <w:r>
+        <w:rPr>
+          <w:rFonts w:eastAsia="Arial" w:cs="Arial" w:ascii="Arial" w:hAnsi="Arial"/>
+          <w:color w:val="000000"/>
+          <w:sz w:val="22"/>
+          <w:szCs w:val="22"/>
+        </w:rPr>
+      </w:r>
+    </w:p>
+    <w:p>
+      <w:pPr>
+        <w:pStyle w:val="Normal"/>
+        <w:numPr>
+          <w:ilvl w:val="0"/>
+          <w:numId w:val="1"/>
+        </w:numPr>
+        <w:spacing w:before="0" w:after="0"/>
+        <w:ind w:hanging="0" w:left="-566"/>
+        <w:jc w:val="center"/>
+        <w:rPr>
+          <w:rFonts w:ascii="Arial" w:hAnsi="Arial" w:eastAsia="Arial" w:cs="Arial"/>
+          <w:b/>
+          <w:color w:val="000000"/>
+          <w:sz w:val="22"/>
+          <w:szCs w:val="22"/>
+        </w:rPr>
+      </w:pPr>
+      <w:r>
+        <w:rPr>
+          <w:rFonts w:eastAsia="Arial" w:cs="Arial" w:ascii="Arial" w:hAnsi="Arial"/>
+          <w:b/>
+          <w:color w:val="000000"/>
+          <w:sz w:val="22"/>
+          <w:szCs w:val="22"/>
+        </w:rPr>
+        <w:t>Права и обязанности Сторон</w:t>
+      </w:r>
+    </w:p>
+    <w:p>
+      <w:pPr>
+        <w:pStyle w:val="Normal"/>
+        <w:numPr>
+          <w:ilvl w:val="1"/>
+          <w:numId w:val="1"/>
+        </w:numPr>
+        <w:spacing w:before="0" w:after="0"/>
+        <w:ind w:hanging="0" w:left="-566"/>
+        <w:rPr>
+          <w:rFonts w:ascii="Arial" w:hAnsi="Arial" w:eastAsia="Arial" w:cs="Arial"/>
+          <w:color w:val="000000"/>
+          <w:sz w:val="22"/>
+          <w:szCs w:val="22"/>
+        </w:rPr>
+      </w:pPr>
+      <w:r>
+        <w:rPr>
+          <w:rFonts w:eastAsia="Arial" w:cs="Arial" w:ascii="Arial" w:hAnsi="Arial"/>
+          <w:color w:val="000000"/>
+          <w:sz w:val="22"/>
+          <w:szCs w:val="22"/>
+        </w:rPr>
+        <w:t>Исполнитель имеет право:</w:t>
+      </w:r>
+    </w:p>
+    <w:p>
+      <w:pPr>
+        <w:pStyle w:val="Normal"/>
+        <w:numPr>
+          <w:ilvl w:val="2"/>
+          <w:numId w:val="1"/>
+        </w:numPr>
+        <w:spacing w:before="0" w:after="0"/>
+        <w:ind w:hanging="0" w:left="-566"/>
+        <w:rPr>
+          <w:rFonts w:ascii="Arial" w:hAnsi="Arial" w:eastAsia="Arial" w:cs="Arial"/>
+          <w:color w:val="000000"/>
+          <w:sz w:val="22"/>
+          <w:szCs w:val="22"/>
+        </w:rPr>
+      </w:pPr>
+      <w:r>
+        <w:rPr>
+          <w:rFonts w:eastAsia="Arial" w:cs="Arial" w:ascii="Arial" w:hAnsi="Arial"/>
+          <w:color w:val="000000"/>
+          <w:sz w:val="22"/>
+          <w:szCs w:val="22"/>
+        </w:rPr>
+        <w:t xml:space="preserve">Исполнитель вправе в одностороннем порядке время от времени вносить изменения в настоящий Договор. Текст измененного Договора будет доступен на сайте Платформы. Пользователь обязан самостоятельно проверять условия таких изменений. При совершении действий по использованию Платформы после внесения изменений в Договор и их опубликования на сайте Платформы, Пользователь подтверждает согласие с такими изменениями Договора. </w:t>
+      </w:r>
+    </w:p>
+    <w:p>
+      <w:pPr>
+        <w:pStyle w:val="Normal"/>
+        <w:numPr>
+          <w:ilvl w:val="2"/>
+          <w:numId w:val="1"/>
+        </w:numPr>
+        <w:spacing w:before="0" w:after="0"/>
+        <w:ind w:hanging="0" w:left="-566"/>
+        <w:rPr>
+          <w:rFonts w:ascii="Arial" w:hAnsi="Arial" w:eastAsia="Arial" w:cs="Arial"/>
+          <w:color w:val="000000"/>
+          <w:sz w:val="22"/>
+          <w:szCs w:val="22"/>
+        </w:rPr>
+      </w:pPr>
+      <w:r>
+        <w:rPr>
+          <w:rFonts w:eastAsia="Arial" w:cs="Arial" w:ascii="Arial" w:hAnsi="Arial"/>
+          <w:color w:val="000000"/>
+          <w:sz w:val="22"/>
+          <w:szCs w:val="22"/>
+        </w:rPr>
+        <w:t xml:space="preserve">Отказать Пользователю в оказании услуг, в том числе путем блокировки, если Исполнитель посчитает, что Пользователь нарушает, намеревается нарушить или допускает нарушение законодательства РФ в любой его части, в том числе посягает на права и законные интересы других лиц. </w:t>
+      </w:r>
+    </w:p>
+    <w:p>
+      <w:pPr>
+        <w:pStyle w:val="Normal"/>
+        <w:numPr>
+          <w:ilvl w:val="2"/>
+          <w:numId w:val="1"/>
+        </w:numPr>
+        <w:spacing w:before="0" w:after="0"/>
+        <w:ind w:hanging="0" w:left="-566"/>
+        <w:rPr>
+          <w:rFonts w:ascii="Arial" w:hAnsi="Arial" w:eastAsia="Arial" w:cs="Arial"/>
+          <w:color w:val="000000"/>
+          <w:sz w:val="22"/>
+          <w:szCs w:val="22"/>
+        </w:rPr>
+      </w:pPr>
+      <w:r>
+        <w:rPr>
+          <w:rFonts w:eastAsia="Arial" w:cs="Arial" w:ascii="Arial" w:hAnsi="Arial"/>
+          <w:color w:val="000000"/>
+          <w:sz w:val="22"/>
+          <w:szCs w:val="22"/>
+        </w:rPr>
+        <w:t xml:space="preserve">Пользователь обязуется: </w:t>
+      </w:r>
+    </w:p>
+    <w:p>
+      <w:pPr>
+        <w:pStyle w:val="Normal"/>
+        <w:numPr>
+          <w:ilvl w:val="3"/>
+          <w:numId w:val="1"/>
+        </w:numPr>
+        <w:spacing w:before="0" w:after="0"/>
+        <w:ind w:hanging="0" w:left="-566"/>
+        <w:rPr>
+          <w:rFonts w:ascii="Arial" w:hAnsi="Arial" w:eastAsia="Arial" w:cs="Arial"/>
+          <w:color w:val="000000"/>
+          <w:sz w:val="22"/>
+          <w:szCs w:val="22"/>
+        </w:rPr>
+      </w:pPr>
+      <w:r>
+        <w:rPr>
+          <w:rFonts w:eastAsia="Arial" w:cs="Arial" w:ascii="Arial" w:hAnsi="Arial"/>
+          <w:color w:val="000000"/>
+          <w:sz w:val="22"/>
+          <w:szCs w:val="22"/>
+        </w:rPr>
+        <w:t>соблюдать условия настоящего Договора, с вносимыми время от время изменениями, а в случае несогласия с такими изменениями прекратить использование Платформы.</w:t>
+      </w:r>
+    </w:p>
+    <w:p>
+      <w:pPr>
+        <w:pStyle w:val="Normal"/>
+        <w:numPr>
+          <w:ilvl w:val="3"/>
+          <w:numId w:val="1"/>
+        </w:numPr>
+        <w:spacing w:before="0" w:after="0"/>
+        <w:ind w:hanging="0" w:left="-566"/>
+        <w:rPr>
+          <w:rFonts w:ascii="Arial" w:hAnsi="Arial" w:eastAsia="Arial" w:cs="Arial"/>
+          <w:color w:val="000000"/>
+          <w:sz w:val="22"/>
+          <w:szCs w:val="22"/>
+        </w:rPr>
+      </w:pPr>
+      <w:r>
+        <w:rPr>
+          <w:rFonts w:eastAsia="Arial" w:cs="Arial" w:ascii="Arial" w:hAnsi="Arial"/>
+          <w:color w:val="000000"/>
+          <w:sz w:val="22"/>
+          <w:szCs w:val="22"/>
+        </w:rPr>
+        <w:t>соблюдать законодательство РФ или иной применимой юрисдикции при использовании Платформы.</w:t>
+      </w:r>
+    </w:p>
+    <w:p>
+      <w:pPr>
+        <w:pStyle w:val="Normal"/>
+        <w:spacing w:before="0" w:after="0"/>
+        <w:ind w:hanging="0" w:left="-566"/>
+        <w:rPr>
+          <w:rFonts w:ascii="Arial" w:hAnsi="Arial" w:eastAsia="Arial" w:cs="Arial"/>
+          <w:color w:val="000000"/>
+          <w:sz w:val="22"/>
+          <w:szCs w:val="22"/>
+        </w:rPr>
+      </w:pPr>
+      <w:r>
+        <w:rPr>
+          <w:rFonts w:eastAsia="Arial" w:cs="Arial" w:ascii="Arial" w:hAnsi="Arial"/>
+          <w:color w:val="000000"/>
+          <w:sz w:val="22"/>
+          <w:szCs w:val="22"/>
+        </w:rPr>
+      </w:r>
+    </w:p>
+    <w:p>
+      <w:pPr>
+        <w:pStyle w:val="Normal"/>
+        <w:numPr>
+          <w:ilvl w:val="0"/>
+          <w:numId w:val="1"/>
+        </w:numPr>
+        <w:spacing w:before="0" w:after="0"/>
+        <w:ind w:hanging="0" w:left="-566"/>
+        <w:jc w:val="center"/>
+        <w:rPr>
+          <w:rFonts w:ascii="Arial" w:hAnsi="Arial" w:eastAsia="Arial" w:cs="Arial"/>
+          <w:b/>
+          <w:color w:val="000000"/>
+          <w:sz w:val="22"/>
+          <w:szCs w:val="22"/>
+        </w:rPr>
+      </w:pPr>
+      <w:r>
+        <w:rPr>
+          <w:rFonts w:eastAsia="Arial" w:cs="Arial" w:ascii="Arial" w:hAnsi="Arial"/>
+          <w:b/>
+          <w:color w:val="000000"/>
+          <w:sz w:val="22"/>
+          <w:szCs w:val="22"/>
+        </w:rPr>
+        <w:t>Ограничение ответственности</w:t>
+      </w:r>
+    </w:p>
+    <w:p>
+      <w:pPr>
+        <w:pStyle w:val="Normal"/>
+        <w:numPr>
+          <w:ilvl w:val="1"/>
+          <w:numId w:val="1"/>
+        </w:numPr>
+        <w:spacing w:before="0" w:after="0"/>
+        <w:ind w:hanging="0" w:left="-566"/>
+        <w:rPr>
+          <w:rFonts w:ascii="Arial" w:hAnsi="Arial" w:eastAsia="Arial" w:cs="Arial"/>
+          <w:color w:val="000000"/>
+          <w:sz w:val="22"/>
+          <w:szCs w:val="22"/>
+        </w:rPr>
+      </w:pPr>
+      <w:r>
+        <w:rPr>
+          <w:rFonts w:eastAsia="Arial" w:cs="Arial" w:ascii="Arial" w:hAnsi="Arial"/>
+          <w:color w:val="000000"/>
+          <w:sz w:val="22"/>
+          <w:szCs w:val="22"/>
+        </w:rPr>
+        <w:t>Исполнитель не несет ответственности за сбои в работе, вызванные третьими лицами (сбои интернета, технические проблемы на стороне платформ, интегрированных с Платформой), а также за действия любых иных третьих лиц.</w:t>
+      </w:r>
+    </w:p>
+    <w:p>
+      <w:pPr>
+        <w:pStyle w:val="Normal"/>
+        <w:numPr>
+          <w:ilvl w:val="1"/>
+          <w:numId w:val="1"/>
+        </w:numPr>
+        <w:spacing w:before="0" w:after="0"/>
+        <w:ind w:hanging="0" w:left="-566"/>
+        <w:rPr>
+          <w:rFonts w:ascii="Arial" w:hAnsi="Arial" w:eastAsia="Arial" w:cs="Arial"/>
+          <w:color w:val="000000"/>
+          <w:sz w:val="22"/>
+          <w:szCs w:val="22"/>
+        </w:rPr>
+      </w:pPr>
+      <w:r>
+        <w:rPr>
+          <w:rFonts w:eastAsia="Arial" w:cs="Arial" w:ascii="Arial" w:hAnsi="Arial"/>
+          <w:color w:val="000000"/>
+          <w:sz w:val="22"/>
+          <w:szCs w:val="22"/>
+        </w:rPr>
+        <w:t xml:space="preserve">Исполнитель не несет ответственности в случае блокировки аккаунта, канала, удаления постов и иных ограничений, применяемых администрацией </w:t>
+      </w:r>
+      <w:r>
+        <w:rPr>
+          <w:rFonts w:eastAsia="Arial" w:cs="Arial" w:ascii="Arial" w:hAnsi="Arial"/>
+          <w:sz w:val="22"/>
+          <w:szCs w:val="22"/>
+        </w:rPr>
+        <w:t>маркетплейсов и интернет-магазинов</w:t>
+      </w:r>
+      <w:r>
+        <w:rPr>
+          <w:rFonts w:eastAsia="Arial" w:cs="Arial" w:ascii="Arial" w:hAnsi="Arial"/>
+          <w:color w:val="000000"/>
+          <w:sz w:val="22"/>
+          <w:szCs w:val="22"/>
+        </w:rPr>
+        <w:t>.</w:t>
+      </w:r>
+    </w:p>
+    <w:p>
+      <w:pPr>
+        <w:pStyle w:val="Normal"/>
+        <w:numPr>
+          <w:ilvl w:val="1"/>
+          <w:numId w:val="1"/>
+        </w:numPr>
+        <w:spacing w:before="0" w:after="0"/>
+        <w:ind w:hanging="0" w:left="-566"/>
+        <w:rPr>
+          <w:rFonts w:ascii="Arial" w:hAnsi="Arial" w:eastAsia="Arial" w:cs="Arial"/>
+          <w:color w:val="000000"/>
+          <w:sz w:val="22"/>
+          <w:szCs w:val="22"/>
+        </w:rPr>
+      </w:pPr>
+      <w:r>
+        <w:rPr>
+          <w:rFonts w:eastAsia="Arial" w:cs="Arial" w:ascii="Arial" w:hAnsi="Arial"/>
+          <w:color w:val="000000"/>
+          <w:sz w:val="22"/>
+          <w:szCs w:val="22"/>
+        </w:rPr>
+        <w:t>Пользователь подтверждает, что будет использовать Платформу только для тех</w:t>
+      </w:r>
+      <w:r>
+        <w:rPr>
+          <w:rFonts w:eastAsia="Arial" w:cs="Arial" w:ascii="Arial" w:hAnsi="Arial"/>
+          <w:sz w:val="22"/>
+          <w:szCs w:val="22"/>
+        </w:rPr>
+        <w:t xml:space="preserve"> магазинов</w:t>
+      </w:r>
+      <w:r>
+        <w:rPr>
+          <w:rFonts w:eastAsia="Arial" w:cs="Arial" w:ascii="Arial" w:hAnsi="Arial"/>
+          <w:color w:val="000000"/>
+          <w:sz w:val="22"/>
+          <w:szCs w:val="22"/>
+        </w:rPr>
+        <w:t xml:space="preserve">, владельцем которых он является, или им получено согласие в письменном виде от владельца </w:t>
+      </w:r>
+      <w:r>
+        <w:rPr>
+          <w:rFonts w:eastAsia="Arial" w:cs="Arial" w:ascii="Arial" w:hAnsi="Arial"/>
+          <w:sz w:val="22"/>
+          <w:szCs w:val="22"/>
+        </w:rPr>
+        <w:t>магазина</w:t>
+      </w:r>
+      <w:r>
+        <w:rPr>
+          <w:rFonts w:eastAsia="Arial" w:cs="Arial" w:ascii="Arial" w:hAnsi="Arial"/>
+          <w:color w:val="000000"/>
+          <w:sz w:val="22"/>
+          <w:szCs w:val="22"/>
+        </w:rPr>
+        <w:t xml:space="preserve"> для оказания услуг с помощью Платформы в отношении такого канала.</w:t>
+      </w:r>
+    </w:p>
+    <w:p>
+      <w:pPr>
+        <w:pStyle w:val="Normal"/>
+        <w:spacing w:before="0" w:after="0"/>
+        <w:ind w:hanging="0" w:left="-566"/>
+        <w:rPr>
+          <w:rFonts w:ascii="Arial" w:hAnsi="Arial" w:eastAsia="Arial" w:cs="Arial"/>
+          <w:color w:val="000000"/>
+          <w:sz w:val="22"/>
+          <w:szCs w:val="22"/>
+        </w:rPr>
+      </w:pPr>
+      <w:r>
+        <w:rPr>
+          <w:rFonts w:eastAsia="Arial" w:cs="Arial" w:ascii="Arial" w:hAnsi="Arial"/>
+          <w:color w:val="000000"/>
+          <w:sz w:val="22"/>
+          <w:szCs w:val="22"/>
+        </w:rPr>
+      </w:r>
+    </w:p>
+    <w:p>
+      <w:pPr>
+        <w:pStyle w:val="Normal"/>
+        <w:numPr>
+          <w:ilvl w:val="0"/>
+          <w:numId w:val="1"/>
+        </w:numPr>
+        <w:spacing w:before="0" w:after="0"/>
+        <w:ind w:hanging="0" w:left="-566"/>
+        <w:jc w:val="center"/>
+        <w:rPr>
+          <w:rFonts w:ascii="Arial" w:hAnsi="Arial" w:eastAsia="Arial" w:cs="Arial"/>
+          <w:b/>
+          <w:color w:val="000000"/>
+          <w:sz w:val="22"/>
+          <w:szCs w:val="22"/>
+        </w:rPr>
+      </w:pPr>
+      <w:r>
+        <w:rPr>
+          <w:rFonts w:eastAsia="Arial" w:cs="Arial" w:ascii="Arial" w:hAnsi="Arial"/>
+          <w:b/>
+          <w:color w:val="000000"/>
+          <w:sz w:val="22"/>
+          <w:szCs w:val="22"/>
+        </w:rPr>
+        <w:t>Применимое право и разрешение споров</w:t>
+      </w:r>
+    </w:p>
+    <w:p>
+      <w:pPr>
+        <w:pStyle w:val="Normal"/>
+        <w:numPr>
+          <w:ilvl w:val="1"/>
+          <w:numId w:val="1"/>
+        </w:numPr>
+        <w:spacing w:before="0" w:after="0"/>
+        <w:ind w:hanging="0" w:left="-566"/>
+        <w:rPr>
+          <w:rFonts w:ascii="Arial" w:hAnsi="Arial" w:eastAsia="Arial" w:cs="Arial"/>
+          <w:color w:val="000000"/>
+          <w:sz w:val="22"/>
+          <w:szCs w:val="22"/>
+        </w:rPr>
+      </w:pPr>
+      <w:r>
+        <w:rPr>
+          <w:rFonts w:eastAsia="Arial" w:cs="Arial" w:ascii="Arial" w:hAnsi="Arial"/>
+          <w:color w:val="000000"/>
+          <w:sz w:val="22"/>
+          <w:szCs w:val="22"/>
+        </w:rPr>
+        <w:t>Настоящие Договор и отношения, возникающие между Сторонами, регулируются законодательством Российской Федерации.</w:t>
+      </w:r>
+    </w:p>
+    <w:p>
+      <w:pPr>
+        <w:pStyle w:val="Normal"/>
+        <w:numPr>
+          <w:ilvl w:val="1"/>
+          <w:numId w:val="1"/>
+        </w:numPr>
+        <w:spacing w:before="0" w:after="0"/>
+        <w:ind w:hanging="0" w:left="-566"/>
+        <w:rPr>
+          <w:rFonts w:ascii="Arial" w:hAnsi="Arial" w:eastAsia="Arial" w:cs="Arial"/>
+          <w:color w:val="000000"/>
+          <w:sz w:val="22"/>
+          <w:szCs w:val="22"/>
+        </w:rPr>
+      </w:pPr>
+      <w:r>
+        <w:rPr>
+          <w:rFonts w:eastAsia="Arial" w:cs="Arial" w:ascii="Arial" w:hAnsi="Arial"/>
+          <w:color w:val="000000"/>
+          <w:sz w:val="22"/>
+          <w:szCs w:val="22"/>
+        </w:rPr>
+        <w:t xml:space="preserve">Все возможные споры, вытекающие из отношений, регулируемых настоящим Договором, разрешаются в досудебном порядке. </w:t>
+      </w:r>
+    </w:p>
+    <w:p>
+      <w:pPr>
+        <w:pStyle w:val="Normal"/>
+        <w:numPr>
+          <w:ilvl w:val="1"/>
+          <w:numId w:val="1"/>
+        </w:numPr>
+        <w:spacing w:before="0" w:after="0"/>
+        <w:ind w:hanging="0" w:left="-566"/>
+        <w:rPr>
+          <w:rFonts w:ascii="Arial" w:hAnsi="Arial" w:eastAsia="Arial" w:cs="Arial"/>
+          <w:color w:val="000000"/>
+          <w:sz w:val="22"/>
+          <w:szCs w:val="22"/>
+        </w:rPr>
+      </w:pPr>
+      <w:r>
+        <w:rPr>
+          <w:rFonts w:eastAsia="Arial" w:cs="Arial" w:ascii="Arial" w:hAnsi="Arial"/>
+          <w:color w:val="000000"/>
+          <w:sz w:val="22"/>
+          <w:szCs w:val="22"/>
+        </w:rPr>
+        <w:t>В случае, если разрешить спор и разногласия не удалось, Сторона имеет право направить спор на рассмотрение в суд по месту нахождения Исполнителя.</w:t>
+      </w:r>
+    </w:p>
+    <w:p>
+      <w:pPr>
+        <w:pStyle w:val="Normal"/>
+        <w:numPr>
+          <w:ilvl w:val="1"/>
+          <w:numId w:val="1"/>
+        </w:numPr>
+        <w:spacing w:before="0" w:after="0"/>
+        <w:ind w:hanging="0" w:left="-566"/>
+        <w:rPr>
+          <w:rFonts w:ascii="Arial" w:hAnsi="Arial" w:eastAsia="Arial" w:cs="Arial"/>
+          <w:color w:val="000000"/>
+          <w:sz w:val="22"/>
+          <w:szCs w:val="22"/>
+        </w:rPr>
+      </w:pPr>
+      <w:r>
+        <w:rPr>
+          <w:rFonts w:eastAsia="Arial" w:cs="Arial" w:ascii="Arial" w:hAnsi="Arial"/>
+          <w:color w:val="000000"/>
+          <w:sz w:val="22"/>
+          <w:szCs w:val="22"/>
+        </w:rPr>
+        <w:t>Услуги, оказываемые Исполнителем с помощью Платформы, предназначены для юридических и физических лиц для целей, не связанных с личными, семейными, домашними и иными нуждами. Использование Платформы не регулируется законом Российской Федерации от 07.02.1992 N 2300-1 «О защите прав потребителей». Физические лица, пользующиеся Платформой, не являются потребителями, как это определено вышеуказанным законом.</w:t>
+      </w:r>
+    </w:p>
+    <w:p>
+      <w:pPr>
+        <w:pStyle w:val="Normal"/>
+        <w:spacing w:before="0" w:after="0"/>
+        <w:ind w:hanging="0" w:left="-566"/>
+        <w:rPr>
+          <w:rFonts w:ascii="Arial" w:hAnsi="Arial" w:eastAsia="Arial" w:cs="Arial"/>
+          <w:color w:val="000000"/>
+          <w:sz w:val="22"/>
+          <w:szCs w:val="22"/>
+        </w:rPr>
+      </w:pPr>
+      <w:r>
+        <w:rPr>
+          <w:rFonts w:eastAsia="Arial" w:cs="Arial" w:ascii="Arial" w:hAnsi="Arial"/>
+          <w:color w:val="000000"/>
+          <w:sz w:val="22"/>
+          <w:szCs w:val="22"/>
+        </w:rPr>
+      </w:r>
+    </w:p>
+    <w:p>
+      <w:pPr>
+        <w:pStyle w:val="Normal"/>
+        <w:spacing w:before="0" w:after="0"/>
+        <w:ind w:hanging="0" w:left="-566"/>
+        <w:rPr>
+          <w:rFonts w:ascii="Arial" w:hAnsi="Arial" w:eastAsia="Arial" w:cs="Arial"/>
+          <w:color w:val="000000"/>
+          <w:sz w:val="22"/>
+          <w:szCs w:val="22"/>
+        </w:rPr>
+      </w:pPr>
+      <w:r>
+        <w:rPr>
+          <w:rFonts w:eastAsia="Arial" w:cs="Arial" w:ascii="Arial" w:hAnsi="Arial"/>
+          <w:color w:val="000000"/>
+          <w:sz w:val="22"/>
+          <w:szCs w:val="22"/>
+        </w:rPr>
+      </w:r>
+    </w:p>
+    <w:p>
+      <w:pPr>
+        <w:pStyle w:val="Normal"/>
+        <w:numPr>
+          <w:ilvl w:val="0"/>
+          <w:numId w:val="1"/>
+        </w:numPr>
+        <w:spacing w:before="0" w:after="0"/>
+        <w:ind w:hanging="0" w:left="-566"/>
+        <w:jc w:val="center"/>
+        <w:rPr>
+          <w:rFonts w:ascii="Arial" w:hAnsi="Arial" w:eastAsia="Arial" w:cs="Arial"/>
+          <w:b/>
+          <w:color w:val="000000"/>
+          <w:sz w:val="22"/>
+          <w:szCs w:val="22"/>
+        </w:rPr>
+      </w:pPr>
+      <w:r>
+        <w:rPr>
+          <w:rFonts w:eastAsia="Arial" w:cs="Arial" w:ascii="Arial" w:hAnsi="Arial"/>
+          <w:b/>
+          <w:color w:val="000000"/>
+          <w:sz w:val="22"/>
+          <w:szCs w:val="22"/>
+        </w:rPr>
+        <w:t>Интеграция с третьими лицами</w:t>
+      </w:r>
+    </w:p>
+    <w:p>
+      <w:pPr>
+        <w:pStyle w:val="Normal"/>
+        <w:numPr>
+          <w:ilvl w:val="1"/>
+          <w:numId w:val="1"/>
+        </w:numPr>
+        <w:spacing w:before="0" w:after="0"/>
+        <w:ind w:hanging="0" w:left="-566"/>
+        <w:rPr>
+          <w:rFonts w:ascii="Arial" w:hAnsi="Arial" w:eastAsia="Arial" w:cs="Arial"/>
+          <w:color w:val="000000"/>
+          <w:sz w:val="22"/>
+          <w:szCs w:val="22"/>
+        </w:rPr>
+      </w:pPr>
+      <w:r>
+        <w:rPr>
+          <w:rFonts w:eastAsia="Arial" w:cs="Arial" w:ascii="Arial" w:hAnsi="Arial"/>
+          <w:color w:val="000000"/>
+          <w:sz w:val="22"/>
+          <w:szCs w:val="22"/>
+        </w:rPr>
+        <w:t>Исполнитель может интегрировать работу Платформы с сервисами третьих лиц, но не несет ответственности за их сбои в работе или нарушения.</w:t>
+      </w:r>
+    </w:p>
+    <w:p>
+      <w:pPr>
+        <w:pStyle w:val="Normal"/>
+        <w:numPr>
+          <w:ilvl w:val="1"/>
+          <w:numId w:val="1"/>
+        </w:numPr>
+        <w:spacing w:before="0" w:after="0"/>
+        <w:ind w:hanging="0" w:left="-566"/>
+        <w:rPr>
+          <w:rFonts w:ascii="Arial" w:hAnsi="Arial" w:eastAsia="Arial" w:cs="Arial"/>
+          <w:color w:val="000000"/>
+          <w:sz w:val="22"/>
+          <w:szCs w:val="22"/>
+        </w:rPr>
+      </w:pPr>
+      <w:r>
+        <w:rPr>
+          <w:rFonts w:eastAsia="Arial" w:cs="Arial" w:ascii="Arial" w:hAnsi="Arial"/>
+          <w:color w:val="000000"/>
+          <w:sz w:val="22"/>
+          <w:szCs w:val="22"/>
+        </w:rPr>
+        <w:t>Пользователь обязуется соблюдать правила использования сторонних сервисов, которые используются для интеграции.</w:t>
+      </w:r>
+    </w:p>
+    <w:p>
+      <w:pPr>
+        <w:pStyle w:val="Normal"/>
+        <w:spacing w:before="0" w:after="0"/>
+        <w:ind w:hanging="0" w:left="-566"/>
+        <w:rPr>
+          <w:rFonts w:ascii="Arial" w:hAnsi="Arial" w:eastAsia="Arial" w:cs="Arial"/>
+          <w:color w:val="000000"/>
+          <w:sz w:val="22"/>
+          <w:szCs w:val="22"/>
+        </w:rPr>
+      </w:pPr>
+      <w:r>
+        <w:rPr>
+          <w:rFonts w:eastAsia="Arial" w:cs="Arial" w:ascii="Arial" w:hAnsi="Arial"/>
+          <w:color w:val="000000"/>
+          <w:sz w:val="22"/>
+          <w:szCs w:val="22"/>
+        </w:rPr>
+      </w:r>
+    </w:p>
+    <w:p>
+      <w:pPr>
+        <w:pStyle w:val="Normal"/>
+        <w:numPr>
+          <w:ilvl w:val="0"/>
+          <w:numId w:val="1"/>
+        </w:numPr>
+        <w:spacing w:before="0" w:after="0"/>
+        <w:ind w:hanging="0" w:left="-566"/>
+        <w:jc w:val="center"/>
+        <w:rPr>
+          <w:rFonts w:ascii="Arial" w:hAnsi="Arial" w:eastAsia="Arial" w:cs="Arial"/>
+          <w:b/>
+          <w:color w:val="000000"/>
+          <w:sz w:val="22"/>
+          <w:szCs w:val="22"/>
+        </w:rPr>
+      </w:pPr>
+      <w:r>
+        <w:rPr>
+          <w:rFonts w:eastAsia="Arial" w:cs="Arial" w:ascii="Arial" w:hAnsi="Arial"/>
+          <w:b/>
+          <w:color w:val="000000"/>
+          <w:sz w:val="22"/>
+          <w:szCs w:val="22"/>
+        </w:rPr>
+        <w:t>Уведомления и рассылки</w:t>
+      </w:r>
+    </w:p>
+    <w:p>
+      <w:pPr>
+        <w:pStyle w:val="Normal"/>
+        <w:numPr>
+          <w:ilvl w:val="1"/>
+          <w:numId w:val="1"/>
+        </w:numPr>
+        <w:spacing w:before="0" w:after="0"/>
+        <w:ind w:hanging="0" w:left="-566"/>
+        <w:rPr>
+          <w:rFonts w:ascii="Arial" w:hAnsi="Arial" w:eastAsia="Arial" w:cs="Arial"/>
+          <w:color w:val="000000"/>
+          <w:sz w:val="22"/>
+          <w:szCs w:val="22"/>
+        </w:rPr>
+      </w:pPr>
+      <w:r>
+        <w:rPr>
+          <w:rFonts w:eastAsia="Arial" w:cs="Arial" w:ascii="Arial" w:hAnsi="Arial"/>
+          <w:color w:val="000000"/>
+          <w:sz w:val="22"/>
+          <w:szCs w:val="22"/>
+        </w:rPr>
+        <w:t>Пользователи дают согласие на получение уведомлений и информационных сообщений от Исполнителя как на Платформе, так и используя контактные данные Пользователя, указанные при регистрации на Платформе.</w:t>
+      </w:r>
+    </w:p>
+    <w:p>
+      <w:pPr>
+        <w:pStyle w:val="Normal"/>
+        <w:numPr>
+          <w:ilvl w:val="1"/>
+          <w:numId w:val="1"/>
+        </w:numPr>
+        <w:spacing w:before="0" w:after="0"/>
+        <w:ind w:hanging="0" w:left="-566"/>
+        <w:rPr>
+          <w:rFonts w:ascii="Arial" w:hAnsi="Arial" w:eastAsia="Arial" w:cs="Arial"/>
+          <w:color w:val="000000"/>
+          <w:sz w:val="22"/>
+          <w:szCs w:val="22"/>
+        </w:rPr>
+      </w:pPr>
+      <w:r>
+        <w:rPr>
+          <w:rFonts w:eastAsia="Arial" w:cs="Arial" w:ascii="Arial" w:hAnsi="Arial"/>
+          <w:color w:val="000000"/>
+          <w:sz w:val="22"/>
+          <w:szCs w:val="22"/>
+        </w:rPr>
+        <w:t>Пользователи имеют право отказаться от получения уведомлений и информационных сообщений от Исполнителя, за исключением критически важных уведомлений.</w:t>
+      </w:r>
+    </w:p>
+    <w:p>
+      <w:pPr>
+        <w:pStyle w:val="Normal"/>
+        <w:numPr>
+          <w:ilvl w:val="1"/>
+          <w:numId w:val="1"/>
+        </w:numPr>
+        <w:spacing w:before="0" w:after="0"/>
+        <w:ind w:hanging="0" w:left="-566"/>
+        <w:rPr>
+          <w:rFonts w:ascii="Arial" w:hAnsi="Arial" w:eastAsia="Arial" w:cs="Arial"/>
+          <w:color w:val="000000"/>
+          <w:sz w:val="22"/>
+          <w:szCs w:val="22"/>
+        </w:rPr>
+      </w:pPr>
+      <w:r>
+        <w:rPr>
+          <w:rFonts w:eastAsia="Arial" w:cs="Arial" w:ascii="Arial" w:hAnsi="Arial"/>
+          <w:color w:val="000000"/>
+          <w:sz w:val="22"/>
+          <w:szCs w:val="22"/>
+        </w:rPr>
+        <w:t>Стороны признают юридическую силу текстов уведомлений и сообщений, направленных Исполнителем в адрес Пользователя на указанные им при регистрации учетной записи телефонный номер, и адрес электронной почты, а также через Личный кабинет. Такие уведомления и сообщения приравниваются к сообщениям и уведомлениям, исполненным в простой письменной форме.</w:t>
+      </w:r>
+    </w:p>
+    <w:p>
+      <w:pPr>
+        <w:pStyle w:val="Normal"/>
+        <w:numPr>
+          <w:ilvl w:val="1"/>
+          <w:numId w:val="1"/>
+        </w:numPr>
+        <w:spacing w:before="0" w:after="0"/>
+        <w:ind w:hanging="0" w:left="-566"/>
+        <w:rPr>
+          <w:rFonts w:ascii="Arial" w:hAnsi="Arial" w:eastAsia="Arial" w:cs="Arial"/>
+          <w:color w:val="000000"/>
+          <w:sz w:val="22"/>
+          <w:szCs w:val="22"/>
+        </w:rPr>
+      </w:pPr>
+      <w:r>
+        <w:rPr>
+          <w:rFonts w:eastAsia="Arial" w:cs="Arial" w:ascii="Arial" w:hAnsi="Arial"/>
+          <w:color w:val="000000"/>
+          <w:sz w:val="22"/>
+          <w:szCs w:val="22"/>
+        </w:rPr>
+        <w:t>Пользователь может связаться с Исполнителем в форме обратной связи, чат-боте поддержки или с помощью адреса электронной почты Исполнителя, указанного на Платформе.</w:t>
+      </w:r>
+    </w:p>
+    <w:p>
+      <w:pPr>
+        <w:pStyle w:val="Normal"/>
+        <w:spacing w:before="0" w:after="0"/>
+        <w:ind w:hanging="0" w:left="-566"/>
+        <w:rPr>
+          <w:rFonts w:ascii="Arial" w:hAnsi="Arial" w:eastAsia="Arial" w:cs="Arial"/>
+          <w:color w:val="000000"/>
+          <w:sz w:val="22"/>
+          <w:szCs w:val="22"/>
+        </w:rPr>
+      </w:pPr>
+      <w:r>
+        <w:rPr>
+          <w:rFonts w:eastAsia="Arial" w:cs="Arial" w:ascii="Arial" w:hAnsi="Arial"/>
+          <w:color w:val="000000"/>
+          <w:sz w:val="22"/>
+          <w:szCs w:val="22"/>
+        </w:rPr>
+      </w:r>
+    </w:p>
+    <w:p>
+      <w:pPr>
+        <w:pStyle w:val="Normal"/>
+        <w:numPr>
+          <w:ilvl w:val="0"/>
+          <w:numId w:val="1"/>
+        </w:numPr>
+        <w:spacing w:before="0" w:after="0"/>
+        <w:ind w:hanging="0" w:left="-566"/>
+        <w:jc w:val="center"/>
+        <w:rPr>
+          <w:rFonts w:ascii="Arial" w:hAnsi="Arial" w:eastAsia="Arial" w:cs="Arial"/>
+          <w:b/>
+          <w:color w:val="000000"/>
+          <w:sz w:val="22"/>
+          <w:szCs w:val="22"/>
+        </w:rPr>
+      </w:pPr>
+      <w:r>
+        <w:rPr>
+          <w:rFonts w:eastAsia="Arial" w:cs="Arial" w:ascii="Arial" w:hAnsi="Arial"/>
+          <w:b/>
+          <w:color w:val="000000"/>
+          <w:sz w:val="22"/>
+          <w:szCs w:val="22"/>
+        </w:rPr>
+        <w:t>Ответственность за нарушение правил</w:t>
+      </w:r>
+    </w:p>
+    <w:p>
+      <w:pPr>
+        <w:pStyle w:val="Normal"/>
+        <w:numPr>
+          <w:ilvl w:val="1"/>
+          <w:numId w:val="1"/>
+        </w:numPr>
+        <w:spacing w:before="0" w:after="0"/>
+        <w:ind w:hanging="0" w:left="-566"/>
+        <w:rPr>
+          <w:rFonts w:ascii="Arial" w:hAnsi="Arial" w:eastAsia="Arial" w:cs="Arial"/>
+          <w:color w:val="000000"/>
+          <w:sz w:val="22"/>
+          <w:szCs w:val="22"/>
+        </w:rPr>
+      </w:pPr>
+      <w:r>
+        <w:rPr>
+          <w:rFonts w:eastAsia="Arial" w:cs="Arial" w:ascii="Arial" w:hAnsi="Arial"/>
+          <w:color w:val="000000"/>
+          <w:sz w:val="22"/>
+          <w:szCs w:val="22"/>
+        </w:rPr>
+        <w:t xml:space="preserve">Исполнитель оставляет за собой право в одностороннем порядке принять решение о временной или постоянной блокировке Пользователя за нарушение настоящего Договора, а также иных правил пользования Платформой, доступных на Платформе, а также за нарушение законодательства РФ или иного применимого законодательства. </w:t>
+      </w:r>
+    </w:p>
+    <w:p>
+      <w:pPr>
+        <w:pStyle w:val="Normal"/>
+        <w:numPr>
+          <w:ilvl w:val="1"/>
+          <w:numId w:val="1"/>
+        </w:numPr>
+        <w:spacing w:before="0" w:after="0"/>
+        <w:ind w:hanging="0" w:left="-566"/>
+        <w:rPr>
+          <w:rFonts w:ascii="Arial" w:hAnsi="Arial" w:eastAsia="Arial" w:cs="Arial"/>
+          <w:color w:val="000000"/>
+          <w:sz w:val="22"/>
+          <w:szCs w:val="22"/>
+        </w:rPr>
+      </w:pPr>
+      <w:r>
+        <w:rPr>
+          <w:rFonts w:eastAsia="Arial" w:cs="Arial" w:ascii="Arial" w:hAnsi="Arial"/>
+          <w:color w:val="000000"/>
+          <w:sz w:val="22"/>
+          <w:szCs w:val="22"/>
+        </w:rPr>
+        <w:t>Исполнитель имеет право на взыскание любых убытков с Пользователя или иных лиц, совершающих по отношению к Платформе и/или Исполнителю или аффилированным с Исполнителем лицам действия или бездействие, нарушающие права и охраняемые законом интересы Исполнителя или таких аффилированных лиц, включая упущенную в результате таких действий или бездействия выгоду.</w:t>
+      </w:r>
+    </w:p>
+    <w:p>
+      <w:pPr>
+        <w:pStyle w:val="Normal"/>
+        <w:numPr>
+          <w:ilvl w:val="1"/>
+          <w:numId w:val="1"/>
+        </w:numPr>
+        <w:spacing w:before="0" w:after="0"/>
+        <w:ind w:hanging="0" w:left="-566"/>
+        <w:rPr>
+          <w:rFonts w:ascii="Arial" w:hAnsi="Arial" w:eastAsia="Arial" w:cs="Arial"/>
+          <w:color w:val="000000"/>
+          <w:sz w:val="22"/>
+          <w:szCs w:val="22"/>
+        </w:rPr>
+      </w:pPr>
+      <w:r>
+        <w:rPr>
+          <w:rFonts w:eastAsia="Arial" w:cs="Arial" w:ascii="Arial" w:hAnsi="Arial"/>
+          <w:color w:val="000000"/>
+          <w:sz w:val="22"/>
+          <w:szCs w:val="22"/>
+        </w:rPr>
+        <w:t>Исполнитель оставляет за собой право, при грубом нарушении со стороны Пользователя, использовать предоставленные Пользователем контактные данные и иную информацию, в том числе платежную, для принятия к Пользователю судебных, административных, уголовно-процессуальных и иных мер для защиты своих законных прав и интересов.</w:t>
+      </w:r>
+    </w:p>
+    <w:p>
+      <w:pPr>
+        <w:pStyle w:val="normal1"/>
+        <w:keepNext w:val="false"/>
+        <w:keepLines w:val="false"/>
+        <w:pageBreakBefore w:val="false"/>
+        <w:widowControl/>
+        <w:pBdr/>
+        <w:shd w:val="clear" w:fill="auto"/>
+        <w:spacing w:lineRule="auto" w:line="276" w:before="0" w:after="160"/>
+        <w:ind w:hanging="0" w:left="-566" w:right="0"/>
+        <w:jc w:val="left"/>
+        <w:rPr>
+          <w:rFonts w:ascii="Arial" w:hAnsi="Arial" w:eastAsia="Arial" w:cs="Arial"/>
+          <w:sz w:val="22"/>
+          <w:szCs w:val="22"/>
+        </w:rPr>
+      </w:pPr>
+      <w:r>
+        <w:rPr>
+          <w:rFonts w:eastAsia="Arial" w:cs="Arial" w:ascii="Arial" w:hAnsi="Arial"/>
+          <w:sz w:val="22"/>
+          <w:szCs w:val="22"/>
+        </w:rPr>
+      </w:r>
+    </w:p>
+    <w:p>
+      <w:pPr>
+        <w:pStyle w:val="normal1"/>
+        <w:numPr>
+          <w:ilvl w:val="0"/>
+          <w:numId w:val="1"/>
+        </w:numPr>
+        <w:spacing w:lineRule="auto" w:line="240" w:before="0" w:after="0"/>
+        <w:ind w:hanging="0" w:left="-566"/>
+        <w:jc w:val="center"/>
+        <w:rPr>
+          <w:rFonts w:ascii="Arial" w:hAnsi="Arial" w:eastAsia="Arial" w:cs="Arial"/>
+          <w:b/>
+          <w:sz w:val="22"/>
+          <w:szCs w:val="22"/>
+        </w:rPr>
+      </w:pPr>
+      <w:r>
+        <w:rPr>
+          <w:rFonts w:eastAsia="Arial" w:cs="Arial" w:ascii="Arial" w:hAnsi="Arial"/>
+          <w:b/>
+          <w:sz w:val="22"/>
+          <w:szCs w:val="22"/>
+        </w:rPr>
+        <w:t>Политика возврата денежных средств с баланса</w:t>
+      </w:r>
+    </w:p>
+    <w:p>
+      <w:pPr>
+        <w:pStyle w:val="normal1"/>
+        <w:keepNext w:val="false"/>
+        <w:keepLines w:val="false"/>
+        <w:pageBreakBefore w:val="false"/>
+        <w:widowControl/>
+        <w:numPr>
+          <w:ilvl w:val="1"/>
+          <w:numId w:val="1"/>
+        </w:numPr>
+        <w:pBdr/>
+        <w:shd w:val="clear" w:fill="auto"/>
+        <w:spacing w:lineRule="auto" w:line="276" w:before="0" w:after="0"/>
+        <w:ind w:hanging="0" w:left="-566" w:right="0"/>
+        <w:jc w:val="left"/>
+        <w:rPr>
+          <w:rFonts w:ascii="Arial" w:hAnsi="Arial" w:eastAsia="Arial" w:cs="Arial"/>
+          <w:sz w:val="22"/>
+          <w:szCs w:val="22"/>
+        </w:rPr>
+      </w:pPr>
+      <w:r>
+        <w:rPr>
+          <w:rFonts w:eastAsia="Arial" w:cs="Arial" w:ascii="Arial" w:hAnsi="Arial"/>
+          <w:sz w:val="22"/>
+          <w:szCs w:val="22"/>
+        </w:rPr>
+        <w:t>Пользователь вправе подать заявку на возврат (вывод) денежных средств, находящихся на балансе его Персонального кошелька, на те же реквизиты, с которых было осуществлено пополнение баланса.</w:t>
+      </w:r>
+    </w:p>
+    <w:p>
+      <w:pPr>
+        <w:pStyle w:val="normal1"/>
+        <w:keepNext w:val="false"/>
+        <w:keepLines w:val="false"/>
+        <w:pageBreakBefore w:val="false"/>
+        <w:widowControl/>
+        <w:numPr>
+          <w:ilvl w:val="1"/>
+          <w:numId w:val="1"/>
+        </w:numPr>
+        <w:pBdr/>
+        <w:shd w:val="clear" w:fill="auto"/>
+        <w:spacing w:lineRule="auto" w:line="276" w:before="0" w:after="0"/>
+        <w:ind w:hanging="0" w:left="-566" w:right="0"/>
+        <w:jc w:val="left"/>
+        <w:rPr>
+          <w:rFonts w:ascii="Arial" w:hAnsi="Arial" w:eastAsia="Arial" w:cs="Arial"/>
+          <w:sz w:val="22"/>
+          <w:szCs w:val="22"/>
+        </w:rPr>
+      </w:pPr>
+      <w:r>
+        <w:rPr>
+          <w:rFonts w:eastAsia="Arial" w:cs="Arial" w:ascii="Arial" w:hAnsi="Arial"/>
+          <w:sz w:val="22"/>
+          <w:szCs w:val="22"/>
+        </w:rPr>
+        <w:t>Заявка на вывод средств подается Пользователем через личный кабинет или по электронному адресу Исполнителя, указанному на Платформе.</w:t>
+      </w:r>
+    </w:p>
+    <w:p>
+      <w:pPr>
+        <w:pStyle w:val="normal1"/>
+        <w:keepNext w:val="false"/>
+        <w:keepLines w:val="false"/>
+        <w:pageBreakBefore w:val="false"/>
+        <w:widowControl/>
+        <w:numPr>
+          <w:ilvl w:val="1"/>
+          <w:numId w:val="1"/>
+        </w:numPr>
+        <w:pBdr/>
+        <w:shd w:val="clear" w:fill="auto"/>
+        <w:spacing w:lineRule="auto" w:line="276" w:before="0" w:after="0"/>
+        <w:ind w:hanging="0" w:left="-566" w:right="0"/>
+        <w:jc w:val="left"/>
+        <w:rPr>
+          <w:rFonts w:ascii="Arial" w:hAnsi="Arial" w:eastAsia="Arial" w:cs="Arial"/>
+          <w:sz w:val="22"/>
+          <w:szCs w:val="22"/>
+        </w:rPr>
+      </w:pPr>
+      <w:r>
+        <w:rPr>
+          <w:rFonts w:eastAsia="Arial" w:cs="Arial" w:ascii="Arial" w:hAnsi="Arial"/>
+          <w:sz w:val="22"/>
+          <w:szCs w:val="22"/>
+        </w:rPr>
+        <w:t>Исполнитель осуществляет обработку и перечисление денежных средств в течение 30 (тридцати) календарных дней с момента подачи Пользователем корректно оформленной заявки.</w:t>
+      </w:r>
+    </w:p>
+    <w:p>
+      <w:pPr>
+        <w:pStyle w:val="normal1"/>
+        <w:keepNext w:val="false"/>
+        <w:keepLines w:val="false"/>
+        <w:pageBreakBefore w:val="false"/>
+        <w:widowControl/>
+        <w:numPr>
+          <w:ilvl w:val="1"/>
+          <w:numId w:val="1"/>
+        </w:numPr>
+        <w:pBdr/>
+        <w:shd w:val="clear" w:fill="auto"/>
+        <w:spacing w:lineRule="auto" w:line="276" w:before="0" w:after="0"/>
+        <w:ind w:hanging="0" w:left="-566" w:right="0"/>
+        <w:jc w:val="left"/>
+        <w:rPr>
+          <w:rFonts w:ascii="Arial" w:hAnsi="Arial" w:eastAsia="Arial" w:cs="Arial"/>
+          <w:sz w:val="22"/>
+          <w:szCs w:val="22"/>
+        </w:rPr>
+      </w:pPr>
+      <w:r>
+        <w:rPr>
+          <w:rFonts w:eastAsia="Arial" w:cs="Arial" w:ascii="Arial" w:hAnsi="Arial"/>
+          <w:sz w:val="22"/>
+          <w:szCs w:val="22"/>
+        </w:rPr>
+        <w:t>Основанием для отказа в выводе средств может являться:</w:t>
+      </w:r>
+    </w:p>
+    <w:p>
+      <w:pPr>
+        <w:pStyle w:val="normal1"/>
+        <w:keepNext w:val="false"/>
+        <w:keepLines w:val="false"/>
+        <w:pageBreakBefore w:val="false"/>
+        <w:widowControl/>
+        <w:numPr>
+          <w:ilvl w:val="1"/>
+          <w:numId w:val="1"/>
+        </w:numPr>
+        <w:pBdr/>
+        <w:shd w:val="clear" w:fill="auto"/>
+        <w:spacing w:lineRule="auto" w:line="276" w:before="0" w:after="0"/>
+        <w:ind w:hanging="0" w:left="-566" w:right="0"/>
+        <w:jc w:val="left"/>
+        <w:rPr>
+          <w:rFonts w:ascii="Arial" w:hAnsi="Arial" w:eastAsia="Arial" w:cs="Arial"/>
+          <w:sz w:val="22"/>
+          <w:szCs w:val="22"/>
+        </w:rPr>
+      </w:pPr>
+      <w:r>
+        <w:rPr>
+          <w:rFonts w:eastAsia="Arial" w:cs="Arial" w:ascii="Arial" w:hAnsi="Arial"/>
+          <w:sz w:val="22"/>
+          <w:szCs w:val="22"/>
+        </w:rPr>
+        <w:t>некорректно указанные реквизиты;</w:t>
+        <w:br/>
+        <w:t>несоответствие данных Пользователя данным, указанным при регистрации и пополнении баланса;</w:t>
+      </w:r>
+    </w:p>
+    <w:p>
+      <w:pPr>
+        <w:pStyle w:val="normal1"/>
+        <w:keepNext w:val="false"/>
+        <w:keepLines w:val="false"/>
+        <w:pageBreakBefore w:val="false"/>
+        <w:widowControl/>
+        <w:numPr>
+          <w:ilvl w:val="1"/>
+          <w:numId w:val="1"/>
+        </w:numPr>
+        <w:pBdr/>
+        <w:shd w:val="clear" w:fill="auto"/>
+        <w:spacing w:lineRule="auto" w:line="276" w:before="0" w:after="0"/>
+        <w:ind w:hanging="0" w:left="-566" w:right="0"/>
+        <w:jc w:val="left"/>
+        <w:rPr>
+          <w:rFonts w:ascii="Arial" w:hAnsi="Arial" w:eastAsia="Arial" w:cs="Arial"/>
+          <w:sz w:val="22"/>
+          <w:szCs w:val="22"/>
+        </w:rPr>
+      </w:pPr>
+      <w:r>
+        <w:rPr>
+          <w:rFonts w:eastAsia="Arial" w:cs="Arial" w:ascii="Arial" w:hAnsi="Arial"/>
+          <w:sz w:val="22"/>
+          <w:szCs w:val="22"/>
+        </w:rPr>
+        <w:t xml:space="preserve">иные обстоятельства, требующие подтверждения личности Пользователя в целях соблюдения требований законодательства РФ, включая Федеральный закон № 115-ФЗ «О противодействии легализации (отмыванию) доходов, полученных преступным путем, и финансированию терроризма». </w:t>
+      </w:r>
+    </w:p>
+    <w:p>
+      <w:pPr>
+        <w:pStyle w:val="normal1"/>
+        <w:keepNext w:val="false"/>
+        <w:keepLines w:val="false"/>
+        <w:pageBreakBefore w:val="false"/>
+        <w:widowControl/>
+        <w:numPr>
+          <w:ilvl w:val="1"/>
+          <w:numId w:val="1"/>
+        </w:numPr>
+        <w:pBdr/>
+        <w:shd w:val="clear" w:fill="auto"/>
+        <w:spacing w:lineRule="auto" w:line="276" w:before="0" w:after="0"/>
+        <w:ind w:hanging="0" w:left="-566" w:right="0"/>
+        <w:jc w:val="left"/>
+        <w:rPr>
+          <w:rFonts w:ascii="Arial" w:hAnsi="Arial" w:eastAsia="Arial" w:cs="Arial"/>
+          <w:sz w:val="22"/>
+          <w:szCs w:val="22"/>
+        </w:rPr>
+      </w:pPr>
+      <w:r>
+        <w:rPr>
+          <w:rFonts w:eastAsia="Arial" w:cs="Arial" w:ascii="Arial" w:hAnsi="Arial"/>
           <w:sz w:val="22"/>
           <w:szCs w:val="22"/>
         </w:rPr>
@@ -415,2014 +2695,113 @@
           <w:sz w:val="22"/>
           <w:szCs w:val="22"/>
         </w:rPr>
-        <w:t>и сервисных компаний</w:t>
-      </w:r>
-      <w:r>
-        <w:rPr>
-          <w:rFonts w:eastAsia="Arial" w:cs="Arial" w:ascii="Arial" w:hAnsi="Arial"/>
-          <w:color w:val="000000"/>
-          <w:sz w:val="22"/>
-          <w:szCs w:val="22"/>
-        </w:rPr>
-        <w:t xml:space="preserve">, предоставляющим инструменты для повышения рейтинга </w:t>
-      </w:r>
-      <w:r>
-        <w:rPr>
-          <w:rFonts w:eastAsia="Arial" w:cs="Arial" w:ascii="Arial" w:hAnsi="Arial"/>
-          <w:sz w:val="22"/>
-          <w:szCs w:val="22"/>
-        </w:rPr>
-        <w:t xml:space="preserve">карточек на маркетплейсах и интернет-магазинах. </w:t>
-      </w:r>
-      <w:r>
-        <w:rPr>
-          <w:rFonts w:eastAsia="Arial" w:cs="Arial" w:ascii="Arial" w:hAnsi="Arial"/>
-          <w:color w:val="000000"/>
-          <w:sz w:val="22"/>
-          <w:szCs w:val="22"/>
-        </w:rPr>
-        <w:t xml:space="preserve">Основным инструментом Платформы </w:t>
-      </w:r>
-      <w:r>
-        <w:rPr>
-          <w:rFonts w:eastAsia="Arial" w:cs="Arial" w:ascii="Arial" w:hAnsi="Arial"/>
-          <w:sz w:val="22"/>
-          <w:szCs w:val="22"/>
-        </w:rPr>
-        <w:t>Harmex</w:t>
-      </w:r>
-      <w:r>
-        <w:rPr>
-          <w:rFonts w:eastAsia="Arial" w:cs="Arial" w:ascii="Arial" w:hAnsi="Arial"/>
-          <w:color w:val="000000"/>
-          <w:sz w:val="22"/>
-          <w:szCs w:val="22"/>
-        </w:rPr>
-        <w:t xml:space="preserve"> являются цифровые личности, которые </w:t>
-      </w:r>
-      <w:r>
-        <w:rPr>
-          <w:rFonts w:eastAsia="Arial" w:cs="Arial" w:ascii="Arial" w:hAnsi="Arial"/>
-          <w:sz w:val="22"/>
-          <w:szCs w:val="22"/>
-        </w:rPr>
-        <w:t>регулярно проводят поведенческую активность на маркетплейсах, интернет-магазинах и умеют находить товары, изучать карточки, добавлять в корзину, заказывать, оплачивать, оставлять отзывы и вопросы</w:t>
-      </w:r>
-      <w:r>
-        <w:rPr>
-          <w:rFonts w:eastAsia="Arial" w:cs="Arial" w:ascii="Arial" w:hAnsi="Arial"/>
-          <w:color w:val="000000"/>
-          <w:sz w:val="22"/>
-          <w:szCs w:val="22"/>
-        </w:rPr>
-        <w:t>.</w:t>
-      </w:r>
-    </w:p>
-    <w:p>
-      <w:pPr>
-        <w:pStyle w:val="Normal"/>
+        <w:t>В случае отказа Исполнителя в обработке заявки Пользователю направляется уведомление с указанием причины отказа и просьбой подать новую корректную заявку.</w:t>
+      </w:r>
+    </w:p>
+    <w:p>
+      <w:pPr>
+        <w:pStyle w:val="normal1"/>
+        <w:keepNext w:val="false"/>
+        <w:keepLines w:val="false"/>
+        <w:pageBreakBefore w:val="false"/>
+        <w:widowControl/>
         <w:numPr>
           <w:ilvl w:val="1"/>
           <w:numId w:val="1"/>
         </w:numPr>
-        <w:spacing w:before="0" w:after="0"/>
-        <w:ind w:left="-566" w:hanging="0"/>
-        <w:rPr>
-          <w:rFonts w:ascii="Arial" w:hAnsi="Arial" w:eastAsia="Arial" w:cs="Arial"/>
-          <w:color w:val="000000"/>
-          <w:sz w:val="22"/>
-          <w:szCs w:val="22"/>
-        </w:rPr>
-      </w:pPr>
-      <w:r>
-        <w:rPr>
-          <w:rFonts w:eastAsia="Arial" w:cs="Arial" w:ascii="Arial" w:hAnsi="Arial"/>
-          <w:color w:val="000000"/>
-          <w:sz w:val="22"/>
-          <w:szCs w:val="22"/>
-        </w:rPr>
-        <w:t xml:space="preserve">Цифровые личности – это аудитория, созданная с помощью искусственного интеллекта, и используемая для </w:t>
-      </w:r>
-      <w:r>
-        <w:rPr>
-          <w:rFonts w:eastAsia="Arial" w:cs="Arial" w:ascii="Arial" w:hAnsi="Arial"/>
-          <w:sz w:val="22"/>
-          <w:szCs w:val="22"/>
-        </w:rPr>
-        <w:t xml:space="preserve">управления репутацией на маркетплейсах и интернет-магазинах. </w:t>
-      </w:r>
-    </w:p>
-    <w:p>
-      <w:pPr>
-        <w:pStyle w:val="Normal"/>
+        <w:pBdr/>
+        <w:shd w:val="clear" w:fill="auto"/>
+        <w:spacing w:lineRule="auto" w:line="276" w:before="0" w:after="0"/>
+        <w:ind w:hanging="0" w:left="-566" w:right="0"/>
+        <w:jc w:val="left"/>
+        <w:rPr>
+          <w:rFonts w:ascii="Arial" w:hAnsi="Arial" w:eastAsia="Arial" w:cs="Arial"/>
+          <w:sz w:val="22"/>
+          <w:szCs w:val="22"/>
+        </w:rPr>
+      </w:pPr>
+      <w:r>
+        <w:rPr>
+          <w:rFonts w:eastAsia="Arial" w:cs="Arial" w:ascii="Arial" w:hAnsi="Arial"/>
+          <w:sz w:val="22"/>
+          <w:szCs w:val="22"/>
+        </w:rPr>
+        <w:t>Сумма вывода должна быть равна текущему балансу Пользователя. Частичный вывод средств не допускается в целях соблюдения финансовой безопасности Исполнителя и предотвращения рисков, связанных с нарушением законодательства РФ.</w:t>
+      </w:r>
+    </w:p>
+    <w:p>
+      <w:pPr>
+        <w:pStyle w:val="normal1"/>
+        <w:keepNext w:val="false"/>
+        <w:keepLines w:val="false"/>
+        <w:pageBreakBefore w:val="false"/>
+        <w:widowControl/>
         <w:numPr>
           <w:ilvl w:val="1"/>
           <w:numId w:val="1"/>
         </w:numPr>
-        <w:spacing w:before="0" w:after="0"/>
-        <w:ind w:left="-566" w:hanging="0"/>
-        <w:rPr>
-          <w:rFonts w:ascii="Arial" w:hAnsi="Arial" w:eastAsia="Arial" w:cs="Arial"/>
-          <w:color w:val="000000"/>
-          <w:sz w:val="22"/>
-          <w:szCs w:val="22"/>
-        </w:rPr>
-      </w:pPr>
-      <w:r>
-        <w:rPr>
-          <w:rFonts w:eastAsia="Arial" w:cs="Arial" w:ascii="Arial" w:hAnsi="Arial"/>
-          <w:color w:val="000000"/>
-          <w:sz w:val="22"/>
-          <w:szCs w:val="22"/>
-        </w:rPr>
-        <w:t>Персональный кошелек – раздел личного кабинета Пользователя на Платформе, с помощью которого Пользователь оплачивает услуги Исполнителя. Баланс Персонального кошелька Пользователь пополняет способами, доступными на Платформе.</w:t>
-      </w:r>
-    </w:p>
-    <w:p>
-      <w:pPr>
-        <w:pStyle w:val="Normal"/>
-        <w:spacing w:before="0" w:after="0"/>
-        <w:ind w:left="-566" w:hanging="0"/>
-        <w:rPr>
-          <w:rFonts w:ascii="Arial" w:hAnsi="Arial" w:eastAsia="Arial" w:cs="Arial"/>
-          <w:color w:val="000000"/>
-          <w:sz w:val="22"/>
-          <w:szCs w:val="22"/>
-        </w:rPr>
-      </w:pPr>
-      <w:r>
-        <w:rPr>
-          <w:rFonts w:eastAsia="Arial" w:cs="Arial" w:ascii="Arial" w:hAnsi="Arial"/>
-          <w:color w:val="000000"/>
-          <w:sz w:val="22"/>
-          <w:szCs w:val="22"/>
-        </w:rPr>
-      </w:r>
-    </w:p>
-    <w:p>
-      <w:pPr>
-        <w:pStyle w:val="Normal"/>
-        <w:numPr>
-          <w:ilvl w:val="0"/>
-          <w:numId w:val="1"/>
-        </w:numPr>
-        <w:spacing w:before="0" w:after="0"/>
-        <w:ind w:left="-566" w:hanging="0"/>
-        <w:jc w:val="center"/>
-        <w:rPr>
-          <w:rFonts w:ascii="Arial" w:hAnsi="Arial" w:eastAsia="Arial" w:cs="Arial"/>
-          <w:b/>
-          <w:b/>
-          <w:color w:val="000000"/>
-          <w:sz w:val="22"/>
-          <w:szCs w:val="22"/>
-        </w:rPr>
-      </w:pPr>
-      <w:r>
-        <w:rPr>
-          <w:rFonts w:eastAsia="Arial" w:cs="Arial" w:ascii="Arial" w:hAnsi="Arial"/>
-          <w:b/>
-          <w:color w:val="000000"/>
-          <w:sz w:val="22"/>
-          <w:szCs w:val="22"/>
-        </w:rPr>
-        <w:t>Предмет Договора</w:t>
-      </w:r>
-    </w:p>
-    <w:p>
-      <w:pPr>
-        <w:pStyle w:val="Normal"/>
+        <w:pBdr/>
+        <w:shd w:val="clear" w:fill="auto"/>
+        <w:spacing w:lineRule="auto" w:line="276" w:before="0" w:after="0"/>
+        <w:ind w:hanging="0" w:left="-566" w:right="0"/>
+        <w:jc w:val="left"/>
+        <w:rPr>
+          <w:rFonts w:ascii="Arial" w:hAnsi="Arial" w:eastAsia="Arial" w:cs="Arial"/>
+          <w:sz w:val="22"/>
+          <w:szCs w:val="22"/>
+        </w:rPr>
+      </w:pPr>
+      <w:r>
+        <w:rPr>
+          <w:rFonts w:eastAsia="Arial" w:cs="Arial" w:ascii="Arial" w:hAnsi="Arial"/>
+          <w:sz w:val="22"/>
+          <w:szCs w:val="22"/>
+        </w:rPr>
+        <w:t>Исполнитель не удерживает комиссию за вывод средств, кроме случаев, когда банковские или иные платежные системы взимают комиссионное вознаграждение, о чем Пользователь уведомляется заранее.</w:t>
+      </w:r>
+    </w:p>
+    <w:p>
+      <w:pPr>
+        <w:pStyle w:val="normal1"/>
+        <w:keepNext w:val="false"/>
+        <w:keepLines w:val="false"/>
+        <w:pageBreakBefore w:val="false"/>
+        <w:widowControl/>
         <w:numPr>
           <w:ilvl w:val="1"/>
           <w:numId w:val="1"/>
         </w:numPr>
-        <w:spacing w:before="0" w:after="0"/>
-        <w:ind w:left="-566" w:hanging="0"/>
-        <w:rPr>
-          <w:rFonts w:ascii="Arial" w:hAnsi="Arial" w:eastAsia="Arial" w:cs="Arial"/>
-          <w:color w:val="000000"/>
-          <w:sz w:val="22"/>
-          <w:szCs w:val="22"/>
-        </w:rPr>
-      </w:pPr>
-      <w:r>
-        <w:rPr>
-          <w:rFonts w:eastAsia="Arial" w:cs="Arial" w:ascii="Arial" w:hAnsi="Arial"/>
-          <w:color w:val="000000"/>
-          <w:sz w:val="22"/>
-          <w:szCs w:val="22"/>
-        </w:rPr>
-        <w:t xml:space="preserve">Исполнитель оказывает Пользователю услуги по </w:t>
-      </w:r>
-      <w:r>
-        <w:rPr>
-          <w:rFonts w:eastAsia="Arial" w:cs="Arial" w:ascii="Arial" w:hAnsi="Arial"/>
-          <w:sz w:val="22"/>
-          <w:szCs w:val="22"/>
-        </w:rPr>
-        <w:t>продвижению</w:t>
-      </w:r>
-      <w:r>
-        <w:rPr>
-          <w:rFonts w:eastAsia="Arial" w:cs="Arial" w:ascii="Arial" w:hAnsi="Arial"/>
-          <w:color w:val="000000"/>
-          <w:sz w:val="22"/>
-          <w:szCs w:val="22"/>
-        </w:rPr>
-        <w:t xml:space="preserve"> репутации</w:t>
-      </w:r>
-      <w:r>
-        <w:rPr>
-          <w:rFonts w:eastAsia="Arial" w:cs="Arial" w:ascii="Arial" w:hAnsi="Arial"/>
-          <w:sz w:val="22"/>
-          <w:szCs w:val="22"/>
-        </w:rPr>
-        <w:t xml:space="preserve"> на маркетплейсах и интернет-магазинах</w:t>
-      </w:r>
-      <w:r>
-        <w:rPr>
-          <w:rFonts w:eastAsia="Arial" w:cs="Arial" w:ascii="Arial" w:hAnsi="Arial"/>
-          <w:color w:val="000000"/>
-          <w:sz w:val="22"/>
-          <w:szCs w:val="22"/>
-        </w:rPr>
-        <w:t>, выбранн</w:t>
-      </w:r>
-      <w:r>
-        <w:rPr>
-          <w:rFonts w:eastAsia="Arial" w:cs="Arial" w:ascii="Arial" w:hAnsi="Arial"/>
-          <w:sz w:val="22"/>
-          <w:szCs w:val="22"/>
-        </w:rPr>
-        <w:t>ых</w:t>
-      </w:r>
-      <w:r>
-        <w:rPr>
-          <w:rFonts w:eastAsia="Arial" w:cs="Arial" w:ascii="Arial" w:hAnsi="Arial"/>
-          <w:color w:val="000000"/>
-          <w:sz w:val="22"/>
-          <w:szCs w:val="22"/>
-        </w:rPr>
-        <w:t xml:space="preserve"> Пользователем, с помощью каталога Платформы и Цифровых личностей, а Пользователь оплачивает услугу с помощью своего Персонального кошелька. Объем, включая количество привлекаемых Цифровых личностей, </w:t>
-      </w:r>
-      <w:r>
-        <w:rPr>
-          <w:rFonts w:eastAsia="Arial" w:cs="Arial" w:ascii="Arial" w:hAnsi="Arial"/>
-          <w:sz w:val="22"/>
-          <w:szCs w:val="22"/>
-        </w:rPr>
-        <w:t>заказов, отзывов</w:t>
-      </w:r>
-      <w:r>
-        <w:rPr>
-          <w:rFonts w:eastAsia="Arial" w:cs="Arial" w:ascii="Arial" w:hAnsi="Arial"/>
-          <w:color w:val="000000"/>
-          <w:sz w:val="22"/>
-          <w:szCs w:val="22"/>
-        </w:rPr>
-        <w:t xml:space="preserve">, реакций, а также стоимость услуг указывается на Платформе в разделе </w:t>
-      </w:r>
-      <w:r>
-        <w:rPr>
-          <w:rFonts w:eastAsia="Arial" w:cs="Arial" w:ascii="Arial" w:hAnsi="Arial"/>
-          <w:sz w:val="22"/>
-          <w:szCs w:val="22"/>
-        </w:rPr>
-        <w:t>Каталог</w:t>
-      </w:r>
-      <w:r>
-        <w:rPr>
-          <w:rFonts w:eastAsia="Arial" w:cs="Arial" w:ascii="Arial" w:hAnsi="Arial"/>
-          <w:color w:val="000000"/>
-          <w:sz w:val="22"/>
-          <w:szCs w:val="22"/>
-        </w:rPr>
-        <w:t xml:space="preserve"> и доступны Пользователю для выбора и оплаты в Личном кабинете.</w:t>
-      </w:r>
-    </w:p>
-    <w:p>
-      <w:pPr>
-        <w:pStyle w:val="Normal"/>
-        <w:numPr>
-          <w:ilvl w:val="1"/>
-          <w:numId w:val="1"/>
-        </w:numPr>
-        <w:spacing w:before="0" w:after="0"/>
-        <w:ind w:left="-566" w:hanging="0"/>
-        <w:rPr>
-          <w:rFonts w:ascii="Arial" w:hAnsi="Arial" w:eastAsia="Arial" w:cs="Arial"/>
-          <w:color w:val="000000"/>
-          <w:sz w:val="22"/>
-          <w:szCs w:val="22"/>
-        </w:rPr>
-      </w:pPr>
-      <w:r>
-        <w:rPr>
-          <w:rFonts w:eastAsia="Arial" w:cs="Arial" w:ascii="Arial" w:hAnsi="Arial"/>
-          <w:color w:val="000000"/>
-          <w:sz w:val="22"/>
-          <w:szCs w:val="22"/>
-        </w:rPr>
-        <w:t>Пользователь, оплачивая услугу, соглашается, что в случае принятия решения Пользователем отказаться от услуги, Исполнитель вправе вернуть денежные средства на баланс Персонального кошелька Пользователя за вычетом расходов, потраченных на развертывание и обеспечение соответствующей инфраструктуры на соответствующий срок до 14</w:t>
-      </w:r>
-      <w:r>
-        <w:rPr>
-          <w:rFonts w:eastAsia="Arial" w:cs="Arial" w:ascii="Arial" w:hAnsi="Arial"/>
-          <w:sz w:val="22"/>
-          <w:szCs w:val="22"/>
-        </w:rPr>
-        <w:t xml:space="preserve"> дней с момента получения денежных средств в качестве возврата отмененного заказа на маркетплейсе.</w:t>
-      </w:r>
-    </w:p>
-    <w:p>
-      <w:pPr>
-        <w:pStyle w:val="Normal"/>
-        <w:numPr>
-          <w:ilvl w:val="1"/>
-          <w:numId w:val="1"/>
-        </w:numPr>
-        <w:spacing w:before="0" w:after="0"/>
-        <w:ind w:left="-566" w:hanging="0"/>
-        <w:rPr>
-          <w:rFonts w:ascii="Arial" w:hAnsi="Arial" w:eastAsia="Arial" w:cs="Arial"/>
-          <w:color w:val="000000"/>
-          <w:sz w:val="22"/>
-          <w:szCs w:val="22"/>
-        </w:rPr>
-      </w:pPr>
-      <w:r>
-        <w:rPr>
-          <w:rFonts w:eastAsia="Arial" w:cs="Arial" w:ascii="Arial" w:hAnsi="Arial"/>
-          <w:color w:val="000000"/>
-          <w:sz w:val="22"/>
-          <w:szCs w:val="22"/>
-        </w:rPr>
-        <w:t xml:space="preserve">Пользователь может осуществлять оплату услуг как с помощью дебетовой или кредитной карты физического лица, так и с помощью корпоративной карты юридического лица или индивидуального предпринимателя, а так же переводить </w:t>
-      </w:r>
-      <w:r>
-        <w:rPr>
-          <w:rFonts w:eastAsia="Arial" w:cs="Arial" w:ascii="Arial" w:hAnsi="Arial"/>
-          <w:sz w:val="22"/>
-          <w:szCs w:val="22"/>
-        </w:rPr>
-        <w:t>на расчетный счет Исполнителя при выставляемом счете</w:t>
-      </w:r>
-      <w:r>
-        <w:rPr>
-          <w:rFonts w:eastAsia="Arial" w:cs="Arial" w:ascii="Arial" w:hAnsi="Arial"/>
-          <w:color w:val="000000"/>
-          <w:sz w:val="22"/>
-          <w:szCs w:val="22"/>
-        </w:rPr>
-        <w:t xml:space="preserve">. </w:t>
-      </w:r>
-    </w:p>
-    <w:p>
-      <w:pPr>
-        <w:pStyle w:val="Normal"/>
-        <w:numPr>
-          <w:ilvl w:val="1"/>
-          <w:numId w:val="1"/>
-        </w:numPr>
-        <w:spacing w:before="0" w:after="0"/>
-        <w:ind w:left="-566" w:hanging="0"/>
-        <w:rPr>
-          <w:rFonts w:ascii="Arial" w:hAnsi="Arial" w:eastAsia="Arial" w:cs="Arial"/>
-          <w:color w:val="000000"/>
-          <w:sz w:val="22"/>
-          <w:szCs w:val="22"/>
-        </w:rPr>
-      </w:pPr>
-      <w:r>
-        <w:rPr>
-          <w:rFonts w:eastAsia="Arial" w:cs="Arial" w:ascii="Arial" w:hAnsi="Arial"/>
-          <w:color w:val="000000"/>
-          <w:sz w:val="22"/>
-          <w:szCs w:val="22"/>
-        </w:rPr>
-        <w:t>Срок действия настоящей оферты: бессрочно, если в настоящую публичную оферту не внесены изменения или не Исполнителем не размещена новая оферта на Платформе. В случае внесения изменений в настоящую оферту или принятия новой оферты такие изменения или новая оферта вступают в силу с даты размещения на Платформе.</w:t>
-      </w:r>
-    </w:p>
-    <w:p>
-      <w:pPr>
-        <w:pStyle w:val="Normal"/>
-        <w:spacing w:before="0" w:after="0"/>
-        <w:ind w:left="-566" w:hanging="0"/>
-        <w:rPr>
-          <w:rFonts w:ascii="Arial" w:hAnsi="Arial" w:eastAsia="Arial" w:cs="Arial"/>
-          <w:sz w:val="22"/>
-          <w:szCs w:val="22"/>
-        </w:rPr>
-      </w:pPr>
-      <w:r>
-        <w:rPr>
-          <w:rFonts w:eastAsia="Arial" w:cs="Arial" w:ascii="Arial" w:hAnsi="Arial"/>
-          <w:color w:val="000000"/>
-          <w:sz w:val="22"/>
-          <w:szCs w:val="22"/>
-        </w:rPr>
-        <w:t xml:space="preserve">Пользователь обязан самостоятельно отслеживать такие изменения и обязан ознакомиться с такими изменениями или новой офертой. Пользователь выражает свое согласие и акцепт таких изменений или новой оферты путем продолжения пользования Платформой и оплаты услуг, начиная с даты размещения таких изменений или новой оферты на Платформе. </w:t>
-      </w:r>
-    </w:p>
-    <w:p>
-      <w:pPr>
-        <w:pStyle w:val="Normal"/>
-        <w:spacing w:before="0" w:after="0"/>
-        <w:ind w:left="-566" w:hanging="0"/>
-        <w:rPr>
-          <w:rFonts w:ascii="Arial" w:hAnsi="Arial" w:eastAsia="Arial" w:cs="Arial"/>
-          <w:color w:val="000000"/>
-          <w:sz w:val="22"/>
-          <w:szCs w:val="22"/>
-        </w:rPr>
-      </w:pPr>
-      <w:r>
-        <w:rPr>
-          <w:rFonts w:eastAsia="Arial" w:cs="Arial" w:ascii="Arial" w:hAnsi="Arial"/>
-          <w:color w:val="000000"/>
-          <w:sz w:val="22"/>
-          <w:szCs w:val="22"/>
-        </w:rPr>
-      </w:r>
-    </w:p>
-    <w:p>
-      <w:pPr>
-        <w:pStyle w:val="Normal"/>
-        <w:numPr>
-          <w:ilvl w:val="0"/>
-          <w:numId w:val="1"/>
-        </w:numPr>
-        <w:spacing w:before="0" w:after="0"/>
-        <w:ind w:left="-566" w:hanging="0"/>
-        <w:jc w:val="center"/>
-        <w:rPr>
-          <w:rFonts w:ascii="Arial" w:hAnsi="Arial" w:eastAsia="Arial" w:cs="Arial"/>
-          <w:b/>
-          <w:b/>
-          <w:color w:val="000000"/>
-          <w:sz w:val="22"/>
-          <w:szCs w:val="22"/>
-        </w:rPr>
-      </w:pPr>
-      <w:r>
-        <w:rPr>
-          <w:rFonts w:eastAsia="Arial" w:cs="Arial" w:ascii="Arial" w:hAnsi="Arial"/>
-          <w:b/>
-          <w:color w:val="000000"/>
-          <w:sz w:val="22"/>
-          <w:szCs w:val="22"/>
-        </w:rPr>
-        <w:t>Качество оказания услуги</w:t>
-      </w:r>
-    </w:p>
-    <w:p>
-      <w:pPr>
-        <w:pStyle w:val="Normal"/>
-        <w:numPr>
-          <w:ilvl w:val="1"/>
-          <w:numId w:val="1"/>
-        </w:numPr>
-        <w:spacing w:before="0" w:after="0"/>
-        <w:ind w:left="-566" w:hanging="0"/>
-        <w:rPr>
-          <w:rFonts w:ascii="Arial" w:hAnsi="Arial" w:eastAsia="Arial" w:cs="Arial"/>
-          <w:color w:val="000000"/>
-          <w:sz w:val="22"/>
-          <w:szCs w:val="22"/>
-        </w:rPr>
-      </w:pPr>
-      <w:r>
-        <w:rPr>
-          <w:rFonts w:eastAsia="Arial" w:cs="Arial" w:ascii="Arial" w:hAnsi="Arial"/>
-          <w:color w:val="000000"/>
-          <w:sz w:val="22"/>
-          <w:szCs w:val="22"/>
-        </w:rPr>
-        <w:t>Исполнитель гарантирует, что услуга будет оказана в том виде, в котором она будет описана при ее покупке и последующей активации.</w:t>
-      </w:r>
-    </w:p>
-    <w:p>
-      <w:pPr>
-        <w:pStyle w:val="Normal"/>
-        <w:numPr>
-          <w:ilvl w:val="1"/>
-          <w:numId w:val="1"/>
-        </w:numPr>
-        <w:spacing w:before="0" w:after="0"/>
-        <w:ind w:left="-566" w:hanging="0"/>
-        <w:rPr>
-          <w:rFonts w:ascii="Arial" w:hAnsi="Arial" w:eastAsia="Arial" w:cs="Arial"/>
-          <w:color w:val="000000"/>
-          <w:sz w:val="22"/>
-          <w:szCs w:val="22"/>
-        </w:rPr>
-      </w:pPr>
-      <w:r>
-        <w:rPr>
-          <w:rFonts w:eastAsia="Arial" w:cs="Arial" w:ascii="Arial" w:hAnsi="Arial"/>
-          <w:color w:val="000000"/>
-          <w:sz w:val="22"/>
-          <w:szCs w:val="22"/>
-        </w:rPr>
-        <w:t xml:space="preserve">Исполнитель не несет ответственности за то, что в результате оказания услуг </w:t>
-      </w:r>
-      <w:r>
-        <w:rPr>
-          <w:rFonts w:eastAsia="Arial" w:cs="Arial" w:ascii="Arial" w:hAnsi="Arial"/>
-          <w:sz w:val="22"/>
-          <w:szCs w:val="22"/>
-        </w:rPr>
-        <w:t>могут быть технические сбои в работе сторонних площадок</w:t>
-      </w:r>
-      <w:r>
-        <w:rPr>
-          <w:rFonts w:eastAsia="Arial" w:cs="Arial" w:ascii="Arial" w:hAnsi="Arial"/>
-          <w:color w:val="000000"/>
-          <w:sz w:val="22"/>
-          <w:szCs w:val="22"/>
-        </w:rPr>
-        <w:t xml:space="preserve">, так как данные результаты </w:t>
-      </w:r>
-      <w:r>
-        <w:rPr>
-          <w:rFonts w:eastAsia="Arial" w:cs="Arial" w:ascii="Arial" w:hAnsi="Arial"/>
-          <w:sz w:val="22"/>
-          <w:szCs w:val="22"/>
-        </w:rPr>
-        <w:t>зависят, в том числе</w:t>
-      </w:r>
-      <w:r>
-        <w:rPr>
-          <w:rFonts w:eastAsia="Arial" w:cs="Arial" w:ascii="Arial" w:hAnsi="Arial"/>
-          <w:color w:val="000000"/>
-          <w:sz w:val="22"/>
-          <w:szCs w:val="22"/>
-        </w:rPr>
-        <w:t xml:space="preserve"> от действий самого Пользователя, его информации по </w:t>
-      </w:r>
-      <w:r>
-        <w:rPr>
-          <w:rFonts w:eastAsia="Arial" w:cs="Arial" w:ascii="Arial" w:hAnsi="Arial"/>
-          <w:sz w:val="22"/>
-          <w:szCs w:val="22"/>
-        </w:rPr>
-        <w:t xml:space="preserve">заказу </w:t>
-      </w:r>
-      <w:r>
-        <w:rPr>
-          <w:rFonts w:eastAsia="Arial" w:cs="Arial" w:ascii="Arial" w:hAnsi="Arial"/>
-          <w:color w:val="000000"/>
-          <w:sz w:val="22"/>
-          <w:szCs w:val="22"/>
-        </w:rPr>
-        <w:t xml:space="preserve">и иных факторов, на которые Исполнитель не влияет. </w:t>
-      </w:r>
-    </w:p>
-    <w:p>
-      <w:pPr>
-        <w:pStyle w:val="Normal"/>
-        <w:spacing w:before="0" w:after="0"/>
-        <w:ind w:left="-566" w:hanging="0"/>
-        <w:rPr>
-          <w:rFonts w:ascii="Arial" w:hAnsi="Arial" w:eastAsia="Arial" w:cs="Arial"/>
-          <w:color w:val="000000"/>
-          <w:sz w:val="22"/>
-          <w:szCs w:val="22"/>
-        </w:rPr>
-      </w:pPr>
-      <w:r>
-        <w:rPr>
-          <w:rFonts w:eastAsia="Arial" w:cs="Arial" w:ascii="Arial" w:hAnsi="Arial"/>
-          <w:color w:val="000000"/>
-          <w:sz w:val="22"/>
-          <w:szCs w:val="22"/>
-        </w:rPr>
-      </w:r>
-    </w:p>
-    <w:p>
-      <w:pPr>
-        <w:pStyle w:val="Normal"/>
-        <w:numPr>
-          <w:ilvl w:val="0"/>
-          <w:numId w:val="1"/>
-        </w:numPr>
-        <w:spacing w:before="0" w:after="0"/>
-        <w:ind w:left="-566" w:hanging="0"/>
-        <w:jc w:val="center"/>
-        <w:rPr>
-          <w:rFonts w:ascii="Arial" w:hAnsi="Arial" w:eastAsia="Arial" w:cs="Arial"/>
-          <w:b/>
-          <w:b/>
-          <w:color w:val="000000"/>
-          <w:sz w:val="22"/>
-          <w:szCs w:val="22"/>
-        </w:rPr>
-      </w:pPr>
-      <w:r>
-        <w:rPr>
-          <w:rFonts w:eastAsia="Arial" w:cs="Arial" w:ascii="Arial" w:hAnsi="Arial"/>
-          <w:b/>
-          <w:color w:val="000000"/>
-          <w:sz w:val="22"/>
-          <w:szCs w:val="22"/>
-        </w:rPr>
-        <w:t>Регистрация и авторизация на сайте</w:t>
-      </w:r>
-    </w:p>
-    <w:p>
-      <w:pPr>
-        <w:pStyle w:val="Normal"/>
-        <w:numPr>
-          <w:ilvl w:val="1"/>
-          <w:numId w:val="1"/>
-        </w:numPr>
-        <w:spacing w:before="0" w:after="0"/>
-        <w:ind w:left="-566" w:hanging="0"/>
-        <w:rPr>
-          <w:rFonts w:ascii="Arial" w:hAnsi="Arial" w:eastAsia="Arial" w:cs="Arial"/>
-          <w:color w:val="000000"/>
-          <w:sz w:val="22"/>
-          <w:szCs w:val="22"/>
-        </w:rPr>
-      </w:pPr>
-      <w:r>
-        <w:rPr>
-          <w:rFonts w:eastAsia="Arial" w:cs="Arial" w:ascii="Arial" w:hAnsi="Arial"/>
-          <w:color w:val="000000"/>
-          <w:sz w:val="22"/>
-          <w:szCs w:val="22"/>
-        </w:rPr>
-        <w:t xml:space="preserve">Для использования функций Платформы Пользователь регистрируется, создавая личный кабинет, где может пополнять баланс, просматривать историю операций и заказов, связываться с поддержкой и изменять личные данные. При регистрации Пользователь указывает свои персональные данные и обязуется предоставить достоверную информацию. Данные обрабатываются Исполнителем в соответствии с политикой конфиденциальности. </w:t>
-      </w:r>
-    </w:p>
-    <w:p>
-      <w:pPr>
-        <w:pStyle w:val="Normal"/>
-        <w:numPr>
-          <w:ilvl w:val="1"/>
-          <w:numId w:val="1"/>
-        </w:numPr>
-        <w:spacing w:before="0" w:after="0"/>
-        <w:ind w:left="-566" w:hanging="0"/>
-        <w:rPr>
-          <w:rFonts w:ascii="Arial" w:hAnsi="Arial" w:eastAsia="Arial" w:cs="Arial"/>
-          <w:color w:val="000000"/>
-          <w:sz w:val="22"/>
-          <w:szCs w:val="22"/>
-        </w:rPr>
-      </w:pPr>
-      <w:r>
-        <w:rPr>
-          <w:rFonts w:eastAsia="Arial" w:cs="Arial" w:ascii="Arial" w:hAnsi="Arial"/>
-          <w:color w:val="000000"/>
-          <w:sz w:val="22"/>
-          <w:szCs w:val="22"/>
-        </w:rPr>
-        <w:t>Регистрация на сайте означает полный и безоговорочный акцепт настоящей публичной оферты.</w:t>
-      </w:r>
-    </w:p>
-    <w:p>
-      <w:pPr>
-        <w:pStyle w:val="Normal"/>
-        <w:spacing w:before="0" w:after="0"/>
-        <w:ind w:left="-566" w:hanging="0"/>
-        <w:rPr>
-          <w:rFonts w:ascii="Arial" w:hAnsi="Arial" w:eastAsia="Arial" w:cs="Arial"/>
-          <w:color w:val="000000"/>
-          <w:sz w:val="22"/>
-          <w:szCs w:val="22"/>
-        </w:rPr>
-      </w:pPr>
-      <w:r>
-        <w:rPr>
-          <w:rFonts w:eastAsia="Arial" w:cs="Arial" w:ascii="Arial" w:hAnsi="Arial"/>
-          <w:color w:val="000000"/>
-          <w:sz w:val="22"/>
-          <w:szCs w:val="22"/>
-        </w:rPr>
-      </w:r>
-    </w:p>
-    <w:p>
-      <w:pPr>
-        <w:pStyle w:val="Normal"/>
-        <w:numPr>
-          <w:ilvl w:val="0"/>
-          <w:numId w:val="1"/>
-        </w:numPr>
-        <w:spacing w:before="0" w:after="0"/>
-        <w:ind w:left="-566" w:hanging="0"/>
-        <w:jc w:val="center"/>
-        <w:rPr>
-          <w:rFonts w:ascii="Arial" w:hAnsi="Arial" w:eastAsia="Arial" w:cs="Arial"/>
-          <w:b/>
-          <w:b/>
-          <w:color w:val="000000"/>
-          <w:sz w:val="22"/>
-          <w:szCs w:val="22"/>
-        </w:rPr>
-      </w:pPr>
-      <w:r>
-        <w:rPr>
-          <w:rFonts w:eastAsia="Arial" w:cs="Arial" w:ascii="Arial" w:hAnsi="Arial"/>
-          <w:b/>
-          <w:color w:val="000000"/>
-          <w:sz w:val="22"/>
-          <w:szCs w:val="22"/>
-        </w:rPr>
-        <w:t>Партнерская программа</w:t>
-      </w:r>
-    </w:p>
-    <w:p>
-      <w:pPr>
-        <w:pStyle w:val="Normal"/>
-        <w:numPr>
-          <w:ilvl w:val="1"/>
-          <w:numId w:val="1"/>
-        </w:numPr>
-        <w:spacing w:before="0" w:after="0"/>
-        <w:ind w:left="-566" w:hanging="0"/>
-        <w:rPr>
-          <w:rFonts w:ascii="Arial" w:hAnsi="Arial" w:eastAsia="Arial" w:cs="Arial"/>
-          <w:color w:val="000000"/>
-          <w:sz w:val="22"/>
-          <w:szCs w:val="22"/>
-        </w:rPr>
-      </w:pPr>
-      <w:r>
-        <w:rPr>
-          <w:rFonts w:eastAsia="Arial" w:cs="Arial" w:ascii="Arial" w:hAnsi="Arial"/>
-          <w:color w:val="000000"/>
-          <w:sz w:val="22"/>
-          <w:szCs w:val="22"/>
-        </w:rPr>
-        <w:t>Каждый Пользователь может участвовать в партнерской программе Исполнителя.</w:t>
-      </w:r>
-    </w:p>
-    <w:p>
-      <w:pPr>
-        <w:pStyle w:val="Normal"/>
-        <w:numPr>
-          <w:ilvl w:val="1"/>
-          <w:numId w:val="1"/>
-        </w:numPr>
-        <w:spacing w:before="0" w:after="0"/>
-        <w:ind w:left="-566" w:hanging="0"/>
-        <w:rPr>
-          <w:rFonts w:ascii="Arial" w:hAnsi="Arial" w:eastAsia="Arial" w:cs="Arial"/>
-          <w:color w:val="000000"/>
-          <w:sz w:val="22"/>
-          <w:szCs w:val="22"/>
-        </w:rPr>
-      </w:pPr>
-      <w:r>
-        <w:rPr>
-          <w:rFonts w:eastAsia="Arial" w:cs="Arial" w:ascii="Arial" w:hAnsi="Arial"/>
-          <w:color w:val="000000"/>
-          <w:sz w:val="22"/>
-          <w:szCs w:val="22"/>
-        </w:rPr>
-        <w:t>Пользователь участвует в партнерской программе с помощью соответствующего уникального кода, доступного в личном кабинете Пользователя.</w:t>
-      </w:r>
-    </w:p>
-    <w:p>
-      <w:pPr>
-        <w:pStyle w:val="Normal"/>
-        <w:numPr>
-          <w:ilvl w:val="1"/>
-          <w:numId w:val="1"/>
-        </w:numPr>
-        <w:spacing w:before="0" w:after="0"/>
-        <w:ind w:left="-566" w:hanging="0"/>
-        <w:rPr>
-          <w:rFonts w:ascii="Arial" w:hAnsi="Arial" w:eastAsia="Arial" w:cs="Arial"/>
-          <w:color w:val="000000"/>
-          <w:sz w:val="22"/>
-          <w:szCs w:val="22"/>
-        </w:rPr>
-      </w:pPr>
-      <w:r>
-        <w:rPr>
-          <w:rFonts w:eastAsia="Arial" w:cs="Arial" w:ascii="Arial" w:hAnsi="Arial"/>
-          <w:color w:val="000000"/>
-          <w:sz w:val="22"/>
-          <w:szCs w:val="22"/>
-        </w:rPr>
-        <w:t xml:space="preserve">Вознаграждение пользователя </w:t>
-      </w:r>
-      <w:r>
-        <w:rPr>
-          <w:rFonts w:eastAsia="Arial" w:cs="Arial" w:ascii="Arial" w:hAnsi="Arial"/>
-          <w:sz w:val="22"/>
-          <w:szCs w:val="22"/>
-        </w:rPr>
-        <w:t xml:space="preserve">указано в меню Финансы </w:t>
-      </w:r>
-      <w:r>
-        <w:rPr>
-          <w:rFonts w:eastAsia="Arial" w:cs="Arial" w:ascii="Arial" w:hAnsi="Arial"/>
-          <w:color w:val="000000"/>
-          <w:sz w:val="22"/>
-          <w:szCs w:val="22"/>
-        </w:rPr>
-        <w:t>за каждого нового пользователя, использовавшего уникальный код или уникальную реферальную ссылку Пользователя при регистрации и последующей оплате услуг, при условии активации оплаченных услуг.</w:t>
-      </w:r>
-    </w:p>
-    <w:p>
-      <w:pPr>
-        <w:pStyle w:val="Normal"/>
-        <w:spacing w:before="0" w:after="0"/>
-        <w:ind w:left="-566" w:hanging="0"/>
-        <w:rPr>
-          <w:rFonts w:ascii="Arial" w:hAnsi="Arial" w:eastAsia="Arial" w:cs="Arial"/>
-          <w:color w:val="000000"/>
-          <w:sz w:val="22"/>
-          <w:szCs w:val="22"/>
-        </w:rPr>
-      </w:pPr>
-      <w:r>
-        <w:rPr>
-          <w:rFonts w:eastAsia="Arial" w:cs="Arial" w:ascii="Arial" w:hAnsi="Arial"/>
-          <w:color w:val="000000"/>
-          <w:sz w:val="22"/>
-          <w:szCs w:val="22"/>
-        </w:rPr>
-      </w:r>
-    </w:p>
-    <w:p>
-      <w:pPr>
-        <w:pStyle w:val="Normal"/>
-        <w:numPr>
-          <w:ilvl w:val="0"/>
-          <w:numId w:val="1"/>
-        </w:numPr>
-        <w:spacing w:before="0" w:after="0"/>
-        <w:ind w:left="-566" w:hanging="0"/>
-        <w:jc w:val="center"/>
-        <w:rPr>
-          <w:rFonts w:ascii="Arial" w:hAnsi="Arial" w:eastAsia="Arial" w:cs="Arial"/>
-          <w:b/>
-          <w:b/>
-          <w:color w:val="000000"/>
-          <w:sz w:val="22"/>
-          <w:szCs w:val="22"/>
-        </w:rPr>
-      </w:pPr>
-      <w:r>
-        <w:rPr>
-          <w:rFonts w:eastAsia="Arial" w:cs="Arial" w:ascii="Arial" w:hAnsi="Arial"/>
-          <w:b/>
-          <w:color w:val="000000"/>
-          <w:sz w:val="22"/>
-          <w:szCs w:val="22"/>
-        </w:rPr>
-        <w:t>Интеллектуальная собственность и ограничения при использовании Платформы</w:t>
-      </w:r>
-    </w:p>
-    <w:p>
-      <w:pPr>
-        <w:pStyle w:val="Normal"/>
-        <w:numPr>
-          <w:ilvl w:val="1"/>
-          <w:numId w:val="1"/>
-        </w:numPr>
-        <w:spacing w:before="0" w:after="0"/>
-        <w:ind w:left="-566" w:hanging="0"/>
-        <w:rPr>
-          <w:rFonts w:ascii="Arial" w:hAnsi="Arial" w:eastAsia="Arial" w:cs="Arial"/>
-          <w:color w:val="000000"/>
-          <w:sz w:val="22"/>
-          <w:szCs w:val="22"/>
-        </w:rPr>
-      </w:pPr>
-      <w:r>
-        <w:rPr>
-          <w:rFonts w:eastAsia="Arial" w:cs="Arial" w:ascii="Arial" w:hAnsi="Arial"/>
-          <w:color w:val="000000"/>
-          <w:sz w:val="22"/>
-          <w:szCs w:val="22"/>
-        </w:rPr>
-        <w:t> </w:t>
-      </w:r>
-      <w:r>
-        <w:rPr>
-          <w:rFonts w:eastAsia="Arial" w:cs="Arial" w:ascii="Arial" w:hAnsi="Arial"/>
-          <w:color w:val="000000"/>
-          <w:sz w:val="22"/>
-          <w:szCs w:val="22"/>
-        </w:rPr>
-        <w:t>Используя материалы Исполнителя, а также используя Платформу, Пользователь признает и соглашается с тем, что все содержимое Платформы, алгоритмы, дизайн, логотипы, контент и структура содержимого Платформы защищены авторским правом, правом на товарный знак и другими правами на результаты интеллектуальной деятельности и что указанные права являются действительными и охраняются во всех формах, на всех носителях и в отношении всех технологий, как существующих в настоящее время, так и разработанных или созданных впоследствии. Никакие права на любое содержимое материалов и Платформы, принадлежащих Исполнителю, включая, помимо прочего, аудиовизуальные произведения, текстовые и графические материалы, программы для ЭВМ, товарные знаки не переходят к Пользователю в результате пользования материалами и Платформой и заключения Договора.</w:t>
-      </w:r>
-    </w:p>
-    <w:p>
-      <w:pPr>
-        <w:pStyle w:val="Normal"/>
-        <w:numPr>
-          <w:ilvl w:val="1"/>
-          <w:numId w:val="1"/>
-        </w:numPr>
-        <w:spacing w:before="0" w:after="0"/>
-        <w:ind w:left="-566" w:hanging="0"/>
-        <w:rPr>
-          <w:rFonts w:ascii="Arial" w:hAnsi="Arial" w:eastAsia="Arial" w:cs="Arial"/>
-          <w:color w:val="000000"/>
-          <w:sz w:val="22"/>
-          <w:szCs w:val="22"/>
-        </w:rPr>
-      </w:pPr>
-      <w:r>
-        <w:rPr>
-          <w:rFonts w:eastAsia="Arial" w:cs="Arial" w:ascii="Arial" w:hAnsi="Arial"/>
-          <w:color w:val="000000"/>
-          <w:sz w:val="22"/>
-          <w:szCs w:val="22"/>
-        </w:rPr>
-        <w:t>Пользователю запрещается копировать, модифицировать, изменять, удалять, дополнять, публиковать, передавать какую-либо информацию, полученную на Платформе, кроме случаев, когда такая функция прямо предусмотрена на Платформе.</w:t>
-      </w:r>
-    </w:p>
-    <w:p>
-      <w:pPr>
-        <w:pStyle w:val="Normal"/>
-        <w:numPr>
-          <w:ilvl w:val="1"/>
-          <w:numId w:val="1"/>
-        </w:numPr>
-        <w:spacing w:before="0" w:after="0"/>
-        <w:ind w:left="-566" w:hanging="0"/>
-        <w:rPr>
-          <w:rFonts w:ascii="Arial" w:hAnsi="Arial" w:eastAsia="Arial" w:cs="Arial"/>
-          <w:color w:val="000000"/>
-          <w:sz w:val="22"/>
-          <w:szCs w:val="22"/>
-        </w:rPr>
-      </w:pPr>
-      <w:r>
-        <w:rPr>
-          <w:rFonts w:eastAsia="Arial" w:cs="Arial" w:ascii="Arial" w:hAnsi="Arial"/>
-          <w:color w:val="000000"/>
-          <w:sz w:val="22"/>
-          <w:szCs w:val="22"/>
-        </w:rPr>
-        <w:t>Пользователю запрещается:</w:t>
-      </w:r>
-    </w:p>
-    <w:p>
-      <w:pPr>
-        <w:pStyle w:val="Normal"/>
-        <w:numPr>
-          <w:ilvl w:val="2"/>
-          <w:numId w:val="1"/>
-        </w:numPr>
-        <w:spacing w:before="0" w:after="0"/>
-        <w:ind w:left="-566" w:hanging="0"/>
-        <w:rPr>
-          <w:rFonts w:ascii="Arial" w:hAnsi="Arial" w:eastAsia="Arial" w:cs="Arial"/>
-          <w:color w:val="000000"/>
-          <w:sz w:val="22"/>
-          <w:szCs w:val="22"/>
-        </w:rPr>
-      </w:pPr>
-      <w:r>
-        <w:rPr>
-          <w:rFonts w:eastAsia="Arial" w:cs="Arial" w:ascii="Arial" w:hAnsi="Arial"/>
-          <w:color w:val="000000"/>
-          <w:sz w:val="22"/>
-          <w:szCs w:val="22"/>
-        </w:rPr>
-        <w:t>копировать либо иным способом использовать программную часть Платформы, а также ее дизайн.</w:t>
-      </w:r>
-    </w:p>
-    <w:p>
-      <w:pPr>
-        <w:pStyle w:val="Normal"/>
-        <w:numPr>
-          <w:ilvl w:val="2"/>
-          <w:numId w:val="1"/>
-        </w:numPr>
-        <w:spacing w:before="0" w:after="0"/>
-        <w:ind w:left="-566" w:hanging="0"/>
-        <w:rPr>
-          <w:rFonts w:ascii="Arial" w:hAnsi="Arial" w:eastAsia="Arial" w:cs="Arial"/>
-          <w:color w:val="000000"/>
-          <w:sz w:val="22"/>
-          <w:szCs w:val="22"/>
-        </w:rPr>
-      </w:pPr>
-      <w:r>
-        <w:rPr>
-          <w:rFonts w:eastAsia="Arial" w:cs="Arial" w:ascii="Arial" w:hAnsi="Arial"/>
-          <w:color w:val="000000"/>
-          <w:sz w:val="22"/>
-          <w:szCs w:val="22"/>
-        </w:rPr>
-        <w:t>использовать персональные данные третьих лиц на Платформе, без их согласия, в том числе домашние адреса, телефоны, паспортные данные, адреса электронной почты.</w:t>
-      </w:r>
-    </w:p>
-    <w:p>
-      <w:pPr>
-        <w:pStyle w:val="Normal"/>
-        <w:numPr>
-          <w:ilvl w:val="2"/>
-          <w:numId w:val="1"/>
-        </w:numPr>
-        <w:spacing w:before="0" w:after="0"/>
-        <w:ind w:left="-566" w:hanging="0"/>
-        <w:rPr>
-          <w:rFonts w:ascii="Arial" w:hAnsi="Arial" w:eastAsia="Arial" w:cs="Arial"/>
-          <w:color w:val="000000"/>
-          <w:sz w:val="22"/>
-          <w:szCs w:val="22"/>
-        </w:rPr>
-      </w:pPr>
-      <w:r>
-        <w:rPr>
-          <w:rFonts w:eastAsia="Arial" w:cs="Arial" w:ascii="Arial" w:hAnsi="Arial"/>
-          <w:color w:val="000000"/>
-          <w:sz w:val="22"/>
-          <w:szCs w:val="22"/>
-        </w:rPr>
-        <w:t>изменять каким бы то ни было способом программную часть Платформы, совершать действия, направленные на изменение функционирования и работоспособности Платформы.</w:t>
-      </w:r>
-    </w:p>
-    <w:p>
-      <w:pPr>
-        <w:pStyle w:val="Normal"/>
-        <w:numPr>
-          <w:ilvl w:val="2"/>
-          <w:numId w:val="1"/>
-        </w:numPr>
-        <w:spacing w:before="0" w:after="0"/>
-        <w:ind w:left="-566" w:hanging="0"/>
-        <w:rPr>
-          <w:rFonts w:ascii="Arial" w:hAnsi="Arial" w:eastAsia="Arial" w:cs="Arial"/>
-          <w:color w:val="000000"/>
-          <w:sz w:val="22"/>
-          <w:szCs w:val="22"/>
-        </w:rPr>
-      </w:pPr>
-      <w:r>
-        <w:rPr>
-          <w:rFonts w:eastAsia="Arial" w:cs="Arial" w:ascii="Arial" w:hAnsi="Arial"/>
-          <w:color w:val="000000"/>
-          <w:sz w:val="22"/>
-          <w:szCs w:val="22"/>
-        </w:rPr>
-        <w:t>использовать Платформу для увеличения активности контента, нарушающего исключительные права третьих лиц.</w:t>
-      </w:r>
-    </w:p>
-    <w:p>
-      <w:pPr>
-        <w:pStyle w:val="Normal"/>
-        <w:spacing w:before="0" w:after="0"/>
-        <w:ind w:left="-566" w:hanging="0"/>
-        <w:rPr>
-          <w:rFonts w:ascii="Arial" w:hAnsi="Arial" w:eastAsia="Arial" w:cs="Arial"/>
-          <w:color w:val="000000"/>
-          <w:sz w:val="22"/>
-          <w:szCs w:val="22"/>
-        </w:rPr>
-      </w:pPr>
-      <w:r>
-        <w:rPr>
-          <w:rFonts w:eastAsia="Arial" w:cs="Arial" w:ascii="Arial" w:hAnsi="Arial"/>
-          <w:color w:val="000000"/>
-          <w:sz w:val="22"/>
-          <w:szCs w:val="22"/>
-        </w:rPr>
-      </w:r>
-    </w:p>
-    <w:p>
-      <w:pPr>
-        <w:pStyle w:val="Normal"/>
-        <w:numPr>
-          <w:ilvl w:val="0"/>
-          <w:numId w:val="1"/>
-        </w:numPr>
-        <w:spacing w:before="0" w:after="0"/>
-        <w:ind w:left="-566" w:hanging="0"/>
-        <w:jc w:val="center"/>
-        <w:rPr>
-          <w:rFonts w:ascii="Arial" w:hAnsi="Arial" w:eastAsia="Arial" w:cs="Arial"/>
-          <w:b/>
-          <w:b/>
-          <w:color w:val="000000"/>
-          <w:sz w:val="22"/>
-          <w:szCs w:val="22"/>
-        </w:rPr>
-      </w:pPr>
-      <w:r>
-        <w:rPr>
-          <w:rFonts w:eastAsia="Arial" w:cs="Arial" w:ascii="Arial" w:hAnsi="Arial"/>
-          <w:b/>
-          <w:color w:val="000000"/>
-          <w:sz w:val="22"/>
-          <w:szCs w:val="22"/>
-        </w:rPr>
-        <w:t>Права и обязанности Сторон</w:t>
-      </w:r>
-    </w:p>
-    <w:p>
-      <w:pPr>
-        <w:pStyle w:val="Normal"/>
-        <w:numPr>
-          <w:ilvl w:val="1"/>
-          <w:numId w:val="1"/>
-        </w:numPr>
-        <w:spacing w:before="0" w:after="0"/>
-        <w:ind w:left="-566" w:hanging="0"/>
-        <w:rPr>
-          <w:rFonts w:ascii="Arial" w:hAnsi="Arial" w:eastAsia="Arial" w:cs="Arial"/>
-          <w:color w:val="000000"/>
-          <w:sz w:val="22"/>
-          <w:szCs w:val="22"/>
-        </w:rPr>
-      </w:pPr>
-      <w:r>
-        <w:rPr>
-          <w:rFonts w:eastAsia="Arial" w:cs="Arial" w:ascii="Arial" w:hAnsi="Arial"/>
-          <w:color w:val="000000"/>
-          <w:sz w:val="22"/>
-          <w:szCs w:val="22"/>
-        </w:rPr>
-        <w:t>Исполнитель имеет право:</w:t>
-      </w:r>
-    </w:p>
-    <w:p>
-      <w:pPr>
-        <w:pStyle w:val="Normal"/>
-        <w:numPr>
-          <w:ilvl w:val="2"/>
-          <w:numId w:val="1"/>
-        </w:numPr>
-        <w:spacing w:before="0" w:after="0"/>
-        <w:ind w:left="-566" w:hanging="0"/>
-        <w:rPr>
-          <w:rFonts w:ascii="Arial" w:hAnsi="Arial" w:eastAsia="Arial" w:cs="Arial"/>
-          <w:color w:val="000000"/>
-          <w:sz w:val="22"/>
-          <w:szCs w:val="22"/>
-        </w:rPr>
-      </w:pPr>
-      <w:r>
-        <w:rPr>
-          <w:rFonts w:eastAsia="Arial" w:cs="Arial" w:ascii="Arial" w:hAnsi="Arial"/>
-          <w:color w:val="000000"/>
-          <w:sz w:val="22"/>
-          <w:szCs w:val="22"/>
-        </w:rPr>
-        <w:t xml:space="preserve">Исполнитель вправе в одностороннем порядке время от времени вносить изменения в настоящий Договор. Текст измененного Договора будет доступен на сайте Платформы. Пользователь обязан самостоятельно проверять условия таких изменений. При совершении действий по использованию Платформы после внесения изменений в Договор и их опубликования на сайте Платформы, Пользователь подтверждает согласие с такими изменениями Договора. </w:t>
-      </w:r>
-    </w:p>
-    <w:p>
-      <w:pPr>
-        <w:pStyle w:val="Normal"/>
-        <w:numPr>
-          <w:ilvl w:val="2"/>
-          <w:numId w:val="1"/>
-        </w:numPr>
-        <w:spacing w:before="0" w:after="0"/>
-        <w:ind w:left="-566" w:hanging="0"/>
-        <w:rPr>
-          <w:rFonts w:ascii="Arial" w:hAnsi="Arial" w:eastAsia="Arial" w:cs="Arial"/>
-          <w:color w:val="000000"/>
-          <w:sz w:val="22"/>
-          <w:szCs w:val="22"/>
-        </w:rPr>
-      </w:pPr>
-      <w:r>
-        <w:rPr>
-          <w:rFonts w:eastAsia="Arial" w:cs="Arial" w:ascii="Arial" w:hAnsi="Arial"/>
-          <w:color w:val="000000"/>
-          <w:sz w:val="22"/>
-          <w:szCs w:val="22"/>
-        </w:rPr>
-        <w:t xml:space="preserve">Отказать Пользователю в оказании услуг, в том числе путем блокировки, если Исполнитель посчитает, что Пользователь нарушает, намеревается нарушить или допускает нарушение законодательства РФ в любой его части, в том числе посягает на права и законные интересы других лиц. </w:t>
-      </w:r>
-    </w:p>
-    <w:p>
-      <w:pPr>
-        <w:pStyle w:val="Normal"/>
-        <w:numPr>
-          <w:ilvl w:val="2"/>
-          <w:numId w:val="1"/>
-        </w:numPr>
-        <w:spacing w:before="0" w:after="0"/>
-        <w:ind w:left="-566" w:hanging="0"/>
-        <w:rPr>
-          <w:rFonts w:ascii="Arial" w:hAnsi="Arial" w:eastAsia="Arial" w:cs="Arial"/>
-          <w:color w:val="000000"/>
-          <w:sz w:val="22"/>
-          <w:szCs w:val="22"/>
-        </w:rPr>
-      </w:pPr>
-      <w:r>
-        <w:rPr>
-          <w:rFonts w:eastAsia="Arial" w:cs="Arial" w:ascii="Arial" w:hAnsi="Arial"/>
-          <w:color w:val="000000"/>
-          <w:sz w:val="22"/>
-          <w:szCs w:val="22"/>
-        </w:rPr>
-        <w:t xml:space="preserve">Пользователь обязуется: </w:t>
-      </w:r>
-    </w:p>
-    <w:p>
-      <w:pPr>
-        <w:pStyle w:val="Normal"/>
-        <w:numPr>
-          <w:ilvl w:val="3"/>
-          <w:numId w:val="1"/>
-        </w:numPr>
-        <w:spacing w:before="0" w:after="0"/>
-        <w:ind w:left="-566" w:hanging="0"/>
-        <w:rPr>
-          <w:rFonts w:ascii="Arial" w:hAnsi="Arial" w:eastAsia="Arial" w:cs="Arial"/>
-          <w:color w:val="000000"/>
-          <w:sz w:val="22"/>
-          <w:szCs w:val="22"/>
-        </w:rPr>
-      </w:pPr>
-      <w:r>
-        <w:rPr>
-          <w:rFonts w:eastAsia="Arial" w:cs="Arial" w:ascii="Arial" w:hAnsi="Arial"/>
-          <w:color w:val="000000"/>
-          <w:sz w:val="22"/>
-          <w:szCs w:val="22"/>
-        </w:rPr>
-        <w:t>соблюдать условия настоящего Договора, с вносимыми время от время изменениями, а в случае несогласия с такими изменениями прекратить использование Платформы.</w:t>
-      </w:r>
-    </w:p>
-    <w:p>
-      <w:pPr>
-        <w:pStyle w:val="Normal"/>
-        <w:numPr>
-          <w:ilvl w:val="3"/>
-          <w:numId w:val="1"/>
-        </w:numPr>
-        <w:spacing w:before="0" w:after="0"/>
-        <w:ind w:left="-566" w:hanging="0"/>
-        <w:rPr>
-          <w:rFonts w:ascii="Arial" w:hAnsi="Arial" w:eastAsia="Arial" w:cs="Arial"/>
-          <w:color w:val="000000"/>
-          <w:sz w:val="22"/>
-          <w:szCs w:val="22"/>
-        </w:rPr>
-      </w:pPr>
-      <w:r>
-        <w:rPr>
-          <w:rFonts w:eastAsia="Arial" w:cs="Arial" w:ascii="Arial" w:hAnsi="Arial"/>
-          <w:color w:val="000000"/>
-          <w:sz w:val="22"/>
-          <w:szCs w:val="22"/>
-        </w:rPr>
-        <w:t>соблюдать законодательство РФ или иной применимой юрисдикции при использовании Платформы.</w:t>
-      </w:r>
-    </w:p>
-    <w:p>
-      <w:pPr>
-        <w:pStyle w:val="Normal"/>
-        <w:spacing w:before="0" w:after="0"/>
-        <w:ind w:left="-566" w:hanging="0"/>
-        <w:rPr>
-          <w:rFonts w:ascii="Arial" w:hAnsi="Arial" w:eastAsia="Arial" w:cs="Arial"/>
-          <w:color w:val="000000"/>
-          <w:sz w:val="22"/>
-          <w:szCs w:val="22"/>
-        </w:rPr>
-      </w:pPr>
-      <w:r>
-        <w:rPr>
-          <w:rFonts w:eastAsia="Arial" w:cs="Arial" w:ascii="Arial" w:hAnsi="Arial"/>
-          <w:color w:val="000000"/>
-          <w:sz w:val="22"/>
-          <w:szCs w:val="22"/>
-        </w:rPr>
-      </w:r>
-    </w:p>
-    <w:p>
-      <w:pPr>
-        <w:pStyle w:val="Normal"/>
-        <w:numPr>
-          <w:ilvl w:val="0"/>
-          <w:numId w:val="1"/>
-        </w:numPr>
-        <w:spacing w:before="0" w:after="0"/>
-        <w:ind w:left="-566" w:hanging="0"/>
-        <w:jc w:val="center"/>
-        <w:rPr>
-          <w:rFonts w:ascii="Arial" w:hAnsi="Arial" w:eastAsia="Arial" w:cs="Arial"/>
-          <w:b/>
-          <w:b/>
-          <w:color w:val="000000"/>
-          <w:sz w:val="22"/>
-          <w:szCs w:val="22"/>
-        </w:rPr>
-      </w:pPr>
-      <w:r>
-        <w:rPr>
-          <w:rFonts w:eastAsia="Arial" w:cs="Arial" w:ascii="Arial" w:hAnsi="Arial"/>
-          <w:b/>
-          <w:color w:val="000000"/>
-          <w:sz w:val="22"/>
-          <w:szCs w:val="22"/>
-        </w:rPr>
-        <w:t>Ограничение ответственности</w:t>
-      </w:r>
-    </w:p>
-    <w:p>
-      <w:pPr>
-        <w:pStyle w:val="Normal"/>
-        <w:numPr>
-          <w:ilvl w:val="1"/>
-          <w:numId w:val="1"/>
-        </w:numPr>
-        <w:spacing w:before="0" w:after="0"/>
-        <w:ind w:left="-566" w:hanging="0"/>
-        <w:rPr>
-          <w:rFonts w:ascii="Arial" w:hAnsi="Arial" w:eastAsia="Arial" w:cs="Arial"/>
-          <w:color w:val="000000"/>
-          <w:sz w:val="22"/>
-          <w:szCs w:val="22"/>
-        </w:rPr>
-      </w:pPr>
-      <w:r>
-        <w:rPr>
-          <w:rFonts w:eastAsia="Arial" w:cs="Arial" w:ascii="Arial" w:hAnsi="Arial"/>
-          <w:color w:val="000000"/>
-          <w:sz w:val="22"/>
-          <w:szCs w:val="22"/>
-        </w:rPr>
-        <w:t>Исполнитель не несет ответственности за сбои в работе, вызванные третьими лицами (сбои интернета, технические проблемы на стороне платформ, интегрированных с Платформой), а также за действия любых иных третьих лиц.</w:t>
-      </w:r>
-    </w:p>
-    <w:p>
-      <w:pPr>
-        <w:pStyle w:val="Normal"/>
-        <w:numPr>
-          <w:ilvl w:val="1"/>
-          <w:numId w:val="1"/>
-        </w:numPr>
-        <w:spacing w:before="0" w:after="0"/>
-        <w:ind w:left="-566" w:hanging="0"/>
-        <w:rPr>
-          <w:rFonts w:ascii="Arial" w:hAnsi="Arial" w:eastAsia="Arial" w:cs="Arial"/>
-          <w:color w:val="000000"/>
-          <w:sz w:val="22"/>
-          <w:szCs w:val="22"/>
-        </w:rPr>
-      </w:pPr>
-      <w:r>
-        <w:rPr>
-          <w:rFonts w:eastAsia="Arial" w:cs="Arial" w:ascii="Arial" w:hAnsi="Arial"/>
-          <w:color w:val="000000"/>
-          <w:sz w:val="22"/>
-          <w:szCs w:val="22"/>
-        </w:rPr>
-        <w:t xml:space="preserve">Исполнитель не несет ответственности в случае блокировки аккаунта, канала, удаления постов и иных ограничений, применяемых администрацией </w:t>
-      </w:r>
-      <w:r>
-        <w:rPr>
-          <w:rFonts w:eastAsia="Arial" w:cs="Arial" w:ascii="Arial" w:hAnsi="Arial"/>
-          <w:sz w:val="22"/>
-          <w:szCs w:val="22"/>
-        </w:rPr>
-        <w:t>маркетплейсов и интернет-магазинов</w:t>
-      </w:r>
-      <w:r>
-        <w:rPr>
-          <w:rFonts w:eastAsia="Arial" w:cs="Arial" w:ascii="Arial" w:hAnsi="Arial"/>
-          <w:color w:val="000000"/>
-          <w:sz w:val="22"/>
-          <w:szCs w:val="22"/>
-        </w:rPr>
-        <w:t>.</w:t>
-      </w:r>
-    </w:p>
-    <w:p>
-      <w:pPr>
-        <w:pStyle w:val="Normal"/>
-        <w:numPr>
-          <w:ilvl w:val="1"/>
-          <w:numId w:val="1"/>
-        </w:numPr>
-        <w:spacing w:before="0" w:after="0"/>
-        <w:ind w:left="-566" w:hanging="0"/>
-        <w:rPr>
-          <w:rFonts w:ascii="Arial" w:hAnsi="Arial" w:eastAsia="Arial" w:cs="Arial"/>
-          <w:color w:val="000000"/>
-          <w:sz w:val="22"/>
-          <w:szCs w:val="22"/>
-        </w:rPr>
-      </w:pPr>
-      <w:r>
-        <w:rPr>
-          <w:rFonts w:eastAsia="Arial" w:cs="Arial" w:ascii="Arial" w:hAnsi="Arial"/>
-          <w:color w:val="000000"/>
-          <w:sz w:val="22"/>
-          <w:szCs w:val="22"/>
-        </w:rPr>
-        <w:t>Пользователь подтверждает, что будет использовать Платформу только для тех</w:t>
-      </w:r>
-      <w:r>
-        <w:rPr>
-          <w:rFonts w:eastAsia="Arial" w:cs="Arial" w:ascii="Arial" w:hAnsi="Arial"/>
-          <w:sz w:val="22"/>
-          <w:szCs w:val="22"/>
-        </w:rPr>
-        <w:t xml:space="preserve"> магазинов</w:t>
-      </w:r>
-      <w:r>
-        <w:rPr>
-          <w:rFonts w:eastAsia="Arial" w:cs="Arial" w:ascii="Arial" w:hAnsi="Arial"/>
-          <w:color w:val="000000"/>
-          <w:sz w:val="22"/>
-          <w:szCs w:val="22"/>
-        </w:rPr>
-        <w:t xml:space="preserve">, владельцем которых он является, или им получено согласие в письменном виде от владельца </w:t>
-      </w:r>
-      <w:r>
-        <w:rPr>
-          <w:rFonts w:eastAsia="Arial" w:cs="Arial" w:ascii="Arial" w:hAnsi="Arial"/>
-          <w:sz w:val="22"/>
-          <w:szCs w:val="22"/>
-        </w:rPr>
-        <w:t>магазина</w:t>
-      </w:r>
-      <w:r>
-        <w:rPr>
-          <w:rFonts w:eastAsia="Arial" w:cs="Arial" w:ascii="Arial" w:hAnsi="Arial"/>
-          <w:color w:val="000000"/>
-          <w:sz w:val="22"/>
-          <w:szCs w:val="22"/>
-        </w:rPr>
-        <w:t xml:space="preserve"> для оказания услуг с помощью Платформы в отношении такого канала.</w:t>
-      </w:r>
-    </w:p>
-    <w:p>
-      <w:pPr>
-        <w:pStyle w:val="Normal"/>
-        <w:spacing w:before="0" w:after="0"/>
-        <w:ind w:left="-566" w:hanging="0"/>
-        <w:rPr>
-          <w:rFonts w:ascii="Arial" w:hAnsi="Arial" w:eastAsia="Arial" w:cs="Arial"/>
-          <w:color w:val="000000"/>
-          <w:sz w:val="22"/>
-          <w:szCs w:val="22"/>
-        </w:rPr>
-      </w:pPr>
-      <w:r>
-        <w:rPr>
-          <w:rFonts w:eastAsia="Arial" w:cs="Arial" w:ascii="Arial" w:hAnsi="Arial"/>
-          <w:color w:val="000000"/>
-          <w:sz w:val="22"/>
-          <w:szCs w:val="22"/>
-        </w:rPr>
-      </w:r>
-    </w:p>
-    <w:p>
-      <w:pPr>
-        <w:pStyle w:val="Normal"/>
-        <w:numPr>
-          <w:ilvl w:val="0"/>
-          <w:numId w:val="1"/>
-        </w:numPr>
-        <w:spacing w:before="0" w:after="0"/>
-        <w:ind w:left="-566" w:hanging="0"/>
-        <w:jc w:val="center"/>
-        <w:rPr>
-          <w:rFonts w:ascii="Arial" w:hAnsi="Arial" w:eastAsia="Arial" w:cs="Arial"/>
-          <w:b/>
-          <w:b/>
-          <w:color w:val="000000"/>
-          <w:sz w:val="22"/>
-          <w:szCs w:val="22"/>
-        </w:rPr>
-      </w:pPr>
-      <w:r>
-        <w:rPr>
-          <w:rFonts w:eastAsia="Arial" w:cs="Arial" w:ascii="Arial" w:hAnsi="Arial"/>
-          <w:b/>
-          <w:color w:val="000000"/>
-          <w:sz w:val="22"/>
-          <w:szCs w:val="22"/>
-        </w:rPr>
-        <w:t>Применимое право и разрешение споров</w:t>
-      </w:r>
-    </w:p>
-    <w:p>
-      <w:pPr>
-        <w:pStyle w:val="Normal"/>
-        <w:numPr>
-          <w:ilvl w:val="1"/>
-          <w:numId w:val="1"/>
-        </w:numPr>
-        <w:spacing w:before="0" w:after="0"/>
-        <w:ind w:left="-566" w:hanging="0"/>
-        <w:rPr>
-          <w:rFonts w:ascii="Arial" w:hAnsi="Arial" w:eastAsia="Arial" w:cs="Arial"/>
-          <w:color w:val="000000"/>
-          <w:sz w:val="22"/>
-          <w:szCs w:val="22"/>
-        </w:rPr>
-      </w:pPr>
-      <w:r>
-        <w:rPr>
-          <w:rFonts w:eastAsia="Arial" w:cs="Arial" w:ascii="Arial" w:hAnsi="Arial"/>
-          <w:color w:val="000000"/>
-          <w:sz w:val="22"/>
-          <w:szCs w:val="22"/>
-        </w:rPr>
-        <w:t>Настоящие Договор и отношения, возникающие между Сторонами, регулируются законодательством Российской Федерации.</w:t>
-      </w:r>
-    </w:p>
-    <w:p>
-      <w:pPr>
-        <w:pStyle w:val="Normal"/>
-        <w:numPr>
-          <w:ilvl w:val="1"/>
-          <w:numId w:val="1"/>
-        </w:numPr>
-        <w:spacing w:before="0" w:after="0"/>
-        <w:ind w:left="-566" w:hanging="0"/>
-        <w:rPr>
-          <w:rFonts w:ascii="Arial" w:hAnsi="Arial" w:eastAsia="Arial" w:cs="Arial"/>
-          <w:color w:val="000000"/>
-          <w:sz w:val="22"/>
-          <w:szCs w:val="22"/>
-        </w:rPr>
-      </w:pPr>
-      <w:r>
-        <w:rPr>
-          <w:rFonts w:eastAsia="Arial" w:cs="Arial" w:ascii="Arial" w:hAnsi="Arial"/>
-          <w:color w:val="000000"/>
-          <w:sz w:val="22"/>
-          <w:szCs w:val="22"/>
-        </w:rPr>
-        <w:t xml:space="preserve">Все возможные споры, вытекающие из отношений, регулируемых настоящим Договором, разрешаются в досудебном порядке. </w:t>
-      </w:r>
-    </w:p>
-    <w:p>
-      <w:pPr>
-        <w:pStyle w:val="Normal"/>
-        <w:numPr>
-          <w:ilvl w:val="1"/>
-          <w:numId w:val="1"/>
-        </w:numPr>
-        <w:spacing w:before="0" w:after="0"/>
-        <w:ind w:left="-566" w:hanging="0"/>
-        <w:rPr>
-          <w:rFonts w:ascii="Arial" w:hAnsi="Arial" w:eastAsia="Arial" w:cs="Arial"/>
-          <w:color w:val="000000"/>
-          <w:sz w:val="22"/>
-          <w:szCs w:val="22"/>
-        </w:rPr>
-      </w:pPr>
-      <w:r>
-        <w:rPr>
-          <w:rFonts w:eastAsia="Arial" w:cs="Arial" w:ascii="Arial" w:hAnsi="Arial"/>
-          <w:color w:val="000000"/>
-          <w:sz w:val="22"/>
-          <w:szCs w:val="22"/>
-        </w:rPr>
-        <w:t>В случае, если разрешить спор и разногласия не удалось, Сторона имеет право направить спор на рассмотрение в суд по месту нахождения Исполнителя.</w:t>
-      </w:r>
-    </w:p>
-    <w:p>
-      <w:pPr>
-        <w:pStyle w:val="Normal"/>
-        <w:numPr>
-          <w:ilvl w:val="1"/>
-          <w:numId w:val="1"/>
-        </w:numPr>
-        <w:spacing w:before="0" w:after="0"/>
-        <w:ind w:left="-566" w:hanging="0"/>
-        <w:rPr>
-          <w:rFonts w:ascii="Arial" w:hAnsi="Arial" w:eastAsia="Arial" w:cs="Arial"/>
-          <w:color w:val="000000"/>
-          <w:sz w:val="22"/>
-          <w:szCs w:val="22"/>
-        </w:rPr>
-      </w:pPr>
-      <w:r>
-        <w:rPr>
-          <w:rFonts w:eastAsia="Arial" w:cs="Arial" w:ascii="Arial" w:hAnsi="Arial"/>
-          <w:color w:val="000000"/>
-          <w:sz w:val="22"/>
-          <w:szCs w:val="22"/>
-        </w:rPr>
-        <w:t>Услуги, оказываемые Исполнителем с помощью Платформы, предназначены для юридических и физических лиц для целей, не связанных с личными, семейными, домашними и иными нуждами. Использование Платформы не регулируется законом Российской Федерации от 07.02.1992 N 2300-1 «О защите прав потребителей». Физические лица, пользующиеся Платформой, не являются потребителями, как это определено вышеуказанным законом.</w:t>
-      </w:r>
-    </w:p>
-    <w:p>
-      <w:pPr>
-        <w:pStyle w:val="Normal"/>
-        <w:spacing w:before="0" w:after="0"/>
-        <w:ind w:left="-566" w:hanging="0"/>
-        <w:rPr>
-          <w:rFonts w:ascii="Arial" w:hAnsi="Arial" w:eastAsia="Arial" w:cs="Arial"/>
-          <w:color w:val="000000"/>
-          <w:sz w:val="22"/>
-          <w:szCs w:val="22"/>
-        </w:rPr>
-      </w:pPr>
-      <w:r>
-        <w:rPr>
-          <w:rFonts w:eastAsia="Arial" w:cs="Arial" w:ascii="Arial" w:hAnsi="Arial"/>
-          <w:color w:val="000000"/>
-          <w:sz w:val="22"/>
-          <w:szCs w:val="22"/>
-        </w:rPr>
-      </w:r>
-    </w:p>
-    <w:p>
-      <w:pPr>
-        <w:pStyle w:val="Normal"/>
-        <w:spacing w:before="0" w:after="0"/>
-        <w:ind w:left="-566" w:hanging="0"/>
-        <w:rPr>
-          <w:rFonts w:ascii="Arial" w:hAnsi="Arial" w:eastAsia="Arial" w:cs="Arial"/>
-          <w:color w:val="000000"/>
-          <w:sz w:val="22"/>
-          <w:szCs w:val="22"/>
-        </w:rPr>
-      </w:pPr>
-      <w:r>
-        <w:rPr>
-          <w:rFonts w:eastAsia="Arial" w:cs="Arial" w:ascii="Arial" w:hAnsi="Arial"/>
-          <w:color w:val="000000"/>
-          <w:sz w:val="22"/>
-          <w:szCs w:val="22"/>
-        </w:rPr>
-      </w:r>
-    </w:p>
-    <w:p>
-      <w:pPr>
-        <w:pStyle w:val="Normal"/>
-        <w:numPr>
-          <w:ilvl w:val="0"/>
-          <w:numId w:val="1"/>
-        </w:numPr>
-        <w:spacing w:before="0" w:after="0"/>
-        <w:ind w:left="-566" w:hanging="0"/>
-        <w:jc w:val="center"/>
-        <w:rPr>
-          <w:rFonts w:ascii="Arial" w:hAnsi="Arial" w:eastAsia="Arial" w:cs="Arial"/>
-          <w:b/>
-          <w:b/>
-          <w:color w:val="000000"/>
-          <w:sz w:val="22"/>
-          <w:szCs w:val="22"/>
-        </w:rPr>
-      </w:pPr>
-      <w:r>
-        <w:rPr>
-          <w:rFonts w:eastAsia="Arial" w:cs="Arial" w:ascii="Arial" w:hAnsi="Arial"/>
-          <w:b/>
-          <w:color w:val="000000"/>
-          <w:sz w:val="22"/>
-          <w:szCs w:val="22"/>
-        </w:rPr>
-        <w:t>Интеграция с третьими лицами</w:t>
-      </w:r>
-    </w:p>
-    <w:p>
-      <w:pPr>
-        <w:pStyle w:val="Normal"/>
-        <w:numPr>
-          <w:ilvl w:val="1"/>
-          <w:numId w:val="1"/>
-        </w:numPr>
-        <w:spacing w:before="0" w:after="0"/>
-        <w:ind w:left="-566" w:hanging="0"/>
-        <w:rPr>
-          <w:rFonts w:ascii="Arial" w:hAnsi="Arial" w:eastAsia="Arial" w:cs="Arial"/>
-          <w:color w:val="000000"/>
-          <w:sz w:val="22"/>
-          <w:szCs w:val="22"/>
-        </w:rPr>
-      </w:pPr>
-      <w:r>
-        <w:rPr>
-          <w:rFonts w:eastAsia="Arial" w:cs="Arial" w:ascii="Arial" w:hAnsi="Arial"/>
-          <w:color w:val="000000"/>
-          <w:sz w:val="22"/>
-          <w:szCs w:val="22"/>
-        </w:rPr>
-        <w:t>Исполнитель может интегрировать работу Платформы с сервисами третьих лиц, но не несет ответственности за их сбои в работе или нарушения.</w:t>
-      </w:r>
-    </w:p>
-    <w:p>
-      <w:pPr>
-        <w:pStyle w:val="Normal"/>
-        <w:numPr>
-          <w:ilvl w:val="1"/>
-          <w:numId w:val="1"/>
-        </w:numPr>
-        <w:spacing w:before="0" w:after="0"/>
-        <w:ind w:left="-566" w:hanging="0"/>
-        <w:rPr>
-          <w:rFonts w:ascii="Arial" w:hAnsi="Arial" w:eastAsia="Arial" w:cs="Arial"/>
-          <w:color w:val="000000"/>
-          <w:sz w:val="22"/>
-          <w:szCs w:val="22"/>
-        </w:rPr>
-      </w:pPr>
-      <w:r>
-        <w:rPr>
-          <w:rFonts w:eastAsia="Arial" w:cs="Arial" w:ascii="Arial" w:hAnsi="Arial"/>
-          <w:color w:val="000000"/>
-          <w:sz w:val="22"/>
-          <w:szCs w:val="22"/>
-        </w:rPr>
-        <w:t>Пользователь обязуется соблюдать правила использования сторонних сервисов, которые используются для интеграции.</w:t>
-      </w:r>
-    </w:p>
-    <w:p>
-      <w:pPr>
-        <w:pStyle w:val="Normal"/>
-        <w:spacing w:before="0" w:after="0"/>
-        <w:ind w:left="-566" w:hanging="0"/>
-        <w:rPr>
-          <w:rFonts w:ascii="Arial" w:hAnsi="Arial" w:eastAsia="Arial" w:cs="Arial"/>
-          <w:color w:val="000000"/>
-          <w:sz w:val="22"/>
-          <w:szCs w:val="22"/>
-        </w:rPr>
-      </w:pPr>
-      <w:r>
-        <w:rPr>
-          <w:rFonts w:eastAsia="Arial" w:cs="Arial" w:ascii="Arial" w:hAnsi="Arial"/>
-          <w:color w:val="000000"/>
-          <w:sz w:val="22"/>
-          <w:szCs w:val="22"/>
-        </w:rPr>
-      </w:r>
-    </w:p>
-    <w:p>
-      <w:pPr>
-        <w:pStyle w:val="Normal"/>
-        <w:numPr>
-          <w:ilvl w:val="0"/>
-          <w:numId w:val="1"/>
-        </w:numPr>
-        <w:spacing w:before="0" w:after="0"/>
-        <w:ind w:left="-566" w:hanging="0"/>
-        <w:jc w:val="center"/>
-        <w:rPr>
-          <w:rFonts w:ascii="Arial" w:hAnsi="Arial" w:eastAsia="Arial" w:cs="Arial"/>
-          <w:b/>
-          <w:b/>
-          <w:color w:val="000000"/>
-          <w:sz w:val="22"/>
-          <w:szCs w:val="22"/>
-        </w:rPr>
-      </w:pPr>
-      <w:r>
-        <w:rPr>
-          <w:rFonts w:eastAsia="Arial" w:cs="Arial" w:ascii="Arial" w:hAnsi="Arial"/>
-          <w:b/>
-          <w:color w:val="000000"/>
-          <w:sz w:val="22"/>
-          <w:szCs w:val="22"/>
-        </w:rPr>
-        <w:t>Уведомления и рассылки</w:t>
-      </w:r>
-    </w:p>
-    <w:p>
-      <w:pPr>
-        <w:pStyle w:val="Normal"/>
-        <w:numPr>
-          <w:ilvl w:val="1"/>
-          <w:numId w:val="1"/>
-        </w:numPr>
-        <w:spacing w:before="0" w:after="0"/>
-        <w:ind w:left="-566" w:hanging="0"/>
-        <w:rPr>
-          <w:rFonts w:ascii="Arial" w:hAnsi="Arial" w:eastAsia="Arial" w:cs="Arial"/>
-          <w:color w:val="000000"/>
-          <w:sz w:val="22"/>
-          <w:szCs w:val="22"/>
-        </w:rPr>
-      </w:pPr>
-      <w:r>
-        <w:rPr>
-          <w:rFonts w:eastAsia="Arial" w:cs="Arial" w:ascii="Arial" w:hAnsi="Arial"/>
-          <w:color w:val="000000"/>
-          <w:sz w:val="22"/>
-          <w:szCs w:val="22"/>
-        </w:rPr>
-        <w:t>Пользователи дают согласие на получение уведомлений и информационных сообщений от Исполнителя как на Платформе, так и используя контактные данные Пользователя, указанные при регистрации на Платформе.</w:t>
-      </w:r>
-    </w:p>
-    <w:p>
-      <w:pPr>
-        <w:pStyle w:val="Normal"/>
-        <w:numPr>
-          <w:ilvl w:val="1"/>
-          <w:numId w:val="1"/>
-        </w:numPr>
-        <w:spacing w:before="0" w:after="0"/>
-        <w:ind w:left="-566" w:hanging="0"/>
-        <w:rPr>
-          <w:rFonts w:ascii="Arial" w:hAnsi="Arial" w:eastAsia="Arial" w:cs="Arial"/>
-          <w:color w:val="000000"/>
-          <w:sz w:val="22"/>
-          <w:szCs w:val="22"/>
-        </w:rPr>
-      </w:pPr>
-      <w:r>
-        <w:rPr>
-          <w:rFonts w:eastAsia="Arial" w:cs="Arial" w:ascii="Arial" w:hAnsi="Arial"/>
-          <w:color w:val="000000"/>
-          <w:sz w:val="22"/>
-          <w:szCs w:val="22"/>
-        </w:rPr>
-        <w:t>Пользователи имеют право отказаться от получения уведомлений и информационных сообщений от Исполнителя, за исключением критически важных уведомлений.</w:t>
-      </w:r>
-    </w:p>
-    <w:p>
-      <w:pPr>
-        <w:pStyle w:val="Normal"/>
-        <w:numPr>
-          <w:ilvl w:val="1"/>
-          <w:numId w:val="1"/>
-        </w:numPr>
-        <w:spacing w:before="0" w:after="0"/>
-        <w:ind w:left="-566" w:hanging="0"/>
-        <w:rPr>
-          <w:rFonts w:ascii="Arial" w:hAnsi="Arial" w:eastAsia="Arial" w:cs="Arial"/>
-          <w:color w:val="000000"/>
-          <w:sz w:val="22"/>
-          <w:szCs w:val="22"/>
-        </w:rPr>
-      </w:pPr>
-      <w:r>
-        <w:rPr>
-          <w:rFonts w:eastAsia="Arial" w:cs="Arial" w:ascii="Arial" w:hAnsi="Arial"/>
-          <w:color w:val="000000"/>
-          <w:sz w:val="22"/>
-          <w:szCs w:val="22"/>
-        </w:rPr>
-        <w:t>Стороны признают юридическую силу текстов уведомлений и сообщений, направленных Исполнителем в адрес Пользователя на указанные им при регистрации учетной записи телефонный номер, и адрес электронной почты, а также через Личный кабинет. Такие уведомления и сообщения приравниваются к сообщениям и уведомлениям, исполненным в простой письменной форме.</w:t>
-      </w:r>
-    </w:p>
-    <w:p>
-      <w:pPr>
-        <w:pStyle w:val="Normal"/>
-        <w:numPr>
-          <w:ilvl w:val="1"/>
-          <w:numId w:val="1"/>
-        </w:numPr>
-        <w:spacing w:before="0" w:after="0"/>
-        <w:ind w:left="-566" w:hanging="0"/>
-        <w:rPr>
-          <w:rFonts w:ascii="Arial" w:hAnsi="Arial" w:eastAsia="Arial" w:cs="Arial"/>
-          <w:color w:val="000000"/>
-          <w:sz w:val="22"/>
-          <w:szCs w:val="22"/>
-        </w:rPr>
-      </w:pPr>
-      <w:r>
-        <w:rPr>
-          <w:rFonts w:eastAsia="Arial" w:cs="Arial" w:ascii="Arial" w:hAnsi="Arial"/>
-          <w:color w:val="000000"/>
-          <w:sz w:val="22"/>
-          <w:szCs w:val="22"/>
-        </w:rPr>
-        <w:t>Пользователь может связаться с Исполнителем в форме обратной связи, чат-боте поддержки или с помощью адреса электронной почты Исполнителя, указанного на Платформе.</w:t>
-      </w:r>
-    </w:p>
-    <w:p>
-      <w:pPr>
-        <w:pStyle w:val="Normal"/>
-        <w:spacing w:before="0" w:after="0"/>
-        <w:ind w:left="-566" w:hanging="0"/>
-        <w:rPr>
-          <w:rFonts w:ascii="Arial" w:hAnsi="Arial" w:eastAsia="Arial" w:cs="Arial"/>
-          <w:color w:val="000000"/>
-          <w:sz w:val="22"/>
-          <w:szCs w:val="22"/>
-        </w:rPr>
-      </w:pPr>
-      <w:r>
-        <w:rPr>
-          <w:rFonts w:eastAsia="Arial" w:cs="Arial" w:ascii="Arial" w:hAnsi="Arial"/>
-          <w:color w:val="000000"/>
-          <w:sz w:val="22"/>
-          <w:szCs w:val="22"/>
-        </w:rPr>
-      </w:r>
-    </w:p>
-    <w:p>
-      <w:pPr>
-        <w:pStyle w:val="Normal"/>
-        <w:numPr>
-          <w:ilvl w:val="0"/>
-          <w:numId w:val="1"/>
-        </w:numPr>
-        <w:spacing w:before="0" w:after="0"/>
-        <w:ind w:left="-566" w:hanging="0"/>
-        <w:jc w:val="center"/>
-        <w:rPr>
-          <w:rFonts w:ascii="Arial" w:hAnsi="Arial" w:eastAsia="Arial" w:cs="Arial"/>
-          <w:b/>
-          <w:b/>
-          <w:color w:val="000000"/>
-          <w:sz w:val="22"/>
-          <w:szCs w:val="22"/>
-        </w:rPr>
-      </w:pPr>
-      <w:r>
-        <w:rPr>
-          <w:rFonts w:eastAsia="Arial" w:cs="Arial" w:ascii="Arial" w:hAnsi="Arial"/>
-          <w:b/>
-          <w:color w:val="000000"/>
-          <w:sz w:val="22"/>
-          <w:szCs w:val="22"/>
-        </w:rPr>
-        <w:t>Ответственность за нарушение правил</w:t>
-      </w:r>
-    </w:p>
-    <w:p>
-      <w:pPr>
-        <w:pStyle w:val="Normal"/>
-        <w:numPr>
-          <w:ilvl w:val="1"/>
-          <w:numId w:val="1"/>
-        </w:numPr>
-        <w:spacing w:before="0" w:after="0"/>
-        <w:ind w:left="-566" w:hanging="0"/>
-        <w:rPr>
-          <w:rFonts w:ascii="Arial" w:hAnsi="Arial" w:eastAsia="Arial" w:cs="Arial"/>
-          <w:color w:val="000000"/>
-          <w:sz w:val="22"/>
-          <w:szCs w:val="22"/>
-        </w:rPr>
-      </w:pPr>
-      <w:r>
-        <w:rPr>
-          <w:rFonts w:eastAsia="Arial" w:cs="Arial" w:ascii="Arial" w:hAnsi="Arial"/>
-          <w:color w:val="000000"/>
-          <w:sz w:val="22"/>
-          <w:szCs w:val="22"/>
-        </w:rPr>
-        <w:t xml:space="preserve">Исполнитель оставляет за собой право в одностороннем порядке принять решение о временной или постоянной блокировке Пользователя за нарушение настоящего Договора, а также иных правил пользования Платформой, доступных на Платформе, а также за нарушение законодательства РФ или иного применимого законодательства. </w:t>
-      </w:r>
-    </w:p>
-    <w:p>
-      <w:pPr>
-        <w:pStyle w:val="Normal"/>
-        <w:numPr>
-          <w:ilvl w:val="1"/>
-          <w:numId w:val="1"/>
-        </w:numPr>
-        <w:spacing w:before="0" w:after="0"/>
-        <w:ind w:left="-566" w:hanging="0"/>
-        <w:rPr>
-          <w:rFonts w:ascii="Arial" w:hAnsi="Arial" w:eastAsia="Arial" w:cs="Arial"/>
-          <w:color w:val="000000"/>
-          <w:sz w:val="22"/>
-          <w:szCs w:val="22"/>
-        </w:rPr>
-      </w:pPr>
-      <w:r>
-        <w:rPr>
-          <w:rFonts w:eastAsia="Arial" w:cs="Arial" w:ascii="Arial" w:hAnsi="Arial"/>
-          <w:color w:val="000000"/>
-          <w:sz w:val="22"/>
-          <w:szCs w:val="22"/>
-        </w:rPr>
-        <w:t>Исполнитель имеет право на взыскание любых убытков с Пользователя или иных лиц, совершающих по отношению к Платформе и/или Исполнителю или аффилированным с Исполнителем лицам действия или бездействие, нарушающие права и охраняемые законом интересы Исполнителя или таких аффилированных лиц, включая упущенную в результате таких действий или бездействия выгоду.</w:t>
-      </w:r>
-    </w:p>
-    <w:p>
-      <w:pPr>
-        <w:pStyle w:val="Normal"/>
-        <w:numPr>
-          <w:ilvl w:val="1"/>
-          <w:numId w:val="1"/>
-        </w:numPr>
-        <w:spacing w:before="0" w:after="0"/>
-        <w:ind w:left="-566" w:hanging="0"/>
-        <w:rPr>
-          <w:rFonts w:ascii="Arial" w:hAnsi="Arial" w:eastAsia="Arial" w:cs="Arial"/>
-          <w:color w:val="000000"/>
-          <w:sz w:val="22"/>
-          <w:szCs w:val="22"/>
-        </w:rPr>
-      </w:pPr>
-      <w:r>
-        <w:rPr>
-          <w:rFonts w:eastAsia="Arial" w:cs="Arial" w:ascii="Arial" w:hAnsi="Arial"/>
-          <w:color w:val="000000"/>
-          <w:sz w:val="22"/>
-          <w:szCs w:val="22"/>
-        </w:rPr>
-        <w:t>Исполнитель оставляет за собой право, при грубом нарушении со стороны Пользователя, использовать предоставленные Пользователем контактные данные и иную информацию, в том числе платежную, для принятия к Пользователю судебных, административных, уголовно-процессуальных и иных мер для защиты своих законных прав и интересов.</w:t>
-      </w:r>
-    </w:p>
-    <w:p>
-      <w:pPr>
-        <w:pStyle w:val="Normal"/>
-        <w:ind w:left="-566" w:hanging="0"/>
+        <w:pBdr/>
+        <w:shd w:val="clear" w:fill="auto"/>
+        <w:spacing w:lineRule="auto" w:line="276" w:before="0" w:after="0"/>
+        <w:ind w:hanging="0" w:left="-566" w:right="0"/>
+        <w:jc w:val="left"/>
+        <w:rPr>
+          <w:rFonts w:ascii="Arial" w:hAnsi="Arial" w:eastAsia="Arial" w:cs="Arial"/>
+          <w:sz w:val="22"/>
+          <w:szCs w:val="22"/>
+        </w:rPr>
+      </w:pPr>
+      <w:r>
+        <w:rPr>
+          <w:rFonts w:eastAsia="Arial" w:cs="Arial" w:ascii="Arial" w:hAnsi="Arial"/>
+          <w:sz w:val="22"/>
+          <w:szCs w:val="22"/>
+        </w:rPr>
+        <w:t>После обработки заявки и перечисления средств обязательства Исполнителя по возврату считаются исполненными в полном объеме.</w:t>
+      </w:r>
+    </w:p>
+    <w:p>
+      <w:pPr>
+        <w:pStyle w:val="normal1"/>
+        <w:keepNext w:val="false"/>
+        <w:keepLines w:val="false"/>
+        <w:widowControl/>
+        <w:pBdr/>
+        <w:shd w:val="clear" w:fill="auto"/>
+        <w:spacing w:lineRule="auto" w:line="276" w:before="0" w:after="0"/>
+        <w:ind w:hanging="0" w:left="792" w:right="0"/>
+        <w:jc w:val="left"/>
         <w:rPr>
           <w:rFonts w:ascii="Arial" w:hAnsi="Arial" w:eastAsia="Arial" w:cs="Arial"/>
           <w:sz w:val="22"/>
@@ -2442,10 +2821,9 @@
         <w:pStyle w:val="Normal"/>
         <w:widowControl w:val="false"/>
         <w:spacing w:lineRule="auto" w:line="240" w:before="312" w:after="0"/>
-        <w:ind w:left="1800" w:firstLine="360"/>
-        <w:rPr>
-          <w:rFonts w:ascii="Arial" w:hAnsi="Arial" w:eastAsia="Arial" w:cs="Arial"/>
-          <w:b/>
+        <w:ind w:firstLine="360" w:left="1800"/>
+        <w:rPr>
+          <w:rFonts w:ascii="Arial" w:hAnsi="Arial" w:eastAsia="Arial" w:cs="Arial"/>
           <w:b/>
           <w:sz w:val="20"/>
           <w:szCs w:val="20"/>
@@ -2458,7 +2836,26 @@
           <w:sz w:val="22"/>
           <w:szCs w:val="22"/>
         </w:rPr>
-        <w:t xml:space="preserve">13. РЕКВИЗИТЫ ОПЕРАТОРА </w:t>
+        <w:t>1</w:t>
+      </w:r>
+      <w:r>
+        <w:rPr>
+          <w:rFonts w:eastAsia="Arial" w:cs="Arial" w:ascii="Arial" w:hAnsi="Arial"/>
+          <w:b/>
+          <w:sz w:val="22"/>
+          <w:szCs w:val="22"/>
+          <w:lang w:val="en-US"/>
+        </w:rPr>
+        <w:t>4</w:t>
+      </w:r>
+      <w:r>
+        <w:rPr>
+          <w:rFonts w:eastAsia="Arial" w:cs="Arial" w:ascii="Arial" w:hAnsi="Arial"/>
+          <w:b/>
+          <w:sz w:val="22"/>
+          <w:szCs w:val="22"/>
+        </w:rPr>
+        <w:t xml:space="preserve">. РЕКВИЗИТЫ ОПЕРАТОРА </w:t>
       </w:r>
       <w:r>
         <w:rPr>
@@ -2475,6 +2872,7 @@
         <w:tblW w:w="9356" w:type="dxa"/>
         <w:jc w:val="left"/>
         <w:tblInd w:w="6" w:type="dxa"/>
+        <w:tblLayout w:type="fixed"/>
         <w:tblCellMar>
           <w:top w:w="100" w:type="dxa"/>
           <w:left w:w="100" w:type="dxa"/>
@@ -2509,7 +2907,6 @@
               <w:rPr>
                 <w:rFonts w:ascii="Arial" w:hAnsi="Arial" w:eastAsia="Arial" w:cs="Arial"/>
                 <w:b/>
-                <w:b/>
                 <w:sz w:val="20"/>
                 <w:szCs w:val="20"/>
                 <w:highlight w:val="white"/>
@@ -2586,7 +2983,6 @@
               <w:rPr>
                 <w:rFonts w:ascii="Arial" w:hAnsi="Arial" w:eastAsia="Arial" w:cs="Arial"/>
                 <w:b/>
-                <w:b/>
                 <w:sz w:val="20"/>
                 <w:szCs w:val="20"/>
                 <w:highlight w:val="white"/>
@@ -2621,7 +3017,6 @@
               <w:spacing w:before="0" w:after="0"/>
               <w:rPr>
                 <w:rFonts w:ascii="Arial" w:hAnsi="Arial" w:eastAsia="Arial" w:cs="Arial"/>
-                <w:b/>
                 <w:b/>
                 <w:sz w:val="20"/>
                 <w:szCs w:val="20"/>
@@ -2662,7 +3057,6 @@
               <w:rPr>
                 <w:rFonts w:ascii="Arial" w:hAnsi="Arial" w:eastAsia="Arial" w:cs="Arial"/>
                 <w:b/>
-                <w:b/>
                 <w:sz w:val="20"/>
                 <w:szCs w:val="20"/>
                 <w:highlight w:val="white"/>
@@ -2697,7 +3091,6 @@
               <w:spacing w:before="0" w:after="0"/>
               <w:rPr>
                 <w:rFonts w:ascii="Arial" w:hAnsi="Arial" w:eastAsia="Arial" w:cs="Arial"/>
-                <w:b/>
                 <w:b/>
                 <w:sz w:val="20"/>
                 <w:szCs w:val="20"/>
@@ -2738,7 +3131,6 @@
               <w:rPr>
                 <w:rFonts w:ascii="Arial" w:hAnsi="Arial" w:eastAsia="Arial" w:cs="Arial"/>
                 <w:b/>
-                <w:b/>
                 <w:sz w:val="20"/>
                 <w:szCs w:val="20"/>
                 <w:highlight w:val="white"/>
@@ -2785,25 +3177,7 @@
                 <w:szCs w:val="20"/>
                 <w:highlight w:val="white"/>
               </w:rPr>
-              <w:t>412031, Россия, Сар</w:t>
-            </w:r>
-            <w:r>
-              <w:rPr>
-                <w:rFonts w:eastAsia="Arial" w:cs="Arial" w:ascii="Arial" w:hAnsi="Arial"/>
-                <w:sz w:val="20"/>
-                <w:szCs w:val="20"/>
-                <w:highlight w:val="white"/>
-              </w:rPr>
-              <w:t>а</w:t>
-            </w:r>
-            <w:r>
-              <w:rPr>
-                <w:rFonts w:eastAsia="Arial" w:cs="Arial" w:ascii="Arial" w:hAnsi="Arial"/>
-                <w:sz w:val="20"/>
-                <w:szCs w:val="20"/>
-                <w:highlight w:val="white"/>
-              </w:rPr>
-              <w:t>товская обл., г. Ртищево, ул. Пролетарская, д. 2, кв. 87</w:t>
+              <w:t>412031, Россия, Саратовская обл., г. Ртищево, ул. Пролетарская, д. 2, кв. 87</w:t>
             </w:r>
           </w:p>
         </w:tc>
@@ -2830,7 +3204,6 @@
               <w:spacing w:before="0" w:after="0"/>
               <w:rPr>
                 <w:rFonts w:ascii="Arial" w:hAnsi="Arial" w:eastAsia="Arial" w:cs="Arial"/>
-                <w:b/>
                 <w:b/>
                 <w:sz w:val="20"/>
                 <w:szCs w:val="20"/>
@@ -2906,7 +3279,6 @@
               <w:rPr>
                 <w:rFonts w:ascii="Arial" w:hAnsi="Arial" w:eastAsia="Arial" w:cs="Arial"/>
                 <w:b/>
-                <w:b/>
                 <w:sz w:val="20"/>
                 <w:szCs w:val="20"/>
                 <w:highlight w:val="white"/>
@@ -2981,7 +3353,6 @@
               <w:rPr>
                 <w:rFonts w:ascii="Arial" w:hAnsi="Arial" w:eastAsia="Arial" w:cs="Arial"/>
                 <w:b/>
-                <w:b/>
                 <w:sz w:val="20"/>
                 <w:szCs w:val="20"/>
                 <w:highlight w:val="white"/>
@@ -3056,7 +3427,6 @@
               <w:rPr>
                 <w:rFonts w:ascii="Arial" w:hAnsi="Arial" w:eastAsia="Arial" w:cs="Arial"/>
                 <w:b/>
-                <w:b/>
                 <w:sz w:val="20"/>
                 <w:szCs w:val="20"/>
                 <w:highlight w:val="white"/>
@@ -3131,7 +3501,6 @@
               <w:rPr>
                 <w:rFonts w:ascii="Arial" w:hAnsi="Arial" w:eastAsia="Arial" w:cs="Arial"/>
                 <w:b/>
-                <w:b/>
                 <w:sz w:val="20"/>
                 <w:szCs w:val="20"/>
                 <w:highlight w:val="white"/>
@@ -3170,7 +3539,13 @@
             <w:hyperlink r:id="rId4">
               <w:r>
                 <w:rPr>
-                  <w:rStyle w:val="ListLabel2"/>
+                  <w:rStyle w:val="Style"/>
+                  <w:rFonts w:ascii="Arial" w:hAnsi="Arial" w:eastAsia="Arial" w:cs="Arial"/>
+                  <w:color w:val="1155CC"/>
+                  <w:sz w:val="20"/>
+                  <w:sz w:val="20"/>
+                  <w:szCs w:val="20"/>
+                  <w:u w:val="single"/>
                 </w:rPr>
                 <w:t>support@harmex.ru</w:t>
               </w:r>
@@ -3211,7 +3586,7 @@
         <w:pStyle w:val="Normal"/>
         <w:widowControl w:val="false"/>
         <w:spacing w:lineRule="auto" w:line="240" w:before="312" w:after="0"/>
-        <w:ind w:left="1800" w:firstLine="360"/>
+        <w:ind w:firstLine="360" w:left="1800"/>
         <w:rPr/>
       </w:pPr>
       <w:r>
@@ -3221,7 +3596,26 @@
           <w:sz w:val="22"/>
           <w:szCs w:val="22"/>
         </w:rPr>
-        <w:t xml:space="preserve">14. РЕКВИЗИТЫ ПОЛЬЗОВАТЕЛЯ </w:t>
+        <w:t>1</w:t>
+      </w:r>
+      <w:r>
+        <w:rPr>
+          <w:rFonts w:eastAsia="Arial" w:cs="Arial" w:ascii="Arial" w:hAnsi="Arial"/>
+          <w:b/>
+          <w:sz w:val="22"/>
+          <w:szCs w:val="22"/>
+          <w:lang w:val="en-US"/>
+        </w:rPr>
+        <w:t>5</w:t>
+      </w:r>
+      <w:r>
+        <w:rPr>
+          <w:rFonts w:eastAsia="Arial" w:cs="Arial" w:ascii="Arial" w:hAnsi="Arial"/>
+          <w:b/>
+          <w:sz w:val="22"/>
+          <w:szCs w:val="22"/>
+        </w:rPr>
+        <w:t xml:space="preserve">. РЕКВИЗИТЫ ПОЛЬЗОВАТЕЛЯ </w:t>
       </w:r>
       <w:r>
         <w:rPr>
@@ -3238,6 +3632,7 @@
         <w:tblW w:w="9071" w:type="dxa"/>
         <w:jc w:val="left"/>
         <w:tblInd w:w="0" w:type="dxa"/>
+        <w:tblLayout w:type="fixed"/>
         <w:tblCellMar>
           <w:top w:w="100" w:type="dxa"/>
           <w:left w:w="100" w:type="dxa"/>
@@ -3773,7 +4168,6 @@
         <w:rPr>
           <w:rFonts w:ascii="Arial" w:hAnsi="Arial" w:eastAsia="Arial" w:cs="Arial"/>
           <w:b/>
-          <w:b/>
         </w:rPr>
       </w:pPr>
       <w:r>
@@ -3809,7 +4203,7 @@
           <w:szCs w:val="22"/>
           <w:lang w:val="en-US"/>
         </w:rPr>
-        <w:t>5</w:t>
+        <w:t>6</w:t>
       </w:r>
       <w:r>
         <w:rPr>
@@ -3835,6 +4229,7 @@
         <w:tblW w:w="9349" w:type="dxa"/>
         <w:jc w:val="left"/>
         <w:tblInd w:w="-113" w:type="dxa"/>
+        <w:tblLayout w:type="fixed"/>
         <w:tblCellMar>
           <w:top w:w="0" w:type="dxa"/>
           <w:left w:w="108" w:type="dxa"/>
@@ -3867,7 +4262,6 @@
               <w:jc w:val="center"/>
               <w:rPr>
                 <w:b/>
-                <w:b/>
                 <w:sz w:val="20"/>
                 <w:szCs w:val="20"/>
               </w:rPr>
@@ -3902,7 +4296,6 @@
               <w:spacing w:lineRule="auto" w:line="240" w:before="0" w:after="0"/>
               <w:jc w:val="center"/>
               <w:rPr>
-                <w:b/>
                 <w:b/>
                 <w:sz w:val="20"/>
                 <w:szCs w:val="20"/>
@@ -3933,7 +4326,6 @@
               <w:pStyle w:val="Normal"/>
               <w:spacing w:lineRule="auto" w:line="240" w:before="0" w:after="0"/>
               <w:rPr>
-                <w:b/>
                 <w:b/>
                 <w:sz w:val="20"/>
                 <w:szCs w:val="20"/>
@@ -4158,10 +4550,12 @@
       </w:r>
     </w:p>
     <w:sectPr>
-      <w:headerReference w:type="default" r:id="rId5"/>
+      <w:headerReference w:type="even" r:id="rId5"/>
+      <w:headerReference w:type="default" r:id="rId6"/>
+      <w:headerReference w:type="first" r:id="rId7"/>
       <w:type w:val="nextPage"/>
       <w:pgSz w:w="11906" w:h="16838"/>
-      <w:pgMar w:left="1701" w:right="850" w:header="708" w:top="1134" w:footer="0" w:bottom="1134" w:gutter="0"/>
+      <w:pgMar w:left="1701" w:right="850" w:gutter="0" w:header="708" w:top="1134" w:footer="0" w:bottom="1134"/>
       <w:pgNumType w:start="1" w:fmt="decimal"/>
       <w:formProt w:val="false"/>
       <w:textDirection w:val="lrTb"/>
@@ -4172,7 +4566,48 @@
 </file>
 
 <file path=word/header1.xml><?xml version="1.0" encoding="utf-8"?>
-<w:hdr xmlns:o="urn:schemas-microsoft-com:office:office" xmlns:r="http://schemas.openxmlformats.org/officeDocument/2006/relationships" xmlns:v="urn:schemas-microsoft-com:vml" xmlns:w="http://schemas.openxmlformats.org/wordprocessingml/2006/main" xmlns:w10="urn:schemas-microsoft-com:office:word" xmlns:wp="http://schemas.openxmlformats.org/drawingml/2006/wordprocessingDrawing" xmlns:wps="http://schemas.microsoft.com/office/word/2010/wordprocessingShape" xmlns:wpg="http://schemas.microsoft.com/office/word/2010/wordprocessingGroup" xmlns:mc="http://schemas.openxmlformats.org/markup-compatibility/2006" xmlns:wp14="http://schemas.microsoft.com/office/word/2010/wordprocessingDrawing" xmlns:w14="http://schemas.microsoft.com/office/word/2010/wordml" mc:Ignorable="w14 wp14">
+<w:hdr xmlns:o="urn:schemas-microsoft-com:office:office" xmlns:r="http://schemas.openxmlformats.org/officeDocument/2006/relationships" xmlns:v="urn:schemas-microsoft-com:vml" xmlns:w="http://schemas.openxmlformats.org/wordprocessingml/2006/main" xmlns:w10="urn:schemas-microsoft-com:office:word" xmlns:wp="http://schemas.openxmlformats.org/drawingml/2006/wordprocessingDrawing" xmlns:pic="http://schemas.openxmlformats.org/drawingml/2006/picture" xmlns:wps="http://schemas.microsoft.com/office/word/2010/wordprocessingShape" xmlns:wpg="http://schemas.microsoft.com/office/word/2010/wordprocessingGroup" xmlns:mc="http://schemas.openxmlformats.org/markup-compatibility/2006" xmlns:wp14="http://schemas.microsoft.com/office/word/2010/wordprocessingDrawing" xmlns:w14="http://schemas.microsoft.com/office/word/2010/wordml" xmlns:w15="http://schemas.microsoft.com/office/word/2012/wordml" mc:Ignorable="w14 wp14 w15">
+  <w:p>
+    <w:pPr>
+      <w:pStyle w:val="Header"/>
+      <w:spacing w:before="0" w:after="160"/>
+      <w:rPr/>
+    </w:pPr>
+    <w:r>
+      <w:rPr/>
+    </w:r>
+  </w:p>
+</w:hdr>
+</file>
+
+<file path=word/header2.xml><?xml version="1.0" encoding="utf-8"?>
+<w:hdr xmlns:o="urn:schemas-microsoft-com:office:office" xmlns:r="http://schemas.openxmlformats.org/officeDocument/2006/relationships" xmlns:v="urn:schemas-microsoft-com:vml" xmlns:w="http://schemas.openxmlformats.org/wordprocessingml/2006/main" xmlns:w10="urn:schemas-microsoft-com:office:word" xmlns:wp="http://schemas.openxmlformats.org/drawingml/2006/wordprocessingDrawing" xmlns:pic="http://schemas.openxmlformats.org/drawingml/2006/picture" xmlns:wps="http://schemas.microsoft.com/office/word/2010/wordprocessingShape" xmlns:wpg="http://schemas.microsoft.com/office/word/2010/wordprocessingGroup" xmlns:mc="http://schemas.openxmlformats.org/markup-compatibility/2006" xmlns:wp14="http://schemas.microsoft.com/office/word/2010/wordprocessingDrawing" xmlns:w14="http://schemas.microsoft.com/office/word/2010/wordml" xmlns:w15="http://schemas.microsoft.com/office/word/2012/wordml" mc:Ignorable="w14 wp14 w15">
+  <w:p>
+    <w:pPr>
+      <w:pStyle w:val="Normal"/>
+      <w:tabs>
+        <w:tab w:val="clear" w:pos="720"/>
+        <w:tab w:val="center" w:pos="4677" w:leader="none"/>
+        <w:tab w:val="right" w:pos="9355" w:leader="none"/>
+      </w:tabs>
+      <w:spacing w:lineRule="auto" w:line="240" w:before="0" w:after="0"/>
+      <w:jc w:val="right"/>
+      <w:rPr/>
+    </w:pPr>
+    <w:r>
+      <w:rPr>
+        <w:rFonts w:eastAsia="Arial" w:cs="Arial" w:ascii="Arial" w:hAnsi="Arial"/>
+        <w:sz w:val="22"/>
+        <w:szCs w:val="22"/>
+      </w:rPr>
+      <w:t>Редакция от 15.11. 2024 г.</w:t>
+    </w:r>
+  </w:p>
+</w:hdr>
+</file>
+
+<file path=word/header3.xml><?xml version="1.0" encoding="utf-8"?>
+<w:hdr xmlns:o="urn:schemas-microsoft-com:office:office" xmlns:r="http://schemas.openxmlformats.org/officeDocument/2006/relationships" xmlns:v="urn:schemas-microsoft-com:vml" xmlns:w="http://schemas.openxmlformats.org/wordprocessingml/2006/main" xmlns:w10="urn:schemas-microsoft-com:office:word" xmlns:wp="http://schemas.openxmlformats.org/drawingml/2006/wordprocessingDrawing" xmlns:pic="http://schemas.openxmlformats.org/drawingml/2006/picture" xmlns:wps="http://schemas.microsoft.com/office/word/2010/wordprocessingShape" xmlns:wpg="http://schemas.microsoft.com/office/word/2010/wordprocessingGroup" xmlns:mc="http://schemas.openxmlformats.org/markup-compatibility/2006" xmlns:wp14="http://schemas.microsoft.com/office/word/2010/wordprocessingDrawing" xmlns:w14="http://schemas.microsoft.com/office/word/2010/wordml" xmlns:w15="http://schemas.microsoft.com/office/word/2012/wordml" mc:Ignorable="w14 wp14 w15">
   <w:p>
     <w:pPr>
       <w:pStyle w:val="Normal"/>
@@ -4198,7 +4633,7 @@
 </file>
 
 <file path=word/numbering.xml><?xml version="1.0" encoding="utf-8"?>
-<w:numbering xmlns:w="http://schemas.openxmlformats.org/wordprocessingml/2006/main" xmlns:o="urn:schemas-microsoft-com:office:office" xmlns:r="http://schemas.openxmlformats.org/officeDocument/2006/relationships" xmlns:v="urn:schemas-microsoft-com:vml">
+<w:numbering xmlns:w="http://schemas.openxmlformats.org/wordprocessingml/2006/main" xmlns:o="urn:schemas-microsoft-com:office:office" xmlns:r="http://schemas.openxmlformats.org/officeDocument/2006/relationships" xmlns:v="urn:schemas-microsoft-com:vml" xmlns:mc="http://schemas.openxmlformats.org/markup-compatibility/2006" xmlns:w14="http://schemas.microsoft.com/office/word/2010/wordml" mc:Ignorable="w14">
   <w:abstractNum w:abstractNumId="1">
     <w:lvl w:ilvl="0">
       <w:start w:val="1"/>
@@ -4206,8 +4641,12 @@
       <w:lvlText w:val="%1."/>
       <w:lvlJc w:val="left"/>
       <w:pPr>
+        <w:tabs>
+          <w:tab w:val="num" w:pos="0"/>
+        </w:tabs>
         <w:ind w:left="360" w:hanging="360"/>
       </w:pPr>
+      <w:rPr/>
     </w:lvl>
     <w:lvl w:ilvl="1">
       <w:start w:val="1"/>
@@ -4215,8 +4654,12 @@
       <w:lvlText w:val="%1.%2."/>
       <w:lvlJc w:val="left"/>
       <w:pPr>
+        <w:tabs>
+          <w:tab w:val="num" w:pos="0"/>
+        </w:tabs>
         <w:ind w:left="792" w:hanging="432"/>
       </w:pPr>
+      <w:rPr/>
     </w:lvl>
     <w:lvl w:ilvl="2">
       <w:start w:val="1"/>
@@ -4224,8 +4667,12 @@
       <w:lvlText w:val="%1.%2.%3."/>
       <w:lvlJc w:val="left"/>
       <w:pPr>
+        <w:tabs>
+          <w:tab w:val="num" w:pos="0"/>
+        </w:tabs>
         <w:ind w:left="1224" w:hanging="504"/>
       </w:pPr>
+      <w:rPr/>
     </w:lvl>
     <w:lvl w:ilvl="3">
       <w:start w:val="1"/>
@@ -4233,8 +4680,12 @@
       <w:lvlText w:val="%1.%2.%3.%4."/>
       <w:lvlJc w:val="left"/>
       <w:pPr>
+        <w:tabs>
+          <w:tab w:val="num" w:pos="0"/>
+        </w:tabs>
         <w:ind w:left="1728" w:hanging="647"/>
       </w:pPr>
+      <w:rPr/>
     </w:lvl>
     <w:lvl w:ilvl="4">
       <w:start w:val="1"/>
@@ -4242,8 +4693,12 @@
       <w:lvlText w:val="%1.%2.%3.%4.%5."/>
       <w:lvlJc w:val="left"/>
       <w:pPr>
+        <w:tabs>
+          <w:tab w:val="num" w:pos="0"/>
+        </w:tabs>
         <w:ind w:left="2232" w:hanging="792"/>
       </w:pPr>
+      <w:rPr/>
     </w:lvl>
     <w:lvl w:ilvl="5">
       <w:start w:val="1"/>
@@ -4251,8 +4706,12 @@
       <w:lvlText w:val="%1.%2.%3.%4.%5.%6."/>
       <w:lvlJc w:val="left"/>
       <w:pPr>
+        <w:tabs>
+          <w:tab w:val="num" w:pos="0"/>
+        </w:tabs>
         <w:ind w:left="2736" w:hanging="935"/>
       </w:pPr>
+      <w:rPr/>
     </w:lvl>
     <w:lvl w:ilvl="6">
       <w:start w:val="1"/>
@@ -4260,8 +4719,12 @@
       <w:lvlText w:val="%1.%2.%3.%4.%5.%6.%7."/>
       <w:lvlJc w:val="left"/>
       <w:pPr>
+        <w:tabs>
+          <w:tab w:val="num" w:pos="0"/>
+        </w:tabs>
         <w:ind w:left="3240" w:hanging="1080"/>
       </w:pPr>
+      <w:rPr/>
     </w:lvl>
     <w:lvl w:ilvl="7">
       <w:start w:val="1"/>
@@ -4269,8 +4732,12 @@
       <w:lvlText w:val="%1.%2.%3.%4.%5.%6.%7.%8."/>
       <w:lvlJc w:val="left"/>
       <w:pPr>
+        <w:tabs>
+          <w:tab w:val="num" w:pos="0"/>
+        </w:tabs>
         <w:ind w:left="3744" w:hanging="1224"/>
       </w:pPr>
+      <w:rPr/>
     </w:lvl>
     <w:lvl w:ilvl="8">
       <w:start w:val="1"/>
@@ -4278,8 +4745,12 @@
       <w:lvlText w:val="%1.%2.%3.%4.%5.%6.%7.%8.%9."/>
       <w:lvlJc w:val="left"/>
       <w:pPr>
+        <w:tabs>
+          <w:tab w:val="num" w:pos="0"/>
+        </w:tabs>
         <w:ind w:left="4320" w:hanging="1440"/>
       </w:pPr>
+      <w:rPr/>
     </w:lvl>
   </w:abstractNum>
   <w:abstractNum w:abstractNumId="2">
@@ -4290,6 +4761,9 @@
       <w:lvlText w:val=""/>
       <w:lvlJc w:val="left"/>
       <w:pPr>
+        <w:tabs>
+          <w:tab w:val="num" w:pos="0"/>
+        </w:tabs>
         <w:ind w:left="0" w:hanging="0"/>
       </w:pPr>
     </w:lvl>
@@ -4300,6 +4774,9 @@
       <w:lvlText w:val=""/>
       <w:lvlJc w:val="left"/>
       <w:pPr>
+        <w:tabs>
+          <w:tab w:val="num" w:pos="0"/>
+        </w:tabs>
         <w:ind w:left="0" w:hanging="0"/>
       </w:pPr>
     </w:lvl>
@@ -4310,6 +4787,9 @@
       <w:lvlText w:val=""/>
       <w:lvlJc w:val="left"/>
       <w:pPr>
+        <w:tabs>
+          <w:tab w:val="num" w:pos="0"/>
+        </w:tabs>
         <w:ind w:left="0" w:hanging="0"/>
       </w:pPr>
     </w:lvl>
@@ -4320,6 +4800,9 @@
       <w:lvlText w:val=""/>
       <w:lvlJc w:val="left"/>
       <w:pPr>
+        <w:tabs>
+          <w:tab w:val="num" w:pos="0"/>
+        </w:tabs>
         <w:ind w:left="0" w:hanging="0"/>
       </w:pPr>
     </w:lvl>
@@ -4330,6 +4813,9 @@
       <w:lvlText w:val=""/>
       <w:lvlJc w:val="left"/>
       <w:pPr>
+        <w:tabs>
+          <w:tab w:val="num" w:pos="0"/>
+        </w:tabs>
         <w:ind w:left="0" w:hanging="0"/>
       </w:pPr>
     </w:lvl>
@@ -4340,6 +4826,9 @@
       <w:lvlText w:val=""/>
       <w:lvlJc w:val="left"/>
       <w:pPr>
+        <w:tabs>
+          <w:tab w:val="num" w:pos="0"/>
+        </w:tabs>
         <w:ind w:left="0" w:hanging="0"/>
       </w:pPr>
     </w:lvl>
@@ -4350,6 +4839,9 @@
       <w:lvlText w:val=""/>
       <w:lvlJc w:val="left"/>
       <w:pPr>
+        <w:tabs>
+          <w:tab w:val="num" w:pos="0"/>
+        </w:tabs>
         <w:ind w:left="0" w:hanging="0"/>
       </w:pPr>
     </w:lvl>
@@ -4360,6 +4852,9 @@
       <w:lvlText w:val=""/>
       <w:lvlJc w:val="left"/>
       <w:pPr>
+        <w:tabs>
+          <w:tab w:val="num" w:pos="0"/>
+        </w:tabs>
         <w:ind w:left="0" w:hanging="0"/>
       </w:pPr>
     </w:lvl>
@@ -4370,6 +4865,9 @@
       <w:lvlText w:val=""/>
       <w:lvlJc w:val="left"/>
       <w:pPr>
+        <w:tabs>
+          <w:tab w:val="num" w:pos="0"/>
+        </w:tabs>
         <w:ind w:left="0" w:hanging="0"/>
       </w:pPr>
     </w:lvl>
@@ -4394,7 +4892,9 @@
       </w:rPr>
     </w:rPrDefault>
     <w:pPrDefault>
-      <w:pPr/>
+      <w:pPr>
+        <w:suppressAutoHyphens w:val="true"/>
+      </w:pPr>
     </w:pPrDefault>
   </w:docDefaults>
   <w:latentStyles w:defLockedState="0" w:defUIPriority="99" w:defSemiHidden="0" w:defUnhideWhenUsed="0" w:defQFormat="0" w:count="376">
@@ -4794,7 +5294,7 @@
     </w:rPr>
   </w:style>
   <w:style w:type="paragraph" w:styleId="Heading1">
-    <w:name w:val="Heading 1"/>
+    <w:name w:val="heading 1"/>
     <w:basedOn w:val="Normal"/>
     <w:next w:val="Normal"/>
     <w:uiPriority w:val="9"/>
@@ -4808,13 +5308,13 @@
     </w:pPr>
     <w:rPr>
       <w:rFonts w:ascii="Aptos Display" w:hAnsi="Aptos Display" w:eastAsia="" w:cs="" w:asciiTheme="majorHAnsi" w:cstheme="majorBidi" w:eastAsiaTheme="majorEastAsia" w:hAnsiTheme="majorHAnsi"/>
-      <w:color w:val="0F4761" w:themeColor="accent1" w:themeShade="bf"/>
+      <w:color w:themeColor="accent1" w:themeShade="bf" w:val="0F4761"/>
       <w:sz w:val="40"/>
       <w:szCs w:val="40"/>
     </w:rPr>
   </w:style>
   <w:style w:type="paragraph" w:styleId="Heading2">
-    <w:name w:val="Heading 2"/>
+    <w:name w:val="heading 2"/>
     <w:basedOn w:val="Normal"/>
     <w:next w:val="Normal"/>
     <w:uiPriority w:val="9"/>
@@ -4830,13 +5330,13 @@
     </w:pPr>
     <w:rPr>
       <w:rFonts w:ascii="Aptos Display" w:hAnsi="Aptos Display" w:eastAsia="" w:cs="" w:asciiTheme="majorHAnsi" w:cstheme="majorBidi" w:eastAsiaTheme="majorEastAsia" w:hAnsiTheme="majorHAnsi"/>
-      <w:color w:val="0F4761" w:themeColor="accent1" w:themeShade="bf"/>
+      <w:color w:themeColor="accent1" w:themeShade="bf" w:val="0F4761"/>
       <w:sz w:val="32"/>
       <w:szCs w:val="32"/>
     </w:rPr>
   </w:style>
   <w:style w:type="paragraph" w:styleId="Heading3">
-    <w:name w:val="Heading 3"/>
+    <w:name w:val="heading 3"/>
     <w:basedOn w:val="Normal"/>
     <w:next w:val="Normal"/>
     <w:uiPriority w:val="9"/>
@@ -4852,13 +5352,13 @@
     </w:pPr>
     <w:rPr>
       <w:rFonts w:eastAsia="" w:cs="" w:cstheme="majorBidi" w:eastAsiaTheme="majorEastAsia"/>
-      <w:color w:val="0F4761" w:themeColor="accent1" w:themeShade="bf"/>
+      <w:color w:themeColor="accent1" w:themeShade="bf" w:val="0F4761"/>
       <w:sz w:val="28"/>
       <w:szCs w:val="28"/>
     </w:rPr>
   </w:style>
   <w:style w:type="paragraph" w:styleId="Heading4">
-    <w:name w:val="Heading 4"/>
+    <w:name w:val="heading 4"/>
     <w:basedOn w:val="Normal"/>
     <w:next w:val="Normal"/>
     <w:uiPriority w:val="9"/>
@@ -4876,11 +5376,11 @@
       <w:rFonts w:eastAsia="" w:cs="" w:cstheme="majorBidi" w:eastAsiaTheme="majorEastAsia"/>
       <w:i/>
       <w:iCs/>
-      <w:color w:val="0F4761" w:themeColor="accent1" w:themeShade="bf"/>
+      <w:color w:themeColor="accent1" w:themeShade="bf" w:val="0F4761"/>
     </w:rPr>
   </w:style>
   <w:style w:type="paragraph" w:styleId="Heading5">
-    <w:name w:val="Heading 5"/>
+    <w:name w:val="heading 5"/>
     <w:basedOn w:val="Normal"/>
     <w:next w:val="Normal"/>
     <w:uiPriority w:val="9"/>
@@ -4896,11 +5396,11 @@
     </w:pPr>
     <w:rPr>
       <w:rFonts w:eastAsia="" w:cs="" w:cstheme="majorBidi" w:eastAsiaTheme="majorEastAsia"/>
-      <w:color w:val="0F4761" w:themeColor="accent1" w:themeShade="bf"/>
+      <w:color w:themeColor="accent1" w:themeShade="bf" w:val="0F4761"/>
     </w:rPr>
   </w:style>
   <w:style w:type="paragraph" w:styleId="Heading6">
-    <w:name w:val="Heading 6"/>
+    <w:name w:val="heading 6"/>
     <w:basedOn w:val="Normal"/>
     <w:next w:val="Normal"/>
     <w:uiPriority w:val="9"/>
@@ -4918,11 +5418,11 @@
       <w:rFonts w:eastAsia="" w:cs="" w:cstheme="majorBidi" w:eastAsiaTheme="majorEastAsia"/>
       <w:i/>
       <w:iCs/>
-      <w:color w:val="595959" w:themeColor="text1" w:themeTint="a6"/>
+      <w:color w:themeColor="text1" w:themeTint="a6" w:val="595959"/>
     </w:rPr>
   </w:style>
   <w:style w:type="paragraph" w:styleId="Heading7">
-    <w:name w:val="Heading 7"/>
+    <w:name w:val="heading 7"/>
     <w:basedOn w:val="Normal"/>
     <w:next w:val="Normal"/>
     <w:uiPriority w:val="9"/>
@@ -4938,11 +5438,11 @@
     </w:pPr>
     <w:rPr>
       <w:rFonts w:eastAsia="" w:cs="" w:cstheme="majorBidi" w:eastAsiaTheme="majorEastAsia"/>
-      <w:color w:val="595959" w:themeColor="text1" w:themeTint="a6"/>
+      <w:color w:themeColor="text1" w:themeTint="a6" w:val="595959"/>
     </w:rPr>
   </w:style>
   <w:style w:type="paragraph" w:styleId="Heading8">
-    <w:name w:val="Heading 8"/>
+    <w:name w:val="heading 8"/>
     <w:basedOn w:val="Normal"/>
     <w:next w:val="Normal"/>
     <w:uiPriority w:val="9"/>
@@ -4960,11 +5460,11 @@
       <w:rFonts w:eastAsia="" w:cs="" w:cstheme="majorBidi" w:eastAsiaTheme="majorEastAsia"/>
       <w:i/>
       <w:iCs/>
-      <w:color w:val="272727" w:themeColor="text1" w:themeTint="d8"/>
+      <w:color w:themeColor="text1" w:themeTint="d8" w:val="272727"/>
     </w:rPr>
   </w:style>
   <w:style w:type="paragraph" w:styleId="Heading9">
-    <w:name w:val="Heading 9"/>
+    <w:name w:val="heading 9"/>
     <w:basedOn w:val="Normal"/>
     <w:next w:val="Normal"/>
     <w:uiPriority w:val="9"/>
@@ -4980,7 +5480,7 @@
     </w:pPr>
     <w:rPr>
       <w:rFonts w:eastAsia="" w:cs="" w:cstheme="majorBidi" w:eastAsiaTheme="majorEastAsia"/>
-      <w:color w:val="272727" w:themeColor="text1" w:themeTint="d8"/>
+      <w:color w:themeColor="text1" w:themeTint="d8" w:val="272727"/>
     </w:rPr>
   </w:style>
   <w:style w:type="character" w:styleId="DefaultParagraphFont" w:default="1">
@@ -4999,7 +5499,7 @@
     <w:rsid w:val="008024a3"/>
     <w:rPr>
       <w:rFonts w:ascii="Aptos Display" w:hAnsi="Aptos Display" w:eastAsia="" w:cs="" w:asciiTheme="majorHAnsi" w:cstheme="majorBidi" w:eastAsiaTheme="majorEastAsia" w:hAnsiTheme="majorHAnsi"/>
-      <w:color w:val="0F4761" w:themeColor="accent1" w:themeShade="bf"/>
+      <w:color w:themeColor="accent1" w:themeShade="bf" w:val="0F4761"/>
       <w:sz w:val="40"/>
       <w:szCs w:val="40"/>
     </w:rPr>
@@ -5013,7 +5513,7 @@
     <w:rsid w:val="008024a3"/>
     <w:rPr>
       <w:rFonts w:ascii="Aptos Display" w:hAnsi="Aptos Display" w:eastAsia="" w:cs="" w:asciiTheme="majorHAnsi" w:cstheme="majorBidi" w:eastAsiaTheme="majorEastAsia" w:hAnsiTheme="majorHAnsi"/>
-      <w:color w:val="0F4761" w:themeColor="accent1" w:themeShade="bf"/>
+      <w:color w:themeColor="accent1" w:themeShade="bf" w:val="0F4761"/>
       <w:sz w:val="32"/>
       <w:szCs w:val="32"/>
     </w:rPr>
@@ -5027,7 +5527,7 @@
     <w:rsid w:val="008024a3"/>
     <w:rPr>
       <w:rFonts w:eastAsia="" w:cs="" w:cstheme="majorBidi" w:eastAsiaTheme="majorEastAsia"/>
-      <w:color w:val="0F4761" w:themeColor="accent1" w:themeShade="bf"/>
+      <w:color w:themeColor="accent1" w:themeShade="bf" w:val="0F4761"/>
       <w:sz w:val="28"/>
       <w:szCs w:val="28"/>
     </w:rPr>
@@ -5043,7 +5543,7 @@
       <w:rFonts w:eastAsia="" w:cs="" w:cstheme="majorBidi" w:eastAsiaTheme="majorEastAsia"/>
       <w:i/>
       <w:iCs/>
-      <w:color w:val="0F4761" w:themeColor="accent1" w:themeShade="bf"/>
+      <w:color w:themeColor="accent1" w:themeShade="bf" w:val="0F4761"/>
     </w:rPr>
   </w:style>
   <w:style w:type="character" w:styleId="5" w:customStyle="1">
@@ -5055,7 +5555,7 @@
     <w:rsid w:val="008024a3"/>
     <w:rPr>
       <w:rFonts w:eastAsia="" w:cs="" w:cstheme="majorBidi" w:eastAsiaTheme="majorEastAsia"/>
-      <w:color w:val="0F4761" w:themeColor="accent1" w:themeShade="bf"/>
+      <w:color w:themeColor="accent1" w:themeShade="bf" w:val="0F4761"/>
     </w:rPr>
   </w:style>
   <w:style w:type="character" w:styleId="6" w:customStyle="1">
@@ -5069,7 +5569,7 @@
       <w:rFonts w:eastAsia="" w:cs="" w:cstheme="majorBidi" w:eastAsiaTheme="majorEastAsia"/>
       <w:i/>
       <w:iCs/>
-      <w:color w:val="595959" w:themeColor="text1" w:themeTint="a6"/>
+      <w:color w:themeColor="text1" w:themeTint="a6" w:val="595959"/>
     </w:rPr>
   </w:style>
   <w:style w:type="character" w:styleId="7" w:customStyle="1">
@@ -5081,7 +5581,7 @@
     <w:rsid w:val="008024a3"/>
     <w:rPr>
       <w:rFonts w:eastAsia="" w:cs="" w:cstheme="majorBidi" w:eastAsiaTheme="majorEastAsia"/>
-      <w:color w:val="595959" w:themeColor="text1" w:themeTint="a6"/>
+      <w:color w:themeColor="text1" w:themeTint="a6" w:val="595959"/>
     </w:rPr>
   </w:style>
   <w:style w:type="character" w:styleId="8" w:customStyle="1">
@@ -5095,7 +5595,7 @@
       <w:rFonts w:eastAsia="" w:cs="" w:cstheme="majorBidi" w:eastAsiaTheme="majorEastAsia"/>
       <w:i/>
       <w:iCs/>
-      <w:color w:val="272727" w:themeColor="text1" w:themeTint="d8"/>
+      <w:color w:themeColor="text1" w:themeTint="d8" w:val="272727"/>
     </w:rPr>
   </w:style>
   <w:style w:type="character" w:styleId="9" w:customStyle="1">
@@ -5107,7 +5607,7 @@
     <w:rsid w:val="008024a3"/>
     <w:rPr>
       <w:rFonts w:eastAsia="" w:cs="" w:cstheme="majorBidi" w:eastAsiaTheme="majorEastAsia"/>
-      <w:color w:val="272727" w:themeColor="text1" w:themeTint="d8"/>
+      <w:color w:themeColor="text1" w:themeTint="d8" w:val="272727"/>
     </w:rPr>
   </w:style>
   <w:style w:type="character" w:styleId="Style5" w:customStyle="1">
@@ -5132,7 +5632,7 @@
     <w:rsid w:val="008024a3"/>
     <w:rPr>
       <w:rFonts w:eastAsia="" w:cs="" w:cstheme="majorBidi" w:eastAsiaTheme="majorEastAsia"/>
-      <w:color w:val="595959" w:themeColor="text1" w:themeTint="a6"/>
+      <w:color w:themeColor="text1" w:themeTint="a6" w:val="595959"/>
       <w:spacing w:val="15"/>
       <w:sz w:val="28"/>
       <w:szCs w:val="28"/>
@@ -5147,7 +5647,7 @@
     <w:rPr>
       <w:i/>
       <w:iCs/>
-      <w:color w:val="404040" w:themeColor="text1" w:themeTint="bf"/>
+      <w:color w:themeColor="text1" w:themeTint="bf" w:val="404040"/>
     </w:rPr>
   </w:style>
   <w:style w:type="character" w:styleId="IntenseEmphasis">
@@ -5159,7 +5659,7 @@
     <w:rPr>
       <w:i/>
       <w:iCs/>
-      <w:color w:val="0F4761" w:themeColor="accent1" w:themeShade="bf"/>
+      <w:color w:themeColor="accent1" w:themeShade="bf" w:val="0F4761"/>
     </w:rPr>
   </w:style>
   <w:style w:type="character" w:styleId="Style7" w:customStyle="1">
@@ -5171,7 +5671,7 @@
     <w:rPr>
       <w:i/>
       <w:iCs/>
-      <w:color w:val="0F4761" w:themeColor="accent1" w:themeShade="bf"/>
+      <w:color w:themeColor="accent1" w:themeShade="bf" w:val="0F4761"/>
     </w:rPr>
   </w:style>
   <w:style w:type="character" w:styleId="IntenseReference">
@@ -5184,11 +5684,11 @@
       <w:b/>
       <w:bCs/>
       <w:smallCaps/>
-      <w:color w:val="0F4761" w:themeColor="accent1" w:themeShade="bf"/>
+      <w:color w:themeColor="accent1" w:themeShade="bf" w:val="0F4761"/>
       <w:spacing w:val="5"/>
     </w:rPr>
   </w:style>
-  <w:style w:type="character" w:styleId="Annotationreference">
+  <w:style w:type="character" w:styleId="CommentReference">
     <w:name w:val="annotation reference"/>
     <w:basedOn w:val="DefaultParagraphFont"/>
     <w:uiPriority w:val="99"/>
@@ -5226,115 +5726,25 @@
       <w:szCs w:val="20"/>
     </w:rPr>
   </w:style>
-  <w:style w:type="character" w:styleId="ListLabel1" w:customStyle="1">
-    <w:name w:val="ListLabel 1"/>
+  <w:style w:type="character" w:styleId="InternetLinkuser" w:customStyle="1">
+    <w:name w:val="Internet Link (user)"/>
     <w:qFormat/>
-    <w:rPr>
-      <w:rFonts w:ascii="Arial" w:hAnsi="Arial" w:eastAsia="Arial" w:cs="Arial"/>
-      <w:color w:val="0000FF"/>
-      <w:sz w:val="22"/>
-      <w:szCs w:val="22"/>
-      <w:u w:val="single"/>
-    </w:rPr>
-  </w:style>
-  <w:style w:type="character" w:styleId="InternetLink" w:customStyle="1">
-    <w:name w:val="Internet Link"/>
     <w:rPr>
       <w:color w:val="000080"/>
       <w:u w:val="single"/>
     </w:rPr>
   </w:style>
-  <w:style w:type="character" w:styleId="ListLabel2" w:customStyle="1">
-    <w:name w:val="ListLabel 2"/>
-    <w:qFormat/>
+  <w:style w:type="character" w:styleId="Hyperlink">
+    <w:name w:val="Hyperlink"/>
     <w:rPr>
-      <w:rFonts w:ascii="Arial" w:hAnsi="Arial" w:eastAsia="Arial" w:cs="Arial"/>
-      <w:color w:val="1155CC"/>
-      <w:sz w:val="20"/>
-      <w:szCs w:val="20"/>
+      <w:color w:val="000080"/>
       <w:u w:val="single"/>
     </w:rPr>
-  </w:style>
-  <w:style w:type="character" w:styleId="ListLabel3" w:customStyle="1">
-    <w:name w:val="ListLabel 3"/>
-    <w:qFormat/>
-    <w:rPr>
-      <w:rFonts w:ascii="Arial" w:hAnsi="Arial" w:eastAsia="Arial" w:cs="Arial"/>
-      <w:color w:val="0000FF"/>
-      <w:sz w:val="22"/>
-      <w:szCs w:val="22"/>
-      <w:u w:val="single"/>
-    </w:rPr>
-  </w:style>
-  <w:style w:type="character" w:styleId="ListLabel4" w:customStyle="1">
-    <w:name w:val="ListLabel 4"/>
-    <w:qFormat/>
-    <w:rPr>
-      <w:rFonts w:ascii="Arial" w:hAnsi="Arial" w:eastAsia="Arial" w:cs="Arial"/>
-      <w:color w:val="1155CC"/>
-      <w:sz w:val="20"/>
-      <w:szCs w:val="20"/>
-      <w:u w:val="single"/>
-    </w:rPr>
-  </w:style>
-  <w:style w:type="character" w:styleId="ListLabel5" w:customStyle="1">
-    <w:name w:val="ListLabel 5"/>
-    <w:qFormat/>
-    <w:rPr>
-      <w:rFonts w:ascii="Arial" w:hAnsi="Arial" w:eastAsia="Arial" w:cs="Arial"/>
-      <w:color w:val="0000FF"/>
-      <w:sz w:val="22"/>
-      <w:szCs w:val="22"/>
-      <w:u w:val="single"/>
-    </w:rPr>
-  </w:style>
-  <w:style w:type="character" w:styleId="ListLabel6" w:customStyle="1">
-    <w:name w:val="ListLabel 6"/>
-    <w:qFormat/>
-    <w:rPr>
-      <w:rFonts w:ascii="Arial" w:hAnsi="Arial" w:eastAsia="Arial" w:cs="Arial"/>
-      <w:color w:val="1155CC"/>
-      <w:sz w:val="20"/>
-      <w:szCs w:val="20"/>
-      <w:u w:val="single"/>
-    </w:rPr>
-  </w:style>
-  <w:style w:type="character" w:styleId="ListLabel7" w:customStyle="1">
-    <w:name w:val="ListLabel 7"/>
-    <w:qFormat/>
-    <w:rPr>
-      <w:rFonts w:ascii="Arial" w:hAnsi="Arial" w:eastAsia="Arial" w:cs="Arial"/>
-      <w:color w:val="0000FF"/>
-      <w:sz w:val="22"/>
-      <w:szCs w:val="22"/>
-      <w:u w:val="single"/>
-    </w:rPr>
-  </w:style>
-  <w:style w:type="character" w:styleId="ListLabel8" w:customStyle="1">
-    <w:name w:val="ListLabel 8"/>
-    <w:qFormat/>
-    <w:rPr>
-      <w:rFonts w:ascii="Arial" w:hAnsi="Arial" w:eastAsia="Arial" w:cs="Arial"/>
-      <w:color w:val="1155CC"/>
-      <w:sz w:val="20"/>
-      <w:szCs w:val="20"/>
-      <w:u w:val="single"/>
-    </w:rPr>
-  </w:style>
-  <w:style w:type="character" w:styleId="ListLabel9">
-    <w:name w:val="ListLabel 9"/>
-    <w:qFormat/>
-    <w:rPr/>
-  </w:style>
-  <w:style w:type="character" w:styleId="ListLabel10">
-    <w:name w:val="ListLabel 10"/>
-    <w:qFormat/>
-    <w:rPr/>
   </w:style>
   <w:style w:type="paragraph" w:styleId="Heading" w:customStyle="1">
     <w:name w:val="Heading"/>
     <w:basedOn w:val="Normal"/>
-    <w:next w:val="TextBody"/>
+    <w:next w:val="BodyText"/>
     <w:qFormat/>
     <w:pPr>
       <w:keepNext w:val="true"/>
@@ -5346,7 +5756,7 @@
       <w:szCs w:val="28"/>
     </w:rPr>
   </w:style>
-  <w:style w:type="paragraph" w:styleId="TextBody">
+  <w:style w:type="paragraph" w:styleId="BodyText">
     <w:name w:val="Body Text"/>
     <w:basedOn w:val="Normal"/>
     <w:pPr>
@@ -5356,14 +5766,14 @@
   </w:style>
   <w:style w:type="paragraph" w:styleId="List">
     <w:name w:val="List"/>
-    <w:basedOn w:val="TextBody"/>
+    <w:basedOn w:val="BodyText"/>
     <w:pPr/>
     <w:rPr>
       <w:rFonts w:cs="Arial"/>
     </w:rPr>
   </w:style>
   <w:style w:type="paragraph" w:styleId="Caption">
-    <w:name w:val="Caption"/>
+    <w:name w:val="caption"/>
     <w:basedOn w:val="Normal"/>
     <w:qFormat/>
     <w:pPr>
@@ -5374,8 +5784,6 @@
       <w:rFonts w:cs="Arial"/>
       <w:i/>
       <w:iCs/>
-      <w:sz w:val="24"/>
-      <w:szCs w:val="24"/>
     </w:rPr>
   </w:style>
   <w:style w:type="paragraph" w:styleId="Index" w:customStyle="1">
@@ -5389,21 +5797,7 @@
       <w:rFonts w:cs="Arial"/>
     </w:rPr>
   </w:style>
-  <w:style w:type="paragraph" w:styleId="Caption1">
-    <w:name w:val="caption"/>
-    <w:basedOn w:val="Normal"/>
-    <w:qFormat/>
-    <w:pPr>
-      <w:suppressLineNumbers/>
-      <w:spacing w:before="120" w:after="120"/>
-    </w:pPr>
-    <w:rPr>
-      <w:rFonts w:cs="Arial"/>
-      <w:i/>
-      <w:iCs/>
-    </w:rPr>
-  </w:style>
-  <w:style w:type="paragraph" w:styleId="LOnormal" w:customStyle="1">
+  <w:style w:type="paragraph" w:styleId="LO-normal" w:customStyle="1">
     <w:name w:val="LO-normal"/>
     <w:qFormat/>
     <w:pPr>
@@ -5442,8 +5836,8 @@
   </w:style>
   <w:style w:type="paragraph" w:styleId="Subtitle">
     <w:name w:val="Subtitle"/>
-    <w:basedOn w:val="LOnormal"/>
-    <w:next w:val="LOnormal"/>
+    <w:basedOn w:val="LO-normal"/>
+    <w:next w:val="LO-normal"/>
     <w:uiPriority w:val="11"/>
     <w:qFormat/>
     <w:rsid w:val="008024a3"/>
@@ -5468,7 +5862,7 @@
     <w:rPr>
       <w:i/>
       <w:iCs/>
-      <w:color w:val="404040" w:themeColor="text1" w:themeTint="bf"/>
+      <w:color w:themeColor="text1" w:themeTint="bf" w:val="404040"/>
     </w:rPr>
   </w:style>
   <w:style w:type="paragraph" w:styleId="ListParagraph">
@@ -5479,7 +5873,7 @@
     <w:rsid w:val="008024a3"/>
     <w:pPr>
       <w:spacing w:before="0" w:after="160"/>
-      <w:ind w:left="720" w:hanging="0"/>
+      <w:ind w:hanging="0" w:left="720"/>
       <w:contextualSpacing/>
     </w:pPr>
     <w:rPr/>
@@ -5497,16 +5891,16 @@
         <w:bottom w:val="single" w:sz="4" w:space="10" w:color="0F4761"/>
       </w:pBdr>
       <w:spacing w:before="360" w:after="360"/>
-      <w:ind w:left="864" w:right="864" w:hanging="0"/>
+      <w:ind w:hanging="0" w:left="864" w:right="864"/>
       <w:jc w:val="center"/>
     </w:pPr>
     <w:rPr>
       <w:i/>
       <w:iCs/>
-      <w:color w:val="0F4761" w:themeColor="accent1" w:themeShade="bf"/>
+      <w:color w:themeColor="accent1" w:themeShade="bf" w:val="0F4761"/>
     </w:rPr>
   </w:style>
-  <w:style w:type="paragraph" w:styleId="Annotationtext">
+  <w:style w:type="paragraph" w:styleId="CommentText">
     <w:name w:val="annotation text"/>
     <w:basedOn w:val="Normal"/>
     <w:uiPriority w:val="99"/>
@@ -5521,10 +5915,10 @@
       <w:szCs w:val="20"/>
     </w:rPr>
   </w:style>
-  <w:style w:type="paragraph" w:styleId="Annotationsubject">
+  <w:style w:type="paragraph" w:styleId="annotationsubject">
     <w:name w:val="annotation subject"/>
-    <w:basedOn w:val="Annotationtext"/>
-    <w:next w:val="Annotationtext"/>
+    <w:basedOn w:val="CommentText"/>
+    <w:next w:val="CommentText"/>
     <w:uiPriority w:val="99"/>
     <w:semiHidden/>
     <w:unhideWhenUsed/>
@@ -5536,11 +5930,36 @@
       <w:bCs/>
     </w:rPr>
   </w:style>
+  <w:style w:type="paragraph" w:styleId="HeaderandFooter">
+    <w:name w:val="Header and Footer"/>
+    <w:basedOn w:val="Normal"/>
+    <w:qFormat/>
+    <w:pPr/>
+    <w:rPr/>
+  </w:style>
   <w:style w:type="paragraph" w:styleId="Header">
-    <w:name w:val="Header"/>
+    <w:name w:val="header"/>
     <w:basedOn w:val="Normal"/>
     <w:pPr/>
     <w:rPr/>
+  </w:style>
+  <w:style w:type="paragraph" w:styleId="normal1">
+    <w:name w:val="normal1"/>
+    <w:qFormat/>
+    <w:pPr>
+      <w:widowControl/>
+      <w:bidi w:val="0"/>
+      <w:spacing w:lineRule="auto" w:line="276" w:before="0" w:after="160"/>
+      <w:jc w:val="left"/>
+    </w:pPr>
+    <w:rPr>
+      <w:rFonts w:ascii="Aptos" w:hAnsi="Aptos" w:eastAsia="Aptos" w:cs="Aptos"/>
+      <w:color w:val="auto"/>
+      <w:kern w:val="0"/>
+      <w:sz w:val="20"/>
+      <w:szCs w:val="24"/>
+      <w:lang w:val="ru-RU" w:eastAsia="zh-CN" w:bidi="hi-IN"/>
+    </w:rPr>
   </w:style>
   <w:style w:type="numbering" w:styleId="NoList" w:default="1">
     <w:name w:val="No List"/>
@@ -5555,7 +5974,6 @@
     <w:semiHidden/>
     <w:unhideWhenUsed/>
     <w:tblPr>
-      <w:tblInd w:w="0" w:type="dxa"/>
       <w:tblCellMar>
         <w:top w:w="0" w:type="dxa"/>
         <w:left w:w="108" w:type="dxa"/>
@@ -5568,195 +5986,97 @@
 </file>
 
 <file path=word/theme/theme1.xml><?xml version="1.0" encoding="utf-8"?>
-<a:theme xmlns:a="http://schemas.openxmlformats.org/drawingml/2006/main" name="Тема Office">
+<a:theme xmlns:a="http://schemas.openxmlformats.org/drawingml/2006/main" xmlns:r="http://schemas.openxmlformats.org/officeDocument/2006/relationships" name="Тема Office">
   <a:themeElements>
     <a:clrScheme name="Стандартная">
       <a:dk1>
-        <a:sysClr val="windowText" lastClr="000000"/>
+        <a:srgbClr val="000000"/>
       </a:dk1>
       <a:lt1>
-        <a:sysClr val="window" lastClr="FFFFFF"/>
+        <a:srgbClr val="ffffff"/>
       </a:lt1>
       <a:dk2>
-        <a:srgbClr val="0E2841"/>
+        <a:srgbClr val="0e2841"/>
       </a:dk2>
       <a:lt2>
-        <a:srgbClr val="E8E8E8"/>
+        <a:srgbClr val="e8e8e8"/>
       </a:lt2>
       <a:accent1>
         <a:srgbClr val="156082"/>
       </a:accent1>
       <a:accent2>
-        <a:srgbClr val="E97132"/>
+        <a:srgbClr val="e97132"/>
       </a:accent2>
       <a:accent3>
-        <a:srgbClr val="196B24"/>
+        <a:srgbClr val="196b24"/>
       </a:accent3>
       <a:accent4>
-        <a:srgbClr val="0F9ED5"/>
+        <a:srgbClr val="0f9ed5"/>
       </a:accent4>
       <a:accent5>
-        <a:srgbClr val="A02B93"/>
+        <a:srgbClr val="a02b93"/>
       </a:accent5>
       <a:accent6>
-        <a:srgbClr val="4EA72E"/>
+        <a:srgbClr val="4ea72e"/>
       </a:accent6>
       <a:hlink>
         <a:srgbClr val="467886"/>
       </a:hlink>
       <a:folHlink>
-        <a:srgbClr val="96607D"/>
+        <a:srgbClr val="96607d"/>
       </a:folHlink>
     </a:clrScheme>
     <a:fontScheme name="Стандартная">
       <a:majorFont>
-        <a:latin typeface="Aptos Display" panose="02110004020202020204"/>
+        <a:latin typeface="Aptos Display" panose="02110004020202020204" pitchFamily="0" charset="1"/>
         <a:ea typeface=""/>
         <a:cs typeface=""/>
-        <a:font script="Jpan" typeface="游ゴシック Light"/>
-        <a:font script="Hang" typeface="맑은 고딕"/>
-        <a:font script="Hans" typeface="等线 Light"/>
-        <a:font script="Hant" typeface="新細明體"/>
-        <a:font script="Arab" typeface="Times New Roman"/>
-        <a:font script="Hebr" typeface="Times New Roman"/>
-        <a:font script="Thai" typeface="Angsana New"/>
-        <a:font script="Ethi" typeface="Nyala"/>
-        <a:font script="Beng" typeface="Vrinda"/>
-        <a:font script="Gujr" typeface="Shruti"/>
-        <a:font script="Khmr" typeface="MoolBoran"/>
-        <a:font script="Knda" typeface="Tunga"/>
-        <a:font script="Guru" typeface="Raavi"/>
-        <a:font script="Cans" typeface="Euphemia"/>
-        <a:font script="Cher" typeface="Plantagenet Cherokee"/>
-        <a:font script="Yiii" typeface="Microsoft Yi Baiti"/>
-        <a:font script="Tibt" typeface="Microsoft Himalaya"/>
-        <a:font script="Thaa" typeface="MV Boli"/>
-        <a:font script="Deva" typeface="Mangal"/>
-        <a:font script="Telu" typeface="Gautami"/>
-        <a:font script="Taml" typeface="Latha"/>
-        <a:font script="Syrc" typeface="Estrangelo Edessa"/>
-        <a:font script="Orya" typeface="Kalinga"/>
-        <a:font script="Mlym" typeface="Kartika"/>
-        <a:font script="Laoo" typeface="DokChampa"/>
-        <a:font script="Sinh" typeface="Iskoola Pota"/>
-        <a:font script="Mong" typeface="Mongolian Baiti"/>
-        <a:font script="Viet" typeface="Times New Roman"/>
-        <a:font script="Uigh" typeface="Microsoft Uighur"/>
-        <a:font script="Geor" typeface="Sylfaen"/>
-        <a:font script="Armn" typeface="Arial"/>
-        <a:font script="Bugi" typeface="Leelawadee UI"/>
-        <a:font script="Bopo" typeface="Microsoft JhengHei"/>
-        <a:font script="Java" typeface="Javanese Text"/>
-        <a:font script="Lisu" typeface="Segoe UI"/>
-        <a:font script="Mymr" typeface="Myanmar Text"/>
-        <a:font script="Nkoo" typeface="Ebrima"/>
-        <a:font script="Olck" typeface="Nirmala UI"/>
-        <a:font script="Osma" typeface="Ebrima"/>
-        <a:font script="Phag" typeface="Phagspa"/>
-        <a:font script="Syrn" typeface="Estrangelo Edessa"/>
-        <a:font script="Syrj" typeface="Estrangelo Edessa"/>
-        <a:font script="Syre" typeface="Estrangelo Edessa"/>
-        <a:font script="Sora" typeface="Nirmala UI"/>
-        <a:font script="Tale" typeface="Microsoft Tai Le"/>
-        <a:font script="Talu" typeface="Microsoft New Tai Lue"/>
-        <a:font script="Tfng" typeface="Ebrima"/>
       </a:majorFont>
       <a:minorFont>
-        <a:latin typeface="Aptos" panose="02110004020202020204"/>
+        <a:latin typeface="Aptos" panose="02110004020202020204" pitchFamily="0" charset="1"/>
         <a:ea typeface=""/>
         <a:cs typeface=""/>
-        <a:font script="Jpan" typeface="游明朝"/>
-        <a:font script="Hang" typeface="맑은 고딕"/>
-        <a:font script="Hans" typeface="等线"/>
-        <a:font script="Hant" typeface="新細明體"/>
-        <a:font script="Arab" typeface="Arial"/>
-        <a:font script="Hebr" typeface="Arial"/>
-        <a:font script="Thai" typeface="Cordia New"/>
-        <a:font script="Ethi" typeface="Nyala"/>
-        <a:font script="Beng" typeface="Vrinda"/>
-        <a:font script="Gujr" typeface="Shruti"/>
-        <a:font script="Khmr" typeface="DaunPenh"/>
-        <a:font script="Knda" typeface="Tunga"/>
-        <a:font script="Guru" typeface="Raavi"/>
-        <a:font script="Cans" typeface="Euphemia"/>
-        <a:font script="Cher" typeface="Plantagenet Cherokee"/>
-        <a:font script="Yiii" typeface="Microsoft Yi Baiti"/>
-        <a:font script="Tibt" typeface="Microsoft Himalaya"/>
-        <a:font script="Thaa" typeface="MV Boli"/>
-        <a:font script="Deva" typeface="Mangal"/>
-        <a:font script="Telu" typeface="Gautami"/>
-        <a:font script="Taml" typeface="Latha"/>
-        <a:font script="Syrc" typeface="Estrangelo Edessa"/>
-        <a:font script="Orya" typeface="Kalinga"/>
-        <a:font script="Mlym" typeface="Kartika"/>
-        <a:font script="Laoo" typeface="DokChampa"/>
-        <a:font script="Sinh" typeface="Iskoola Pota"/>
-        <a:font script="Mong" typeface="Mongolian Baiti"/>
-        <a:font script="Viet" typeface="Arial"/>
-        <a:font script="Uigh" typeface="Microsoft Uighur"/>
-        <a:font script="Geor" typeface="Sylfaen"/>
-        <a:font script="Armn" typeface="Arial"/>
-        <a:font script="Bugi" typeface="Leelawadee UI"/>
-        <a:font script="Bopo" typeface="Microsoft JhengHei"/>
-        <a:font script="Java" typeface="Javanese Text"/>
-        <a:font script="Lisu" typeface="Segoe UI"/>
-        <a:font script="Mymr" typeface="Myanmar Text"/>
-        <a:font script="Nkoo" typeface="Ebrima"/>
-        <a:font script="Olck" typeface="Nirmala UI"/>
-        <a:font script="Osma" typeface="Ebrima"/>
-        <a:font script="Phag" typeface="Phagspa"/>
-        <a:font script="Syrn" typeface="Estrangelo Edessa"/>
-        <a:font script="Syrj" typeface="Estrangelo Edessa"/>
-        <a:font script="Syre" typeface="Estrangelo Edessa"/>
-        <a:font script="Sora" typeface="Nirmala UI"/>
-        <a:font script="Tale" typeface="Microsoft Tai Le"/>
-        <a:font script="Talu" typeface="Microsoft New Tai Lue"/>
-        <a:font script="Tfng" typeface="Ebrima"/>
       </a:minorFont>
     </a:fontScheme>
-    <a:fmtScheme name="Стандартная">
+    <a:fmtScheme>
       <a:fillStyleLst>
         <a:solidFill>
           <a:schemeClr val="phClr"/>
         </a:solidFill>
-        <a:gradFill rotWithShape="1">
+        <a:gradFill>
           <a:gsLst>
             <a:gs pos="0">
               <a:schemeClr val="phClr">
                 <a:lumMod val="110000"/>
-                <a:satMod val="105000"/>
                 <a:tint val="67000"/>
               </a:schemeClr>
             </a:gs>
             <a:gs pos="50000">
               <a:schemeClr val="phClr">
                 <a:lumMod val="105000"/>
-                <a:satMod val="103000"/>
                 <a:tint val="73000"/>
               </a:schemeClr>
             </a:gs>
             <a:gs pos="100000">
               <a:schemeClr val="phClr">
                 <a:lumMod val="105000"/>
-                <a:satMod val="109000"/>
                 <a:tint val="81000"/>
               </a:schemeClr>
             </a:gs>
           </a:gsLst>
           <a:lin ang="5400000" scaled="0"/>
+          <a:tileRect l="0" t="0" r="0" b="0"/>
         </a:gradFill>
-        <a:gradFill rotWithShape="1">
+        <a:gradFill>
           <a:gsLst>
             <a:gs pos="0">
               <a:schemeClr val="phClr">
-                <a:satMod val="103000"/>
                 <a:lumMod val="102000"/>
                 <a:tint val="94000"/>
               </a:schemeClr>
             </a:gs>
             <a:gs pos="50000">
               <a:schemeClr val="phClr">
-                <a:satMod val="110000"/>
                 <a:lumMod val="100000"/>
                 <a:shade val="100000"/>
               </a:schemeClr>
@@ -5764,33 +6084,24 @@
             <a:gs pos="100000">
               <a:schemeClr val="phClr">
                 <a:lumMod val="99000"/>
-                <a:satMod val="120000"/>
                 <a:shade val="78000"/>
               </a:schemeClr>
             </a:gs>
           </a:gsLst>
           <a:lin ang="5400000" scaled="0"/>
+          <a:tileRect l="0" t="0" r="0" b="0"/>
         </a:gradFill>
       </a:fillStyleLst>
       <a:lnStyleLst>
         <a:ln w="6350" cap="flat" cmpd="sng" algn="ctr">
-          <a:solidFill>
-            <a:schemeClr val="phClr"/>
-          </a:solidFill>
           <a:prstDash val="solid"/>
           <a:miter lim="800000"/>
         </a:ln>
         <a:ln w="12700" cap="flat" cmpd="sng" algn="ctr">
-          <a:solidFill>
-            <a:schemeClr val="phClr"/>
-          </a:solidFill>
           <a:prstDash val="solid"/>
           <a:miter lim="800000"/>
         </a:ln>
         <a:ln w="19050" cap="flat" cmpd="sng" algn="ctr">
-          <a:solidFill>
-            <a:schemeClr val="phClr"/>
-          </a:solidFill>
           <a:prstDash val="solid"/>
           <a:miter lim="800000"/>
         </a:ln>
@@ -5803,13 +6114,7 @@
           <a:effectLst/>
         </a:effectStyle>
         <a:effectStyle>
-          <a:effectLst>
-            <a:outerShdw blurRad="57150" dist="19050" dir="5400000" algn="ctr" rotWithShape="0">
-              <a:srgbClr val="000000">
-                <a:alpha val="63000"/>
-              </a:srgbClr>
-            </a:outerShdw>
-          </a:effectLst>
+          <a:effectLst/>
         </a:effectStyle>
       </a:effectStyleLst>
       <a:bgFillStyleLst>
@@ -5819,15 +6124,13 @@
         <a:solidFill>
           <a:schemeClr val="phClr">
             <a:tint val="95000"/>
-            <a:satMod val="170000"/>
           </a:schemeClr>
         </a:solidFill>
-        <a:gradFill rotWithShape="1">
+        <a:gradFill>
           <a:gsLst>
             <a:gs pos="0">
               <a:schemeClr val="phClr">
                 <a:tint val="93000"/>
-                <a:satMod val="150000"/>
                 <a:shade val="98000"/>
                 <a:lumMod val="102000"/>
               </a:schemeClr>
@@ -5835,7 +6138,6 @@
             <a:gs pos="50000">
               <a:schemeClr val="phClr">
                 <a:tint val="98000"/>
-                <a:satMod val="130000"/>
                 <a:shade val="90000"/>
                 <a:lumMod val="103000"/>
               </a:schemeClr>
@@ -5843,22 +6145,15 @@
             <a:gs pos="100000">
               <a:schemeClr val="phClr">
                 <a:shade val="63000"/>
-                <a:satMod val="120000"/>
               </a:schemeClr>
             </a:gs>
           </a:gsLst>
           <a:lin ang="5400000" scaled="0"/>
+          <a:tileRect l="0" t="0" r="0" b="0"/>
         </a:gradFill>
       </a:bgFillStyleLst>
     </a:fmtScheme>
   </a:themeElements>
-  <a:objectDefaults/>
-  <a:extraClrSchemeLst/>
-  <a:extLst>
-    <a:ext uri="{05A4C25C-085E-4340-85A3-A5531E510DB2}">
-      <thm15:themeFamily xmlns:thm15="http://schemas.microsoft.com/office/thememl/2012/main" name="Office Theme" id="{2E142A2C-CD16-42D6-873A-C26D2A0506FA}" vid="{1BDDFF52-6CD6-40A5-AB3C-68EB2F1E4D0A}"/>
-    </a:ext>
-  </a:extLst>
 </a:theme>
 </file>
 
